--- a/DigSite/New Arcaism/uarm 2026 b/tesis 321.docx
+++ b/DigSite/New Arcaism/uarm 2026 b/tesis 321.docx
@@ -870,297 +870,6 @@
     </w:p>
     <w:p>
       <w:pPr>
-        <w:spacing w:line="360" w:lineRule="auto"/>
-        <w:ind w:left="0" w:firstLine="0"/>
-        <w:rPr>
-          <w:rFonts w:ascii="Times New Roman" w:hAnsi="Times New Roman"/>
-          <w:sz w:val="24"/>
-          <w:szCs w:val="24"/>
-        </w:rPr>
-      </w:pPr>
-      <w:r>
-        <w:rPr>
-          <w:rFonts w:ascii="Times New Roman" w:hAnsi="Times New Roman"/>
-          <w:sz w:val="24"/>
-          <w:szCs w:val="24"/>
-        </w:rPr>
-        <w:t>- Capítulo 2</w:t>
-      </w:r>
-      <w:r>
-        <w:rPr>
-          <w:rFonts w:ascii="Times New Roman" w:hAnsi="Times New Roman"/>
-          <w:sz w:val="24"/>
-          <w:szCs w:val="24"/>
-        </w:rPr>
-        <w:tab/>
-      </w:r>
-      <w:r>
-        <w:rPr>
-          <w:rFonts w:ascii="Times New Roman" w:hAnsi="Times New Roman"/>
-          <w:sz w:val="24"/>
-          <w:szCs w:val="24"/>
-        </w:rPr>
-        <w:tab/>
-      </w:r>
-      <w:r>
-        <w:rPr>
-          <w:rFonts w:ascii="Times New Roman" w:hAnsi="Times New Roman"/>
-          <w:sz w:val="24"/>
-          <w:szCs w:val="24"/>
-        </w:rPr>
-        <w:tab/>
-      </w:r>
-      <w:r>
-        <w:rPr>
-          <w:rFonts w:ascii="Times New Roman" w:hAnsi="Times New Roman"/>
-          <w:sz w:val="24"/>
-          <w:szCs w:val="24"/>
-        </w:rPr>
-        <w:tab/>
-      </w:r>
-      <w:r>
-        <w:rPr>
-          <w:rFonts w:ascii="Times New Roman" w:hAnsi="Times New Roman"/>
-          <w:sz w:val="24"/>
-          <w:szCs w:val="24"/>
-        </w:rPr>
-        <w:tab/>
-        <w:t>……………………………………………. P.</w:t>
-      </w:r>
-      <w:r>
-        <w:rPr>
-          <w:rFonts w:ascii="Times New Roman" w:hAnsi="Times New Roman"/>
-          <w:sz w:val="24"/>
-          <w:szCs w:val="24"/>
-        </w:rPr>
-        <w:t>36</w:t>
-      </w:r>
-    </w:p>
-    <w:p>
-      <w:pPr>
-        <w:spacing w:line="360" w:lineRule="auto"/>
-        <w:ind w:left="0" w:firstLine="0"/>
-        <w:rPr>
-          <w:rFonts w:ascii="Times New Roman" w:hAnsi="Times New Roman"/>
-          <w:sz w:val="24"/>
-          <w:szCs w:val="24"/>
-        </w:rPr>
-      </w:pPr>
-      <w:r>
-        <w:rPr>
-          <w:rFonts w:ascii="Times New Roman" w:hAnsi="Times New Roman"/>
-          <w:sz w:val="24"/>
-          <w:szCs w:val="24"/>
-        </w:rPr>
-        <w:t>- Capítulo 3</w:t>
-      </w:r>
-      <w:r>
-        <w:rPr>
-          <w:rFonts w:ascii="Times New Roman" w:hAnsi="Times New Roman"/>
-          <w:sz w:val="24"/>
-          <w:szCs w:val="24"/>
-        </w:rPr>
-        <w:tab/>
-      </w:r>
-      <w:r>
-        <w:rPr>
-          <w:rFonts w:ascii="Times New Roman" w:hAnsi="Times New Roman"/>
-          <w:sz w:val="24"/>
-          <w:szCs w:val="24"/>
-        </w:rPr>
-        <w:tab/>
-      </w:r>
-      <w:r>
-        <w:rPr>
-          <w:rFonts w:ascii="Times New Roman" w:hAnsi="Times New Roman"/>
-          <w:sz w:val="24"/>
-          <w:szCs w:val="24"/>
-        </w:rPr>
-        <w:tab/>
-      </w:r>
-      <w:r>
-        <w:rPr>
-          <w:rFonts w:ascii="Times New Roman" w:hAnsi="Times New Roman"/>
-          <w:sz w:val="24"/>
-          <w:szCs w:val="24"/>
-        </w:rPr>
-        <w:tab/>
-      </w:r>
-      <w:r>
-        <w:rPr>
-          <w:rFonts w:ascii="Times New Roman" w:hAnsi="Times New Roman"/>
-          <w:sz w:val="24"/>
-          <w:szCs w:val="24"/>
-        </w:rPr>
-        <w:tab/>
-        <w:t>……………………………………………. P.</w:t>
-      </w:r>
-      <w:r>
-        <w:rPr>
-          <w:rFonts w:ascii="Times New Roman" w:hAnsi="Times New Roman"/>
-          <w:sz w:val="24"/>
-          <w:szCs w:val="24"/>
-        </w:rPr>
-        <w:t>58</w:t>
-      </w:r>
-    </w:p>
-    <w:p>
-      <w:pPr>
-        <w:spacing w:line="360" w:lineRule="auto"/>
-        <w:ind w:left="0" w:firstLine="0"/>
-        <w:rPr>
-          <w:rFonts w:ascii="Times New Roman" w:hAnsi="Times New Roman"/>
-          <w:sz w:val="24"/>
-          <w:szCs w:val="24"/>
-        </w:rPr>
-      </w:pPr>
-      <w:r>
-        <w:rPr>
-          <w:rFonts w:ascii="Times New Roman" w:hAnsi="Times New Roman"/>
-          <w:sz w:val="24"/>
-          <w:szCs w:val="24"/>
-        </w:rPr>
-        <w:t>- Capítulo 4</w:t>
-      </w:r>
-      <w:r>
-        <w:rPr>
-          <w:rFonts w:ascii="Times New Roman" w:hAnsi="Times New Roman"/>
-          <w:sz w:val="24"/>
-          <w:szCs w:val="24"/>
-        </w:rPr>
-        <w:tab/>
-      </w:r>
-      <w:r>
-        <w:rPr>
-          <w:rFonts w:ascii="Times New Roman" w:hAnsi="Times New Roman"/>
-          <w:sz w:val="24"/>
-          <w:szCs w:val="24"/>
-        </w:rPr>
-        <w:tab/>
-      </w:r>
-      <w:r>
-        <w:rPr>
-          <w:rFonts w:ascii="Times New Roman" w:hAnsi="Times New Roman"/>
-          <w:sz w:val="24"/>
-          <w:szCs w:val="24"/>
-        </w:rPr>
-        <w:tab/>
-      </w:r>
-      <w:r>
-        <w:rPr>
-          <w:rFonts w:ascii="Times New Roman" w:hAnsi="Times New Roman"/>
-          <w:sz w:val="24"/>
-          <w:szCs w:val="24"/>
-        </w:rPr>
-        <w:tab/>
-      </w:r>
-      <w:r>
-        <w:rPr>
-          <w:rFonts w:ascii="Times New Roman" w:hAnsi="Times New Roman"/>
-          <w:sz w:val="24"/>
-          <w:szCs w:val="24"/>
-        </w:rPr>
-        <w:tab/>
-        <w:t>……………………………………………. P.75</w:t>
-      </w:r>
-    </w:p>
-    <w:p>
-      <w:pPr>
-        <w:spacing w:line="360" w:lineRule="auto"/>
-        <w:ind w:left="0" w:firstLine="0"/>
-        <w:rPr>
-          <w:rFonts w:ascii="Times New Roman" w:hAnsi="Times New Roman"/>
-          <w:sz w:val="24"/>
-          <w:szCs w:val="24"/>
-        </w:rPr>
-      </w:pPr>
-      <w:r>
-        <w:rPr>
-          <w:rFonts w:ascii="Times New Roman" w:hAnsi="Times New Roman"/>
-          <w:sz w:val="24"/>
-          <w:szCs w:val="24"/>
-        </w:rPr>
-        <w:t>- Conclusiones</w:t>
-      </w:r>
-      <w:r>
-        <w:rPr>
-          <w:rFonts w:ascii="Times New Roman" w:hAnsi="Times New Roman"/>
-          <w:sz w:val="24"/>
-          <w:szCs w:val="24"/>
-        </w:rPr>
-        <w:tab/>
-      </w:r>
-      <w:r>
-        <w:rPr>
-          <w:rFonts w:ascii="Times New Roman" w:hAnsi="Times New Roman"/>
-          <w:sz w:val="24"/>
-          <w:szCs w:val="24"/>
-        </w:rPr>
-        <w:tab/>
-      </w:r>
-      <w:r>
-        <w:rPr>
-          <w:rFonts w:ascii="Times New Roman" w:hAnsi="Times New Roman"/>
-          <w:sz w:val="24"/>
-          <w:szCs w:val="24"/>
-        </w:rPr>
-        <w:tab/>
-      </w:r>
-      <w:r>
-        <w:rPr>
-          <w:rFonts w:ascii="Times New Roman" w:hAnsi="Times New Roman"/>
-          <w:sz w:val="24"/>
-          <w:szCs w:val="24"/>
-        </w:rPr>
-        <w:t>……………………………………………………. P.77</w:t>
-      </w:r>
-    </w:p>
-    <w:p>
-      <w:pPr>
-        <w:spacing w:line="360" w:lineRule="auto"/>
-        <w:ind w:left="0" w:firstLine="0"/>
-        <w:rPr>
-          <w:rFonts w:ascii="Times New Roman" w:hAnsi="Times New Roman"/>
-          <w:sz w:val="24"/>
-          <w:szCs w:val="24"/>
-        </w:rPr>
-      </w:pPr>
-      <w:r>
-        <w:rPr>
-          <w:rFonts w:ascii="Times New Roman" w:hAnsi="Times New Roman"/>
-          <w:sz w:val="24"/>
-          <w:szCs w:val="24"/>
-        </w:rPr>
-        <w:t>- Referencias bibliográficas</w:t>
-      </w:r>
-      <w:r>
-        <w:rPr>
-          <w:rFonts w:ascii="Times New Roman" w:hAnsi="Times New Roman"/>
-          <w:sz w:val="24"/>
-          <w:szCs w:val="24"/>
-        </w:rPr>
-        <w:tab/>
-      </w:r>
-      <w:r>
-        <w:rPr>
-          <w:rFonts w:ascii="Times New Roman" w:hAnsi="Times New Roman"/>
-          <w:sz w:val="24"/>
-          <w:szCs w:val="24"/>
-        </w:rPr>
-        <w:tab/>
-        <w:t>……………………………………………………. P.</w:t>
-      </w:r>
-      <w:r>
-        <w:rPr>
-          <w:rFonts w:ascii="Times New Roman" w:hAnsi="Times New Roman"/>
-          <w:sz w:val="24"/>
-          <w:szCs w:val="24"/>
-        </w:rPr>
-        <w:t>85</w:t>
-      </w:r>
-    </w:p>
-    <w:p>
-      <w:pPr>
         <w:tabs>
           <w:tab w:val="left" w:pos="708"/>
           <w:tab w:val="left" w:pos="1416"/>
@@ -1180,12 +889,263 @@
         <w:ind w:left="0" w:firstLine="0"/>
         <w:rPr>
           <w:rFonts w:ascii="Times New Roman" w:hAnsi="Times New Roman"/>
-          <w:color w:val="000000" w:themeColor="text1"/>
-          <w:sz w:val="24"/>
-          <w:szCs w:val="24"/>
-          <w:lang w:val="es-PE"/>
-        </w:rPr>
-      </w:pPr>
+          <w:sz w:val="24"/>
+          <w:szCs w:val="24"/>
+        </w:rPr>
+      </w:pPr>
+      <w:r>
+        <w:rPr>
+          <w:rFonts w:ascii="Times New Roman" w:hAnsi="Times New Roman"/>
+          <w:sz w:val="24"/>
+          <w:szCs w:val="24"/>
+        </w:rPr>
+        <w:t>- Capítulo 2</w:t>
+      </w:r>
+      <w:r>
+        <w:rPr>
+          <w:rFonts w:ascii="Times New Roman" w:hAnsi="Times New Roman"/>
+          <w:sz w:val="24"/>
+          <w:szCs w:val="24"/>
+        </w:rPr>
+        <w:tab/>
+      </w:r>
+      <w:r>
+        <w:rPr>
+          <w:rFonts w:ascii="Times New Roman" w:hAnsi="Times New Roman"/>
+          <w:sz w:val="24"/>
+          <w:szCs w:val="24"/>
+        </w:rPr>
+        <w:tab/>
+      </w:r>
+      <w:r>
+        <w:rPr>
+          <w:rFonts w:ascii="Times New Roman" w:hAnsi="Times New Roman"/>
+          <w:sz w:val="24"/>
+          <w:szCs w:val="24"/>
+        </w:rPr>
+        <w:tab/>
+      </w:r>
+      <w:r>
+        <w:rPr>
+          <w:rFonts w:ascii="Times New Roman" w:hAnsi="Times New Roman"/>
+          <w:sz w:val="24"/>
+          <w:szCs w:val="24"/>
+        </w:rPr>
+        <w:tab/>
+      </w:r>
+      <w:r>
+        <w:rPr>
+          <w:rFonts w:ascii="Times New Roman" w:hAnsi="Times New Roman"/>
+          <w:sz w:val="24"/>
+          <w:szCs w:val="24"/>
+        </w:rPr>
+        <w:tab/>
+        <w:t>……………………………………………. P.</w:t>
+      </w:r>
+      <w:r>
+        <w:rPr>
+          <w:rFonts w:ascii="Times New Roman" w:hAnsi="Times New Roman"/>
+          <w:sz w:val="24"/>
+          <w:szCs w:val="24"/>
+        </w:rPr>
+        <w:t>40</w:t>
+      </w:r>
+      <w:r>
+        <w:rPr>
+          <w:rFonts w:ascii="Times New Roman" w:hAnsi="Times New Roman"/>
+          <w:sz w:val="24"/>
+          <w:szCs w:val="24"/>
+        </w:rPr>
+        <w:tab/>
+      </w:r>
+    </w:p>
+    <w:p>
+      <w:pPr>
+        <w:spacing w:line="360" w:lineRule="auto"/>
+        <w:ind w:left="0" w:firstLine="0"/>
+        <w:rPr>
+          <w:rFonts w:ascii="Times New Roman" w:hAnsi="Times New Roman"/>
+          <w:sz w:val="24"/>
+          <w:szCs w:val="24"/>
+        </w:rPr>
+      </w:pPr>
+      <w:r>
+        <w:rPr>
+          <w:rFonts w:ascii="Times New Roman" w:hAnsi="Times New Roman"/>
+          <w:sz w:val="24"/>
+          <w:szCs w:val="24"/>
+        </w:rPr>
+        <w:t>- Capítulo 3</w:t>
+      </w:r>
+      <w:r>
+        <w:rPr>
+          <w:rFonts w:ascii="Times New Roman" w:hAnsi="Times New Roman"/>
+          <w:sz w:val="24"/>
+          <w:szCs w:val="24"/>
+        </w:rPr>
+        <w:tab/>
+      </w:r>
+      <w:r>
+        <w:rPr>
+          <w:rFonts w:ascii="Times New Roman" w:hAnsi="Times New Roman"/>
+          <w:sz w:val="24"/>
+          <w:szCs w:val="24"/>
+        </w:rPr>
+        <w:tab/>
+      </w:r>
+      <w:r>
+        <w:rPr>
+          <w:rFonts w:ascii="Times New Roman" w:hAnsi="Times New Roman"/>
+          <w:sz w:val="24"/>
+          <w:szCs w:val="24"/>
+        </w:rPr>
+        <w:tab/>
+      </w:r>
+      <w:r>
+        <w:rPr>
+          <w:rFonts w:ascii="Times New Roman" w:hAnsi="Times New Roman"/>
+          <w:sz w:val="24"/>
+          <w:szCs w:val="24"/>
+        </w:rPr>
+        <w:tab/>
+      </w:r>
+      <w:r>
+        <w:rPr>
+          <w:rFonts w:ascii="Times New Roman" w:hAnsi="Times New Roman"/>
+          <w:sz w:val="24"/>
+          <w:szCs w:val="24"/>
+        </w:rPr>
+        <w:tab/>
+        <w:t>……………………………………………. P.</w:t>
+      </w:r>
+      <w:r>
+        <w:rPr>
+          <w:rFonts w:ascii="Times New Roman" w:hAnsi="Times New Roman"/>
+          <w:sz w:val="24"/>
+          <w:szCs w:val="24"/>
+        </w:rPr>
+        <w:t>5</w:t>
+      </w:r>
+      <w:r>
+        <w:rPr>
+          <w:rFonts w:ascii="Times New Roman" w:hAnsi="Times New Roman"/>
+          <w:sz w:val="24"/>
+          <w:szCs w:val="24"/>
+        </w:rPr>
+        <w:t>7</w:t>
+      </w:r>
+    </w:p>
+    <w:p>
+      <w:pPr>
+        <w:spacing w:line="360" w:lineRule="auto"/>
+        <w:ind w:left="0" w:firstLine="0"/>
+        <w:rPr>
+          <w:rFonts w:ascii="Times New Roman" w:hAnsi="Times New Roman"/>
+          <w:sz w:val="24"/>
+          <w:szCs w:val="24"/>
+        </w:rPr>
+      </w:pPr>
+      <w:r>
+        <w:rPr>
+          <w:rFonts w:ascii="Times New Roman" w:hAnsi="Times New Roman"/>
+          <w:sz w:val="24"/>
+          <w:szCs w:val="24"/>
+        </w:rPr>
+        <w:t>- Capítulo 4</w:t>
+      </w:r>
+      <w:r>
+        <w:rPr>
+          <w:rFonts w:ascii="Times New Roman" w:hAnsi="Times New Roman"/>
+          <w:sz w:val="24"/>
+          <w:szCs w:val="24"/>
+        </w:rPr>
+        <w:tab/>
+      </w:r>
+      <w:r>
+        <w:rPr>
+          <w:rFonts w:ascii="Times New Roman" w:hAnsi="Times New Roman"/>
+          <w:sz w:val="24"/>
+          <w:szCs w:val="24"/>
+        </w:rPr>
+        <w:tab/>
+      </w:r>
+      <w:r>
+        <w:rPr>
+          <w:rFonts w:ascii="Times New Roman" w:hAnsi="Times New Roman"/>
+          <w:sz w:val="24"/>
+          <w:szCs w:val="24"/>
+        </w:rPr>
+        <w:tab/>
+      </w:r>
+      <w:r>
+        <w:rPr>
+          <w:rFonts w:ascii="Times New Roman" w:hAnsi="Times New Roman"/>
+          <w:sz w:val="24"/>
+          <w:szCs w:val="24"/>
+        </w:rPr>
+        <w:tab/>
+      </w:r>
+      <w:r>
+        <w:rPr>
+          <w:rFonts w:ascii="Times New Roman" w:hAnsi="Times New Roman"/>
+          <w:sz w:val="24"/>
+          <w:szCs w:val="24"/>
+        </w:rPr>
+        <w:tab/>
+        <w:t>……………………………………………. P.7</w:t>
+      </w:r>
+      <w:r>
+        <w:rPr>
+          <w:rFonts w:ascii="Times New Roman" w:hAnsi="Times New Roman"/>
+          <w:sz w:val="24"/>
+          <w:szCs w:val="24"/>
+        </w:rPr>
+        <w:t>3</w:t>
+      </w:r>
+    </w:p>
+    <w:p>
+      <w:pPr>
+        <w:spacing w:line="360" w:lineRule="auto"/>
+        <w:ind w:left="0" w:firstLine="0"/>
+        <w:rPr>
+          <w:rFonts w:ascii="Times New Roman" w:hAnsi="Times New Roman"/>
+          <w:sz w:val="24"/>
+          <w:szCs w:val="24"/>
+        </w:rPr>
+      </w:pPr>
+      <w:r>
+        <w:rPr>
+          <w:rFonts w:ascii="Times New Roman" w:hAnsi="Times New Roman"/>
+          <w:sz w:val="24"/>
+          <w:szCs w:val="24"/>
+        </w:rPr>
+        <w:t>- Referencias bibliográficas</w:t>
+      </w:r>
+      <w:r>
+        <w:rPr>
+          <w:rFonts w:ascii="Times New Roman" w:hAnsi="Times New Roman"/>
+          <w:sz w:val="24"/>
+          <w:szCs w:val="24"/>
+        </w:rPr>
+        <w:tab/>
+      </w:r>
+      <w:r>
+        <w:rPr>
+          <w:rFonts w:ascii="Times New Roman" w:hAnsi="Times New Roman"/>
+          <w:sz w:val="24"/>
+          <w:szCs w:val="24"/>
+        </w:rPr>
+        <w:tab/>
+        <w:t>……………………………………………………. P.</w:t>
+      </w:r>
+      <w:r>
+        <w:rPr>
+          <w:rFonts w:ascii="Times New Roman" w:hAnsi="Times New Roman"/>
+          <w:sz w:val="24"/>
+          <w:szCs w:val="24"/>
+        </w:rPr>
+        <w:t>76</w:t>
+      </w:r>
     </w:p>
     <w:p>
       <w:pPr>
@@ -1208,6 +1168,34 @@
         <w:ind w:left="0" w:firstLine="0"/>
         <w:rPr>
           <w:rFonts w:ascii="Times New Roman" w:hAnsi="Times New Roman"/>
+          <w:color w:val="000000" w:themeColor="text1"/>
+          <w:sz w:val="24"/>
+          <w:szCs w:val="24"/>
+          <w:lang w:val="es-PE"/>
+        </w:rPr>
+      </w:pPr>
+    </w:p>
+    <w:p>
+      <w:pPr>
+        <w:tabs>
+          <w:tab w:val="left" w:pos="708"/>
+          <w:tab w:val="left" w:pos="1416"/>
+          <w:tab w:val="left" w:pos="2124"/>
+          <w:tab w:val="left" w:pos="2832"/>
+          <w:tab w:val="left" w:pos="3540"/>
+          <w:tab w:val="left" w:pos="4248"/>
+          <w:tab w:val="left" w:pos="4956"/>
+          <w:tab w:val="left" w:pos="5664"/>
+          <w:tab w:val="left" w:pos="6372"/>
+          <w:tab w:val="left" w:pos="7080"/>
+          <w:tab w:val="left" w:pos="7788"/>
+          <w:tab w:val="left" w:pos="8496"/>
+          <w:tab w:val="right" w:pos="9720"/>
+        </w:tabs>
+        <w:spacing w:line="360" w:lineRule="auto"/>
+        <w:ind w:left="0" w:firstLine="0"/>
+        <w:rPr>
+          <w:rFonts w:ascii="Times New Roman" w:hAnsi="Times New Roman"/>
           <w:sz w:val="24"/>
           <w:szCs w:val="24"/>
           <w:lang w:val="es-PE"/>
@@ -1796,7 +1784,23 @@
           <w:sz w:val="24"/>
           <w:szCs w:val="24"/>
         </w:rPr>
-        <w:t xml:space="preserve">La libertad externa no sólo es un concepto de tránsito de la moral al derecho, sino que es núcleo del pensamiento político de Kant y que ubica sus raíces en la doctrina jurídica. Las lecturas de Flikschuh y Ripstein tienen desavenencias, pero representan al mismo tiempo dos dimensiones que pueden sostenerse de forma coexistente para una interpretación coherente del pensamiento de Kant. </w:t>
+        <w:t>La libertad externa no sólo es un concepto de tránsito de la moral al derecho, sino que es núcleo del pensamiento político de Kant y que ubica sus raíces en la doctrina jurídica</w:t>
+      </w:r>
+      <w:r>
+        <w:rPr>
+          <w:rFonts w:ascii="Times New Roman" w:hAnsi="Times New Roman"/>
+          <w:sz w:val="24"/>
+          <w:szCs w:val="24"/>
+        </w:rPr>
+        <w:t>.</w:t>
+      </w:r>
+      <w:r>
+        <w:rPr>
+          <w:rFonts w:ascii="Times New Roman" w:hAnsi="Times New Roman"/>
+          <w:sz w:val="24"/>
+          <w:szCs w:val="24"/>
+        </w:rPr>
+        <w:t xml:space="preserve"> </w:t>
       </w:r>
       <w:r>
         <w:rPr>
@@ -1850,15 +1854,31 @@
           <w:sz w:val="24"/>
           <w:szCs w:val="24"/>
         </w:rPr>
-        <w:t xml:space="preserve">En la contraposición entre uno y otro autor, a la hora de interpretar a Kant, partiremos de una hipótesis que busca tomar </w:t>
-      </w:r>
-      <w:r>
-        <w:rPr>
-          <w:rFonts w:ascii="Times New Roman" w:hAnsi="Times New Roman"/>
-          <w:sz w:val="24"/>
-          <w:szCs w:val="24"/>
-        </w:rPr>
-        <w:t xml:space="preserve">el énfasis que cada cuál coloca en su desarrollo, de forma que la separación no es sino meramente expositiva, ya que, como se verá más adelante, es posible tomar a estas dos lecturas de Kant como complementarias y no necesariamente excluyentes. Tentativamente, podríamos referir que ambos ponen el acento en un lugar distinto, y, sin embargo, aunque tengan desacuerdos, por lo general y en su gran mayoría, se trata de dos lecturas que pueden cohesionarse de forma coherente e integral, sin alejarse de las ideas originales de Kant. </w:t>
+        <w:t>En la contraposición entre uno y otro autor, a la hora de interpretar a Kant, partiremos de una hipótesis que busca</w:t>
+      </w:r>
+      <w:r>
+        <w:rPr>
+          <w:rFonts w:ascii="Times New Roman" w:hAnsi="Times New Roman"/>
+          <w:sz w:val="24"/>
+          <w:szCs w:val="24"/>
+        </w:rPr>
+        <w:t xml:space="preserve"> adoptar la postura de que los autores no pueden reconciliarse en las ideas expuestas</w:t>
+      </w:r>
+      <w:r>
+        <w:rPr>
+          <w:rFonts w:ascii="Times New Roman" w:hAnsi="Times New Roman"/>
+          <w:sz w:val="24"/>
+          <w:szCs w:val="24"/>
+        </w:rPr>
+        <w:t>. En el caso de Flikschuh, podremos considerar cómo pone el peso de la Doctrina del derecho en el derecho privado, mientras que, por otro lado, Ripstein lo hace respecto del derecho público. En este contraste, buscamos considerar la noción de libertad externa contrapuesta en estas dos interpretaciones.</w:t>
+      </w:r>
+      <w:r>
+        <w:rPr>
+          <w:rFonts w:ascii="Times New Roman" w:hAnsi="Times New Roman"/>
+          <w:sz w:val="24"/>
+          <w:szCs w:val="24"/>
+        </w:rPr>
+        <w:t xml:space="preserve"> </w:t>
       </w:r>
     </w:p>
     <w:p>
@@ -1928,8 +1948,94 @@
           <w:sz w:val="24"/>
           <w:szCs w:val="24"/>
         </w:rPr>
-        <w:t xml:space="preserve">s. </w:t>
-      </w:r>
+        <w:t xml:space="preserve">s. Para los textos de Kant se </w:t>
+      </w:r>
+      <w:r>
+        <w:rPr>
+          <w:rFonts w:ascii="Times New Roman" w:hAnsi="Times New Roman"/>
+          <w:sz w:val="24"/>
+          <w:szCs w:val="24"/>
+        </w:rPr>
+        <w:t>indican</w:t>
+      </w:r>
+      <w:r>
+        <w:rPr>
+          <w:rFonts w:ascii="Times New Roman" w:hAnsi="Times New Roman"/>
+          <w:sz w:val="24"/>
+          <w:szCs w:val="24"/>
+        </w:rPr>
+        <w:t xml:space="preserve"> las </w:t>
+      </w:r>
+      <w:r>
+        <w:rPr>
+          <w:rFonts w:ascii="Times New Roman" w:hAnsi="Times New Roman"/>
+          <w:sz w:val="24"/>
+          <w:szCs w:val="24"/>
+        </w:rPr>
+        <w:t xml:space="preserve">referencias </w:t>
+      </w:r>
+      <w:r>
+        <w:rPr>
+          <w:rFonts w:ascii="Times New Roman" w:hAnsi="Times New Roman"/>
+          <w:sz w:val="24"/>
+          <w:szCs w:val="24"/>
+        </w:rPr>
+        <w:t xml:space="preserve">de la academia alemana, pero </w:t>
+      </w:r>
+      <w:r>
+        <w:rPr>
+          <w:rFonts w:ascii="Times New Roman" w:hAnsi="Times New Roman"/>
+          <w:sz w:val="24"/>
+          <w:szCs w:val="24"/>
+        </w:rPr>
+        <w:t xml:space="preserve">el citado </w:t>
+      </w:r>
+      <w:r>
+        <w:rPr>
+          <w:rFonts w:ascii="Times New Roman" w:hAnsi="Times New Roman"/>
+          <w:sz w:val="24"/>
+          <w:szCs w:val="24"/>
+        </w:rPr>
+        <w:t>se remite</w:t>
+      </w:r>
+      <w:r>
+        <w:rPr>
+          <w:rFonts w:ascii="Times New Roman" w:hAnsi="Times New Roman"/>
+          <w:sz w:val="24"/>
+          <w:szCs w:val="24"/>
+        </w:rPr>
+        <w:t xml:space="preserve"> a la versión revisada en castellano o inglés. </w:t>
+      </w:r>
+    </w:p>
+    <w:p>
+      <w:pPr>
+        <w:spacing w:line="360" w:lineRule="auto"/>
+        <w:ind w:firstLine="708"/>
+        <w:rPr>
+          <w:rFonts w:ascii="Times New Roman" w:hAnsi="Times New Roman"/>
+          <w:sz w:val="24"/>
+          <w:szCs w:val="24"/>
+        </w:rPr>
+      </w:pPr>
+      <w:r>
+        <w:rPr>
+          <w:rFonts w:ascii="Times New Roman" w:hAnsi="Times New Roman"/>
+          <w:sz w:val="24"/>
+          <w:szCs w:val="24"/>
+        </w:rPr>
+        <w:t>Las siglas empleadas de las obras de Kant que son citadas son las siguientes:</w:t>
+      </w:r>
+    </w:p>
+    <w:p>
+      <w:pPr>
+        <w:spacing w:line="360" w:lineRule="auto"/>
+        <w:ind w:firstLine="708"/>
+        <w:rPr>
+          <w:rFonts w:ascii="Times New Roman" w:hAnsi="Times New Roman"/>
+          <w:sz w:val="24"/>
+          <w:szCs w:val="24"/>
+        </w:rPr>
+      </w:pPr>
       <w:r>
         <w:rPr>
           <w:rFonts w:ascii="Times New Roman" w:hAnsi="Times New Roman"/>
@@ -1937,63 +2043,33 @@
           <w:szCs w:val="24"/>
         </w:rPr>
         <w:lastRenderedPageBreak/>
-        <w:t xml:space="preserve">Para los textos de Kant se </w:t>
-      </w:r>
-      <w:r>
-        <w:rPr>
-          <w:rFonts w:ascii="Times New Roman" w:hAnsi="Times New Roman"/>
-          <w:sz w:val="24"/>
-          <w:szCs w:val="24"/>
-        </w:rPr>
-        <w:t>indican</w:t>
-      </w:r>
-      <w:r>
-        <w:rPr>
-          <w:rFonts w:ascii="Times New Roman" w:hAnsi="Times New Roman"/>
-          <w:sz w:val="24"/>
-          <w:szCs w:val="24"/>
-        </w:rPr>
-        <w:t xml:space="preserve"> las </w:t>
-      </w:r>
-      <w:r>
-        <w:rPr>
-          <w:rFonts w:ascii="Times New Roman" w:hAnsi="Times New Roman"/>
-          <w:sz w:val="24"/>
-          <w:szCs w:val="24"/>
-        </w:rPr>
-        <w:t xml:space="preserve">referencias </w:t>
-      </w:r>
-      <w:r>
-        <w:rPr>
-          <w:rFonts w:ascii="Times New Roman" w:hAnsi="Times New Roman"/>
-          <w:sz w:val="24"/>
-          <w:szCs w:val="24"/>
-        </w:rPr>
-        <w:t xml:space="preserve">de la academia alemana, pero </w:t>
-      </w:r>
-      <w:r>
-        <w:rPr>
-          <w:rFonts w:ascii="Times New Roman" w:hAnsi="Times New Roman"/>
-          <w:sz w:val="24"/>
-          <w:szCs w:val="24"/>
-        </w:rPr>
-        <w:t xml:space="preserve">el citado </w:t>
-      </w:r>
-      <w:r>
-        <w:rPr>
-          <w:rFonts w:ascii="Times New Roman" w:hAnsi="Times New Roman"/>
-          <w:sz w:val="24"/>
-          <w:szCs w:val="24"/>
-        </w:rPr>
-        <w:t>se remite</w:t>
-      </w:r>
-      <w:r>
-        <w:rPr>
-          <w:rFonts w:ascii="Times New Roman" w:hAnsi="Times New Roman"/>
-          <w:sz w:val="24"/>
-          <w:szCs w:val="24"/>
-        </w:rPr>
-        <w:t xml:space="preserve"> a la versión revisada en castellano o inglés. </w:t>
+        <w:t>-</w:t>
+      </w:r>
+      <w:r>
+        <w:rPr>
+          <w:rFonts w:ascii="Times New Roman" w:hAnsi="Times New Roman"/>
+          <w:sz w:val="24"/>
+          <w:szCs w:val="24"/>
+        </w:rPr>
+        <w:t xml:space="preserve"> </w:t>
+      </w:r>
+      <w:r>
+        <w:rPr>
+          <w:rFonts w:ascii="Times New Roman" w:hAnsi="Times New Roman"/>
+          <w:b/>
+          <w:bCs/>
+          <w:sz w:val="24"/>
+          <w:szCs w:val="24"/>
+        </w:rPr>
+        <w:t>RL</w:t>
+      </w:r>
+      <w:r>
+        <w:rPr>
+          <w:rFonts w:ascii="Times New Roman" w:hAnsi="Times New Roman"/>
+          <w:sz w:val="24"/>
+          <w:szCs w:val="24"/>
+        </w:rPr>
+        <w:t xml:space="preserve"> para los Principios metafísicos del derecho</w:t>
       </w:r>
     </w:p>
     <w:p>
@@ -2012,7 +2088,33 @@
           <w:sz w:val="24"/>
           <w:szCs w:val="24"/>
         </w:rPr>
-        <w:t>Las siglas empleadas de las obras de Kant que son citadas son las siguientes:</w:t>
+        <w:t>-</w:t>
+      </w:r>
+      <w:r>
+        <w:rPr>
+          <w:rFonts w:ascii="Times New Roman" w:hAnsi="Times New Roman"/>
+          <w:sz w:val="24"/>
+          <w:szCs w:val="24"/>
+        </w:rPr>
+        <w:t xml:space="preserve"> </w:t>
+      </w:r>
+      <w:r>
+        <w:rPr>
+          <w:rFonts w:ascii="Times New Roman" w:hAnsi="Times New Roman"/>
+          <w:b/>
+          <w:bCs/>
+          <w:sz w:val="24"/>
+          <w:szCs w:val="24"/>
+        </w:rPr>
+        <w:t>TP</w:t>
+      </w:r>
+      <w:r>
+        <w:rPr>
+          <w:rFonts w:ascii="Times New Roman" w:hAnsi="Times New Roman"/>
+          <w:sz w:val="24"/>
+          <w:szCs w:val="24"/>
+        </w:rPr>
+        <w:t xml:space="preserve"> para el ensayo sobre Teoría y práctica</w:t>
       </w:r>
     </w:p>
     <w:p>
@@ -2044,92 +2146,8 @@
       <w:r>
         <w:rPr>
           <w:rFonts w:ascii="Times New Roman" w:hAnsi="Times New Roman"/>
-          <w:sz w:val="24"/>
-          <w:szCs w:val="24"/>
-        </w:rPr>
-        <w:t>RL</w:t>
-      </w:r>
-      <w:r>
-        <w:rPr>
-          <w:rFonts w:ascii="Times New Roman" w:hAnsi="Times New Roman"/>
-          <w:sz w:val="24"/>
-          <w:szCs w:val="24"/>
-        </w:rPr>
-        <w:t xml:space="preserve"> para los Principios metafísicos del derecho</w:t>
-      </w:r>
-    </w:p>
-    <w:p>
-      <w:pPr>
-        <w:spacing w:line="360" w:lineRule="auto"/>
-        <w:ind w:firstLine="708"/>
-        <w:rPr>
-          <w:rFonts w:ascii="Times New Roman" w:hAnsi="Times New Roman"/>
-          <w:sz w:val="24"/>
-          <w:szCs w:val="24"/>
-        </w:rPr>
-      </w:pPr>
-      <w:r>
-        <w:rPr>
-          <w:rFonts w:ascii="Times New Roman" w:hAnsi="Times New Roman"/>
-          <w:sz w:val="24"/>
-          <w:szCs w:val="24"/>
-        </w:rPr>
-        <w:t>-</w:t>
-      </w:r>
-      <w:r>
-        <w:rPr>
-          <w:rFonts w:ascii="Times New Roman" w:hAnsi="Times New Roman"/>
-          <w:sz w:val="24"/>
-          <w:szCs w:val="24"/>
-        </w:rPr>
-        <w:t xml:space="preserve"> </w:t>
-      </w:r>
-      <w:r>
-        <w:rPr>
-          <w:rFonts w:ascii="Times New Roman" w:hAnsi="Times New Roman"/>
-          <w:sz w:val="24"/>
-          <w:szCs w:val="24"/>
-        </w:rPr>
-        <w:t>TP</w:t>
-      </w:r>
-      <w:r>
-        <w:rPr>
-          <w:rFonts w:ascii="Times New Roman" w:hAnsi="Times New Roman"/>
-          <w:sz w:val="24"/>
-          <w:szCs w:val="24"/>
-        </w:rPr>
-        <w:t xml:space="preserve"> para el ensayo sobre Teoría y práctica</w:t>
-      </w:r>
-    </w:p>
-    <w:p>
-      <w:pPr>
-        <w:spacing w:line="360" w:lineRule="auto"/>
-        <w:ind w:firstLine="708"/>
-        <w:rPr>
-          <w:rFonts w:ascii="Times New Roman" w:hAnsi="Times New Roman"/>
-          <w:sz w:val="24"/>
-          <w:szCs w:val="24"/>
-        </w:rPr>
-      </w:pPr>
-      <w:r>
-        <w:rPr>
-          <w:rFonts w:ascii="Times New Roman" w:hAnsi="Times New Roman"/>
-          <w:sz w:val="24"/>
-          <w:szCs w:val="24"/>
-        </w:rPr>
-        <w:t>-</w:t>
-      </w:r>
-      <w:r>
-        <w:rPr>
-          <w:rFonts w:ascii="Times New Roman" w:hAnsi="Times New Roman"/>
-          <w:sz w:val="24"/>
-          <w:szCs w:val="24"/>
-        </w:rPr>
-        <w:t xml:space="preserve"> </w:t>
-      </w:r>
-      <w:r>
-        <w:rPr>
-          <w:rFonts w:ascii="Times New Roman" w:hAnsi="Times New Roman"/>
+          <w:b/>
+          <w:bCs/>
           <w:sz w:val="24"/>
           <w:szCs w:val="24"/>
         </w:rPr>
@@ -7881,16 +7899,7 @@
           <w:szCs w:val="24"/>
           <w:lang w:val="es-MX"/>
         </w:rPr>
-        <w:t>(2010)</w:t>
-      </w:r>
-      <w:r>
-        <w:rPr>
-          <w:rFonts w:ascii="Times New Roman" w:hAnsi="Times New Roman"/>
-          <w:sz w:val="24"/>
-          <w:szCs w:val="24"/>
-          <w:lang w:val="es-MX"/>
-        </w:rPr>
-        <w:t xml:space="preserve"> cuando nos dicen que: “la asunción de que todos tienen un derecho a la libertad externa es el lógico punto de partida para la Doctrina del derecho de Kant. Este derecho es un derecho original, lo que significa que tengo este derecho en el estado natural o por virtud de la ley que es reconocible a priori de la razón (ley natural). Ciertamente, la libertad es el único derecho innato original que tenemos. La asunción que todos tenemos un derecho a la libertad externa, es lo que Kant llama como el axioma de la libertad externa.” (2010; p.77)</w:t>
+        <w:t>(2010) cuando nos dicen que: “la asunción de que todos tienen un derecho a la libertad externa es el lógico punto de partida para la Doctrina del derecho de Kant. Este derecho es un derecho original, lo que significa que tengo este derecho en el estado natural o por virtud de la ley que es reconocible a priori de la razón (ley natural). Ciertamente, la libertad es el único derecho innato original que tenemos. La asunción que todos tenemos un derecho a la libertad externa, es lo que Kant llama como el axioma de la libertad externa.” (2010; p.77)</w:t>
       </w:r>
     </w:p>
     <w:p>
@@ -12307,31 +12316,7 @@
           <w:sz w:val="24"/>
           <w:szCs w:val="24"/>
         </w:rPr>
-        <w:t xml:space="preserve"> </w:t>
-      </w:r>
-      <w:r>
-        <w:rPr>
-          <w:rFonts w:ascii="Times New Roman" w:hAnsi="Times New Roman"/>
-          <w:sz w:val="24"/>
-          <w:szCs w:val="24"/>
-        </w:rPr>
-        <w:t>propiedad privada</w:t>
-      </w:r>
-      <w:r>
-        <w:rPr>
-          <w:rFonts w:ascii="Times New Roman" w:hAnsi="Times New Roman"/>
-          <w:sz w:val="24"/>
-          <w:szCs w:val="24"/>
-        </w:rPr>
-        <w:t xml:space="preserve"> </w:t>
-      </w:r>
-      <w:r>
-        <w:rPr>
-          <w:rFonts w:ascii="Times New Roman" w:hAnsi="Times New Roman"/>
-          <w:sz w:val="24"/>
-          <w:szCs w:val="24"/>
-        </w:rPr>
-        <w:t xml:space="preserve">se </w:t>
+        <w:t xml:space="preserve"> propiedad privada se </w:t>
       </w:r>
       <w:r>
         <w:rPr>
@@ -13036,15 +13021,7 @@
           <w:sz w:val="24"/>
           <w:szCs w:val="24"/>
         </w:rPr>
-        <w:t>Flikschuh considera que la metafísica</w:t>
-      </w:r>
-      <w:r>
-        <w:rPr>
-          <w:rFonts w:ascii="Times New Roman" w:hAnsi="Times New Roman"/>
-          <w:sz w:val="24"/>
-          <w:szCs w:val="24"/>
-        </w:rPr>
-        <w:t xml:space="preserve"> representa un papel fundamental en todo el pensamiento de Kant. En cuestión de </w:t>
+        <w:t xml:space="preserve">Flikschuh considera que la metafísica representa un papel fundamental en todo el pensamiento de Kant. En cuestión de </w:t>
       </w:r>
       <w:r>
         <w:rPr>
@@ -13168,23 +13145,7 @@
           <w:sz w:val="24"/>
           <w:szCs w:val="24"/>
         </w:rPr>
-        <w:t xml:space="preserve">de acuerdo a </w:t>
-      </w:r>
-      <w:r>
-        <w:rPr>
-          <w:rFonts w:ascii="Times New Roman" w:hAnsi="Times New Roman"/>
-          <w:sz w:val="24"/>
-          <w:szCs w:val="24"/>
-        </w:rPr>
-        <w:t>K. Flikschuh</w:t>
-      </w:r>
-      <w:r>
-        <w:rPr>
-          <w:rFonts w:ascii="Times New Roman" w:hAnsi="Times New Roman"/>
-          <w:sz w:val="24"/>
-          <w:szCs w:val="24"/>
-        </w:rPr>
-        <w:t xml:space="preserve">, </w:t>
+        <w:t xml:space="preserve">de acuerdo a K. Flikschuh, </w:t>
       </w:r>
       <w:r>
         <w:rPr>
@@ -17207,23 +17168,7 @@
           <w:sz w:val="24"/>
           <w:szCs w:val="24"/>
         </w:rPr>
-        <w:t xml:space="preserve">La idea de un concepto regulativo o normativo de la razón práctica, tiene que ver con su alcance universal, de acuerdo a la razón, y en el afán de generar principios prácticos para la acción que puedan ser tomados como </w:t>
-      </w:r>
-      <w:r>
-        <w:rPr>
-          <w:rFonts w:ascii="Times New Roman" w:hAnsi="Times New Roman"/>
-          <w:sz w:val="24"/>
-          <w:szCs w:val="24"/>
-        </w:rPr>
-        <w:t>parecidos</w:t>
-      </w:r>
-      <w:r>
-        <w:rPr>
-          <w:rFonts w:ascii="Times New Roman" w:hAnsi="Times New Roman"/>
-          <w:sz w:val="24"/>
-          <w:szCs w:val="24"/>
-        </w:rPr>
-        <w:t xml:space="preserve"> a leyes generales, en consonancia con los límites humanos. El alcance de la idea metafísica de una libertad externa, por su base racional, tiene aspiraciones universales.</w:t>
+        <w:t>La idea de un concepto regulativo o normativo de la razón práctica, tiene que ver con su alcance universal, de acuerdo a la razón, y en el afán de generar principios prácticos para la acción que puedan ser tomados como parecidos a leyes generales, en consonancia con los límites humanos. El alcance de la idea metafísica de una libertad externa, por su base racional, tiene aspiraciones universales.</w:t>
       </w:r>
     </w:p>
     <w:p>
@@ -18099,7 +18044,25 @@
           <w:szCs w:val="24"/>
           <w:lang w:val="es-MX"/>
         </w:rPr>
-        <w:t>Ripstein suscribe la idea de Flikschuh y otros, cuando refieren la relevancia de la dimensión metafísica en el pensamiento político de Kant. De esta forma, se resalta la fuerza normativa que representa la idea de libertad externa. Este es un primer modo de entender la libertad externa en donde Ripstein señala que: “La presentación de Kant de sus argumentos, sus fundamentos para rechazar puntos de partida empíricos y antropológicos en la filosofía política descansan en la simple pero atractiva idea normativa que, en cuanto materia de derecho, cada persona tiene el derecho a ser su propia maestra, no en relación de gozar de una forma especial de relación consigo misma, sino en el sentido contrastante de no verse subordinado a la elección de ninguna otra persona particular.” (</w:t>
+        <w:t xml:space="preserve">Ripstein suscribe la idea de Flikschuh y otros, cuando refieren la relevancia de la dimensión metafísica en el pensamiento político de Kant. De esta forma, se resalta la fuerza normativa que representa la idea de libertad externa. Este es un primer modo de entender la libertad externa en donde Ripstein señala que: “La presentación de Kant de sus argumentos, sus fundamentos para rechazar puntos de partida empíricos y antropológicos en la filosofía política descansan en la simple pero atractiva idea normativa que, en cuanto materia de derecho, cada persona tiene el derecho a ser </w:t>
+      </w:r>
+      <w:r>
+        <w:rPr>
+          <w:rFonts w:ascii="Times New Roman" w:hAnsi="Times New Roman"/>
+          <w:sz w:val="24"/>
+          <w:szCs w:val="24"/>
+          <w:lang w:val="es-MX"/>
+        </w:rPr>
+        <w:t>dueña de sí misma</w:t>
+      </w:r>
+      <w:r>
+        <w:rPr>
+          <w:rFonts w:ascii="Times New Roman" w:hAnsi="Times New Roman"/>
+          <w:sz w:val="24"/>
+          <w:szCs w:val="24"/>
+          <w:lang w:val="es-MX"/>
+        </w:rPr>
+        <w:t>, no en relación de gozar de una forma especial de relación consigo misma, sino en el sentido contrastante de no verse subordinado a la elección de ninguna otra persona particular.” (</w:t>
       </w:r>
       <w:r>
         <w:rPr>
@@ -18369,7 +18332,25 @@
           <w:szCs w:val="24"/>
           <w:lang w:val="es-MX"/>
         </w:rPr>
-        <w:t>En esta primera parte, nos centramos en el sentido normativo de la libertad externa en cuanto concepto puro de la razón práctica, y de ahí que se deje de lado lo empírico, histórico y antropológico. En este sentido, Ripstein indica que: “El modo de argumentar de Kant refleja su actitud sobre los ejemplos. Desarrolla muchos ejemplos en el curso de su argumentación, pero rechaza la idea de que los ejemplos puedan reemplazar a los argumentos, o que la filosofía esté encargada primariamente con dar cuenta mediante ejemplos. En su lugar, enfatiza que &lt;&lt;todos los ejemplos, (que sólo ilustran, pero no pueden probar nada), son engañosos de forma que ciertamente necesitan de una metafísica.&gt;&gt; La metafísica de la que habla no es un catálogo de afirmaciones acerca de lo que es más real; es una metafísica práctica, una articulación de los límites del reclamo de cada persona para ser su propia maestra impuesta a la conducta de los otros.” (</w:t>
+        <w:t xml:space="preserve">En esta primera parte, nos centramos en el sentido normativo de la libertad externa en cuanto concepto puro de la razón práctica, y de ahí que se deje de lado lo empírico, histórico y antropológico. En este sentido, Ripstein indica que: “El modo de argumentar de Kant refleja su actitud sobre los ejemplos. Desarrolla muchos ejemplos en el curso de su argumentación, pero rechaza la idea de que los ejemplos puedan reemplazar a los argumentos, o que la filosofía esté encargada primariamente con dar cuenta mediante ejemplos. En su lugar, enfatiza que &lt;&lt;todos los ejemplos, (que sólo ilustran, pero no pueden probar nada), son engañosos de forma que ciertamente necesitan de una metafísica.&gt;&gt; La metafísica de la que habla no es un catálogo de afirmaciones acerca de lo que es más real; es una metafísica práctica, una articulación de los límites del reclamo de cada persona para ser </w:t>
+      </w:r>
+      <w:r>
+        <w:rPr>
+          <w:rFonts w:ascii="Times New Roman" w:hAnsi="Times New Roman"/>
+          <w:sz w:val="24"/>
+          <w:szCs w:val="24"/>
+          <w:lang w:val="es-MX"/>
+        </w:rPr>
+        <w:t>dueña de sí misma</w:t>
+      </w:r>
+      <w:r>
+        <w:rPr>
+          <w:rFonts w:ascii="Times New Roman" w:hAnsi="Times New Roman"/>
+          <w:sz w:val="24"/>
+          <w:szCs w:val="24"/>
+          <w:lang w:val="es-MX"/>
+        </w:rPr>
+        <w:t xml:space="preserve"> impuesta a la conducta de los otros.” (</w:t>
       </w:r>
       <w:r>
         <w:rPr>
@@ -18671,16 +18652,7 @@
           <w:szCs w:val="24"/>
           <w:lang w:val="es-MX"/>
         </w:rPr>
-        <w:t xml:space="preserve"> </w:t>
-      </w:r>
-      <w:r>
-        <w:rPr>
-          <w:rFonts w:ascii="Times New Roman" w:hAnsi="Times New Roman"/>
-          <w:sz w:val="24"/>
-          <w:szCs w:val="24"/>
-          <w:lang w:val="es-MX"/>
-        </w:rPr>
-        <w:t>dueño de sí mismo</w:t>
+        <w:t xml:space="preserve"> dueño de sí mismo</w:t>
       </w:r>
       <w:r>
         <w:rPr>
@@ -18763,7 +18735,25 @@
           <w:szCs w:val="24"/>
           <w:lang w:val="es-MX"/>
         </w:rPr>
-        <w:t xml:space="preserve"> que cada uno cuente con una libertad externa. De esta forma, el autor refiere que: “La explicación completa de Kant sobre lo que es para cada persona ser su propia maestra, en lugar de ser el sirviente de otro, es lo que habrá de ocupar la mayor parte de este libro.” (</w:t>
+        <w:t xml:space="preserve"> que cada uno cuente con una libertad externa. De esta forma, el autor refiere que: “La explicación completa de Kant sobre lo que es para cada persona ser </w:t>
+      </w:r>
+      <w:r>
+        <w:rPr>
+          <w:rFonts w:ascii="Times New Roman" w:hAnsi="Times New Roman"/>
+          <w:sz w:val="24"/>
+          <w:szCs w:val="24"/>
+          <w:lang w:val="es-MX"/>
+        </w:rPr>
+        <w:t>dueña de sí misma</w:t>
+      </w:r>
+      <w:r>
+        <w:rPr>
+          <w:rFonts w:ascii="Times New Roman" w:hAnsi="Times New Roman"/>
+          <w:sz w:val="24"/>
+          <w:szCs w:val="24"/>
+          <w:lang w:val="es-MX"/>
+        </w:rPr>
+        <w:t>, en lugar de ser el sirviente de otro, es lo que habrá de ocupar la mayor parte de este libro.” (</w:t>
       </w:r>
       <w:r>
         <w:rPr>
@@ -18968,7 +18958,25 @@
           <w:szCs w:val="24"/>
           <w:lang w:val="es-MX"/>
         </w:rPr>
-        <w:t>que: “Kant no provee una fórmula detallada para la resolución de disputas privadas o el contenido de la legislación pública. Su argumento muestra que esos asuntos deben ser enmarcados, de forma consistente con el derecho de cada persona a ser su propia maestra, y además porqué las instituciones públicas deben establecerse para resolverlo.” (</w:t>
+        <w:t xml:space="preserve">que: “Kant no provee una fórmula detallada para la resolución de disputas privadas o el contenido de la legislación pública. Su argumento muestra que esos asuntos deben ser enmarcados, de forma consistente con el derecho de cada persona a ser </w:t>
+      </w:r>
+      <w:r>
+        <w:rPr>
+          <w:rFonts w:ascii="Times New Roman" w:hAnsi="Times New Roman"/>
+          <w:sz w:val="24"/>
+          <w:szCs w:val="24"/>
+          <w:lang w:val="es-MX"/>
+        </w:rPr>
+        <w:t>dueña de sí misma</w:t>
+      </w:r>
+      <w:r>
+        <w:rPr>
+          <w:rFonts w:ascii="Times New Roman" w:hAnsi="Times New Roman"/>
+          <w:sz w:val="24"/>
+          <w:szCs w:val="24"/>
+          <w:lang w:val="es-MX"/>
+        </w:rPr>
+        <w:t>, y además porqué las instituciones públicas deben establecerse para resolverlo.” (</w:t>
       </w:r>
       <w:r>
         <w:rPr>
@@ -19006,7 +19014,25 @@
           <w:szCs w:val="24"/>
           <w:lang w:val="es-MX"/>
         </w:rPr>
-        <w:t>La libertad representa un derecho innato (incluso en un estado natural), pero su sentido externo sólo puede darse plenamente en un horizonte civil con autoridades e instituciones legítimas. En este sentido, Ripstein refiere que Kant tiene la idea: “que cada derecho de la persona a ser su propia maestra es solo consistente con el derecho de otros si las instituciones legales públicas están vigentes.” (</w:t>
+        <w:t xml:space="preserve">La libertad representa un derecho innato (incluso en un estado natural), pero su sentido externo sólo puede darse plenamente en un horizonte civil con autoridades e instituciones legítimas. En este sentido, Ripstein refiere que Kant tiene la idea: “que cada derecho de la persona a ser </w:t>
+      </w:r>
+      <w:r>
+        <w:rPr>
+          <w:rFonts w:ascii="Times New Roman" w:hAnsi="Times New Roman"/>
+          <w:sz w:val="24"/>
+          <w:szCs w:val="24"/>
+          <w:lang w:val="es-MX"/>
+        </w:rPr>
+        <w:t>dueña de sí misma</w:t>
+      </w:r>
+      <w:r>
+        <w:rPr>
+          <w:rFonts w:ascii="Times New Roman" w:hAnsi="Times New Roman"/>
+          <w:sz w:val="24"/>
+          <w:szCs w:val="24"/>
+          <w:lang w:val="es-MX"/>
+        </w:rPr>
+        <w:t xml:space="preserve"> es solo consistente con el derecho de otros si las instituciones legales públicas están vigentes.” (</w:t>
       </w:r>
       <w:r>
         <w:rPr>
@@ -19838,7 +19864,23 @@
           <w:sz w:val="24"/>
           <w:szCs w:val="24"/>
         </w:rPr>
-        <w:t xml:space="preserve"> Esta extensión representa la dimensión de una libertad externa o igual para todos. </w:t>
+        <w:t xml:space="preserve"> Esta extensión representa la dimensión de una libertad externa o igual para todos.</w:t>
+      </w:r>
+      <w:r>
+        <w:rPr>
+          <w:rFonts w:ascii="Times New Roman" w:hAnsi="Times New Roman"/>
+          <w:sz w:val="24"/>
+          <w:szCs w:val="24"/>
+        </w:rPr>
+        <w:t xml:space="preserve"> El contenido del derecho innato, como tal, es la libertad externa.</w:t>
+      </w:r>
+      <w:r>
+        <w:rPr>
+          <w:rFonts w:ascii="Times New Roman" w:hAnsi="Times New Roman"/>
+          <w:sz w:val="24"/>
+          <w:szCs w:val="24"/>
+        </w:rPr>
+        <w:t xml:space="preserve"> </w:t>
       </w:r>
       <w:r>
         <w:rPr>
@@ -20570,7 +20612,23 @@
           <w:sz w:val="24"/>
           <w:szCs w:val="24"/>
         </w:rPr>
-        <w:t xml:space="preserve">como una libertad igual para todos. </w:t>
+        <w:t>como una libertad igual para todos</w:t>
+      </w:r>
+      <w:r>
+        <w:rPr>
+          <w:rFonts w:ascii="Times New Roman" w:hAnsi="Times New Roman"/>
+          <w:sz w:val="24"/>
+          <w:szCs w:val="24"/>
+        </w:rPr>
+        <w:t>, es decir que, lo que implica el derecho innato de la humanidad, se materializa en la libertad externa igual para todos</w:t>
+      </w:r>
+      <w:r>
+        <w:rPr>
+          <w:rFonts w:ascii="Times New Roman" w:hAnsi="Times New Roman"/>
+          <w:sz w:val="24"/>
+          <w:szCs w:val="24"/>
+        </w:rPr>
+        <w:t xml:space="preserve">. </w:t>
       </w:r>
     </w:p>
     <w:p>
@@ -20791,7 +20849,17 @@
           <w:szCs w:val="24"/>
           <w:lang w:val="es-MX"/>
         </w:rPr>
-        <w:t xml:space="preserve">a legitimidad de la fuerza pública radica en qué tanto se guía normativamente por los principios de la libertad como </w:t>
+        <w:t xml:space="preserve">a legitimidad de la fuerza pública radica en qué tanto se guía normativamente </w:t>
+      </w:r>
+      <w:r>
+        <w:rPr>
+          <w:rFonts w:ascii="Times New Roman" w:hAnsi="Times New Roman"/>
+          <w:sz w:val="24"/>
+          <w:szCs w:val="24"/>
+          <w:lang w:val="es-MX"/>
+        </w:rPr>
+        <w:lastRenderedPageBreak/>
+        <w:t xml:space="preserve">por los principios de la libertad como </w:t>
       </w:r>
       <w:r>
         <w:rPr>
@@ -20846,34 +20914,488 @@
           <w:szCs w:val="24"/>
           <w:lang w:val="es-MX"/>
         </w:rPr>
+        <w:t xml:space="preserve">Si la legitimidad del estado y las leyes radica en el principio de libertad, queda señalado que el sistema </w:t>
+      </w:r>
+      <w:r>
+        <w:rPr>
+          <w:rFonts w:ascii="Times New Roman" w:hAnsi="Times New Roman"/>
+          <w:sz w:val="24"/>
+          <w:szCs w:val="24"/>
+          <w:lang w:val="es-MX"/>
+        </w:rPr>
+        <w:t>de</w:t>
+      </w:r>
+      <w:r>
+        <w:rPr>
+          <w:rFonts w:ascii="Times New Roman" w:hAnsi="Times New Roman"/>
+          <w:sz w:val="24"/>
+          <w:szCs w:val="24"/>
+          <w:lang w:val="es-MX"/>
+        </w:rPr>
+        <w:t xml:space="preserve"> Kant se guía por principios normativos, en lugar de una perspectiva instrumental o utilitaria. De esta forma el uso de la fuerza tiene un sentido distinto. Ripstein señala que: “Esta concepción no instrumental del derecho a la libertad le da a Kant su distintiva perspectiva acerca de la significancia de la coerción.” (2009; p.9) y en esta línea, agrega que: “La perspectiva no instrumental de Kant del sistema de iguales libertades provee una base de principios para hacer del uso legítimo de la fuerza un problema autocontenido.” </w:t>
+      </w:r>
+      <w:r>
+        <w:rPr>
+          <w:rFonts w:ascii="Times New Roman" w:hAnsi="Times New Roman"/>
+          <w:sz w:val="24"/>
+          <w:szCs w:val="24"/>
+        </w:rPr>
+        <w:t>(</w:t>
+      </w:r>
+      <w:r>
+        <w:rPr>
+          <w:rFonts w:ascii="Times New Roman" w:hAnsi="Times New Roman"/>
+          <w:sz w:val="24"/>
+          <w:szCs w:val="24"/>
+          <w:lang w:val="es-MX"/>
+        </w:rPr>
+        <w:t xml:space="preserve">Ripstein, </w:t>
+      </w:r>
+      <w:r>
+        <w:rPr>
+          <w:rFonts w:ascii="Times New Roman" w:hAnsi="Times New Roman"/>
+          <w:sz w:val="24"/>
+          <w:szCs w:val="24"/>
+        </w:rPr>
+        <w:t>2009; p.10)</w:t>
+      </w:r>
+      <w:r>
+        <w:rPr>
+          <w:rFonts w:ascii="Times New Roman" w:hAnsi="Times New Roman"/>
+          <w:sz w:val="24"/>
+          <w:szCs w:val="24"/>
+        </w:rPr>
+        <w:t xml:space="preserve"> Una libertad externa en cuanto una libertad igual para todos supone que todos estamos sometidos a las leyes de acuerdo a una voluntad omnilateral, y el uso legítimo de la fuerza se despliega en el marco en que se busca una libertad de límites recíprocos. </w:t>
+      </w:r>
+    </w:p>
+    <w:p>
+      <w:pPr>
+        <w:spacing w:line="360" w:lineRule="auto"/>
+        <w:rPr>
+          <w:rFonts w:ascii="Times New Roman" w:hAnsi="Times New Roman"/>
+          <w:sz w:val="24"/>
+          <w:szCs w:val="24"/>
+        </w:rPr>
+      </w:pPr>
+      <w:r>
+        <w:rPr>
+          <w:rFonts w:ascii="Times New Roman" w:hAnsi="Times New Roman"/>
+          <w:sz w:val="24"/>
+          <w:szCs w:val="24"/>
+        </w:rPr>
+        <w:t xml:space="preserve">Lejos de una perspectiva instrumental o utilitarista, la naturaleza </w:t>
+      </w:r>
+      <w:r>
+        <w:rPr>
+          <w:rFonts w:ascii="Times New Roman" w:hAnsi="Times New Roman"/>
+          <w:sz w:val="24"/>
+          <w:szCs w:val="24"/>
+        </w:rPr>
+        <w:t xml:space="preserve">normativa </w:t>
+      </w:r>
+      <w:r>
+        <w:rPr>
+          <w:rFonts w:ascii="Times New Roman" w:hAnsi="Times New Roman"/>
+          <w:sz w:val="24"/>
+          <w:szCs w:val="24"/>
+        </w:rPr>
+        <w:t>de la legitimidad del estado y las leyes se orientan para que el poder público se fundamente en una mirada que sea omnilateral. Ripstein señala que: “El estado entra en la perspectiva de Kant como la solución a los problemas de las interacciones privadas, pero solo puede resolver estos problemas ocupando un punto de vista distintivamente público, a través del cual sus actos puedan ser actos de todos.” (</w:t>
+      </w:r>
+      <w:r>
+        <w:rPr>
+          <w:rFonts w:ascii="Times New Roman" w:hAnsi="Times New Roman"/>
+          <w:sz w:val="24"/>
+          <w:szCs w:val="24"/>
+          <w:lang w:val="es-MX"/>
+        </w:rPr>
+        <w:t xml:space="preserve">Ripstein, </w:t>
+      </w:r>
+      <w:r>
+        <w:rPr>
+          <w:rFonts w:ascii="Times New Roman" w:hAnsi="Times New Roman"/>
+          <w:sz w:val="24"/>
+          <w:szCs w:val="24"/>
+        </w:rPr>
+        <w:t xml:space="preserve">2009; p.298) </w:t>
+      </w:r>
+    </w:p>
+    <w:p>
+      <w:pPr>
+        <w:spacing w:line="360" w:lineRule="auto"/>
+        <w:rPr>
+          <w:rFonts w:ascii="Times New Roman" w:hAnsi="Times New Roman"/>
+          <w:sz w:val="24"/>
+          <w:szCs w:val="24"/>
+        </w:rPr>
+      </w:pPr>
+      <w:r>
+        <w:rPr>
+          <w:rFonts w:ascii="Times New Roman" w:hAnsi="Times New Roman"/>
+          <w:sz w:val="24"/>
+          <w:szCs w:val="24"/>
+        </w:rPr>
+        <w:t>Ripstein, en virtud de la necesidad de una postura pública y omnilateral, agrega que: “Tal requisito, a su vez, genera nuevos poderes y obligaciones: el poder de imponer impuestos y redistribuir para prevenir derechos de propiedad que deben hacerse cumplir, y no se generen nuevas formas de dependencia, así como la obligación de proveer equidad formal de oportunidades y educación pública.” (</w:t>
+      </w:r>
+      <w:r>
+        <w:rPr>
+          <w:rFonts w:ascii="Times New Roman" w:hAnsi="Times New Roman"/>
+          <w:sz w:val="24"/>
+          <w:szCs w:val="24"/>
+          <w:lang w:val="es-MX"/>
+        </w:rPr>
+        <w:t xml:space="preserve">Ripstein, </w:t>
+      </w:r>
+      <w:r>
+        <w:rPr>
+          <w:rFonts w:ascii="Times New Roman" w:hAnsi="Times New Roman"/>
+          <w:sz w:val="24"/>
+          <w:szCs w:val="24"/>
+        </w:rPr>
+        <w:t xml:space="preserve">2009; p.298) </w:t>
+      </w:r>
+    </w:p>
+    <w:p>
+      <w:pPr>
+        <w:spacing w:line="360" w:lineRule="auto"/>
+        <w:rPr>
+          <w:rFonts w:ascii="Times New Roman" w:hAnsi="Times New Roman"/>
+          <w:sz w:val="24"/>
+          <w:szCs w:val="24"/>
+        </w:rPr>
+      </w:pPr>
+      <w:r>
+        <w:rPr>
+          <w:rFonts w:ascii="Times New Roman" w:hAnsi="Times New Roman"/>
+          <w:sz w:val="24"/>
+          <w:szCs w:val="24"/>
+        </w:rPr>
+        <w:t xml:space="preserve">Por lo dicho, la libertad externa, entendida como libertad </w:t>
+      </w:r>
+      <w:r>
+        <w:rPr>
+          <w:rFonts w:ascii="Times New Roman" w:hAnsi="Times New Roman"/>
+          <w:sz w:val="24"/>
+          <w:szCs w:val="24"/>
+        </w:rPr>
+        <w:t>igual</w:t>
+      </w:r>
+      <w:r>
+        <w:rPr>
+          <w:rFonts w:ascii="Times New Roman" w:hAnsi="Times New Roman"/>
+          <w:sz w:val="24"/>
+          <w:szCs w:val="24"/>
+        </w:rPr>
+        <w:t>, atraviesa y contiene las ideas regulativas que han conformado su noción a lo largo de las perspectivas que se han detallado en este apartado y a lo largo del capítulo.</w:t>
+      </w:r>
+      <w:r>
+        <w:rPr>
+          <w:rFonts w:ascii="Times New Roman" w:hAnsi="Times New Roman"/>
+          <w:sz w:val="24"/>
+          <w:szCs w:val="24"/>
+        </w:rPr>
+        <w:t xml:space="preserve"> La libertad externa es un principio normativo metafísico. Fundamenta sus alcances en cuanto defiende un tipo de soberanía e independencia que incluyen el consentimiento. </w:t>
+      </w:r>
+      <w:r>
+        <w:rPr>
+          <w:rFonts w:ascii="Times New Roman" w:hAnsi="Times New Roman"/>
+          <w:sz w:val="24"/>
+          <w:szCs w:val="24"/>
+        </w:rPr>
+        <w:t xml:space="preserve">Además, la libertad externa se presenta como el corazón pleno del </w:t>
+      </w:r>
+      <w:r>
+        <w:rPr>
+          <w:rFonts w:ascii="Times New Roman" w:hAnsi="Times New Roman"/>
+          <w:sz w:val="24"/>
+          <w:szCs w:val="24"/>
+        </w:rPr>
+        <w:t>sentido del derecho innato y resulta en una libertad igual para todos.</w:t>
+      </w:r>
+      <w:r>
+        <w:rPr>
+          <w:rFonts w:ascii="Times New Roman" w:hAnsi="Times New Roman"/>
+          <w:sz w:val="24"/>
+          <w:szCs w:val="24"/>
+        </w:rPr>
+        <w:t xml:space="preserve"> </w:t>
+      </w:r>
+    </w:p>
+    <w:p>
+      <w:pPr>
+        <w:spacing w:line="360" w:lineRule="auto"/>
+        <w:rPr>
+          <w:rFonts w:ascii="Times New Roman" w:hAnsi="Times New Roman"/>
+          <w:sz w:val="24"/>
+          <w:szCs w:val="24"/>
+        </w:rPr>
+      </w:pPr>
+      <w:r>
+        <w:rPr>
+          <w:rFonts w:ascii="Times New Roman" w:hAnsi="Times New Roman"/>
+          <w:sz w:val="24"/>
+          <w:szCs w:val="24"/>
+        </w:rPr>
+        <w:t xml:space="preserve">Hace falta </w:t>
+      </w:r>
+      <w:r>
+        <w:rPr>
+          <w:rFonts w:ascii="Times New Roman" w:hAnsi="Times New Roman"/>
+          <w:sz w:val="24"/>
+          <w:szCs w:val="24"/>
+        </w:rPr>
+        <w:t xml:space="preserve">tener presente las consideraciones que profundizan en </w:t>
+      </w:r>
+      <w:r>
+        <w:rPr>
+          <w:rFonts w:ascii="Times New Roman" w:hAnsi="Times New Roman"/>
+          <w:sz w:val="24"/>
+          <w:szCs w:val="24"/>
+        </w:rPr>
+        <w:t xml:space="preserve">el </w:t>
+      </w:r>
+      <w:r>
+        <w:rPr>
+          <w:rFonts w:ascii="Times New Roman" w:hAnsi="Times New Roman"/>
+          <w:sz w:val="24"/>
+          <w:szCs w:val="24"/>
+        </w:rPr>
+        <w:t xml:space="preserve">uso de la fuerza </w:t>
+      </w:r>
+      <w:r>
+        <w:rPr>
+          <w:rFonts w:ascii="Times New Roman" w:hAnsi="Times New Roman"/>
+          <w:sz w:val="24"/>
+          <w:szCs w:val="24"/>
+        </w:rPr>
+        <w:t xml:space="preserve">que puede admitirse, en la medida en que </w:t>
+      </w:r>
+      <w:r>
+        <w:rPr>
+          <w:rFonts w:ascii="Times New Roman" w:hAnsi="Times New Roman"/>
+          <w:sz w:val="24"/>
+          <w:szCs w:val="24"/>
+        </w:rPr>
+        <w:t>tenga estas características.</w:t>
+      </w:r>
+      <w:r>
+        <w:rPr>
+          <w:rFonts w:ascii="Times New Roman" w:hAnsi="Times New Roman"/>
+          <w:sz w:val="24"/>
+          <w:szCs w:val="24"/>
+        </w:rPr>
+        <w:t xml:space="preserve"> De la misma forma en que </w:t>
+      </w:r>
+      <w:r>
+        <w:rPr>
+          <w:rFonts w:ascii="Times New Roman" w:hAnsi="Times New Roman"/>
+          <w:sz w:val="24"/>
+          <w:szCs w:val="24"/>
+        </w:rPr>
         <w:lastRenderedPageBreak/>
-        <w:t xml:space="preserve">Si la legitimidad del estado y las leyes radica en el principio de libertad, queda señalado que el sistema </w:t>
-      </w:r>
-      <w:r>
-        <w:rPr>
-          <w:rFonts w:ascii="Times New Roman" w:hAnsi="Times New Roman"/>
-          <w:sz w:val="24"/>
-          <w:szCs w:val="24"/>
-          <w:lang w:val="es-MX"/>
-        </w:rPr>
-        <w:t>de</w:t>
-      </w:r>
-      <w:r>
-        <w:rPr>
-          <w:rFonts w:ascii="Times New Roman" w:hAnsi="Times New Roman"/>
-          <w:sz w:val="24"/>
-          <w:szCs w:val="24"/>
-          <w:lang w:val="es-MX"/>
-        </w:rPr>
-        <w:t xml:space="preserve"> Kant se guía por principios normativos, en lugar de una perspectiva instrumental o utilitaria. De esta forma el uso de la fuerza tiene un sentido distinto. Ripstein señala que: “Esta concepción no instrumental del derecho a la libertad le da a Kant su distintiva perspectiva acerca de la significancia de la coerción.” (2009; p.9) y en esta línea, agrega que: “La perspectiva no instrumental de Kant del sistema de iguales libertades provee una base de principios para hacer del uso legítimo de la fuerza un problema autocontenido.” </w:t>
-      </w:r>
-      <w:r>
-        <w:rPr>
-          <w:rFonts w:ascii="Times New Roman" w:hAnsi="Times New Roman"/>
-          <w:sz w:val="24"/>
-          <w:szCs w:val="24"/>
-        </w:rPr>
-        <w:t>(</w:t>
+        <w:t xml:space="preserve">una legislación no podría ir en contra del derecho innato o adquirido de nadie, de la misma forma, la fuerza pública no puede ejercerse sino en sincronización con la idea de una libertad externa entendida como una libertad igual para todos. </w:t>
+      </w:r>
+      <w:r>
+        <w:rPr>
+          <w:rFonts w:ascii="Times New Roman" w:hAnsi="Times New Roman"/>
+          <w:sz w:val="24"/>
+          <w:szCs w:val="24"/>
+        </w:rPr>
+        <w:t xml:space="preserve"> </w:t>
+      </w:r>
+    </w:p>
+    <w:p>
+      <w:pPr>
+        <w:spacing w:line="360" w:lineRule="auto"/>
+        <w:rPr>
+          <w:rFonts w:ascii="Times New Roman" w:hAnsi="Times New Roman"/>
+          <w:sz w:val="24"/>
+          <w:szCs w:val="24"/>
+        </w:rPr>
+      </w:pPr>
+    </w:p>
+    <w:p>
+      <w:pPr>
+        <w:spacing w:line="360" w:lineRule="auto"/>
+        <w:ind w:firstLine="708"/>
+        <w:rPr>
+          <w:rFonts w:ascii="Times New Roman" w:hAnsi="Times New Roman"/>
+          <w:sz w:val="24"/>
+          <w:szCs w:val="24"/>
+          <w:lang w:val="es-MX"/>
+        </w:rPr>
+      </w:pPr>
+      <w:r>
+        <w:rPr>
+          <w:rFonts w:ascii="Times New Roman" w:hAnsi="Times New Roman"/>
+          <w:sz w:val="24"/>
+          <w:szCs w:val="24"/>
+          <w:lang w:val="es-MX"/>
+        </w:rPr>
+        <w:t>3.5 Libertad externa como el uso legítimo de la fuerza</w:t>
+      </w:r>
+    </w:p>
+    <w:p>
+      <w:pPr>
+        <w:spacing w:line="360" w:lineRule="auto"/>
+        <w:rPr>
+          <w:rFonts w:ascii="Times New Roman" w:hAnsi="Times New Roman"/>
+          <w:sz w:val="24"/>
+          <w:szCs w:val="24"/>
+          <w:lang w:val="es-MX"/>
+        </w:rPr>
+      </w:pPr>
+    </w:p>
+    <w:p>
+      <w:pPr>
+        <w:spacing w:line="360" w:lineRule="auto"/>
+        <w:rPr>
+          <w:rFonts w:ascii="Times New Roman" w:hAnsi="Times New Roman"/>
+          <w:sz w:val="24"/>
+          <w:szCs w:val="24"/>
+          <w:lang w:val="es-MX"/>
+        </w:rPr>
+      </w:pPr>
+      <w:r>
+        <w:rPr>
+          <w:rFonts w:ascii="Times New Roman" w:hAnsi="Times New Roman"/>
+          <w:sz w:val="24"/>
+          <w:szCs w:val="24"/>
+          <w:lang w:val="es-MX"/>
+        </w:rPr>
+        <w:t xml:space="preserve">De la libertad entendida como inscrita en un marco de relaciones con límites recíprocos, se desprende un quinto sentido de la libertad externa, en cuanto </w:t>
+      </w:r>
+      <w:r>
+        <w:rPr>
+          <w:rFonts w:ascii="Times New Roman" w:hAnsi="Times New Roman"/>
+          <w:sz w:val="24"/>
+          <w:szCs w:val="24"/>
+          <w:lang w:val="es-MX"/>
+        </w:rPr>
+        <w:t>requiere d</w:t>
+      </w:r>
+      <w:r>
+        <w:rPr>
+          <w:rFonts w:ascii="Times New Roman" w:hAnsi="Times New Roman"/>
+          <w:sz w:val="24"/>
+          <w:szCs w:val="24"/>
+          <w:lang w:val="es-MX"/>
+        </w:rPr>
+        <w:t xml:space="preserve">el uso de la fuerza </w:t>
+      </w:r>
+      <w:r>
+        <w:rPr>
+          <w:rFonts w:ascii="Times New Roman" w:hAnsi="Times New Roman"/>
+          <w:sz w:val="24"/>
+          <w:szCs w:val="24"/>
+          <w:lang w:val="es-MX"/>
+        </w:rPr>
+        <w:t xml:space="preserve">pública </w:t>
+      </w:r>
+      <w:r>
+        <w:rPr>
+          <w:rFonts w:ascii="Times New Roman" w:hAnsi="Times New Roman"/>
+          <w:sz w:val="24"/>
+          <w:szCs w:val="24"/>
+          <w:lang w:val="es-MX"/>
+        </w:rPr>
+        <w:t>por parte del estado</w:t>
+      </w:r>
+      <w:r>
+        <w:rPr>
+          <w:rFonts w:ascii="Times New Roman" w:hAnsi="Times New Roman"/>
+          <w:sz w:val="24"/>
+          <w:szCs w:val="24"/>
+          <w:lang w:val="es-MX"/>
+        </w:rPr>
+        <w:t>. Esto permite p</w:t>
+      </w:r>
+      <w:r>
+        <w:rPr>
+          <w:rFonts w:ascii="Times New Roman" w:hAnsi="Times New Roman"/>
+          <w:sz w:val="24"/>
+          <w:szCs w:val="24"/>
+          <w:lang w:val="es-MX"/>
+        </w:rPr>
+        <w:t>oder ejercer la coacción civil a la libertad jurídica, de forma que se posibilite la libertad de todos los demás</w:t>
+      </w:r>
+      <w:r>
+        <w:rPr>
+          <w:rFonts w:ascii="Times New Roman" w:hAnsi="Times New Roman"/>
+          <w:sz w:val="24"/>
+          <w:szCs w:val="24"/>
+          <w:lang w:val="es-MX"/>
+        </w:rPr>
+        <w:t xml:space="preserve"> ante los casos de quienes obstaculizan dicho propósito de una libertad igual o recíproca.</w:t>
+      </w:r>
+      <w:r>
+        <w:rPr>
+          <w:rFonts w:ascii="Times New Roman" w:hAnsi="Times New Roman"/>
+          <w:sz w:val="24"/>
+          <w:szCs w:val="24"/>
+          <w:lang w:val="es-MX"/>
+        </w:rPr>
+        <w:t xml:space="preserve"> </w:t>
+      </w:r>
+    </w:p>
+    <w:p>
+      <w:pPr>
+        <w:spacing w:line="360" w:lineRule="auto"/>
+        <w:rPr>
+          <w:rFonts w:ascii="Times New Roman" w:hAnsi="Times New Roman"/>
+          <w:sz w:val="24"/>
+          <w:szCs w:val="24"/>
+        </w:rPr>
+      </w:pPr>
+      <w:r>
+        <w:rPr>
+          <w:rFonts w:ascii="Times New Roman" w:hAnsi="Times New Roman"/>
+          <w:sz w:val="24"/>
+          <w:szCs w:val="24"/>
+          <w:lang w:val="es-MX"/>
+        </w:rPr>
+        <w:t xml:space="preserve">Ripstein </w:t>
+      </w:r>
+      <w:r>
+        <w:rPr>
+          <w:rFonts w:ascii="Times New Roman" w:hAnsi="Times New Roman"/>
+          <w:sz w:val="24"/>
+          <w:szCs w:val="24"/>
+          <w:lang w:val="es-MX"/>
+        </w:rPr>
+        <w:t xml:space="preserve">afirma </w:t>
+      </w:r>
+      <w:r>
+        <w:rPr>
+          <w:rFonts w:ascii="Times New Roman" w:hAnsi="Times New Roman"/>
+          <w:sz w:val="24"/>
+          <w:szCs w:val="24"/>
+          <w:lang w:val="es-MX"/>
+        </w:rPr>
+        <w:t xml:space="preserve">que la idea de libertad externa requiere del uso de la fuerza legítima, para que haga cumplir la ley y proceda de forma autorizada a la hora de castigar, de acuerdo al sentido público del estado y las leyes, la cual unifica una voz que busca conservar la pluralidad y es omnilateral en lugar de unilateral. Ripstein refiere que: “La filosofía legal y política de Kant comienza con una simple pero poderosa concepción de la libertad como independencia de la elección de otra persona. La idea de libertad le provee de una respuesta sistemática a las preguntas más básicas de la filosofía política. Explica </w:t>
+      </w:r>
+      <w:r>
+        <w:rPr>
+          <w:rFonts w:ascii="Times New Roman" w:hAnsi="Times New Roman"/>
+          <w:sz w:val="24"/>
+          <w:szCs w:val="24"/>
+        </w:rPr>
+        <w:t xml:space="preserve">cómo (y cuando) las inequidades en riquezas y poder son consistentes con la equidad innata de todas las personas. También muestra que darles poderes especiales a los funcionarios es consistente con la libertad </w:t>
+      </w:r>
+      <w:r>
+        <w:rPr>
+          <w:rFonts w:ascii="Times New Roman" w:hAnsi="Times New Roman"/>
+          <w:sz w:val="24"/>
+          <w:szCs w:val="24"/>
+        </w:rPr>
+        <w:t>igual</w:t>
+      </w:r>
+      <w:r>
+        <w:rPr>
+          <w:rFonts w:ascii="Times New Roman" w:hAnsi="Times New Roman"/>
+          <w:sz w:val="24"/>
+          <w:szCs w:val="24"/>
+        </w:rPr>
+        <w:t xml:space="preserve"> de todos. Demuestra porqué a algunas personas debe otorgársele el poder para decirle a todos (incluidos ellos mismos) qué hacer al crear leyes, y porqué otros deben estar empoderados para forzar a las personas para que hagan como se les dice. La respuesta es muy distintivamente kantiana: el poder político es legítimo y se hace cumplir debido a que la libertad lo requiere.” (</w:t>
       </w:r>
       <w:r>
         <w:rPr>
@@ -20890,49 +21412,52 @@
           <w:sz w:val="24"/>
           <w:szCs w:val="24"/>
         </w:rPr>
-        <w:t>2009; p.10)</w:t>
-      </w:r>
-      <w:r>
-        <w:rPr>
-          <w:rFonts w:ascii="Times New Roman" w:hAnsi="Times New Roman"/>
-          <w:sz w:val="24"/>
-          <w:szCs w:val="24"/>
-        </w:rPr>
-        <w:t xml:space="preserve"> Una libertad externa en cuanto una libertad igual para todos supone que todos estamos sometidos a las leyes de acuerdo a una voluntad omnilateral, y el uso legítimo de la fuerza se despliega en el marco en que se busca una libertad de límites recíprocos. </w:t>
-      </w:r>
-    </w:p>
-    <w:p>
-      <w:pPr>
-        <w:spacing w:line="360" w:lineRule="auto"/>
-        <w:rPr>
-          <w:rFonts w:ascii="Times New Roman" w:hAnsi="Times New Roman"/>
-          <w:sz w:val="24"/>
-          <w:szCs w:val="24"/>
-        </w:rPr>
-      </w:pPr>
-      <w:r>
-        <w:rPr>
-          <w:rFonts w:ascii="Times New Roman" w:hAnsi="Times New Roman"/>
-          <w:sz w:val="24"/>
-          <w:szCs w:val="24"/>
-        </w:rPr>
-        <w:t xml:space="preserve">Lejos de una perspectiva instrumental o utilitarista, la naturaleza </w:t>
-      </w:r>
-      <w:r>
-        <w:rPr>
-          <w:rFonts w:ascii="Times New Roman" w:hAnsi="Times New Roman"/>
-          <w:sz w:val="24"/>
-          <w:szCs w:val="24"/>
-        </w:rPr>
-        <w:t xml:space="preserve">normativa </w:t>
-      </w:r>
-      <w:r>
-        <w:rPr>
-          <w:rFonts w:ascii="Times New Roman" w:hAnsi="Times New Roman"/>
-          <w:sz w:val="24"/>
-          <w:szCs w:val="24"/>
-        </w:rPr>
-        <w:t>de la legitimidad del estado y las leyes se orientan para que el poder público se fundamente en una mirada que sea omnilateral. Ripstein señala que: “El estado entra en la perspectiva de Kant como la solución a los problemas de las interacciones privadas, pero solo puede resolver estos problemas ocupando un punto de vista distintivamente público, a través del cual sus actos puedan ser actos de todos.” (</w:t>
+        <w:t>2009; p.29)</w:t>
+      </w:r>
+    </w:p>
+    <w:p>
+      <w:pPr>
+        <w:spacing w:line="360" w:lineRule="auto"/>
+        <w:rPr>
+          <w:rFonts w:ascii="Times New Roman" w:hAnsi="Times New Roman"/>
+          <w:sz w:val="24"/>
+          <w:szCs w:val="24"/>
+        </w:rPr>
+      </w:pPr>
+      <w:r>
+        <w:rPr>
+          <w:rFonts w:ascii="Times New Roman" w:hAnsi="Times New Roman"/>
+          <w:sz w:val="24"/>
+          <w:szCs w:val="24"/>
+          <w:lang w:val="es-MX"/>
+        </w:rPr>
+        <w:t xml:space="preserve">Para el autor </w:t>
+      </w:r>
+      <w:r>
+        <w:rPr>
+          <w:rFonts w:ascii="Times New Roman" w:hAnsi="Times New Roman"/>
+          <w:sz w:val="24"/>
+          <w:szCs w:val="24"/>
+          <w:lang w:val="es-MX"/>
+        </w:rPr>
+        <w:t xml:space="preserve">las instituciones jurídicas concretas, tales como la constitución, la policía y los tribunales, aseguran los alcances de la libertad externa. Esto refuerza la idea de que la fuerza estatal se justifica sólo en la medida en que busca proteger la igualdad de la libertad. En este sentido, Ripstein nos dice que: </w:t>
+      </w:r>
+      <w:r>
+        <w:rPr>
+          <w:rFonts w:ascii="Times New Roman" w:hAnsi="Times New Roman"/>
+          <w:sz w:val="24"/>
+          <w:szCs w:val="24"/>
+        </w:rPr>
+        <w:t xml:space="preserve">“He presentado una forma distinta de pensar acerca del legítimo uso del poder del estado, enfocado en las condiciones de la libertad en lugar de los intereses. (…) La autoridad pública es sólo eso: es pública, constituida por los ciudadanos en cuanto un cuerpo colectivo, y es una autoridad; Esto es, dentro del mandato, su decisión </w:t>
+      </w:r>
+      <w:r>
+        <w:rPr>
+          <w:rFonts w:ascii="Times New Roman" w:hAnsi="Times New Roman"/>
+          <w:sz w:val="24"/>
+          <w:szCs w:val="24"/>
+        </w:rPr>
+        <w:lastRenderedPageBreak/>
+        <w:t>es vinculante al margen de sus méritos, solamente porque es la decisión de una competente autoridad pública.” (</w:t>
       </w:r>
       <w:r>
         <w:rPr>
@@ -20949,25 +21474,41 @@
           <w:sz w:val="24"/>
           <w:szCs w:val="24"/>
         </w:rPr>
-        <w:t xml:space="preserve">2009; p.298) </w:t>
-      </w:r>
-    </w:p>
-    <w:p>
-      <w:pPr>
-        <w:spacing w:line="360" w:lineRule="auto"/>
-        <w:rPr>
-          <w:rFonts w:ascii="Times New Roman" w:hAnsi="Times New Roman"/>
-          <w:sz w:val="24"/>
-          <w:szCs w:val="24"/>
-        </w:rPr>
-      </w:pPr>
-      <w:r>
-        <w:rPr>
-          <w:rFonts w:ascii="Times New Roman" w:hAnsi="Times New Roman"/>
-          <w:sz w:val="24"/>
-          <w:szCs w:val="24"/>
-        </w:rPr>
-        <w:t>Ripstein, en virtud de la necesidad de una postura pública y omnilateral, agrega que: “Tal requisito, a su vez, genera nuevos poderes y obligaciones: el poder de imponer impuestos y redistribuir para prevenir derechos de propiedad que deben hacerse cumplir, y no se generen nuevas formas de dependencia, así como la obligación de proveer equidad formal de oportunidades y educación pública.” (</w:t>
+        <w:t xml:space="preserve">2009; p.265) Ripstein enfatiza que su interpretación no va por el camino del instrumentalismo o de acuerdo a los intereses que se representa el estado, sino que parte de principios normativos, en donde la idea de libertad externa requiere de este uso legítimo de la fuerza por la naturaleza propia de su noción. </w:t>
+      </w:r>
+    </w:p>
+    <w:p>
+      <w:pPr>
+        <w:spacing w:line="360" w:lineRule="auto"/>
+        <w:rPr>
+          <w:rFonts w:ascii="Times New Roman" w:hAnsi="Times New Roman"/>
+          <w:sz w:val="24"/>
+          <w:szCs w:val="24"/>
+        </w:rPr>
+      </w:pPr>
+      <w:r>
+        <w:rPr>
+          <w:rFonts w:ascii="Times New Roman" w:hAnsi="Times New Roman"/>
+          <w:sz w:val="24"/>
+          <w:szCs w:val="24"/>
+        </w:rPr>
+        <w:t xml:space="preserve">Al rechazar una aproximación de los intereses instrumentales, Ripstein favorece una lectura que rescata el sentido de la libertad como una idea de la razón en sentido regulativo, y de esta forma, señala que: “La aproximación basada en la libertad (…) requiere que el mismo derecho innato a la humanidad estructure las políticas de poder del estado y también sirvan como su límite. Al establecer las instituciones y servicios que son requeridos para un sistema de libertad </w:t>
+      </w:r>
+      <w:r>
+        <w:rPr>
+          <w:rFonts w:ascii="Times New Roman" w:hAnsi="Times New Roman"/>
+          <w:sz w:val="24"/>
+          <w:szCs w:val="24"/>
+        </w:rPr>
+        <w:t>igual</w:t>
+      </w:r>
+      <w:r>
+        <w:rPr>
+          <w:rFonts w:ascii="Times New Roman" w:hAnsi="Times New Roman"/>
+          <w:sz w:val="24"/>
+          <w:szCs w:val="24"/>
+        </w:rPr>
+        <w:t>, el estado no debe usar medios inconsistentes con el derecho innato a la humanidad de sus ciudadanos.” (</w:t>
       </w:r>
       <w:r>
         <w:rPr>
@@ -20984,326 +21525,119 @@
           <w:sz w:val="24"/>
           <w:szCs w:val="24"/>
         </w:rPr>
-        <w:t xml:space="preserve">2009; p.298) </w:t>
-      </w:r>
-    </w:p>
-    <w:p>
-      <w:pPr>
-        <w:spacing w:line="360" w:lineRule="auto"/>
-        <w:rPr>
-          <w:rFonts w:ascii="Times New Roman" w:hAnsi="Times New Roman"/>
-          <w:sz w:val="24"/>
-          <w:szCs w:val="24"/>
-        </w:rPr>
-      </w:pPr>
-      <w:r>
-        <w:rPr>
-          <w:rFonts w:ascii="Times New Roman" w:hAnsi="Times New Roman"/>
-          <w:sz w:val="24"/>
-          <w:szCs w:val="24"/>
-        </w:rPr>
-        <w:t xml:space="preserve">Por lo dicho, la libertad externa, entendida como libertad </w:t>
-      </w:r>
-      <w:r>
-        <w:rPr>
-          <w:rFonts w:ascii="Times New Roman" w:hAnsi="Times New Roman"/>
-          <w:sz w:val="24"/>
-          <w:szCs w:val="24"/>
-        </w:rPr>
-        <w:t>igual</w:t>
-      </w:r>
-      <w:r>
-        <w:rPr>
-          <w:rFonts w:ascii="Times New Roman" w:hAnsi="Times New Roman"/>
-          <w:sz w:val="24"/>
-          <w:szCs w:val="24"/>
-        </w:rPr>
-        <w:t>, atraviesa y contiene las ideas regulativas que han conformado su noción a lo largo de las perspectivas que se han detallado en este apartado y a lo largo del capítulo.</w:t>
-      </w:r>
-      <w:r>
-        <w:rPr>
-          <w:rFonts w:ascii="Times New Roman" w:hAnsi="Times New Roman"/>
-          <w:sz w:val="24"/>
-          <w:szCs w:val="24"/>
-        </w:rPr>
-        <w:t xml:space="preserve"> La libertad externa es un principio normativo metafísico. Fundamenta sus alcances en cuanto defiende un tipo de soberanía e independencia que incluyen el consentimiento. Se presenta como una extensión del sentido del derecho innato y resulta en una libertad igual para todos.</w:t>
-      </w:r>
-      <w:r>
-        <w:rPr>
-          <w:rFonts w:ascii="Times New Roman" w:hAnsi="Times New Roman"/>
-          <w:sz w:val="24"/>
-          <w:szCs w:val="24"/>
+        <w:t xml:space="preserve">2009; p.265) Como se había referido anteriormente, el poder público debe orientarse siempre por las líneas de la justicia y la libertad como ideas, es decir, no debe hacer daño a nadie, no puede ser privada ni instrumental, y especialmente, debe seguir la línea de la libertad como </w:t>
+      </w:r>
+      <w:r>
+        <w:rPr>
+          <w:rFonts w:ascii="Times New Roman" w:hAnsi="Times New Roman"/>
+          <w:sz w:val="24"/>
+          <w:szCs w:val="24"/>
+        </w:rPr>
+        <w:t xml:space="preserve">un </w:t>
+      </w:r>
+      <w:r>
+        <w:rPr>
+          <w:rFonts w:ascii="Times New Roman" w:hAnsi="Times New Roman"/>
+          <w:sz w:val="24"/>
+          <w:szCs w:val="24"/>
+        </w:rPr>
+        <w:t>derecho innato de la humanidad</w:t>
+      </w:r>
+      <w:r>
+        <w:rPr>
+          <w:rFonts w:ascii="Times New Roman" w:hAnsi="Times New Roman"/>
+          <w:sz w:val="24"/>
+          <w:szCs w:val="24"/>
+        </w:rPr>
+        <w:t>.</w:t>
+      </w:r>
+    </w:p>
+    <w:p>
+      <w:pPr>
+        <w:spacing w:line="360" w:lineRule="auto"/>
+        <w:rPr>
+          <w:rFonts w:ascii="Times New Roman" w:hAnsi="Times New Roman"/>
+          <w:sz w:val="24"/>
+          <w:szCs w:val="24"/>
+        </w:rPr>
+      </w:pPr>
+      <w:r>
+        <w:rPr>
+          <w:rFonts w:ascii="Times New Roman" w:hAnsi="Times New Roman"/>
+          <w:sz w:val="24"/>
+          <w:szCs w:val="24"/>
+        </w:rPr>
+        <w:t>Ripstein, sin embargo, intenta colocar esta idea en el lenguaje de la lógica instrumental o de intereses que busca combatir, y en este sentido, expresa que: “Todo esto, con alguna distorsión, puede traducirse al vocabulario de la aproximación basada en los intereses: en orden para justificar el uso del poder coercitivo por parte del estado, la libertad, entendida como independencia de la elección de otra persona, es el único interés que importa.” (</w:t>
+      </w:r>
+      <w:r>
+        <w:rPr>
+          <w:rFonts w:ascii="Times New Roman" w:hAnsi="Times New Roman"/>
+          <w:sz w:val="24"/>
+          <w:szCs w:val="24"/>
+          <w:lang w:val="es-MX"/>
+        </w:rPr>
+        <w:t xml:space="preserve">Ripstein, </w:t>
+      </w:r>
+      <w:r>
+        <w:rPr>
+          <w:rFonts w:ascii="Times New Roman" w:hAnsi="Times New Roman"/>
+          <w:sz w:val="24"/>
+          <w:szCs w:val="24"/>
+        </w:rPr>
+        <w:t>2009; p.265)</w:t>
+      </w:r>
+    </w:p>
+    <w:p>
+      <w:pPr>
+        <w:spacing w:line="360" w:lineRule="auto"/>
+        <w:rPr>
+          <w:rFonts w:ascii="Times New Roman" w:hAnsi="Times New Roman"/>
+          <w:sz w:val="24"/>
+          <w:szCs w:val="24"/>
+        </w:rPr>
+      </w:pPr>
+      <w:r>
+        <w:rPr>
+          <w:rFonts w:ascii="Times New Roman" w:hAnsi="Times New Roman"/>
+          <w:sz w:val="24"/>
+          <w:szCs w:val="24"/>
+          <w:lang w:val="es-MX"/>
+        </w:rPr>
+        <w:t xml:space="preserve">Ripstein nos habla </w:t>
+      </w:r>
+      <w:r>
+        <w:rPr>
+          <w:rFonts w:ascii="Times New Roman" w:hAnsi="Times New Roman"/>
+          <w:sz w:val="24"/>
+          <w:szCs w:val="24"/>
+          <w:lang w:val="es-MX"/>
+        </w:rPr>
+        <w:t>del castigo como una legítima respuesta necesaria para poder asegurar la igualdad de la libertad.</w:t>
+      </w:r>
+      <w:r>
+        <w:rPr>
+          <w:rFonts w:ascii="Times New Roman" w:hAnsi="Times New Roman"/>
+          <w:sz w:val="24"/>
+          <w:szCs w:val="24"/>
+          <w:lang w:val="es-MX"/>
         </w:rPr>
         <w:t xml:space="preserve"> </w:t>
       </w:r>
-    </w:p>
-    <w:p>
-      <w:pPr>
-        <w:spacing w:line="360" w:lineRule="auto"/>
-        <w:rPr>
-          <w:rFonts w:ascii="Times New Roman" w:hAnsi="Times New Roman"/>
-          <w:sz w:val="24"/>
-          <w:szCs w:val="24"/>
-        </w:rPr>
-      </w:pPr>
-      <w:r>
-        <w:rPr>
-          <w:rFonts w:ascii="Times New Roman" w:hAnsi="Times New Roman"/>
-          <w:sz w:val="24"/>
-          <w:szCs w:val="24"/>
-        </w:rPr>
-        <w:t xml:space="preserve">Hace falta </w:t>
-      </w:r>
-      <w:r>
-        <w:rPr>
-          <w:rFonts w:ascii="Times New Roman" w:hAnsi="Times New Roman"/>
-          <w:sz w:val="24"/>
-          <w:szCs w:val="24"/>
-        </w:rPr>
-        <w:t xml:space="preserve">tener presente las consideraciones que profundizan en </w:t>
-      </w:r>
-      <w:r>
-        <w:rPr>
-          <w:rFonts w:ascii="Times New Roman" w:hAnsi="Times New Roman"/>
-          <w:sz w:val="24"/>
-          <w:szCs w:val="24"/>
-        </w:rPr>
-        <w:t xml:space="preserve">el </w:t>
-      </w:r>
-      <w:r>
-        <w:rPr>
-          <w:rFonts w:ascii="Times New Roman" w:hAnsi="Times New Roman"/>
-          <w:sz w:val="24"/>
-          <w:szCs w:val="24"/>
-        </w:rPr>
-        <w:t xml:space="preserve">uso de la fuerza </w:t>
-      </w:r>
-      <w:r>
-        <w:rPr>
-          <w:rFonts w:ascii="Times New Roman" w:hAnsi="Times New Roman"/>
-          <w:sz w:val="24"/>
-          <w:szCs w:val="24"/>
-        </w:rPr>
-        <w:t xml:space="preserve">que puede admitirse, en la medida en que </w:t>
-      </w:r>
-      <w:r>
-        <w:rPr>
-          <w:rFonts w:ascii="Times New Roman" w:hAnsi="Times New Roman"/>
-          <w:sz w:val="24"/>
-          <w:szCs w:val="24"/>
-        </w:rPr>
-        <w:t>tenga estas características.</w:t>
-      </w:r>
-      <w:r>
-        <w:rPr>
-          <w:rFonts w:ascii="Times New Roman" w:hAnsi="Times New Roman"/>
-          <w:sz w:val="24"/>
-          <w:szCs w:val="24"/>
-        </w:rPr>
-        <w:t xml:space="preserve"> De la misma forma en que una legislación no podría ir en contra del derecho innato o adquirido de nadie, de la misma forma, la fuerza pública no puede ejercerse sino en sincronización con la idea de una libertad externa entendida como una extensión que presenta la idea de una libertad igual para todos. </w:t>
-      </w:r>
-      <w:r>
-        <w:rPr>
-          <w:rFonts w:ascii="Times New Roman" w:hAnsi="Times New Roman"/>
-          <w:sz w:val="24"/>
-          <w:szCs w:val="24"/>
-        </w:rPr>
-        <w:t xml:space="preserve"> </w:t>
-      </w:r>
-    </w:p>
-    <w:p>
-      <w:pPr>
-        <w:spacing w:line="360" w:lineRule="auto"/>
-        <w:rPr>
-          <w:rFonts w:ascii="Times New Roman" w:hAnsi="Times New Roman"/>
-          <w:sz w:val="24"/>
-          <w:szCs w:val="24"/>
-        </w:rPr>
-      </w:pPr>
-    </w:p>
-    <w:p>
-      <w:pPr>
-        <w:spacing w:line="360" w:lineRule="auto"/>
-        <w:ind w:firstLine="708"/>
-        <w:rPr>
-          <w:rFonts w:ascii="Times New Roman" w:hAnsi="Times New Roman"/>
-          <w:sz w:val="24"/>
-          <w:szCs w:val="24"/>
-          <w:lang w:val="es-MX"/>
-        </w:rPr>
-      </w:pPr>
-      <w:r>
-        <w:rPr>
-          <w:rFonts w:ascii="Times New Roman" w:hAnsi="Times New Roman"/>
-          <w:sz w:val="24"/>
-          <w:szCs w:val="24"/>
-          <w:lang w:val="es-MX"/>
-        </w:rPr>
-        <w:t>3.5 Libertad externa como el uso legítimo de la fuerza</w:t>
-      </w:r>
-    </w:p>
-    <w:p>
-      <w:pPr>
-        <w:spacing w:line="360" w:lineRule="auto"/>
-        <w:rPr>
-          <w:rFonts w:ascii="Times New Roman" w:hAnsi="Times New Roman"/>
-          <w:sz w:val="24"/>
-          <w:szCs w:val="24"/>
-          <w:lang w:val="es-MX"/>
-        </w:rPr>
-      </w:pPr>
-    </w:p>
-    <w:p>
-      <w:pPr>
-        <w:spacing w:line="360" w:lineRule="auto"/>
-        <w:rPr>
-          <w:rFonts w:ascii="Times New Roman" w:hAnsi="Times New Roman"/>
-          <w:sz w:val="24"/>
-          <w:szCs w:val="24"/>
-          <w:lang w:val="es-MX"/>
-        </w:rPr>
-      </w:pPr>
-      <w:r>
-        <w:rPr>
-          <w:rFonts w:ascii="Times New Roman" w:hAnsi="Times New Roman"/>
-          <w:sz w:val="24"/>
-          <w:szCs w:val="24"/>
-          <w:lang w:val="es-MX"/>
-        </w:rPr>
-        <w:t xml:space="preserve">De la libertad entendida como inscrita en un marco de relaciones con límites recíprocos, se desprende un quinto sentido de la libertad externa, en cuanto </w:t>
-      </w:r>
-      <w:r>
-        <w:rPr>
-          <w:rFonts w:ascii="Times New Roman" w:hAnsi="Times New Roman"/>
-          <w:sz w:val="24"/>
-          <w:szCs w:val="24"/>
-          <w:lang w:val="es-MX"/>
-        </w:rPr>
-        <w:t>requiere d</w:t>
-      </w:r>
-      <w:r>
-        <w:rPr>
-          <w:rFonts w:ascii="Times New Roman" w:hAnsi="Times New Roman"/>
-          <w:sz w:val="24"/>
-          <w:szCs w:val="24"/>
-          <w:lang w:val="es-MX"/>
-        </w:rPr>
-        <w:t xml:space="preserve">el uso de la fuerza </w:t>
-      </w:r>
-      <w:r>
-        <w:rPr>
-          <w:rFonts w:ascii="Times New Roman" w:hAnsi="Times New Roman"/>
-          <w:sz w:val="24"/>
-          <w:szCs w:val="24"/>
-          <w:lang w:val="es-MX"/>
-        </w:rPr>
-        <w:t xml:space="preserve">pública </w:t>
-      </w:r>
-      <w:r>
-        <w:rPr>
-          <w:rFonts w:ascii="Times New Roman" w:hAnsi="Times New Roman"/>
-          <w:sz w:val="24"/>
-          <w:szCs w:val="24"/>
-          <w:lang w:val="es-MX"/>
-        </w:rPr>
-        <w:t>por parte del estado</w:t>
-      </w:r>
-      <w:r>
-        <w:rPr>
-          <w:rFonts w:ascii="Times New Roman" w:hAnsi="Times New Roman"/>
-          <w:sz w:val="24"/>
-          <w:szCs w:val="24"/>
-          <w:lang w:val="es-MX"/>
-        </w:rPr>
-        <w:t>. Esto permite p</w:t>
-      </w:r>
-      <w:r>
-        <w:rPr>
-          <w:rFonts w:ascii="Times New Roman" w:hAnsi="Times New Roman"/>
-          <w:sz w:val="24"/>
-          <w:szCs w:val="24"/>
-          <w:lang w:val="es-MX"/>
-        </w:rPr>
-        <w:t>oder ejercer la coacción civil a la libertad jurídica, de forma que se posibilite la libertad de todos los demás</w:t>
-      </w:r>
-      <w:r>
-        <w:rPr>
-          <w:rFonts w:ascii="Times New Roman" w:hAnsi="Times New Roman"/>
-          <w:sz w:val="24"/>
-          <w:szCs w:val="24"/>
-          <w:lang w:val="es-MX"/>
-        </w:rPr>
-        <w:t xml:space="preserve"> ante los casos de quienes obstaculizan dicho propósito de una libertad igual o recíproca.</w:t>
-      </w:r>
-      <w:r>
-        <w:rPr>
-          <w:rFonts w:ascii="Times New Roman" w:hAnsi="Times New Roman"/>
-          <w:sz w:val="24"/>
-          <w:szCs w:val="24"/>
-          <w:lang w:val="es-MX"/>
-        </w:rPr>
-        <w:t xml:space="preserve"> </w:t>
-      </w:r>
-    </w:p>
-    <w:p>
-      <w:pPr>
-        <w:spacing w:line="360" w:lineRule="auto"/>
-        <w:rPr>
-          <w:rFonts w:ascii="Times New Roman" w:hAnsi="Times New Roman"/>
-          <w:sz w:val="24"/>
-          <w:szCs w:val="24"/>
-        </w:rPr>
-      </w:pPr>
-      <w:r>
-        <w:rPr>
-          <w:rFonts w:ascii="Times New Roman" w:hAnsi="Times New Roman"/>
-          <w:sz w:val="24"/>
-          <w:szCs w:val="24"/>
-          <w:lang w:val="es-MX"/>
-        </w:rPr>
-        <w:t xml:space="preserve">Ripstein </w:t>
-      </w:r>
-      <w:r>
-        <w:rPr>
-          <w:rFonts w:ascii="Times New Roman" w:hAnsi="Times New Roman"/>
-          <w:sz w:val="24"/>
-          <w:szCs w:val="24"/>
-          <w:lang w:val="es-MX"/>
-        </w:rPr>
-        <w:t xml:space="preserve">afirma </w:t>
-      </w:r>
-      <w:r>
-        <w:rPr>
-          <w:rFonts w:ascii="Times New Roman" w:hAnsi="Times New Roman"/>
-          <w:sz w:val="24"/>
-          <w:szCs w:val="24"/>
-          <w:lang w:val="es-MX"/>
-        </w:rPr>
-        <w:t xml:space="preserve">que la idea de libertad externa requiere del uso de la fuerza legítima, para que haga cumplir la ley y proceda de forma autorizada a la hora de castigar, de acuerdo al sentido público del estado y las leyes, la cual unifica una voz que busca conservar la pluralidad y es omnilateral en lugar de unilateral. Ripstein refiere que: “La filosofía legal y política de Kant comienza con una simple pero poderosa concepción de la libertad como independencia de la elección de otra persona. La idea de libertad le provee de una respuesta sistemática a las preguntas más básicas de la filosofía política. Explica </w:t>
-      </w:r>
-      <w:r>
-        <w:rPr>
-          <w:rFonts w:ascii="Times New Roman" w:hAnsi="Times New Roman"/>
-          <w:sz w:val="24"/>
-          <w:szCs w:val="24"/>
-        </w:rPr>
-        <w:t xml:space="preserve">cómo (y cuando) las inequidades en riquezas y poder son consistentes con la equidad innata de todas las personas. También muestra que darles poderes especiales a los funcionarios es consistente con la libertad </w:t>
-      </w:r>
-      <w:r>
-        <w:rPr>
-          <w:rFonts w:ascii="Times New Roman" w:hAnsi="Times New Roman"/>
-          <w:sz w:val="24"/>
-          <w:szCs w:val="24"/>
-        </w:rPr>
-        <w:t>igual</w:t>
-      </w:r>
-      <w:r>
-        <w:rPr>
-          <w:rFonts w:ascii="Times New Roman" w:hAnsi="Times New Roman"/>
-          <w:sz w:val="24"/>
-          <w:szCs w:val="24"/>
-        </w:rPr>
-        <w:t xml:space="preserve"> de todos. Demuestra porqué a algunas personas debe otorgársele el poder para decirle a todos (incluidos ellos mismos) qué hacer al crear leyes, y porqué otros deben estar empoderados para forzar a las personas para que hagan como se les dice. La respuesta es muy distintivamente kantiana: el poder político es legítimo y se hace cumplir debido a que la libertad lo requiere.” (</w:t>
+      <w:r>
+        <w:rPr>
+          <w:rFonts w:ascii="Times New Roman" w:hAnsi="Times New Roman"/>
+          <w:sz w:val="24"/>
+          <w:szCs w:val="24"/>
+        </w:rPr>
+        <w:t>Señala</w:t>
+      </w:r>
+      <w:r>
+        <w:rPr>
+          <w:rFonts w:ascii="Times New Roman" w:hAnsi="Times New Roman"/>
+          <w:sz w:val="24"/>
+          <w:szCs w:val="24"/>
+        </w:rPr>
+        <w:t xml:space="preserve"> lo siguiente: “He argumentado que la perspectiva de Kant sobre el castigo es requerida debido a la naturaleza de la libertad, en lugar de adjudicarlo a las imperfecciones de los seres libres o al mundo en que se encuentran. (…) He argumentado que la disuasión y la retribución no son meramente compatibles, sino que se requieren mutuamente una a otra. Al serlo así, he buscado proveer una perspectiva que es a la vez fiel a los textos de Kant, y al mismo tiempo, resueltamente no instrumentalista.” (</w:t>
       </w:r>
       <w:r>
         <w:rPr>
@@ -21320,60 +21654,25 @@
           <w:sz w:val="24"/>
           <w:szCs w:val="24"/>
         </w:rPr>
-        <w:t>2009; p.29)</w:t>
-      </w:r>
-    </w:p>
-    <w:p>
-      <w:pPr>
-        <w:spacing w:line="360" w:lineRule="auto"/>
-        <w:rPr>
-          <w:rFonts w:ascii="Times New Roman" w:hAnsi="Times New Roman"/>
-          <w:sz w:val="24"/>
-          <w:szCs w:val="24"/>
-        </w:rPr>
-      </w:pPr>
-      <w:r>
-        <w:rPr>
-          <w:rFonts w:ascii="Times New Roman" w:hAnsi="Times New Roman"/>
-          <w:sz w:val="24"/>
-          <w:szCs w:val="24"/>
-          <w:lang w:val="es-MX"/>
-        </w:rPr>
-        <w:t xml:space="preserve">Para el autor </w:t>
-      </w:r>
-      <w:r>
-        <w:rPr>
-          <w:rFonts w:ascii="Times New Roman" w:hAnsi="Times New Roman"/>
-          <w:sz w:val="24"/>
-          <w:szCs w:val="24"/>
-          <w:lang w:val="es-MX"/>
-        </w:rPr>
-        <w:t xml:space="preserve">las instituciones jurídicas concretas, tales como la constitución, la policía y los tribunales, aseguran los alcances de la libertad externa. Esto refuerza la idea de que la fuerza estatal se justifica sólo en la medida en que busca proteger la igualdad de la libertad. En este sentido, Ripstein nos dice que: </w:t>
-      </w:r>
-      <w:r>
-        <w:rPr>
-          <w:rFonts w:ascii="Times New Roman" w:hAnsi="Times New Roman"/>
-          <w:sz w:val="24"/>
-          <w:szCs w:val="24"/>
-        </w:rPr>
-        <w:t>“He presentado una forma distinta de pensar acerca del legítimo uso del poder del estado, enfocado en las condiciones de la libertad en lugar de los intereses. (…) La autoridad pública es sólo eso: es pública, constituida por los ciudadanos en cuanto un cuerpo colectivo, y es una autoridad; Esto es, dentro del mandato, su decisión es vinculante al margen de sus méritos, solamente porque es la decisión de una competente autoridad pública.” (</w:t>
-      </w:r>
-      <w:r>
-        <w:rPr>
-          <w:rFonts w:ascii="Times New Roman" w:hAnsi="Times New Roman"/>
-          <w:sz w:val="24"/>
-          <w:szCs w:val="24"/>
-          <w:lang w:val="es-MX"/>
-        </w:rPr>
-        <w:t xml:space="preserve">Ripstein, </w:t>
-      </w:r>
-      <w:r>
-        <w:rPr>
-          <w:rFonts w:ascii="Times New Roman" w:hAnsi="Times New Roman"/>
-          <w:sz w:val="24"/>
-          <w:szCs w:val="24"/>
-        </w:rPr>
-        <w:t xml:space="preserve">2009; p.265) Ripstein enfatiza que su interpretación no va por el camino del instrumentalismo o de acuerdo a los intereses que se representa el estado, sino </w:t>
+        <w:t>2009; p.323)</w:t>
+      </w:r>
+    </w:p>
+    <w:p>
+      <w:pPr>
+        <w:spacing w:line="360" w:lineRule="auto"/>
+        <w:rPr>
+          <w:rFonts w:ascii="Times New Roman" w:hAnsi="Times New Roman"/>
+          <w:sz w:val="24"/>
+          <w:szCs w:val="24"/>
+        </w:rPr>
+      </w:pPr>
+      <w:r>
+        <w:rPr>
+          <w:rFonts w:ascii="Times New Roman" w:hAnsi="Times New Roman"/>
+          <w:sz w:val="24"/>
+          <w:szCs w:val="24"/>
+        </w:rPr>
+        <w:t xml:space="preserve">El castigo se entiende como una fuerza necesaria y acorde a la justicia, por cuanto busca afectar las máximas por las cuales los agentes se gobiernan. La intención, de acuerdo a la lectura de Ripstein, supone que los actos contrarios a la ley pierden su sentido al contrastarlo </w:t>
       </w:r>
       <w:r>
         <w:rPr>
@@ -21382,214 +21681,7 @@
           <w:szCs w:val="24"/>
         </w:rPr>
         <w:lastRenderedPageBreak/>
-        <w:t xml:space="preserve">que parte de principios normativos, en donde la idea de libertad externa requiere de este uso legítimo de la fuerza por la naturaleza propia de su noción. </w:t>
-      </w:r>
-    </w:p>
-    <w:p>
-      <w:pPr>
-        <w:spacing w:line="360" w:lineRule="auto"/>
-        <w:rPr>
-          <w:rFonts w:ascii="Times New Roman" w:hAnsi="Times New Roman"/>
-          <w:sz w:val="24"/>
-          <w:szCs w:val="24"/>
-        </w:rPr>
-      </w:pPr>
-      <w:r>
-        <w:rPr>
-          <w:rFonts w:ascii="Times New Roman" w:hAnsi="Times New Roman"/>
-          <w:sz w:val="24"/>
-          <w:szCs w:val="24"/>
-        </w:rPr>
-        <w:t xml:space="preserve">Al rechazar una aproximación de los intereses instrumentales, Ripstein favorece una lectura que rescata el sentido de la libertad como una idea de la razón en sentido regulativo, y de esta forma, señala que: “La aproximación basada en la libertad (…) requiere que el mismo derecho innato a la humanidad estructure las políticas de poder del estado y también sirvan como su límite. Al establecer las instituciones y servicios que son requeridos para un sistema de libertad </w:t>
-      </w:r>
-      <w:r>
-        <w:rPr>
-          <w:rFonts w:ascii="Times New Roman" w:hAnsi="Times New Roman"/>
-          <w:sz w:val="24"/>
-          <w:szCs w:val="24"/>
-        </w:rPr>
-        <w:t>igual</w:t>
-      </w:r>
-      <w:r>
-        <w:rPr>
-          <w:rFonts w:ascii="Times New Roman" w:hAnsi="Times New Roman"/>
-          <w:sz w:val="24"/>
-          <w:szCs w:val="24"/>
-        </w:rPr>
-        <w:t>, el estado no debe usar medios inconsistentes con el derecho innato a la humanidad de sus ciudadanos.” (</w:t>
-      </w:r>
-      <w:r>
-        <w:rPr>
-          <w:rFonts w:ascii="Times New Roman" w:hAnsi="Times New Roman"/>
-          <w:sz w:val="24"/>
-          <w:szCs w:val="24"/>
-          <w:lang w:val="es-MX"/>
-        </w:rPr>
-        <w:t xml:space="preserve">Ripstein, </w:t>
-      </w:r>
-      <w:r>
-        <w:rPr>
-          <w:rFonts w:ascii="Times New Roman" w:hAnsi="Times New Roman"/>
-          <w:sz w:val="24"/>
-          <w:szCs w:val="24"/>
-        </w:rPr>
-        <w:t xml:space="preserve">2009; p.265) Como se había referido anteriormente, el poder público debe orientarse siempre por las líneas de la justicia y la libertad como ideas, es decir, no debe hacer daño a nadie, no puede ser privada ni instrumental, y especialmente, debe seguir la línea de la libertad como </w:t>
-      </w:r>
-      <w:r>
-        <w:rPr>
-          <w:rFonts w:ascii="Times New Roman" w:hAnsi="Times New Roman"/>
-          <w:sz w:val="24"/>
-          <w:szCs w:val="24"/>
-        </w:rPr>
-        <w:t xml:space="preserve">un </w:t>
-      </w:r>
-      <w:r>
-        <w:rPr>
-          <w:rFonts w:ascii="Times New Roman" w:hAnsi="Times New Roman"/>
-          <w:sz w:val="24"/>
-          <w:szCs w:val="24"/>
-        </w:rPr>
-        <w:t>derecho innato de la humanidad</w:t>
-      </w:r>
-      <w:r>
-        <w:rPr>
-          <w:rFonts w:ascii="Times New Roman" w:hAnsi="Times New Roman"/>
-          <w:sz w:val="24"/>
-          <w:szCs w:val="24"/>
-        </w:rPr>
-        <w:t>.</w:t>
-      </w:r>
-    </w:p>
-    <w:p>
-      <w:pPr>
-        <w:spacing w:line="360" w:lineRule="auto"/>
-        <w:rPr>
-          <w:rFonts w:ascii="Times New Roman" w:hAnsi="Times New Roman"/>
-          <w:sz w:val="24"/>
-          <w:szCs w:val="24"/>
-        </w:rPr>
-      </w:pPr>
-      <w:r>
-        <w:rPr>
-          <w:rFonts w:ascii="Times New Roman" w:hAnsi="Times New Roman"/>
-          <w:sz w:val="24"/>
-          <w:szCs w:val="24"/>
-        </w:rPr>
-        <w:t>Ripstein, sin embargo, intenta colocar esta idea en el lenguaje de la lógica instrumental o de intereses que busca combatir, y en este sentido, expresa que: “Todo esto, con alguna distorsión, puede traducirse al vocabulario de la aproximación basada en los intereses: en orden para justificar el uso del poder coercitivo por parte del estado, la libertad, entendida como independencia de la elección de otra persona, es el único interés que importa.” (</w:t>
-      </w:r>
-      <w:r>
-        <w:rPr>
-          <w:rFonts w:ascii="Times New Roman" w:hAnsi="Times New Roman"/>
-          <w:sz w:val="24"/>
-          <w:szCs w:val="24"/>
-          <w:lang w:val="es-MX"/>
-        </w:rPr>
-        <w:t xml:space="preserve">Ripstein, </w:t>
-      </w:r>
-      <w:r>
-        <w:rPr>
-          <w:rFonts w:ascii="Times New Roman" w:hAnsi="Times New Roman"/>
-          <w:sz w:val="24"/>
-          <w:szCs w:val="24"/>
-        </w:rPr>
-        <w:t>2009; p.265)</w:t>
-      </w:r>
-    </w:p>
-    <w:p>
-      <w:pPr>
-        <w:spacing w:line="360" w:lineRule="auto"/>
-        <w:rPr>
-          <w:rFonts w:ascii="Times New Roman" w:hAnsi="Times New Roman"/>
-          <w:sz w:val="24"/>
-          <w:szCs w:val="24"/>
-        </w:rPr>
-      </w:pPr>
-      <w:r>
-        <w:rPr>
-          <w:rFonts w:ascii="Times New Roman" w:hAnsi="Times New Roman"/>
-          <w:sz w:val="24"/>
-          <w:szCs w:val="24"/>
-          <w:lang w:val="es-MX"/>
-        </w:rPr>
-        <w:t xml:space="preserve">Ripstein nos habla </w:t>
-      </w:r>
-      <w:r>
-        <w:rPr>
-          <w:rFonts w:ascii="Times New Roman" w:hAnsi="Times New Roman"/>
-          <w:sz w:val="24"/>
-          <w:szCs w:val="24"/>
-          <w:lang w:val="es-MX"/>
-        </w:rPr>
-        <w:t>del castigo como una legítima respuesta necesaria para poder asegurar la igualdad de la libertad.</w:t>
-      </w:r>
-      <w:r>
-        <w:rPr>
-          <w:rFonts w:ascii="Times New Roman" w:hAnsi="Times New Roman"/>
-          <w:sz w:val="24"/>
-          <w:szCs w:val="24"/>
-          <w:lang w:val="es-MX"/>
-        </w:rPr>
-        <w:t xml:space="preserve"> </w:t>
-      </w:r>
-      <w:r>
-        <w:rPr>
-          <w:rFonts w:ascii="Times New Roman" w:hAnsi="Times New Roman"/>
-          <w:sz w:val="24"/>
-          <w:szCs w:val="24"/>
-        </w:rPr>
-        <w:t>Señala</w:t>
-      </w:r>
-      <w:r>
-        <w:rPr>
-          <w:rFonts w:ascii="Times New Roman" w:hAnsi="Times New Roman"/>
-          <w:sz w:val="24"/>
-          <w:szCs w:val="24"/>
-        </w:rPr>
-        <w:t xml:space="preserve"> lo siguiente: “He argumentado que la perspectiva de Kant sobre el castigo es requerida debido a la naturaleza de la libertad, en lugar de adjudicarlo a las imperfecciones de los seres libres o al mundo en que se encuentran. (…) He argumentado que la disuasión y la retribución no son meramente compatibles, sino que se requieren mutuamente una a otra. Al serlo así, he buscado proveer una perspectiva que es a la vez fiel a los textos de Kant, y al mismo tiempo, resueltamente no instrumentalista.” (</w:t>
-      </w:r>
-      <w:r>
-        <w:rPr>
-          <w:rFonts w:ascii="Times New Roman" w:hAnsi="Times New Roman"/>
-          <w:sz w:val="24"/>
-          <w:szCs w:val="24"/>
-          <w:lang w:val="es-MX"/>
-        </w:rPr>
-        <w:t xml:space="preserve">Ripstein, </w:t>
-      </w:r>
-      <w:r>
-        <w:rPr>
-          <w:rFonts w:ascii="Times New Roman" w:hAnsi="Times New Roman"/>
-          <w:sz w:val="24"/>
-          <w:szCs w:val="24"/>
-        </w:rPr>
-        <w:t>2009; p.323)</w:t>
-      </w:r>
-    </w:p>
-    <w:p>
-      <w:pPr>
-        <w:spacing w:line="360" w:lineRule="auto"/>
-        <w:rPr>
-          <w:rFonts w:ascii="Times New Roman" w:hAnsi="Times New Roman"/>
-          <w:sz w:val="24"/>
-          <w:szCs w:val="24"/>
-        </w:rPr>
-      </w:pPr>
-      <w:r>
-        <w:rPr>
-          <w:rFonts w:ascii="Times New Roman" w:hAnsi="Times New Roman"/>
-          <w:sz w:val="24"/>
-          <w:szCs w:val="24"/>
-        </w:rPr>
-        <w:t xml:space="preserve">El castigo se entiende como una fuerza necesaria y acorde a la justicia, por cuanto busca afectar las máximas por las cuales los agentes se gobiernan. La intención, de acuerdo a la lectura de Ripstein, supone que los actos contrarios a la ley pierden su sentido al contrastarlo con las consecuencias legales. Esto no equivale a tomar un punto de vista utilitario, sino que el castigo representa el modelo de un orden legal, en que uno, al romper dicho equilibrio, al mismo tiempo pierde su libertad externa, lo que va en contra de su propio derecho innato y </w:t>
-      </w:r>
-      <w:r>
-        <w:rPr>
-          <w:rFonts w:ascii="Times New Roman" w:hAnsi="Times New Roman"/>
-          <w:sz w:val="24"/>
-          <w:szCs w:val="24"/>
-        </w:rPr>
-        <w:lastRenderedPageBreak/>
-        <w:t>luego sublimado civilmente. A su vez, el acento se coloca en la idea normativa de la libertad como compatible con la del uso legítimo de la fuerza, en lugar de apelar a</w:t>
+        <w:t>con las consecuencias legales. Esto no equivale a tomar un punto de vista utilitario, sino que el castigo representa el modelo de un orden legal, en que uno, al romper dicho equilibrio, al mismo tiempo pierde su libertad externa, lo que va en contra de su propio derecho innato y luego sublimado civilmente. A su vez, el acento se coloca en la idea normativa de la libertad como compatible con la del uso legítimo de la fuerza, en lugar de apelar a</w:t>
       </w:r>
       <w:r>
         <w:rPr>
@@ -22020,6 +22112,7 @@
           <w:sz w:val="24"/>
           <w:szCs w:val="24"/>
         </w:rPr>
+        <w:lastRenderedPageBreak/>
         <w:t xml:space="preserve">Ripstein expresa </w:t>
       </w:r>
       <w:r>
@@ -22036,16 +22129,7 @@
           <w:sz w:val="24"/>
           <w:szCs w:val="24"/>
         </w:rPr>
-        <w:t xml:space="preserve">: “El punto de partida para la teoría del derecho de Kant es el derecho innato a la humanidad en cada persona, y así, el tener derechos para cada ser humano de ser </w:t>
-      </w:r>
-      <w:r>
-        <w:rPr>
-          <w:rFonts w:ascii="Times New Roman" w:hAnsi="Times New Roman"/>
-          <w:sz w:val="24"/>
-          <w:szCs w:val="24"/>
-        </w:rPr>
-        <w:lastRenderedPageBreak/>
-        <w:t>independiente de cualquier elección de otra persona, el ser tratado como</w:t>
+        <w:t>: “El punto de partida para la teoría del derecho de Kant es el derecho innato a la humanidad en cada persona, y así, el tener derechos para cada ser humano de ser independiente de cualquier elección de otra persona, el ser tratado como</w:t>
       </w:r>
       <w:r>
         <w:rPr>
@@ -22277,16 +22361,7 @@
           <w:szCs w:val="24"/>
           <w:lang w:val="es-MX"/>
         </w:rPr>
-        <w:t>.</w:t>
-      </w:r>
-      <w:r>
-        <w:rPr>
-          <w:rFonts w:ascii="Times New Roman" w:hAnsi="Times New Roman"/>
-          <w:sz w:val="24"/>
-          <w:szCs w:val="24"/>
-          <w:lang w:val="es-MX"/>
-        </w:rPr>
-        <w:t xml:space="preserve"> </w:t>
+        <w:t xml:space="preserve"> y le representa como un derecho igual innato de la humanidad.</w:t>
       </w:r>
     </w:p>
     <w:p>
@@ -23225,6 +23300,546 @@
         <w:spacing w:line="360" w:lineRule="auto"/>
         <w:rPr>
           <w:rFonts w:ascii="Times New Roman" w:hAnsi="Times New Roman"/>
+          <w:sz w:val="24"/>
+          <w:szCs w:val="24"/>
+          <w:lang w:val="es-MX"/>
+        </w:rPr>
+      </w:pPr>
+      <w:r>
+        <w:rPr>
+          <w:rFonts w:ascii="Times New Roman" w:hAnsi="Times New Roman"/>
+          <w:sz w:val="24"/>
+          <w:szCs w:val="24"/>
+          <w:lang w:val="es-MX"/>
+        </w:rPr>
+        <w:t xml:space="preserve">Ambos reconstruyen el argumento de la libertad externa en la Doctrina del derecho de Kant, que entienden como el corazón de su pensamiento político. En lugar de pensar que se encuentran confrontados por ideas excluyentes, podemos pensar por el contrario que </w:t>
+      </w:r>
+      <w:r>
+        <w:rPr>
+          <w:rFonts w:ascii="Times New Roman" w:hAnsi="Times New Roman"/>
+          <w:sz w:val="24"/>
+          <w:szCs w:val="24"/>
+          <w:lang w:val="es-MX"/>
+        </w:rPr>
+        <w:t>sus lecturas son complementarias y nos ayudan a delimitar el complejo fenómeno de la libertad externa, tomada como una idea normativa para la convivencia humana de paz</w:t>
+      </w:r>
+      <w:r>
+        <w:rPr>
+          <w:rFonts w:ascii="Times New Roman" w:hAnsi="Times New Roman"/>
+          <w:sz w:val="24"/>
+          <w:szCs w:val="24"/>
+          <w:lang w:val="es-MX"/>
+        </w:rPr>
+        <w:t xml:space="preserve"> en un marco de derecho</w:t>
+      </w:r>
+      <w:r>
+        <w:rPr>
+          <w:rFonts w:ascii="Times New Roman" w:hAnsi="Times New Roman"/>
+          <w:sz w:val="24"/>
+          <w:szCs w:val="24"/>
+          <w:lang w:val="es-MX"/>
+        </w:rPr>
+        <w:t>.</w:t>
+      </w:r>
+    </w:p>
+    <w:p>
+      <w:pPr>
+        <w:spacing w:line="360" w:lineRule="auto"/>
+        <w:rPr>
+          <w:rFonts w:ascii="Times New Roman" w:hAnsi="Times New Roman"/>
+          <w:color w:val="EE0000"/>
+          <w:sz w:val="24"/>
+          <w:szCs w:val="24"/>
+          <w:lang w:val="es-MX"/>
+        </w:rPr>
+      </w:pPr>
+      <w:r>
+        <w:rPr>
+          <w:rFonts w:ascii="Times New Roman" w:hAnsi="Times New Roman"/>
+          <w:color w:val="EE0000"/>
+          <w:sz w:val="24"/>
+          <w:szCs w:val="24"/>
+          <w:lang w:val="es-MX"/>
+        </w:rPr>
+        <w:lastRenderedPageBreak/>
+        <w:t>Flikschuh</w:t>
+      </w:r>
+      <w:bookmarkEnd w:id="1"/>
+      <w:r>
+        <w:rPr>
+          <w:rFonts w:ascii="Times New Roman" w:hAnsi="Times New Roman"/>
+          <w:color w:val="EE0000"/>
+          <w:sz w:val="24"/>
+          <w:szCs w:val="24"/>
+          <w:lang w:val="es-MX"/>
+        </w:rPr>
+        <w:t xml:space="preserve"> ha señalado en un artículo que la libertad innata se puede confundir con la libertad negativa de los liberales. </w:t>
+      </w:r>
+    </w:p>
+    <w:p>
+      <w:pPr>
+        <w:spacing w:line="360" w:lineRule="auto"/>
+        <w:rPr>
+          <w:rFonts w:ascii="Times New Roman" w:hAnsi="Times New Roman"/>
+          <w:color w:val="EE0000"/>
+          <w:sz w:val="24"/>
+          <w:szCs w:val="24"/>
+          <w:lang w:val="es-MX"/>
+        </w:rPr>
+      </w:pPr>
+      <w:r>
+        <w:rPr>
+          <w:rFonts w:ascii="Times New Roman" w:hAnsi="Times New Roman"/>
+          <w:color w:val="EE0000"/>
+          <w:sz w:val="24"/>
+          <w:szCs w:val="24"/>
+          <w:lang w:val="es-MX"/>
+        </w:rPr>
+        <w:t xml:space="preserve">Debo argumentar la </w:t>
+      </w:r>
+      <w:proofErr w:type="spellStart"/>
+      <w:r>
+        <w:rPr>
+          <w:rFonts w:ascii="Times New Roman" w:hAnsi="Times New Roman"/>
+          <w:color w:val="EE0000"/>
+          <w:sz w:val="24"/>
+          <w:szCs w:val="24"/>
+          <w:lang w:val="es-MX"/>
+        </w:rPr>
+        <w:t>complementareidad</w:t>
+      </w:r>
+      <w:proofErr w:type="spellEnd"/>
+      <w:r>
+        <w:rPr>
+          <w:rFonts w:ascii="Times New Roman" w:hAnsi="Times New Roman"/>
+          <w:color w:val="EE0000"/>
+          <w:sz w:val="24"/>
+          <w:szCs w:val="24"/>
+          <w:lang w:val="es-MX"/>
+        </w:rPr>
+        <w:t xml:space="preserve"> y no solo afirmar</w:t>
+      </w:r>
+    </w:p>
+    <w:p>
+      <w:pPr>
+        <w:spacing w:line="360" w:lineRule="auto"/>
+        <w:rPr>
+          <w:rFonts w:ascii="Times New Roman" w:hAnsi="Times New Roman"/>
+          <w:color w:val="EE0000"/>
+          <w:sz w:val="24"/>
+          <w:szCs w:val="24"/>
+          <w:lang w:val="es-MX"/>
+        </w:rPr>
+      </w:pPr>
+      <w:r>
+        <w:rPr>
+          <w:rFonts w:ascii="Times New Roman" w:hAnsi="Times New Roman"/>
+          <w:color w:val="EE0000"/>
+          <w:sz w:val="24"/>
+          <w:szCs w:val="24"/>
+          <w:lang w:val="es-MX"/>
+        </w:rPr>
+        <w:t>Tengo que revisar estos artículos, pero no tengo acceso a ellos, caramba</w:t>
+      </w:r>
+    </w:p>
+    <w:p>
+      <w:pPr>
+        <w:numPr>
+          <w:ilvl w:val="0"/>
+          <w:numId w:val="15"/>
+        </w:numPr>
+        <w:spacing w:line="360" w:lineRule="auto"/>
+        <w:rPr>
+          <w:rFonts w:ascii="Times New Roman" w:hAnsi="Times New Roman"/>
+          <w:color w:val="EE0000"/>
+          <w:sz w:val="24"/>
+          <w:szCs w:val="24"/>
+          <w:lang w:val="es-PE"/>
+        </w:rPr>
+      </w:pPr>
+      <w:r>
+        <w:rPr>
+          <w:rFonts w:ascii="Times New Roman" w:hAnsi="Times New Roman"/>
+          <w:color w:val="EE0000"/>
+          <w:sz w:val="24"/>
+          <w:szCs w:val="24"/>
+          <w:lang w:val="en-US"/>
+        </w:rPr>
+        <w:t xml:space="preserve">Flikschuh, K. (2010). «Innate Right and Acquired Right in Arthur Ripstein's Force and Freedom». </w:t>
+      </w:r>
+      <w:proofErr w:type="spellStart"/>
+      <w:r>
+        <w:rPr>
+          <w:rFonts w:ascii="Times New Roman" w:hAnsi="Times New Roman"/>
+          <w:color w:val="EE0000"/>
+          <w:sz w:val="24"/>
+          <w:szCs w:val="24"/>
+          <w:lang w:val="es-PE"/>
+        </w:rPr>
+        <w:t>Jurisprudence</w:t>
+      </w:r>
+      <w:proofErr w:type="spellEnd"/>
+      <w:r>
+        <w:rPr>
+          <w:rFonts w:ascii="Times New Roman" w:hAnsi="Times New Roman"/>
+          <w:color w:val="EE0000"/>
+          <w:sz w:val="24"/>
+          <w:szCs w:val="24"/>
+          <w:lang w:val="es-PE"/>
+        </w:rPr>
+        <w:t>, 1(2), 295–304.</w:t>
+      </w:r>
+    </w:p>
+    <w:p>
+      <w:pPr>
+        <w:numPr>
+          <w:ilvl w:val="0"/>
+          <w:numId w:val="15"/>
+        </w:numPr>
+        <w:spacing w:line="360" w:lineRule="auto"/>
+        <w:rPr>
+          <w:rFonts w:ascii="Times New Roman" w:hAnsi="Times New Roman"/>
+          <w:color w:val="EE0000"/>
+          <w:sz w:val="24"/>
+          <w:szCs w:val="24"/>
+          <w:lang w:val="es-PE"/>
+        </w:rPr>
+      </w:pPr>
+      <w:r>
+        <w:rPr>
+          <w:rFonts w:ascii="Times New Roman" w:hAnsi="Times New Roman"/>
+          <w:color w:val="EE0000"/>
+          <w:sz w:val="24"/>
+          <w:szCs w:val="24"/>
+          <w:lang w:val="en-US"/>
+        </w:rPr>
+        <w:t xml:space="preserve">Flikschuh, K. (2017). «A Regime of Equal Private Freedom? Individual Rights and Public Law in Ripstein's Force and Freedom». En S. </w:t>
+      </w:r>
+      <w:proofErr w:type="spellStart"/>
+      <w:r>
+        <w:rPr>
+          <w:rFonts w:ascii="Times New Roman" w:hAnsi="Times New Roman"/>
+          <w:color w:val="EE0000"/>
+          <w:sz w:val="24"/>
+          <w:szCs w:val="24"/>
+          <w:lang w:val="en-US"/>
+        </w:rPr>
+        <w:t>Kisilevsky</w:t>
+      </w:r>
+      <w:proofErr w:type="spellEnd"/>
+      <w:r>
+        <w:rPr>
+          <w:rFonts w:ascii="Times New Roman" w:hAnsi="Times New Roman"/>
+          <w:color w:val="EE0000"/>
+          <w:sz w:val="24"/>
+          <w:szCs w:val="24"/>
+          <w:lang w:val="en-US"/>
+        </w:rPr>
+        <w:t xml:space="preserve"> y M. Stone (eds.), Freedom and Force: Essays on Kant's Legal Philosophy. </w:t>
+      </w:r>
+      <w:r>
+        <w:rPr>
+          <w:rFonts w:ascii="Times New Roman" w:hAnsi="Times New Roman"/>
+          <w:color w:val="EE0000"/>
+          <w:sz w:val="24"/>
+          <w:szCs w:val="24"/>
+          <w:lang w:val="es-PE"/>
+        </w:rPr>
+        <w:t>Oxford: Hart.</w:t>
+      </w:r>
+    </w:p>
+    <w:p>
+      <w:pPr>
+        <w:numPr>
+          <w:ilvl w:val="0"/>
+          <w:numId w:val="15"/>
+        </w:numPr>
+        <w:spacing w:line="360" w:lineRule="auto"/>
+        <w:rPr>
+          <w:rFonts w:ascii="Times New Roman" w:hAnsi="Times New Roman"/>
+          <w:color w:val="EE0000"/>
+          <w:sz w:val="24"/>
+          <w:szCs w:val="24"/>
+          <w:lang w:val="es-PE"/>
+        </w:rPr>
+      </w:pPr>
+      <w:r>
+        <w:rPr>
+          <w:rFonts w:ascii="Times New Roman" w:hAnsi="Times New Roman"/>
+          <w:color w:val="EE0000"/>
+          <w:sz w:val="24"/>
+          <w:szCs w:val="24"/>
+          <w:lang w:val="en-US"/>
+        </w:rPr>
+        <w:t xml:space="preserve">Flikschuh, K. (2022). «Innate right in Kant — A critical reading». </w:t>
+      </w:r>
+      <w:proofErr w:type="spellStart"/>
+      <w:r>
+        <w:rPr>
+          <w:rFonts w:ascii="Times New Roman" w:hAnsi="Times New Roman"/>
+          <w:color w:val="EE0000"/>
+          <w:sz w:val="24"/>
+          <w:szCs w:val="24"/>
+          <w:lang w:val="es-PE"/>
+        </w:rPr>
+        <w:t>European</w:t>
+      </w:r>
+      <w:proofErr w:type="spellEnd"/>
+      <w:r>
+        <w:rPr>
+          <w:rFonts w:ascii="Times New Roman" w:hAnsi="Times New Roman"/>
+          <w:color w:val="EE0000"/>
+          <w:sz w:val="24"/>
+          <w:szCs w:val="24"/>
+          <w:lang w:val="es-PE"/>
+        </w:rPr>
+        <w:t xml:space="preserve"> </w:t>
+      </w:r>
+      <w:proofErr w:type="spellStart"/>
+      <w:r>
+        <w:rPr>
+          <w:rFonts w:ascii="Times New Roman" w:hAnsi="Times New Roman"/>
+          <w:color w:val="EE0000"/>
+          <w:sz w:val="24"/>
+          <w:szCs w:val="24"/>
+          <w:lang w:val="es-PE"/>
+        </w:rPr>
+        <w:t>Journal</w:t>
+      </w:r>
+      <w:proofErr w:type="spellEnd"/>
+      <w:r>
+        <w:rPr>
+          <w:rFonts w:ascii="Times New Roman" w:hAnsi="Times New Roman"/>
+          <w:color w:val="EE0000"/>
+          <w:sz w:val="24"/>
+          <w:szCs w:val="24"/>
+          <w:lang w:val="es-PE"/>
+        </w:rPr>
+        <w:t xml:space="preserve"> </w:t>
+      </w:r>
+      <w:proofErr w:type="spellStart"/>
+      <w:r>
+        <w:rPr>
+          <w:rFonts w:ascii="Times New Roman" w:hAnsi="Times New Roman"/>
+          <w:color w:val="EE0000"/>
+          <w:sz w:val="24"/>
+          <w:szCs w:val="24"/>
+          <w:lang w:val="es-PE"/>
+        </w:rPr>
+        <w:t>of</w:t>
+      </w:r>
+      <w:proofErr w:type="spellEnd"/>
+      <w:r>
+        <w:rPr>
+          <w:rFonts w:ascii="Times New Roman" w:hAnsi="Times New Roman"/>
+          <w:color w:val="EE0000"/>
+          <w:sz w:val="24"/>
+          <w:szCs w:val="24"/>
+          <w:lang w:val="es-PE"/>
+        </w:rPr>
+        <w:t xml:space="preserve"> </w:t>
+      </w:r>
+      <w:proofErr w:type="spellStart"/>
+      <w:r>
+        <w:rPr>
+          <w:rFonts w:ascii="Times New Roman" w:hAnsi="Times New Roman"/>
+          <w:color w:val="EE0000"/>
+          <w:sz w:val="24"/>
+          <w:szCs w:val="24"/>
+          <w:lang w:val="es-PE"/>
+        </w:rPr>
+        <w:t>Philosophy</w:t>
+      </w:r>
+      <w:proofErr w:type="spellEnd"/>
+      <w:r>
+        <w:rPr>
+          <w:rFonts w:ascii="Times New Roman" w:hAnsi="Times New Roman"/>
+          <w:color w:val="EE0000"/>
+          <w:sz w:val="24"/>
+          <w:szCs w:val="24"/>
+          <w:lang w:val="es-PE"/>
+        </w:rPr>
+        <w:t>, 30(2), 823–839.</w:t>
+      </w:r>
+    </w:p>
+    <w:p>
+      <w:pPr>
+        <w:spacing w:line="360" w:lineRule="auto"/>
+        <w:rPr>
+          <w:rFonts w:ascii="Times New Roman" w:hAnsi="Times New Roman"/>
+          <w:color w:val="EE0000"/>
+          <w:sz w:val="24"/>
+          <w:szCs w:val="24"/>
+          <w:lang w:val="es-PE"/>
+        </w:rPr>
+      </w:pPr>
+      <w:r>
+        <w:rPr>
+          <w:rFonts w:ascii="Times New Roman" w:hAnsi="Times New Roman"/>
+          <w:color w:val="EE0000"/>
+          <w:sz w:val="24"/>
+          <w:szCs w:val="24"/>
+          <w:lang w:val="es-PE"/>
+        </w:rPr>
+        <w:t xml:space="preserve">Se supone que este problema ya ha sido desarrollado por los autores, hace más de diez años, y sin embargo, no doy con las fuentes, </w:t>
+      </w:r>
+      <w:proofErr w:type="spellStart"/>
+      <w:r>
+        <w:rPr>
+          <w:rFonts w:ascii="Times New Roman" w:hAnsi="Times New Roman"/>
+          <w:color w:val="EE0000"/>
+          <w:sz w:val="24"/>
+          <w:szCs w:val="24"/>
+          <w:lang w:val="es-PE"/>
+        </w:rPr>
+        <w:t>law</w:t>
+      </w:r>
+      <w:proofErr w:type="spellEnd"/>
+      <w:r>
+        <w:rPr>
+          <w:rFonts w:ascii="Times New Roman" w:hAnsi="Times New Roman"/>
+          <w:color w:val="EE0000"/>
+          <w:sz w:val="24"/>
+          <w:szCs w:val="24"/>
+          <w:lang w:val="es-PE"/>
+        </w:rPr>
+        <w:t xml:space="preserve"> </w:t>
+      </w:r>
+      <w:proofErr w:type="spellStart"/>
+      <w:r>
+        <w:rPr>
+          <w:rFonts w:ascii="Times New Roman" w:hAnsi="Times New Roman"/>
+          <w:color w:val="EE0000"/>
+          <w:sz w:val="24"/>
+          <w:szCs w:val="24"/>
+          <w:lang w:val="es-PE"/>
+        </w:rPr>
+        <w:t>of</w:t>
+      </w:r>
+      <w:proofErr w:type="spellEnd"/>
+      <w:r>
+        <w:rPr>
+          <w:rFonts w:ascii="Times New Roman" w:hAnsi="Times New Roman"/>
+          <w:color w:val="EE0000"/>
+          <w:sz w:val="24"/>
+          <w:szCs w:val="24"/>
+          <w:lang w:val="es-PE"/>
+        </w:rPr>
+        <w:t xml:space="preserve"> </w:t>
+      </w:r>
+      <w:proofErr w:type="spellStart"/>
+      <w:r>
+        <w:rPr>
+          <w:rFonts w:ascii="Times New Roman" w:hAnsi="Times New Roman"/>
+          <w:color w:val="EE0000"/>
+          <w:sz w:val="24"/>
+          <w:szCs w:val="24"/>
+          <w:lang w:val="es-PE"/>
+        </w:rPr>
+        <w:t>war</w:t>
+      </w:r>
+      <w:proofErr w:type="spellEnd"/>
+      <w:r>
+        <w:rPr>
+          <w:rFonts w:ascii="Times New Roman" w:hAnsi="Times New Roman"/>
+          <w:color w:val="EE0000"/>
+          <w:sz w:val="24"/>
+          <w:szCs w:val="24"/>
+          <w:lang w:val="es-PE"/>
+        </w:rPr>
+        <w:t xml:space="preserve"> de </w:t>
+      </w:r>
+      <w:proofErr w:type="spellStart"/>
+      <w:r>
+        <w:rPr>
+          <w:rFonts w:ascii="Times New Roman" w:hAnsi="Times New Roman"/>
+          <w:color w:val="EE0000"/>
+          <w:sz w:val="24"/>
+          <w:szCs w:val="24"/>
+          <w:lang w:val="es-PE"/>
+        </w:rPr>
+        <w:t>rips</w:t>
+      </w:r>
+      <w:proofErr w:type="spellEnd"/>
+      <w:r>
+        <w:rPr>
+          <w:rFonts w:ascii="Times New Roman" w:hAnsi="Times New Roman"/>
+          <w:color w:val="EE0000"/>
+          <w:sz w:val="24"/>
+          <w:szCs w:val="24"/>
+          <w:lang w:val="es-PE"/>
+        </w:rPr>
+        <w:t xml:space="preserve"> no tiene nada, salvo citas sueltas, pero debo reducir en lugar de agregar &gt;.&lt;</w:t>
+      </w:r>
+    </w:p>
+    <w:p>
+      <w:pPr>
+        <w:spacing w:line="360" w:lineRule="auto"/>
+        <w:rPr>
+          <w:rFonts w:ascii="Times New Roman" w:hAnsi="Times New Roman"/>
+          <w:color w:val="EE0000"/>
+          <w:sz w:val="24"/>
+          <w:szCs w:val="24"/>
+          <w:lang w:val="es-PE"/>
+        </w:rPr>
+      </w:pPr>
+      <w:r>
+        <w:rPr>
+          <w:rFonts w:ascii="Times New Roman" w:hAnsi="Times New Roman"/>
+          <w:color w:val="EE0000"/>
+          <w:sz w:val="24"/>
+          <w:szCs w:val="24"/>
+          <w:lang w:val="es-PE"/>
+        </w:rPr>
+        <w:t xml:space="preserve">Tenemos que partir de lo </w:t>
+      </w:r>
+      <w:r>
+        <w:rPr>
+          <w:rFonts w:ascii="Times New Roman" w:hAnsi="Times New Roman"/>
+          <w:color w:val="EE0000"/>
+          <w:sz w:val="24"/>
+          <w:szCs w:val="24"/>
+        </w:rPr>
+        <w:t>qué dice Kant en 6:237</w:t>
+      </w:r>
+      <w:r>
+        <w:rPr>
+          <w:rFonts w:ascii="Times New Roman" w:hAnsi="Times New Roman"/>
+          <w:color w:val="EE0000"/>
+          <w:sz w:val="24"/>
+          <w:szCs w:val="24"/>
+        </w:rPr>
+        <w:t xml:space="preserve">, sobre derecho innato, para problematizar a los autores, cada cual lo interpreta distinto. </w:t>
+      </w:r>
+    </w:p>
+    <w:p>
+      <w:pPr>
+        <w:spacing w:line="360" w:lineRule="auto"/>
+        <w:rPr>
+          <w:rFonts w:ascii="Times New Roman" w:hAnsi="Times New Roman"/>
+          <w:color w:val="EE0000"/>
+          <w:sz w:val="24"/>
+          <w:szCs w:val="24"/>
+          <w:lang w:val="es-PE"/>
+        </w:rPr>
+      </w:pPr>
+    </w:p>
+    <w:p>
+      <w:pPr>
+        <w:spacing w:line="360" w:lineRule="auto"/>
+        <w:rPr>
+          <w:rFonts w:ascii="Times New Roman" w:hAnsi="Times New Roman"/>
+          <w:sz w:val="24"/>
+          <w:szCs w:val="24"/>
+          <w:lang w:val="es-MX"/>
+        </w:rPr>
+      </w:pPr>
+    </w:p>
+    <w:p>
+      <w:pPr>
+        <w:spacing w:line="360" w:lineRule="auto"/>
+        <w:rPr>
+          <w:rFonts w:ascii="Times New Roman" w:hAnsi="Times New Roman"/>
           <w:b/>
           <w:sz w:val="24"/>
           <w:szCs w:val="24"/>
@@ -23232,43 +23847,6 @@
           <w:lang w:val="es-PE"/>
         </w:rPr>
       </w:pPr>
-      <w:r>
-        <w:rPr>
-          <w:rFonts w:ascii="Times New Roman" w:hAnsi="Times New Roman"/>
-          <w:sz w:val="24"/>
-          <w:szCs w:val="24"/>
-          <w:lang w:val="es-MX"/>
-        </w:rPr>
-        <w:t xml:space="preserve">Ambos reconstruyen el argumento de la libertad externa en la Doctrina del derecho de Kant, que entienden como el corazón de su pensamiento político. En lugar de pensar que se encuentran confrontados por ideas excluyentes, podemos pensar por el contrario que </w:t>
-      </w:r>
-      <w:r>
-        <w:rPr>
-          <w:rFonts w:ascii="Times New Roman" w:hAnsi="Times New Roman"/>
-          <w:sz w:val="24"/>
-          <w:szCs w:val="24"/>
-          <w:lang w:val="es-MX"/>
-        </w:rPr>
-        <w:t>sus lecturas son complementarias y nos ayudan a delimitar el complejo fenómeno de la libertad externa, tomada como una idea normativa para la convivencia humana de paz</w:t>
-      </w:r>
-      <w:r>
-        <w:rPr>
-          <w:rFonts w:ascii="Times New Roman" w:hAnsi="Times New Roman"/>
-          <w:sz w:val="24"/>
-          <w:szCs w:val="24"/>
-          <w:lang w:val="es-MX"/>
-        </w:rPr>
-        <w:t xml:space="preserve"> en un marco de derecho</w:t>
-      </w:r>
-      <w:r>
-        <w:rPr>
-          <w:rFonts w:ascii="Times New Roman" w:hAnsi="Times New Roman"/>
-          <w:sz w:val="24"/>
-          <w:szCs w:val="24"/>
-          <w:lang w:val="es-MX"/>
-        </w:rPr>
-        <w:t xml:space="preserve">. </w:t>
-      </w:r>
-      <w:bookmarkEnd w:id="1"/>
       <w:r>
         <w:rPr>
           <w:rFonts w:ascii="Times New Roman" w:hAnsi="Times New Roman"/>
@@ -23306,19 +23884,43 @@
           <w:bCs/>
           <w:sz w:val="24"/>
           <w:szCs w:val="24"/>
-          <w:lang w:val="es-PE"/>
-        </w:rPr>
-      </w:pPr>
+          <w:lang w:val="en-US"/>
+        </w:rPr>
+      </w:pPr>
+      <w:proofErr w:type="spellStart"/>
       <w:r>
         <w:rPr>
           <w:rFonts w:ascii="Times New Roman" w:hAnsi="Times New Roman"/>
           <w:bCs/>
           <w:sz w:val="24"/>
           <w:szCs w:val="24"/>
-          <w:lang w:val="es-PE"/>
-        </w:rPr>
-        <w:t>Referencias bibliográficas</w:t>
-      </w:r>
+          <w:lang w:val="en-US"/>
+        </w:rPr>
+        <w:t>Referencias</w:t>
+      </w:r>
+      <w:proofErr w:type="spellEnd"/>
+      <w:r>
+        <w:rPr>
+          <w:rFonts w:ascii="Times New Roman" w:hAnsi="Times New Roman"/>
+          <w:bCs/>
+          <w:sz w:val="24"/>
+          <w:szCs w:val="24"/>
+          <w:lang w:val="en-US"/>
+        </w:rPr>
+        <w:t xml:space="preserve"> </w:t>
+      </w:r>
+      <w:proofErr w:type="spellStart"/>
+      <w:r>
+        <w:rPr>
+          <w:rFonts w:ascii="Times New Roman" w:hAnsi="Times New Roman"/>
+          <w:bCs/>
+          <w:sz w:val="24"/>
+          <w:szCs w:val="24"/>
+          <w:lang w:val="en-US"/>
+        </w:rPr>
+        <w:t>bibliográficas</w:t>
+      </w:r>
+      <w:proofErr w:type="spellEnd"/>
     </w:p>
     <w:p>
       <w:pPr>
@@ -23328,7 +23930,7 @@
           <w:color w:val="000000" w:themeColor="text1"/>
           <w:sz w:val="24"/>
           <w:szCs w:val="24"/>
-          <w:lang w:val="es-PE"/>
+          <w:lang w:val="en-US"/>
         </w:rPr>
       </w:pPr>
     </w:p>
@@ -23339,15 +23941,28 @@
           <w:rFonts w:ascii="Times New Roman" w:hAnsi="Times New Roman"/>
           <w:sz w:val="24"/>
           <w:szCs w:val="24"/>
-        </w:rPr>
-      </w:pPr>
-      <w:r>
-        <w:rPr>
-          <w:rFonts w:ascii="Times New Roman" w:hAnsi="Times New Roman"/>
-          <w:sz w:val="24"/>
-          <w:szCs w:val="24"/>
-        </w:rPr>
-        <w:t>Bibliografía principal</w:t>
+          <w:lang w:val="en-US"/>
+        </w:rPr>
+      </w:pPr>
+      <w:proofErr w:type="spellStart"/>
+      <w:r>
+        <w:rPr>
+          <w:rFonts w:ascii="Times New Roman" w:hAnsi="Times New Roman"/>
+          <w:sz w:val="24"/>
+          <w:szCs w:val="24"/>
+          <w:lang w:val="en-US"/>
+        </w:rPr>
+        <w:t>Bibliografía</w:t>
+      </w:r>
+      <w:proofErr w:type="spellEnd"/>
+      <w:r>
+        <w:rPr>
+          <w:rFonts w:ascii="Times New Roman" w:hAnsi="Times New Roman"/>
+          <w:sz w:val="24"/>
+          <w:szCs w:val="24"/>
+          <w:lang w:val="en-US"/>
+        </w:rPr>
+        <w:t xml:space="preserve"> principal</w:t>
       </w:r>
     </w:p>
     <w:p>
@@ -23366,16 +23981,16 @@
         <w:ind w:left="720" w:hanging="720"/>
         <w:rPr>
           <w:rFonts w:ascii="Times New Roman" w:hAnsi="Times New Roman"/>
-          <w:sz w:val="24"/>
-          <w:szCs w:val="24"/>
+          <w:sz w:val="20"/>
+          <w:szCs w:val="20"/>
           <w:lang w:val="en-US"/>
         </w:rPr>
       </w:pPr>
       <w:r>
         <w:rPr>
           <w:rFonts w:ascii="Times New Roman" w:hAnsi="Times New Roman"/>
-          <w:sz w:val="24"/>
-          <w:szCs w:val="24"/>
+          <w:sz w:val="20"/>
+          <w:szCs w:val="20"/>
           <w:lang w:val="en-US"/>
         </w:rPr>
         <w:t xml:space="preserve">Flikschuh, K (2000) </w:t>
@@ -23385,8 +24000,8 @@
           <w:rFonts w:ascii="Times New Roman" w:hAnsi="Times New Roman"/>
           <w:i/>
           <w:iCs/>
-          <w:sz w:val="24"/>
-          <w:szCs w:val="24"/>
+          <w:sz w:val="20"/>
+          <w:szCs w:val="20"/>
           <w:lang w:val="en-US"/>
         </w:rPr>
         <w:t>Kant and modern political philosophy</w:t>
@@ -23394,20 +24009,11 @@
       <w:r>
         <w:rPr>
           <w:rFonts w:ascii="Times New Roman" w:hAnsi="Times New Roman"/>
-          <w:sz w:val="24"/>
-          <w:szCs w:val="24"/>
+          <w:sz w:val="20"/>
+          <w:szCs w:val="20"/>
           <w:lang w:val="en-US"/>
         </w:rPr>
-        <w:t xml:space="preserve">. </w:t>
-      </w:r>
-      <w:r>
-        <w:rPr>
-          <w:rFonts w:ascii="Times New Roman" w:hAnsi="Times New Roman"/>
-          <w:sz w:val="24"/>
-          <w:szCs w:val="24"/>
-          <w:lang w:val="en-US"/>
-        </w:rPr>
-        <w:t>Cambridge University Press</w:t>
+        <w:t>. Cambridge University Press</w:t>
       </w:r>
     </w:p>
     <w:p>
@@ -23416,16 +24022,16 @@
         <w:rPr>
           <w:rFonts w:ascii="Times New Roman" w:hAnsi="Times New Roman"/>
           <w:color w:val="000000" w:themeColor="text1"/>
-          <w:sz w:val="24"/>
-          <w:szCs w:val="24"/>
+          <w:sz w:val="20"/>
+          <w:szCs w:val="20"/>
         </w:rPr>
       </w:pPr>
       <w:r>
         <w:rPr>
           <w:rFonts w:ascii="Times New Roman" w:hAnsi="Times New Roman"/>
           <w:color w:val="000000" w:themeColor="text1"/>
-          <w:sz w:val="24"/>
-          <w:szCs w:val="24"/>
+          <w:sz w:val="20"/>
+          <w:szCs w:val="20"/>
         </w:rPr>
         <w:t xml:space="preserve">Kant, I. (1964) </w:t>
       </w:r>
@@ -23434,8 +24040,8 @@
           <w:rFonts w:ascii="Times New Roman" w:hAnsi="Times New Roman"/>
           <w:i/>
           <w:color w:val="000000" w:themeColor="text1"/>
-          <w:sz w:val="24"/>
-          <w:szCs w:val="24"/>
+          <w:sz w:val="20"/>
+          <w:szCs w:val="20"/>
         </w:rPr>
         <w:t>Acerca de la relación entre la teoría y la práctica en el derecho político</w:t>
       </w:r>
@@ -23443,8 +24049,8 @@
         <w:rPr>
           <w:rFonts w:ascii="Times New Roman" w:hAnsi="Times New Roman"/>
           <w:color w:val="000000" w:themeColor="text1"/>
-          <w:sz w:val="24"/>
-          <w:szCs w:val="24"/>
+          <w:sz w:val="20"/>
+          <w:szCs w:val="20"/>
         </w:rPr>
         <w:t xml:space="preserve">. </w:t>
       </w:r>
@@ -23453,8 +24059,8 @@
           <w:rFonts w:ascii="Times New Roman" w:hAnsi="Times New Roman"/>
           <w:i/>
           <w:color w:val="000000" w:themeColor="text1"/>
-          <w:sz w:val="24"/>
-          <w:szCs w:val="24"/>
+          <w:sz w:val="20"/>
+          <w:szCs w:val="20"/>
         </w:rPr>
         <w:t>(Contra Hobbes)</w:t>
       </w:r>
@@ -23462,37 +24068,28 @@
         <w:rPr>
           <w:rFonts w:ascii="Times New Roman" w:hAnsi="Times New Roman"/>
           <w:color w:val="000000" w:themeColor="text1"/>
-          <w:sz w:val="24"/>
-          <w:szCs w:val="24"/>
-        </w:rPr>
-        <w:t xml:space="preserve"> (En: Kant, I. Filosofía de la historia. Ed. Nova)</w:t>
-      </w:r>
-      <w:r>
+          <w:sz w:val="20"/>
+          <w:szCs w:val="20"/>
+        </w:rPr>
+        <w:t xml:space="preserve"> (En: Kant, I. Filosofía de la historia. Ed. Nova).</w:t>
+      </w:r>
+    </w:p>
+    <w:p>
+      <w:pPr>
+        <w:ind w:left="720" w:hanging="720"/>
         <w:rPr>
           <w:rFonts w:ascii="Times New Roman" w:hAnsi="Times New Roman"/>
           <w:color w:val="000000" w:themeColor="text1"/>
-          <w:sz w:val="24"/>
-          <w:szCs w:val="24"/>
-        </w:rPr>
-        <w:t>.</w:t>
-      </w:r>
-    </w:p>
-    <w:p>
-      <w:pPr>
-        <w:ind w:left="720" w:hanging="720"/>
+          <w:sz w:val="20"/>
+          <w:szCs w:val="20"/>
+        </w:rPr>
+      </w:pPr>
+      <w:r>
         <w:rPr>
           <w:rFonts w:ascii="Times New Roman" w:hAnsi="Times New Roman"/>
           <w:color w:val="000000" w:themeColor="text1"/>
-          <w:sz w:val="24"/>
-          <w:szCs w:val="24"/>
-        </w:rPr>
-      </w:pPr>
-      <w:r>
-        <w:rPr>
-          <w:rFonts w:ascii="Times New Roman" w:hAnsi="Times New Roman"/>
-          <w:color w:val="000000" w:themeColor="text1"/>
-          <w:sz w:val="24"/>
-          <w:szCs w:val="24"/>
+          <w:sz w:val="20"/>
+          <w:szCs w:val="20"/>
         </w:rPr>
         <w:t xml:space="preserve">Kant, I. (1964) </w:t>
       </w:r>
@@ -23501,8 +24098,8 @@
           <w:rFonts w:ascii="Times New Roman" w:hAnsi="Times New Roman"/>
           <w:i/>
           <w:color w:val="000000" w:themeColor="text1"/>
-          <w:sz w:val="24"/>
-          <w:szCs w:val="24"/>
+          <w:sz w:val="20"/>
+          <w:szCs w:val="20"/>
         </w:rPr>
         <w:t>Acerca de la relación entre la teoría y la práctica en la moral y en general</w:t>
       </w:r>
@@ -23510,20 +24107,68 @@
         <w:rPr>
           <w:rFonts w:ascii="Times New Roman" w:hAnsi="Times New Roman"/>
           <w:color w:val="000000" w:themeColor="text1"/>
-          <w:sz w:val="24"/>
-          <w:szCs w:val="24"/>
-        </w:rPr>
-        <w:t>. (En: Kant, I. Filosofía de la historia. Ed. Nova)</w:t>
-      </w:r>
-      <w:r>
+          <w:sz w:val="20"/>
+          <w:szCs w:val="20"/>
+        </w:rPr>
+        <w:t>. (En: Kant, I. Filosofía de la historia. Ed. Nova).</w:t>
+      </w:r>
+    </w:p>
+    <w:p>
+      <w:pPr>
+        <w:ind w:left="720" w:hanging="720"/>
         <w:rPr>
           <w:rFonts w:ascii="Times New Roman" w:hAnsi="Times New Roman"/>
           <w:color w:val="000000" w:themeColor="text1"/>
-          <w:sz w:val="24"/>
-          <w:szCs w:val="24"/>
+          <w:sz w:val="20"/>
+          <w:szCs w:val="20"/>
+        </w:rPr>
+      </w:pPr>
+      <w:r>
+        <w:rPr>
+          <w:rFonts w:ascii="Times New Roman" w:hAnsi="Times New Roman"/>
+          <w:color w:val="000000" w:themeColor="text1"/>
+          <w:sz w:val="20"/>
+          <w:szCs w:val="20"/>
+        </w:rPr>
+        <w:t xml:space="preserve">Kant, I. (1999) </w:t>
+      </w:r>
+      <w:r>
+        <w:rPr>
+          <w:rFonts w:ascii="Times New Roman" w:hAnsi="Times New Roman"/>
+          <w:i/>
+          <w:color w:val="000000" w:themeColor="text1"/>
+          <w:sz w:val="20"/>
+          <w:szCs w:val="20"/>
+        </w:rPr>
+        <w:t>En defensa de la ilustración</w:t>
+      </w:r>
+      <w:r>
+        <w:rPr>
+          <w:rFonts w:ascii="Times New Roman" w:hAnsi="Times New Roman"/>
+          <w:color w:val="000000" w:themeColor="text1"/>
+          <w:sz w:val="20"/>
+          <w:szCs w:val="20"/>
         </w:rPr>
         <w:t>.</w:t>
       </w:r>
+      <w:r>
+        <w:rPr>
+          <w:rFonts w:ascii="Times New Roman" w:hAnsi="Times New Roman"/>
+          <w:color w:val="000000" w:themeColor="text1"/>
+          <w:sz w:val="20"/>
+          <w:szCs w:val="20"/>
+        </w:rPr>
+        <w:t xml:space="preserve"> (Ensayos varios)</w:t>
+      </w:r>
+      <w:r>
+        <w:rPr>
+          <w:rFonts w:ascii="Times New Roman" w:hAnsi="Times New Roman"/>
+          <w:color w:val="000000" w:themeColor="text1"/>
+          <w:sz w:val="20"/>
+          <w:szCs w:val="20"/>
+        </w:rPr>
+        <w:t xml:space="preserve"> Alba Editorial</w:t>
+      </w:r>
     </w:p>
     <w:p>
       <w:pPr>
@@ -23531,8 +24176,8 @@
         <w:rPr>
           <w:rFonts w:ascii="Times New Roman" w:hAnsi="Times New Roman"/>
           <w:color w:val="000000" w:themeColor="text1"/>
-          <w:sz w:val="24"/>
-          <w:szCs w:val="24"/>
+          <w:sz w:val="20"/>
+          <w:szCs w:val="20"/>
           <w:shd w:val="clear" w:color="auto" w:fill="FFFFFF"/>
           <w:lang w:val="en-US"/>
         </w:rPr>
@@ -23541,8 +24186,8 @@
         <w:rPr>
           <w:rFonts w:ascii="Times New Roman" w:hAnsi="Times New Roman"/>
           <w:color w:val="000000" w:themeColor="text1"/>
-          <w:sz w:val="24"/>
-          <w:szCs w:val="24"/>
+          <w:sz w:val="20"/>
+          <w:szCs w:val="20"/>
           <w:shd w:val="clear" w:color="auto" w:fill="FFFFFF"/>
         </w:rPr>
         <w:t xml:space="preserve">Kant, I. </w:t>
@@ -23551,8 +24196,8 @@
         <w:rPr>
           <w:rFonts w:ascii="Times New Roman" w:hAnsi="Times New Roman"/>
           <w:color w:val="000000" w:themeColor="text1"/>
-          <w:sz w:val="24"/>
-          <w:szCs w:val="24"/>
+          <w:sz w:val="20"/>
+          <w:szCs w:val="20"/>
         </w:rPr>
         <w:t>(</w:t>
       </w:r>
@@ -23560,8 +24205,8 @@
         <w:rPr>
           <w:rFonts w:ascii="Times New Roman" w:hAnsi="Times New Roman"/>
           <w:color w:val="000000" w:themeColor="text1"/>
-          <w:sz w:val="24"/>
-          <w:szCs w:val="24"/>
+          <w:sz w:val="20"/>
+          <w:szCs w:val="20"/>
           <w:shd w:val="clear" w:color="auto" w:fill="FFFFFF"/>
         </w:rPr>
         <w:t>1980</w:t>
@@ -23570,8 +24215,8 @@
         <w:rPr>
           <w:rFonts w:ascii="Times New Roman" w:hAnsi="Times New Roman"/>
           <w:color w:val="000000" w:themeColor="text1"/>
-          <w:sz w:val="24"/>
-          <w:szCs w:val="24"/>
+          <w:sz w:val="20"/>
+          <w:szCs w:val="20"/>
         </w:rPr>
         <w:t>)</w:t>
       </w:r>
@@ -23579,8 +24224,8 @@
         <w:rPr>
           <w:rFonts w:ascii="Times New Roman" w:hAnsi="Times New Roman"/>
           <w:color w:val="000000" w:themeColor="text1"/>
-          <w:sz w:val="24"/>
-          <w:szCs w:val="24"/>
+          <w:sz w:val="20"/>
+          <w:szCs w:val="20"/>
           <w:shd w:val="clear" w:color="auto" w:fill="FFFFFF"/>
         </w:rPr>
         <w:t xml:space="preserve"> </w:t>
@@ -23590,8 +24235,8 @@
           <w:rFonts w:ascii="Times New Roman" w:hAnsi="Times New Roman"/>
           <w:i/>
           <w:color w:val="000000" w:themeColor="text1"/>
-          <w:sz w:val="24"/>
-          <w:szCs w:val="24"/>
+          <w:sz w:val="20"/>
+          <w:szCs w:val="20"/>
           <w:shd w:val="clear" w:color="auto" w:fill="FFFFFF"/>
         </w:rPr>
         <w:t>La paz perpetua</w:t>
@@ -23600,8 +24245,8 @@
         <w:rPr>
           <w:rFonts w:ascii="Times New Roman" w:hAnsi="Times New Roman"/>
           <w:color w:val="000000" w:themeColor="text1"/>
-          <w:sz w:val="24"/>
-          <w:szCs w:val="24"/>
+          <w:sz w:val="20"/>
+          <w:szCs w:val="20"/>
           <w:shd w:val="clear" w:color="auto" w:fill="FFFFFF"/>
         </w:rPr>
         <w:t xml:space="preserve">. (En: Kant, I. Fundamentación de la metafísica de las costumbres, Crítica de la razón práctica y la Paz perpetua. </w:t>
@@ -23610,8 +24255,8 @@
         <w:rPr>
           <w:rFonts w:ascii="Times New Roman" w:hAnsi="Times New Roman"/>
           <w:color w:val="000000" w:themeColor="text1"/>
-          <w:sz w:val="24"/>
-          <w:szCs w:val="24"/>
+          <w:sz w:val="20"/>
+          <w:szCs w:val="20"/>
           <w:shd w:val="clear" w:color="auto" w:fill="FFFFFF"/>
           <w:lang w:val="en-US"/>
         </w:rPr>
@@ -23622,8 +24267,8 @@
         <w:rPr>
           <w:rFonts w:ascii="Times New Roman" w:hAnsi="Times New Roman"/>
           <w:color w:val="000000" w:themeColor="text1"/>
-          <w:sz w:val="24"/>
-          <w:szCs w:val="24"/>
+          <w:sz w:val="20"/>
+          <w:szCs w:val="20"/>
           <w:shd w:val="clear" w:color="auto" w:fill="FFFFFF"/>
           <w:lang w:val="en-US"/>
         </w:rPr>
@@ -23634,8 +24279,8 @@
         <w:rPr>
           <w:rFonts w:ascii="Times New Roman" w:hAnsi="Times New Roman"/>
           <w:color w:val="000000" w:themeColor="text1"/>
-          <w:sz w:val="24"/>
-          <w:szCs w:val="24"/>
+          <w:sz w:val="20"/>
+          <w:szCs w:val="20"/>
           <w:shd w:val="clear" w:color="auto" w:fill="FFFFFF"/>
           <w:lang w:val="en-US"/>
         </w:rPr>
@@ -23648,8 +24293,8 @@
         <w:rPr>
           <w:rFonts w:ascii="Times New Roman" w:hAnsi="Times New Roman"/>
           <w:color w:val="000000" w:themeColor="text1"/>
-          <w:sz w:val="24"/>
-          <w:szCs w:val="24"/>
+          <w:sz w:val="20"/>
+          <w:szCs w:val="20"/>
           <w:lang w:val="es-PE"/>
         </w:rPr>
       </w:pPr>
@@ -23657,8 +24302,8 @@
         <w:rPr>
           <w:rFonts w:ascii="Times New Roman" w:hAnsi="Times New Roman"/>
           <w:color w:val="000000" w:themeColor="text1"/>
-          <w:sz w:val="24"/>
-          <w:szCs w:val="24"/>
+          <w:sz w:val="20"/>
+          <w:szCs w:val="20"/>
           <w:lang w:val="en-US"/>
         </w:rPr>
         <w:t xml:space="preserve">Kant, I. (1991) </w:t>
@@ -23668,8 +24313,8 @@
           <w:rFonts w:ascii="Times New Roman" w:hAnsi="Times New Roman"/>
           <w:i/>
           <w:color w:val="000000" w:themeColor="text1"/>
-          <w:sz w:val="24"/>
-          <w:szCs w:val="24"/>
+          <w:sz w:val="20"/>
+          <w:szCs w:val="20"/>
           <w:lang w:val="en-US"/>
         </w:rPr>
         <w:t>Kant: Political writings</w:t>
@@ -23678,38 +24323,28 @@
         <w:rPr>
           <w:rFonts w:ascii="Times New Roman" w:hAnsi="Times New Roman"/>
           <w:color w:val="000000" w:themeColor="text1"/>
-          <w:sz w:val="24"/>
-          <w:szCs w:val="24"/>
+          <w:sz w:val="20"/>
+          <w:szCs w:val="20"/>
           <w:lang w:val="en-US"/>
         </w:rPr>
-        <w:t xml:space="preserve">. </w:t>
+        <w:t xml:space="preserve">. Cambridge University Press. </w:t>
       </w:r>
       <w:r>
         <w:rPr>
           <w:rFonts w:ascii="Times New Roman" w:hAnsi="Times New Roman"/>
           <w:color w:val="000000" w:themeColor="text1"/>
-          <w:sz w:val="24"/>
-          <w:szCs w:val="24"/>
-          <w:lang w:val="en-US"/>
-        </w:rPr>
-        <w:t xml:space="preserve">Cambridge University Press. </w:t>
+          <w:sz w:val="20"/>
+          <w:szCs w:val="20"/>
+          <w:lang w:val="es-PE"/>
+        </w:rPr>
+        <w:t>2</w:t>
       </w:r>
       <w:r>
         <w:rPr>
           <w:rFonts w:ascii="Times New Roman" w:hAnsi="Times New Roman"/>
           <w:color w:val="000000" w:themeColor="text1"/>
-          <w:sz w:val="24"/>
-          <w:szCs w:val="24"/>
-          <w:lang w:val="es-PE"/>
-        </w:rPr>
-        <w:t>2</w:t>
-      </w:r>
-      <w:r>
-        <w:rPr>
-          <w:rFonts w:ascii="Times New Roman" w:hAnsi="Times New Roman"/>
-          <w:color w:val="000000" w:themeColor="text1"/>
-          <w:sz w:val="24"/>
-          <w:szCs w:val="24"/>
+          <w:sz w:val="20"/>
+          <w:szCs w:val="20"/>
           <w:vertAlign w:val="superscript"/>
           <w:lang w:val="es-PE"/>
         </w:rPr>
@@ -23719,8 +24354,8 @@
         <w:rPr>
           <w:rFonts w:ascii="Times New Roman" w:hAnsi="Times New Roman"/>
           <w:color w:val="000000" w:themeColor="text1"/>
-          <w:sz w:val="24"/>
-          <w:szCs w:val="24"/>
+          <w:sz w:val="20"/>
+          <w:szCs w:val="20"/>
           <w:lang w:val="es-PE"/>
         </w:rPr>
         <w:t xml:space="preserve"> </w:t>
@@ -23730,8 +24365,8 @@
         <w:rPr>
           <w:rFonts w:ascii="Times New Roman" w:hAnsi="Times New Roman"/>
           <w:color w:val="000000" w:themeColor="text1"/>
-          <w:sz w:val="24"/>
-          <w:szCs w:val="24"/>
+          <w:sz w:val="20"/>
+          <w:szCs w:val="20"/>
           <w:lang w:val="es-PE"/>
         </w:rPr>
         <w:t>edition</w:t>
@@ -23741,61 +24376,11 @@
         <w:rPr>
           <w:rFonts w:ascii="Times New Roman" w:hAnsi="Times New Roman"/>
           <w:color w:val="000000" w:themeColor="text1"/>
-          <w:sz w:val="24"/>
-          <w:szCs w:val="24"/>
+          <w:sz w:val="20"/>
+          <w:szCs w:val="20"/>
           <w:lang w:val="es-PE"/>
         </w:rPr>
-        <w:t xml:space="preserve">. </w:t>
-      </w:r>
-      <w:r>
-        <w:rPr>
-          <w:rFonts w:ascii="Times New Roman" w:hAnsi="Times New Roman"/>
-          <w:color w:val="000000" w:themeColor="text1"/>
-          <w:sz w:val="24"/>
-          <w:szCs w:val="24"/>
-          <w:lang w:val="es-PE"/>
-        </w:rPr>
-        <w:t>Edit</w:t>
-      </w:r>
-      <w:r>
-        <w:rPr>
-          <w:rFonts w:ascii="Times New Roman" w:hAnsi="Times New Roman"/>
-          <w:color w:val="000000" w:themeColor="text1"/>
-          <w:sz w:val="24"/>
-          <w:szCs w:val="24"/>
-          <w:lang w:val="es-PE"/>
-        </w:rPr>
-        <w:t>a</w:t>
-      </w:r>
-      <w:r>
-        <w:rPr>
-          <w:rFonts w:ascii="Times New Roman" w:hAnsi="Times New Roman"/>
-          <w:color w:val="000000" w:themeColor="text1"/>
-          <w:sz w:val="24"/>
-          <w:szCs w:val="24"/>
-          <w:lang w:val="es-PE"/>
-        </w:rPr>
-        <w:t>d</w:t>
-      </w:r>
-      <w:r>
-        <w:rPr>
-          <w:rFonts w:ascii="Times New Roman" w:hAnsi="Times New Roman"/>
-          <w:color w:val="000000" w:themeColor="text1"/>
-          <w:sz w:val="24"/>
-          <w:szCs w:val="24"/>
-          <w:lang w:val="es-PE"/>
-        </w:rPr>
-        <w:t>o por</w:t>
-      </w:r>
-      <w:r>
-        <w:rPr>
-          <w:rFonts w:ascii="Times New Roman" w:hAnsi="Times New Roman"/>
-          <w:color w:val="000000" w:themeColor="text1"/>
-          <w:sz w:val="24"/>
-          <w:szCs w:val="24"/>
-          <w:lang w:val="es-PE"/>
-        </w:rPr>
-        <w:t>: H.S. Reiss</w:t>
+        <w:t>. Editado por: H.S. Reiss</w:t>
       </w:r>
     </w:p>
     <w:p>
@@ -23803,8 +24388,8 @@
         <w:ind w:left="720" w:hanging="720"/>
         <w:rPr>
           <w:rFonts w:ascii="Times New Roman" w:hAnsi="Times New Roman"/>
-          <w:sz w:val="24"/>
-          <w:szCs w:val="24"/>
+          <w:sz w:val="20"/>
+          <w:szCs w:val="20"/>
           <w:shd w:val="clear" w:color="auto" w:fill="FFFFFF"/>
           <w:lang w:val="es-PE"/>
         </w:rPr>
@@ -23812,8 +24397,8 @@
       <w:r>
         <w:rPr>
           <w:rFonts w:ascii="Times New Roman" w:hAnsi="Times New Roman"/>
-          <w:sz w:val="24"/>
-          <w:szCs w:val="24"/>
+          <w:sz w:val="20"/>
+          <w:szCs w:val="20"/>
           <w:shd w:val="clear" w:color="auto" w:fill="FFFFFF"/>
         </w:rPr>
         <w:t xml:space="preserve">Kant, I. </w:t>
@@ -23821,16 +24406,16 @@
       <w:r>
         <w:rPr>
           <w:rFonts w:ascii="Times New Roman" w:hAnsi="Times New Roman"/>
-          <w:sz w:val="24"/>
-          <w:szCs w:val="24"/>
+          <w:sz w:val="20"/>
+          <w:szCs w:val="20"/>
         </w:rPr>
         <w:t>(</w:t>
       </w:r>
       <w:r>
         <w:rPr>
           <w:rFonts w:ascii="Times New Roman" w:hAnsi="Times New Roman"/>
-          <w:sz w:val="24"/>
-          <w:szCs w:val="24"/>
+          <w:sz w:val="20"/>
+          <w:szCs w:val="20"/>
           <w:shd w:val="clear" w:color="auto" w:fill="FFFFFF"/>
         </w:rPr>
         <w:t>2008</w:t>
@@ -23838,16 +24423,16 @@
       <w:r>
         <w:rPr>
           <w:rFonts w:ascii="Times New Roman" w:hAnsi="Times New Roman"/>
-          <w:sz w:val="24"/>
-          <w:szCs w:val="24"/>
+          <w:sz w:val="20"/>
+          <w:szCs w:val="20"/>
         </w:rPr>
         <w:t>)</w:t>
       </w:r>
       <w:r>
         <w:rPr>
           <w:rFonts w:ascii="Times New Roman" w:hAnsi="Times New Roman"/>
-          <w:sz w:val="24"/>
-          <w:szCs w:val="24"/>
+          <w:sz w:val="20"/>
+          <w:szCs w:val="20"/>
           <w:shd w:val="clear" w:color="auto" w:fill="FFFFFF"/>
         </w:rPr>
         <w:t xml:space="preserve"> </w:t>
@@ -23856,8 +24441,8 @@
         <w:rPr>
           <w:rFonts w:ascii="Times New Roman" w:hAnsi="Times New Roman"/>
           <w:i/>
-          <w:sz w:val="24"/>
-          <w:szCs w:val="24"/>
+          <w:sz w:val="20"/>
+          <w:szCs w:val="20"/>
           <w:shd w:val="clear" w:color="auto" w:fill="FFFFFF"/>
         </w:rPr>
         <w:t>Principios metafísicos del derecho</w:t>
@@ -23865,108 +24450,62 @@
       <w:r>
         <w:rPr>
           <w:rFonts w:ascii="Times New Roman" w:hAnsi="Times New Roman"/>
-          <w:sz w:val="24"/>
-          <w:szCs w:val="24"/>
+          <w:sz w:val="20"/>
+          <w:szCs w:val="20"/>
           <w:shd w:val="clear" w:color="auto" w:fill="FFFFFF"/>
         </w:rPr>
+        <w:t xml:space="preserve">. (Traducción del francés). G. </w:t>
+      </w:r>
+      <w:proofErr w:type="spellStart"/>
+      <w:r>
+        <w:rPr>
+          <w:rFonts w:ascii="Times New Roman" w:hAnsi="Times New Roman"/>
+          <w:sz w:val="20"/>
+          <w:szCs w:val="20"/>
+          <w:shd w:val="clear" w:color="auto" w:fill="FFFFFF"/>
+        </w:rPr>
+        <w:t>Lizarraga</w:t>
+      </w:r>
+      <w:proofErr w:type="spellEnd"/>
+      <w:r>
+        <w:rPr>
+          <w:rFonts w:ascii="Times New Roman" w:hAnsi="Times New Roman"/>
+          <w:sz w:val="20"/>
+          <w:szCs w:val="20"/>
+          <w:shd w:val="clear" w:color="auto" w:fill="FFFFFF"/>
+        </w:rPr>
         <w:t xml:space="preserve">. </w:t>
       </w:r>
       <w:r>
         <w:rPr>
           <w:rFonts w:ascii="Times New Roman" w:hAnsi="Times New Roman"/>
-          <w:sz w:val="24"/>
-          <w:szCs w:val="24"/>
-          <w:shd w:val="clear" w:color="auto" w:fill="FFFFFF"/>
-        </w:rPr>
-        <w:t>(</w:t>
-      </w:r>
-      <w:r>
-        <w:rPr>
-          <w:rFonts w:ascii="Times New Roman" w:hAnsi="Times New Roman"/>
-          <w:sz w:val="24"/>
-          <w:szCs w:val="24"/>
-          <w:shd w:val="clear" w:color="auto" w:fill="FFFFFF"/>
-        </w:rPr>
-        <w:t>Trad</w:t>
-      </w:r>
-      <w:r>
-        <w:rPr>
-          <w:rFonts w:ascii="Times New Roman" w:hAnsi="Times New Roman"/>
-          <w:sz w:val="24"/>
-          <w:szCs w:val="24"/>
-          <w:shd w:val="clear" w:color="auto" w:fill="FFFFFF"/>
-        </w:rPr>
-        <w:t>ucción del francés)</w:t>
-      </w:r>
-      <w:r>
-        <w:rPr>
-          <w:rFonts w:ascii="Times New Roman" w:hAnsi="Times New Roman"/>
-          <w:sz w:val="24"/>
-          <w:szCs w:val="24"/>
-          <w:shd w:val="clear" w:color="auto" w:fill="FFFFFF"/>
-        </w:rPr>
-        <w:t xml:space="preserve">. G. </w:t>
-      </w:r>
-      <w:proofErr w:type="spellStart"/>
-      <w:r>
-        <w:rPr>
-          <w:rFonts w:ascii="Times New Roman" w:hAnsi="Times New Roman"/>
-          <w:sz w:val="24"/>
-          <w:szCs w:val="24"/>
-          <w:shd w:val="clear" w:color="auto" w:fill="FFFFFF"/>
-        </w:rPr>
-        <w:t>Lizarraga</w:t>
-      </w:r>
-      <w:proofErr w:type="spellEnd"/>
-      <w:r>
-        <w:rPr>
-          <w:rFonts w:ascii="Times New Roman" w:hAnsi="Times New Roman"/>
-          <w:sz w:val="24"/>
-          <w:szCs w:val="24"/>
-          <w:shd w:val="clear" w:color="auto" w:fill="FFFFFF"/>
-        </w:rPr>
-        <w:t xml:space="preserve">. </w:t>
-      </w:r>
-      <w:r>
-        <w:rPr>
-          <w:rFonts w:ascii="Times New Roman" w:hAnsi="Times New Roman"/>
-          <w:sz w:val="24"/>
-          <w:szCs w:val="24"/>
+          <w:sz w:val="20"/>
+          <w:szCs w:val="20"/>
           <w:shd w:val="clear" w:color="auto" w:fill="FFFFFF"/>
           <w:lang w:val="es-PE"/>
         </w:rPr>
-        <w:t>Ed. Renacimiento.</w:t>
-      </w:r>
-      <w:r>
-        <w:rPr>
-          <w:rFonts w:ascii="Times New Roman" w:hAnsi="Times New Roman"/>
-          <w:sz w:val="24"/>
-          <w:szCs w:val="24"/>
+        <w:t xml:space="preserve">Ed. Renacimiento. Reimpresión de Madrid, </w:t>
+      </w:r>
+      <w:proofErr w:type="spellStart"/>
+      <w:r>
+        <w:rPr>
+          <w:rFonts w:ascii="Times New Roman" w:hAnsi="Times New Roman"/>
+          <w:sz w:val="20"/>
+          <w:szCs w:val="20"/>
           <w:shd w:val="clear" w:color="auto" w:fill="FFFFFF"/>
           <w:lang w:val="es-PE"/>
         </w:rPr>
-        <w:t xml:space="preserve"> Reimpresión de Madrid, </w:t>
-      </w:r>
-      <w:proofErr w:type="spellStart"/>
-      <w:r>
-        <w:rPr>
-          <w:rFonts w:ascii="Times New Roman" w:hAnsi="Times New Roman"/>
-          <w:sz w:val="24"/>
-          <w:szCs w:val="24"/>
+        <w:t>J.M.Pérez</w:t>
+      </w:r>
+      <w:proofErr w:type="spellEnd"/>
+      <w:r>
+        <w:rPr>
+          <w:rFonts w:ascii="Times New Roman" w:hAnsi="Times New Roman"/>
+          <w:sz w:val="20"/>
+          <w:szCs w:val="20"/>
           <w:shd w:val="clear" w:color="auto" w:fill="FFFFFF"/>
           <w:lang w:val="es-PE"/>
         </w:rPr>
-        <w:t>J.M.Pérez</w:t>
-      </w:r>
-      <w:proofErr w:type="spellEnd"/>
-      <w:r>
-        <w:rPr>
-          <w:rFonts w:ascii="Times New Roman" w:hAnsi="Times New Roman"/>
-          <w:sz w:val="24"/>
-          <w:szCs w:val="24"/>
-          <w:shd w:val="clear" w:color="auto" w:fill="FFFFFF"/>
-          <w:lang w:val="es-PE"/>
-        </w:rPr>
         <w:t>, 1873.</w:t>
       </w:r>
     </w:p>
@@ -23975,16 +24514,16 @@
         <w:ind w:left="720" w:hanging="720"/>
         <w:rPr>
           <w:rFonts w:ascii="Times New Roman" w:hAnsi="Times New Roman"/>
-          <w:sz w:val="24"/>
-          <w:szCs w:val="24"/>
+          <w:sz w:val="20"/>
+          <w:szCs w:val="20"/>
           <w:lang w:val="en-US"/>
         </w:rPr>
       </w:pPr>
       <w:r>
         <w:rPr>
           <w:rFonts w:ascii="Times New Roman" w:hAnsi="Times New Roman"/>
-          <w:sz w:val="24"/>
-          <w:szCs w:val="24"/>
+          <w:sz w:val="20"/>
+          <w:szCs w:val="20"/>
           <w:lang w:val="es-PE"/>
         </w:rPr>
         <w:t xml:space="preserve">Ripstein, A. (2009) </w:t>
@@ -23994,8 +24533,8 @@
           <w:rFonts w:ascii="Times New Roman" w:hAnsi="Times New Roman"/>
           <w:i/>
           <w:iCs/>
-          <w:sz w:val="24"/>
-          <w:szCs w:val="24"/>
+          <w:sz w:val="20"/>
+          <w:szCs w:val="20"/>
           <w:lang w:val="es-PE"/>
         </w:rPr>
         <w:t xml:space="preserve">Force and Freedom. </w:t>
@@ -24005,8 +24544,8 @@
           <w:rFonts w:ascii="Times New Roman" w:hAnsi="Times New Roman"/>
           <w:i/>
           <w:iCs/>
-          <w:sz w:val="24"/>
-          <w:szCs w:val="24"/>
+          <w:sz w:val="20"/>
+          <w:szCs w:val="20"/>
           <w:lang w:val="en-US"/>
         </w:rPr>
         <w:t>Kant’s legal and political philosophy</w:t>
@@ -24014,243 +24553,225 @@
       <w:r>
         <w:rPr>
           <w:rFonts w:ascii="Times New Roman" w:hAnsi="Times New Roman"/>
-          <w:sz w:val="24"/>
-          <w:szCs w:val="24"/>
+          <w:sz w:val="20"/>
+          <w:szCs w:val="20"/>
           <w:lang w:val="en-US"/>
         </w:rPr>
-        <w:t xml:space="preserve">. </w:t>
-      </w:r>
-      <w:r>
-        <w:rPr>
-          <w:rFonts w:ascii="Times New Roman" w:hAnsi="Times New Roman"/>
+        <w:t xml:space="preserve">. Harvard College  </w:t>
+      </w:r>
+    </w:p>
+    <w:p>
+      <w:pPr>
+        <w:ind w:left="720" w:hanging="720"/>
+        <w:rPr>
+          <w:rFonts w:ascii="Times New Roman" w:hAnsi="Times New Roman"/>
+          <w:color w:val="000000" w:themeColor="text1"/>
           <w:sz w:val="24"/>
           <w:szCs w:val="24"/>
           <w:lang w:val="en-US"/>
         </w:rPr>
-        <w:t xml:space="preserve">Harvard College  </w:t>
-      </w:r>
+      </w:pPr>
     </w:p>
     <w:p>
       <w:pPr>
         <w:ind w:left="720" w:hanging="720"/>
         <w:rPr>
           <w:rFonts w:ascii="Times New Roman" w:hAnsi="Times New Roman"/>
+          <w:sz w:val="24"/>
+          <w:szCs w:val="24"/>
+          <w:lang w:val="en-US"/>
+        </w:rPr>
+      </w:pPr>
+    </w:p>
+    <w:p>
+      <w:pPr>
+        <w:ind w:left="720" w:hanging="720"/>
+        <w:rPr>
+          <w:rFonts w:ascii="Times New Roman" w:hAnsi="Times New Roman"/>
+          <w:sz w:val="24"/>
+          <w:szCs w:val="24"/>
+          <w:lang w:val="en-US"/>
+        </w:rPr>
+      </w:pPr>
+      <w:proofErr w:type="spellStart"/>
+      <w:r>
+        <w:rPr>
+          <w:rFonts w:ascii="Times New Roman" w:hAnsi="Times New Roman"/>
+          <w:sz w:val="24"/>
+          <w:szCs w:val="24"/>
+          <w:lang w:val="en-US"/>
+        </w:rPr>
+        <w:t>Bibliografía</w:t>
+      </w:r>
+      <w:proofErr w:type="spellEnd"/>
+      <w:r>
+        <w:rPr>
+          <w:rFonts w:ascii="Times New Roman" w:hAnsi="Times New Roman"/>
+          <w:sz w:val="24"/>
+          <w:szCs w:val="24"/>
+          <w:lang w:val="en-US"/>
+        </w:rPr>
+        <w:t xml:space="preserve"> </w:t>
+      </w:r>
+      <w:proofErr w:type="spellStart"/>
+      <w:r>
+        <w:rPr>
+          <w:rFonts w:ascii="Times New Roman" w:hAnsi="Times New Roman"/>
+          <w:sz w:val="24"/>
+          <w:szCs w:val="24"/>
+          <w:lang w:val="en-US"/>
+        </w:rPr>
+        <w:t>secundaria</w:t>
+      </w:r>
+      <w:proofErr w:type="spellEnd"/>
+    </w:p>
+    <w:p>
+      <w:pPr>
+        <w:ind w:left="720" w:hanging="720"/>
+        <w:rPr>
+          <w:rFonts w:ascii="Times New Roman" w:hAnsi="Times New Roman"/>
+          <w:sz w:val="24"/>
+          <w:szCs w:val="24"/>
+          <w:lang w:val="en-US"/>
+        </w:rPr>
+      </w:pPr>
+    </w:p>
+    <w:p>
+      <w:pPr>
+        <w:ind w:left="720" w:hanging="720"/>
+        <w:rPr>
+          <w:rFonts w:ascii="Times New Roman" w:hAnsi="Times New Roman"/>
+          <w:sz w:val="20"/>
+          <w:szCs w:val="20"/>
+          <w:lang w:val="es-PE"/>
+        </w:rPr>
+      </w:pPr>
+      <w:r>
+        <w:rPr>
+          <w:rFonts w:ascii="Times New Roman" w:hAnsi="Times New Roman"/>
+          <w:sz w:val="20"/>
+          <w:szCs w:val="20"/>
+          <w:lang w:val="en-US"/>
+        </w:rPr>
+        <w:t xml:space="preserve">Byrd, B. S. y Hruschka, J (2010) </w:t>
+      </w:r>
+      <w:r>
+        <w:rPr>
+          <w:rFonts w:ascii="Times New Roman" w:hAnsi="Times New Roman"/>
+          <w:i/>
+          <w:iCs/>
+          <w:sz w:val="20"/>
+          <w:szCs w:val="20"/>
+          <w:lang w:val="en-US"/>
+        </w:rPr>
+        <w:t>Kant’s doctrine of right: A commentary.</w:t>
+      </w:r>
+      <w:r>
+        <w:rPr>
+          <w:rFonts w:ascii="Times New Roman" w:hAnsi="Times New Roman"/>
+          <w:sz w:val="20"/>
+          <w:szCs w:val="20"/>
+          <w:lang w:val="en-US"/>
+        </w:rPr>
+        <w:t xml:space="preserve"> </w:t>
+      </w:r>
+      <w:r>
+        <w:rPr>
+          <w:rFonts w:ascii="Times New Roman" w:hAnsi="Times New Roman"/>
+          <w:sz w:val="20"/>
+          <w:szCs w:val="20"/>
+          <w:lang w:val="es-PE"/>
+        </w:rPr>
+        <w:t>Cambridge U.P.</w:t>
+      </w:r>
+    </w:p>
+    <w:p>
+      <w:pPr>
+        <w:ind w:left="720" w:hanging="720"/>
+        <w:rPr>
+          <w:rFonts w:ascii="Times New Roman" w:hAnsi="Times New Roman"/>
+          <w:sz w:val="20"/>
+          <w:szCs w:val="20"/>
+        </w:rPr>
+      </w:pPr>
+      <w:r>
+        <w:rPr>
+          <w:rFonts w:ascii="Times New Roman" w:hAnsi="Times New Roman"/>
+          <w:sz w:val="20"/>
+          <w:szCs w:val="20"/>
+        </w:rPr>
+        <w:t xml:space="preserve">Forst, R. (2015) </w:t>
+      </w:r>
+      <w:r>
+        <w:rPr>
+          <w:rFonts w:ascii="Times New Roman" w:hAnsi="Times New Roman"/>
+          <w:i/>
+          <w:sz w:val="20"/>
+          <w:szCs w:val="20"/>
+        </w:rPr>
+        <w:t>Justificación y Crítica</w:t>
+      </w:r>
+      <w:r>
+        <w:rPr>
+          <w:rFonts w:ascii="Times New Roman" w:hAnsi="Times New Roman"/>
+          <w:sz w:val="20"/>
+          <w:szCs w:val="20"/>
+        </w:rPr>
+        <w:t>. Serie Ensayos.</w:t>
+      </w:r>
+    </w:p>
+    <w:p>
+      <w:pPr>
+        <w:ind w:left="720" w:hanging="720"/>
+        <w:rPr>
+          <w:rFonts w:ascii="Times New Roman" w:hAnsi="Times New Roman"/>
+          <w:sz w:val="20"/>
+          <w:szCs w:val="20"/>
+        </w:rPr>
+      </w:pPr>
+      <w:r>
+        <w:rPr>
+          <w:rFonts w:ascii="Times New Roman" w:hAnsi="Times New Roman"/>
+          <w:sz w:val="20"/>
+          <w:szCs w:val="20"/>
+        </w:rPr>
+        <w:t xml:space="preserve">Kant, I (2005) </w:t>
+      </w:r>
+      <w:r>
+        <w:rPr>
+          <w:rFonts w:ascii="Times New Roman" w:hAnsi="Times New Roman"/>
+          <w:i/>
+          <w:sz w:val="20"/>
+          <w:szCs w:val="20"/>
+        </w:rPr>
+        <w:t>Crítica de la razón pura</w:t>
+      </w:r>
+      <w:r>
+        <w:rPr>
+          <w:rFonts w:ascii="Times New Roman" w:hAnsi="Times New Roman"/>
+          <w:sz w:val="20"/>
+          <w:szCs w:val="20"/>
+        </w:rPr>
+        <w:t>. Traducción de Pedro Ribas. Ed. Taurus</w:t>
+      </w:r>
+    </w:p>
+    <w:p>
+      <w:pPr>
+        <w:ind w:left="720" w:hanging="720"/>
+        <w:rPr>
+          <w:rFonts w:ascii="Times New Roman" w:hAnsi="Times New Roman"/>
           <w:color w:val="000000" w:themeColor="text1"/>
-          <w:sz w:val="24"/>
-          <w:szCs w:val="24"/>
-        </w:rPr>
-      </w:pPr>
-    </w:p>
-    <w:p>
-      <w:pPr>
-        <w:ind w:left="720" w:hanging="720"/>
-        <w:rPr>
-          <w:rFonts w:ascii="Times New Roman" w:hAnsi="Times New Roman"/>
-          <w:sz w:val="24"/>
-          <w:szCs w:val="24"/>
-          <w:lang w:val="en-US"/>
-        </w:rPr>
-      </w:pPr>
-    </w:p>
-    <w:p>
-      <w:pPr>
-        <w:ind w:left="720" w:hanging="720"/>
-        <w:rPr>
-          <w:rFonts w:ascii="Times New Roman" w:hAnsi="Times New Roman"/>
-          <w:sz w:val="24"/>
-          <w:szCs w:val="24"/>
-          <w:lang w:val="en-US"/>
-        </w:rPr>
-      </w:pPr>
-      <w:proofErr w:type="spellStart"/>
-      <w:r>
-        <w:rPr>
-          <w:rFonts w:ascii="Times New Roman" w:hAnsi="Times New Roman"/>
-          <w:sz w:val="24"/>
-          <w:szCs w:val="24"/>
-          <w:lang w:val="en-US"/>
-        </w:rPr>
-        <w:t>Bibliografía</w:t>
-      </w:r>
-      <w:proofErr w:type="spellEnd"/>
-      <w:r>
-        <w:rPr>
-          <w:rFonts w:ascii="Times New Roman" w:hAnsi="Times New Roman"/>
-          <w:sz w:val="24"/>
-          <w:szCs w:val="24"/>
-          <w:lang w:val="en-US"/>
-        </w:rPr>
-        <w:t xml:space="preserve"> </w:t>
-      </w:r>
-      <w:proofErr w:type="spellStart"/>
-      <w:r>
-        <w:rPr>
-          <w:rFonts w:ascii="Times New Roman" w:hAnsi="Times New Roman"/>
-          <w:sz w:val="24"/>
-          <w:szCs w:val="24"/>
-          <w:lang w:val="en-US"/>
-        </w:rPr>
-        <w:t>secundaria</w:t>
-      </w:r>
-      <w:proofErr w:type="spellEnd"/>
-    </w:p>
-    <w:p>
-      <w:pPr>
-        <w:ind w:left="720" w:hanging="720"/>
-        <w:rPr>
-          <w:rFonts w:ascii="Times New Roman" w:hAnsi="Times New Roman"/>
-          <w:sz w:val="24"/>
-          <w:szCs w:val="24"/>
-          <w:lang w:val="en-US"/>
-        </w:rPr>
-      </w:pPr>
-    </w:p>
-    <w:p>
-      <w:pPr>
-        <w:ind w:left="720" w:hanging="720"/>
-        <w:rPr>
-          <w:rFonts w:ascii="Times New Roman" w:hAnsi="Times New Roman"/>
-          <w:sz w:val="24"/>
-          <w:szCs w:val="24"/>
-        </w:rPr>
-      </w:pPr>
-      <w:r>
-        <w:rPr>
-          <w:rFonts w:ascii="Times New Roman" w:hAnsi="Times New Roman"/>
-          <w:sz w:val="24"/>
-          <w:szCs w:val="24"/>
-        </w:rPr>
-        <w:t xml:space="preserve">Forst, R. (2015) </w:t>
-      </w:r>
-      <w:r>
-        <w:rPr>
-          <w:rFonts w:ascii="Times New Roman" w:hAnsi="Times New Roman"/>
-          <w:i/>
-          <w:sz w:val="24"/>
-          <w:szCs w:val="24"/>
-        </w:rPr>
-        <w:t>Justificación y Crítica</w:t>
-      </w:r>
-      <w:r>
-        <w:rPr>
-          <w:rFonts w:ascii="Times New Roman" w:hAnsi="Times New Roman"/>
-          <w:sz w:val="24"/>
-          <w:szCs w:val="24"/>
-        </w:rPr>
-        <w:t>. Serie Ensayos.</w:t>
-      </w:r>
-    </w:p>
-    <w:p>
-      <w:pPr>
-        <w:ind w:left="720" w:hanging="720"/>
-        <w:rPr>
-          <w:rFonts w:ascii="Times New Roman" w:hAnsi="Times New Roman"/>
-          <w:sz w:val="24"/>
-          <w:szCs w:val="24"/>
-        </w:rPr>
-      </w:pPr>
-      <w:r>
-        <w:rPr>
-          <w:rFonts w:ascii="Times New Roman" w:hAnsi="Times New Roman"/>
-          <w:sz w:val="24"/>
-          <w:szCs w:val="24"/>
-        </w:rPr>
-        <w:t>Kant, I (</w:t>
-      </w:r>
-      <w:r>
-        <w:rPr>
-          <w:rFonts w:ascii="Times New Roman" w:hAnsi="Times New Roman"/>
-          <w:sz w:val="24"/>
-          <w:szCs w:val="24"/>
-        </w:rPr>
-        <w:t>2005</w:t>
-      </w:r>
-      <w:r>
-        <w:rPr>
-          <w:rFonts w:ascii="Times New Roman" w:hAnsi="Times New Roman"/>
-          <w:sz w:val="24"/>
-          <w:szCs w:val="24"/>
-        </w:rPr>
-        <w:t xml:space="preserve">) </w:t>
-      </w:r>
-      <w:r>
-        <w:rPr>
-          <w:rFonts w:ascii="Times New Roman" w:hAnsi="Times New Roman"/>
-          <w:i/>
-          <w:sz w:val="24"/>
-          <w:szCs w:val="24"/>
-        </w:rPr>
-        <w:t>Crítica de la razón pura</w:t>
-      </w:r>
-      <w:r>
-        <w:rPr>
-          <w:rFonts w:ascii="Times New Roman" w:hAnsi="Times New Roman"/>
-          <w:sz w:val="24"/>
-          <w:szCs w:val="24"/>
-        </w:rPr>
-        <w:t xml:space="preserve">. Traducción de </w:t>
-      </w:r>
-      <w:r>
-        <w:rPr>
-          <w:rFonts w:ascii="Times New Roman" w:hAnsi="Times New Roman"/>
-          <w:sz w:val="24"/>
-          <w:szCs w:val="24"/>
-        </w:rPr>
-        <w:t>Pedro Ribas. Ed. Taurus</w:t>
-      </w:r>
-    </w:p>
-    <w:p>
-      <w:pPr>
-        <w:ind w:left="720" w:hanging="720"/>
-        <w:rPr>
-          <w:rFonts w:ascii="Times New Roman" w:hAnsi="Times New Roman"/>
-          <w:sz w:val="24"/>
-          <w:szCs w:val="24"/>
-        </w:rPr>
-      </w:pPr>
-      <w:r>
-        <w:rPr>
-          <w:rFonts w:ascii="Times New Roman" w:hAnsi="Times New Roman"/>
-          <w:sz w:val="24"/>
-          <w:szCs w:val="24"/>
-        </w:rPr>
-        <w:t xml:space="preserve">Kant, I (2007) </w:t>
-      </w:r>
-      <w:r>
-        <w:rPr>
-          <w:rFonts w:ascii="Times New Roman" w:hAnsi="Times New Roman"/>
-          <w:i/>
-          <w:sz w:val="24"/>
-          <w:szCs w:val="24"/>
-        </w:rPr>
-        <w:t>Crítica de la razón pura</w:t>
-      </w:r>
-      <w:r>
-        <w:rPr>
-          <w:rFonts w:ascii="Times New Roman" w:hAnsi="Times New Roman"/>
-          <w:sz w:val="24"/>
-          <w:szCs w:val="24"/>
-        </w:rPr>
-        <w:t>. Traducción de Mario Caimi. Ed. Colihue Clásica.</w:t>
-      </w:r>
-    </w:p>
-    <w:p>
-      <w:pPr>
-        <w:ind w:left="720" w:hanging="720"/>
+          <w:sz w:val="20"/>
+          <w:szCs w:val="20"/>
+          <w:lang w:val="es-PE"/>
+        </w:rPr>
+      </w:pPr>
+      <w:r>
         <w:rPr>
           <w:rFonts w:ascii="Times New Roman" w:hAnsi="Times New Roman"/>
           <w:color w:val="000000" w:themeColor="text1"/>
-          <w:sz w:val="24"/>
-          <w:szCs w:val="24"/>
-          <w:lang w:val="es-PE"/>
-        </w:rPr>
-      </w:pPr>
-      <w:r>
-        <w:rPr>
-          <w:rFonts w:ascii="Times New Roman" w:hAnsi="Times New Roman"/>
-          <w:color w:val="000000" w:themeColor="text1"/>
-          <w:sz w:val="24"/>
-          <w:szCs w:val="24"/>
+          <w:sz w:val="20"/>
+          <w:szCs w:val="20"/>
           <w:lang w:val="en-US"/>
         </w:rPr>
         <w:t xml:space="preserve">Kant, I (2007) </w:t>
@@ -24260,8 +24781,8 @@
           <w:rFonts w:ascii="Times New Roman" w:hAnsi="Times New Roman"/>
           <w:i/>
           <w:color w:val="000000" w:themeColor="text1"/>
-          <w:sz w:val="24"/>
-          <w:szCs w:val="24"/>
+          <w:sz w:val="20"/>
+          <w:szCs w:val="20"/>
           <w:lang w:val="en-US"/>
         </w:rPr>
         <w:t>Anthropology, History and Education</w:t>
@@ -24270,8 +24791,8 @@
         <w:rPr>
           <w:rFonts w:ascii="Times New Roman" w:hAnsi="Times New Roman"/>
           <w:color w:val="000000" w:themeColor="text1"/>
-          <w:sz w:val="24"/>
-          <w:szCs w:val="24"/>
+          <w:sz w:val="20"/>
+          <w:szCs w:val="20"/>
           <w:lang w:val="en-US"/>
         </w:rPr>
         <w:t xml:space="preserve">. </w:t>
@@ -24280,8 +24801,8 @@
         <w:rPr>
           <w:rFonts w:ascii="Times New Roman" w:hAnsi="Times New Roman"/>
           <w:color w:val="000000" w:themeColor="text1"/>
-          <w:sz w:val="24"/>
-          <w:szCs w:val="24"/>
+          <w:sz w:val="20"/>
+          <w:szCs w:val="20"/>
           <w:lang w:val="es-PE"/>
         </w:rPr>
         <w:t xml:space="preserve">Cambridge </w:t>
@@ -24291,8 +24812,8 @@
         <w:rPr>
           <w:rFonts w:ascii="Times New Roman" w:hAnsi="Times New Roman"/>
           <w:color w:val="000000" w:themeColor="text1"/>
-          <w:sz w:val="24"/>
-          <w:szCs w:val="24"/>
+          <w:sz w:val="20"/>
+          <w:szCs w:val="20"/>
           <w:lang w:val="es-PE"/>
         </w:rPr>
         <w:t>University</w:t>
@@ -24302,8 +24823,8 @@
         <w:rPr>
           <w:rFonts w:ascii="Times New Roman" w:hAnsi="Times New Roman"/>
           <w:color w:val="000000" w:themeColor="text1"/>
-          <w:sz w:val="24"/>
-          <w:szCs w:val="24"/>
+          <w:sz w:val="20"/>
+          <w:szCs w:val="20"/>
           <w:lang w:val="es-PE"/>
         </w:rPr>
         <w:t xml:space="preserve"> Press.</w:t>
@@ -24314,15 +24835,51 @@
         <w:ind w:left="720" w:hanging="720"/>
         <w:rPr>
           <w:rFonts w:ascii="Times New Roman" w:hAnsi="Times New Roman"/>
-          <w:sz w:val="24"/>
-          <w:szCs w:val="24"/>
-        </w:rPr>
-      </w:pPr>
-      <w:r>
-        <w:rPr>
-          <w:rFonts w:ascii="Times New Roman" w:hAnsi="Times New Roman"/>
-          <w:sz w:val="24"/>
-          <w:szCs w:val="24"/>
+          <w:sz w:val="20"/>
+          <w:szCs w:val="20"/>
+        </w:rPr>
+      </w:pPr>
+      <w:r>
+        <w:rPr>
+          <w:rFonts w:ascii="Times New Roman" w:hAnsi="Times New Roman"/>
+          <w:sz w:val="20"/>
+          <w:szCs w:val="20"/>
+        </w:rPr>
+        <w:t xml:space="preserve">Kant, I (2007) </w:t>
+      </w:r>
+      <w:r>
+        <w:rPr>
+          <w:rFonts w:ascii="Times New Roman" w:hAnsi="Times New Roman"/>
+          <w:i/>
+          <w:sz w:val="20"/>
+          <w:szCs w:val="20"/>
+        </w:rPr>
+        <w:t>Crítica de la razón pura</w:t>
+      </w:r>
+      <w:r>
+        <w:rPr>
+          <w:rFonts w:ascii="Times New Roman" w:hAnsi="Times New Roman"/>
+          <w:sz w:val="20"/>
+          <w:szCs w:val="20"/>
+        </w:rPr>
+        <w:t>. Traducción de Mario Caimi. Ed. Colihue Clásica.</w:t>
+      </w:r>
+    </w:p>
+    <w:p>
+      <w:pPr>
+        <w:ind w:left="720" w:hanging="720"/>
+        <w:rPr>
+          <w:rFonts w:ascii="Times New Roman" w:hAnsi="Times New Roman"/>
+          <w:sz w:val="20"/>
+          <w:szCs w:val="20"/>
+          <w:lang w:val="en-US"/>
+        </w:rPr>
+      </w:pPr>
+      <w:r>
+        <w:rPr>
+          <w:rFonts w:ascii="Times New Roman" w:hAnsi="Times New Roman"/>
+          <w:sz w:val="20"/>
+          <w:szCs w:val="20"/>
         </w:rPr>
         <w:t xml:space="preserve">Kant, I. (1964) </w:t>
       </w:r>
@@ -24330,18 +24887,27 @@
         <w:rPr>
           <w:rFonts w:ascii="Times New Roman" w:hAnsi="Times New Roman"/>
           <w:i/>
-          <w:sz w:val="24"/>
-          <w:szCs w:val="24"/>
+          <w:sz w:val="20"/>
+          <w:szCs w:val="20"/>
         </w:rPr>
         <w:t>Filosofía de la historia</w:t>
       </w:r>
       <w:r>
         <w:rPr>
           <w:rFonts w:ascii="Times New Roman" w:hAnsi="Times New Roman"/>
-          <w:sz w:val="24"/>
-          <w:szCs w:val="24"/>
-        </w:rPr>
-        <w:t>. Ed. Nova.</w:t>
+          <w:sz w:val="20"/>
+          <w:szCs w:val="20"/>
+        </w:rPr>
+        <w:t xml:space="preserve">. </w:t>
+      </w:r>
+      <w:r>
+        <w:rPr>
+          <w:rFonts w:ascii="Times New Roman" w:hAnsi="Times New Roman"/>
+          <w:sz w:val="20"/>
+          <w:szCs w:val="20"/>
+          <w:lang w:val="en-US"/>
+        </w:rPr>
+        <w:t>Ed. Nova.</w:t>
       </w:r>
     </w:p>
     <w:p>
@@ -24349,57 +24915,767 @@
         <w:ind w:left="720" w:hanging="720"/>
         <w:rPr>
           <w:rFonts w:ascii="Times New Roman" w:hAnsi="Times New Roman"/>
-          <w:sz w:val="24"/>
-          <w:szCs w:val="24"/>
+          <w:sz w:val="20"/>
+          <w:szCs w:val="20"/>
+          <w:lang w:val="es-PE"/>
+        </w:rPr>
+      </w:pPr>
+      <w:r>
+        <w:rPr>
+          <w:rFonts w:ascii="Times New Roman" w:hAnsi="Times New Roman"/>
+          <w:sz w:val="20"/>
+          <w:szCs w:val="20"/>
           <w:lang w:val="en-US"/>
         </w:rPr>
-      </w:pPr>
-      <w:r>
-        <w:rPr>
-          <w:rFonts w:ascii="Times New Roman" w:hAnsi="Times New Roman"/>
-          <w:sz w:val="24"/>
-          <w:szCs w:val="24"/>
+        <w:t xml:space="preserve">O´Neill, O. (1986) </w:t>
+      </w:r>
+      <w:r>
+        <w:rPr>
+          <w:rFonts w:ascii="Times New Roman" w:hAnsi="Times New Roman"/>
+          <w:i/>
+          <w:sz w:val="20"/>
+          <w:szCs w:val="20"/>
           <w:lang w:val="en-US"/>
         </w:rPr>
-        <w:t xml:space="preserve">O´Neill, O. (1986) </w:t>
+        <w:t>The public use of reason</w:t>
+      </w:r>
+      <w:r>
+        <w:rPr>
+          <w:rFonts w:ascii="Times New Roman" w:hAnsi="Times New Roman"/>
+          <w:sz w:val="20"/>
+          <w:szCs w:val="20"/>
+          <w:lang w:val="en-US"/>
+        </w:rPr>
+        <w:t>.</w:t>
       </w:r>
       <w:r>
         <w:rPr>
           <w:rFonts w:ascii="Times New Roman" w:hAnsi="Times New Roman"/>
           <w:i/>
-          <w:sz w:val="24"/>
-          <w:szCs w:val="24"/>
+          <w:sz w:val="20"/>
+          <w:szCs w:val="20"/>
           <w:lang w:val="en-US"/>
         </w:rPr>
-        <w:t>The public use of reason</w:t>
-      </w:r>
-      <w:r>
-        <w:rPr>
-          <w:rFonts w:ascii="Times New Roman" w:hAnsi="Times New Roman"/>
-          <w:sz w:val="24"/>
-          <w:szCs w:val="24"/>
+        <w:t xml:space="preserve"> </w:t>
+      </w:r>
+      <w:r>
+        <w:rPr>
+          <w:rFonts w:ascii="Times New Roman" w:hAnsi="Times New Roman"/>
+          <w:sz w:val="20"/>
+          <w:szCs w:val="20"/>
+          <w:lang w:val="es-PE"/>
+        </w:rPr>
+        <w:t xml:space="preserve">En: </w:t>
+      </w:r>
+      <w:proofErr w:type="spellStart"/>
+      <w:r>
+        <w:rPr>
+          <w:rFonts w:ascii="Times New Roman" w:hAnsi="Times New Roman"/>
+          <w:sz w:val="20"/>
+          <w:szCs w:val="20"/>
+          <w:lang w:val="es-PE"/>
+        </w:rPr>
+        <w:t>Political</w:t>
+      </w:r>
+      <w:proofErr w:type="spellEnd"/>
+      <w:r>
+        <w:rPr>
+          <w:rFonts w:ascii="Times New Roman" w:hAnsi="Times New Roman"/>
+          <w:sz w:val="20"/>
+          <w:szCs w:val="20"/>
+          <w:lang w:val="es-PE"/>
+        </w:rPr>
+        <w:t xml:space="preserve"> Theory, Vol 14, Nº4, Nov. pp. 523-551.</w:t>
+      </w:r>
+    </w:p>
+    <w:p>
+      <w:pPr>
+        <w:ind w:left="720" w:hanging="720"/>
+        <w:rPr>
+          <w:rFonts w:ascii="Times New Roman" w:hAnsi="Times New Roman"/>
+          <w:sz w:val="24"/>
+          <w:szCs w:val="24"/>
+        </w:rPr>
+      </w:pPr>
+    </w:p>
+    <w:p>
+      <w:pPr>
+        <w:ind w:left="720" w:hanging="720"/>
+        <w:rPr>
+          <w:rFonts w:ascii="Times New Roman" w:hAnsi="Times New Roman"/>
+          <w:sz w:val="24"/>
+          <w:szCs w:val="24"/>
+        </w:rPr>
+      </w:pPr>
+      <w:r>
+        <w:rPr>
+          <w:rFonts w:ascii="Times New Roman" w:hAnsi="Times New Roman"/>
+          <w:sz w:val="24"/>
+          <w:szCs w:val="24"/>
+        </w:rPr>
+        <w:t>Bibliografía consultada pero no citada</w:t>
+      </w:r>
+    </w:p>
+    <w:p>
+      <w:pPr>
+        <w:ind w:left="720" w:hanging="720"/>
+        <w:rPr>
+          <w:rFonts w:ascii="Times New Roman" w:hAnsi="Times New Roman"/>
+          <w:sz w:val="24"/>
+          <w:szCs w:val="24"/>
+        </w:rPr>
+      </w:pPr>
+    </w:p>
+    <w:p>
+      <w:pPr>
+        <w:ind w:left="720" w:hanging="720"/>
+        <w:rPr>
+          <w:rFonts w:ascii="Times New Roman" w:hAnsi="Times New Roman"/>
+          <w:sz w:val="20"/>
+          <w:szCs w:val="20"/>
           <w:lang w:val="en-US"/>
         </w:rPr>
+      </w:pPr>
+      <w:r>
+        <w:rPr>
+          <w:rFonts w:ascii="Times New Roman" w:hAnsi="Times New Roman"/>
+          <w:sz w:val="20"/>
+          <w:szCs w:val="20"/>
+        </w:rPr>
+        <w:t xml:space="preserve">Agazzi, A. (1966) </w:t>
+      </w:r>
+      <w:r>
+        <w:rPr>
+          <w:rFonts w:ascii="Times New Roman" w:hAnsi="Times New Roman"/>
+          <w:i/>
+          <w:sz w:val="20"/>
+          <w:szCs w:val="20"/>
+        </w:rPr>
+        <w:t xml:space="preserve">Historia de la filosofía y de la pedagogía. </w:t>
+      </w:r>
+      <w:proofErr w:type="spellStart"/>
+      <w:r>
+        <w:rPr>
+          <w:rFonts w:ascii="Times New Roman" w:hAnsi="Times New Roman"/>
+          <w:i/>
+          <w:sz w:val="20"/>
+          <w:szCs w:val="20"/>
+          <w:lang w:val="en-US"/>
+        </w:rPr>
+        <w:t>Tomo</w:t>
+      </w:r>
+      <w:proofErr w:type="spellEnd"/>
+      <w:r>
+        <w:rPr>
+          <w:rFonts w:ascii="Times New Roman" w:hAnsi="Times New Roman"/>
+          <w:i/>
+          <w:sz w:val="20"/>
+          <w:szCs w:val="20"/>
+          <w:lang w:val="en-US"/>
+        </w:rPr>
+        <w:t xml:space="preserve"> II.</w:t>
+      </w:r>
+      <w:r>
+        <w:rPr>
+          <w:rFonts w:ascii="Times New Roman" w:hAnsi="Times New Roman"/>
+          <w:sz w:val="20"/>
+          <w:szCs w:val="20"/>
+          <w:lang w:val="en-US"/>
+        </w:rPr>
+        <w:t xml:space="preserve"> Ed. Marfil.</w:t>
+      </w:r>
+    </w:p>
+    <w:p>
+      <w:pPr>
+        <w:ind w:left="720" w:hanging="720"/>
+        <w:rPr>
+          <w:rFonts w:ascii="Times New Roman" w:hAnsi="Times New Roman"/>
+          <w:sz w:val="20"/>
+          <w:szCs w:val="20"/>
+          <w:lang w:val="en-US"/>
+        </w:rPr>
+      </w:pPr>
+      <w:r>
+        <w:rPr>
+          <w:rFonts w:ascii="Times New Roman" w:hAnsi="Times New Roman"/>
+          <w:sz w:val="20"/>
+          <w:szCs w:val="20"/>
+          <w:lang w:val="en-US"/>
+        </w:rPr>
+        <w:t xml:space="preserve">Arendt, H. (1992) </w:t>
+      </w:r>
+      <w:r>
+        <w:rPr>
+          <w:rFonts w:ascii="Times New Roman" w:hAnsi="Times New Roman"/>
+          <w:i/>
+          <w:sz w:val="20"/>
+          <w:szCs w:val="20"/>
+          <w:lang w:val="en-US"/>
+        </w:rPr>
+        <w:t>Lectures on Kant´s political philosophy</w:t>
+      </w:r>
+      <w:r>
+        <w:rPr>
+          <w:rFonts w:ascii="Times New Roman" w:hAnsi="Times New Roman"/>
+          <w:sz w:val="20"/>
+          <w:szCs w:val="20"/>
+          <w:lang w:val="en-US"/>
+        </w:rPr>
+        <w:t>. Ed. Ronald Beiner. University of Chicago Press.</w:t>
+      </w:r>
+    </w:p>
+    <w:p>
+      <w:pPr>
+        <w:ind w:left="720" w:hanging="720"/>
+        <w:rPr>
+          <w:rFonts w:ascii="Times New Roman" w:hAnsi="Times New Roman"/>
+          <w:sz w:val="20"/>
+          <w:szCs w:val="20"/>
+          <w:lang w:val="en-US"/>
+        </w:rPr>
+      </w:pPr>
+      <w:r>
+        <w:rPr>
+          <w:rFonts w:ascii="Times New Roman" w:hAnsi="Times New Roman"/>
+          <w:sz w:val="20"/>
+          <w:szCs w:val="20"/>
+          <w:lang w:val="en-US"/>
+        </w:rPr>
+        <w:t xml:space="preserve">Cassirer, E. (1946) </w:t>
+      </w:r>
+      <w:r>
+        <w:rPr>
+          <w:rFonts w:ascii="Times New Roman" w:hAnsi="Times New Roman"/>
+          <w:i/>
+          <w:sz w:val="20"/>
+          <w:szCs w:val="20"/>
+          <w:lang w:val="en-US"/>
+        </w:rPr>
+        <w:t>The myth of the state</w:t>
+      </w:r>
+      <w:r>
+        <w:rPr>
+          <w:rFonts w:ascii="Times New Roman" w:hAnsi="Times New Roman"/>
+          <w:sz w:val="20"/>
+          <w:szCs w:val="20"/>
+          <w:lang w:val="en-US"/>
+        </w:rPr>
+        <w:t>. Yale University Press</w:t>
+      </w:r>
+    </w:p>
+    <w:p>
+      <w:pPr>
+        <w:ind w:left="720" w:hanging="720"/>
+        <w:rPr>
+          <w:rFonts w:ascii="Times New Roman" w:hAnsi="Times New Roman"/>
+          <w:sz w:val="20"/>
+          <w:szCs w:val="20"/>
+        </w:rPr>
+      </w:pPr>
+      <w:r>
+        <w:rPr>
+          <w:rFonts w:ascii="Times New Roman" w:hAnsi="Times New Roman"/>
+          <w:sz w:val="20"/>
+          <w:szCs w:val="20"/>
+          <w:lang w:val="en-US"/>
+        </w:rPr>
+        <w:lastRenderedPageBreak/>
+        <w:t xml:space="preserve">Cassirer, E. (1985) </w:t>
+      </w:r>
+      <w:r>
+        <w:rPr>
+          <w:rFonts w:ascii="Times New Roman" w:hAnsi="Times New Roman"/>
+          <w:i/>
+          <w:sz w:val="20"/>
+          <w:szCs w:val="20"/>
+          <w:lang w:val="en-US"/>
+        </w:rPr>
+        <w:t xml:space="preserve">Kant, Vida y </w:t>
+      </w:r>
+      <w:proofErr w:type="spellStart"/>
+      <w:r>
+        <w:rPr>
+          <w:rFonts w:ascii="Times New Roman" w:hAnsi="Times New Roman"/>
+          <w:i/>
+          <w:sz w:val="20"/>
+          <w:szCs w:val="20"/>
+          <w:lang w:val="en-US"/>
+        </w:rPr>
+        <w:t>Doctrina</w:t>
+      </w:r>
+      <w:proofErr w:type="spellEnd"/>
+      <w:r>
+        <w:rPr>
+          <w:rFonts w:ascii="Times New Roman" w:hAnsi="Times New Roman"/>
+          <w:sz w:val="20"/>
+          <w:szCs w:val="20"/>
+          <w:lang w:val="en-US"/>
+        </w:rPr>
+        <w:t xml:space="preserve">. </w:t>
+      </w:r>
+      <w:r>
+        <w:rPr>
+          <w:rFonts w:ascii="Times New Roman" w:hAnsi="Times New Roman"/>
+          <w:sz w:val="20"/>
+          <w:szCs w:val="20"/>
+        </w:rPr>
+        <w:t xml:space="preserve">Fondo de Cultura Económica. </w:t>
+      </w:r>
+    </w:p>
+    <w:p>
+      <w:pPr>
+        <w:ind w:left="720" w:hanging="720"/>
+        <w:rPr>
+          <w:rFonts w:ascii="Times New Roman" w:hAnsi="Times New Roman"/>
+          <w:sz w:val="20"/>
+          <w:szCs w:val="20"/>
+        </w:rPr>
+      </w:pPr>
+      <w:r>
+        <w:rPr>
+          <w:rFonts w:ascii="Times New Roman" w:hAnsi="Times New Roman"/>
+          <w:sz w:val="20"/>
+          <w:szCs w:val="20"/>
+        </w:rPr>
+        <w:t xml:space="preserve">Caviglia, A. (2005) </w:t>
+      </w:r>
+      <w:r>
+        <w:rPr>
+          <w:rFonts w:ascii="Times New Roman" w:hAnsi="Times New Roman"/>
+          <w:i/>
+          <w:sz w:val="20"/>
+          <w:szCs w:val="20"/>
+        </w:rPr>
+        <w:t>Soberanía de la voluntad unificada del pueblo sobre el gobierno en la filosofía política de Kant</w:t>
+      </w:r>
+      <w:r>
+        <w:rPr>
+          <w:rFonts w:ascii="Times New Roman" w:hAnsi="Times New Roman"/>
+          <w:sz w:val="20"/>
+          <w:szCs w:val="20"/>
+        </w:rPr>
+        <w:t xml:space="preserve">. PUCP. </w:t>
+      </w:r>
+    </w:p>
+    <w:p>
+      <w:pPr>
+        <w:ind w:left="720" w:hanging="720"/>
+        <w:rPr>
+          <w:rFonts w:ascii="Times New Roman" w:hAnsi="Times New Roman"/>
+          <w:sz w:val="20"/>
+          <w:szCs w:val="20"/>
+          <w:lang w:val="es-PE"/>
+        </w:rPr>
+      </w:pPr>
+      <w:r>
+        <w:rPr>
+          <w:rFonts w:ascii="Times New Roman" w:hAnsi="Times New Roman"/>
+          <w:sz w:val="20"/>
+          <w:szCs w:val="20"/>
+          <w:lang w:val="es-PE"/>
+        </w:rPr>
+        <w:t xml:space="preserve">Caviglia, A. (2017) </w:t>
+      </w:r>
+      <w:r>
+        <w:rPr>
+          <w:rFonts w:ascii="Times New Roman" w:hAnsi="Times New Roman"/>
+          <w:i/>
+          <w:sz w:val="20"/>
+          <w:szCs w:val="20"/>
+          <w:lang w:val="es-PE"/>
+        </w:rPr>
+        <w:t>Crítica Social, Crítica Inmanente y Crítica Trascendente: La cuestión de la Crítica Inmanente en la Teoría Crítica.</w:t>
+      </w:r>
+      <w:r>
+        <w:rPr>
+          <w:rFonts w:ascii="Times New Roman" w:hAnsi="Times New Roman"/>
+          <w:sz w:val="20"/>
+          <w:szCs w:val="20"/>
+          <w:lang w:val="es-PE"/>
+        </w:rPr>
+        <w:t xml:space="preserve"> (En: Derecho &amp; Sociedad, </w:t>
+      </w:r>
+      <w:proofErr w:type="spellStart"/>
+      <w:r>
+        <w:rPr>
+          <w:rFonts w:ascii="Times New Roman" w:hAnsi="Times New Roman"/>
+          <w:sz w:val="20"/>
+          <w:szCs w:val="20"/>
+          <w:lang w:val="es-PE"/>
+        </w:rPr>
+        <w:t>Nº</w:t>
+      </w:r>
+      <w:proofErr w:type="spellEnd"/>
+      <w:r>
+        <w:rPr>
+          <w:rFonts w:ascii="Times New Roman" w:hAnsi="Times New Roman"/>
+          <w:sz w:val="20"/>
+          <w:szCs w:val="20"/>
+          <w:lang w:val="es-PE"/>
+        </w:rPr>
+        <w:t xml:space="preserve"> 48, Marzo, pp. 323 - 332)</w:t>
+      </w:r>
+    </w:p>
+    <w:p>
+      <w:pPr>
+        <w:ind w:left="720" w:hanging="720"/>
+        <w:rPr>
+          <w:rFonts w:ascii="Times New Roman" w:hAnsi="Times New Roman"/>
+          <w:sz w:val="20"/>
+          <w:szCs w:val="20"/>
+        </w:rPr>
+      </w:pPr>
+      <w:r>
+        <w:rPr>
+          <w:rFonts w:ascii="Times New Roman" w:hAnsi="Times New Roman"/>
+          <w:sz w:val="20"/>
+          <w:szCs w:val="20"/>
+        </w:rPr>
+        <w:t>Caviglia, A. (2023). </w:t>
+      </w:r>
+      <w:r>
+        <w:rPr>
+          <w:rFonts w:ascii="Times New Roman" w:hAnsi="Times New Roman"/>
+          <w:bCs/>
+          <w:i/>
+          <w:sz w:val="20"/>
+          <w:szCs w:val="20"/>
+        </w:rPr>
+        <w:t>Responsabilidad y debate público. Sobre el vigésimo aniversario de la entrega del IF-CVR</w:t>
+      </w:r>
+      <w:r>
+        <w:rPr>
+          <w:rFonts w:ascii="Times New Roman" w:hAnsi="Times New Roman"/>
+          <w:sz w:val="20"/>
+          <w:szCs w:val="20"/>
+        </w:rPr>
+        <w:t>. En: SÍLEX. Vol.13. (pp. 36 - 69).</w:t>
+      </w:r>
+    </w:p>
+    <w:p>
+      <w:pPr>
+        <w:ind w:left="720" w:hanging="720"/>
+        <w:rPr>
+          <w:rFonts w:ascii="Times New Roman" w:hAnsi="Times New Roman"/>
+          <w:sz w:val="20"/>
+          <w:szCs w:val="20"/>
+        </w:rPr>
+      </w:pPr>
+      <w:r>
+        <w:rPr>
+          <w:rFonts w:ascii="Times New Roman" w:hAnsi="Times New Roman"/>
+          <w:sz w:val="20"/>
+          <w:szCs w:val="20"/>
+        </w:rPr>
+        <w:t xml:space="preserve">Cortina, A. (1988) </w:t>
+      </w:r>
+      <w:r>
+        <w:rPr>
+          <w:rFonts w:ascii="Times New Roman" w:hAnsi="Times New Roman"/>
+          <w:i/>
+          <w:sz w:val="20"/>
+          <w:szCs w:val="20"/>
+        </w:rPr>
+        <w:t>El contrato social como ideal del estado de derecho. El dudoso contractualismo de I. Kant</w:t>
+      </w:r>
+      <w:r>
+        <w:rPr>
+          <w:rFonts w:ascii="Times New Roman" w:hAnsi="Times New Roman"/>
+          <w:sz w:val="20"/>
+          <w:szCs w:val="20"/>
+        </w:rPr>
+        <w:t xml:space="preserve">. (En: Revista de Estudios Políticos, Nueva Época, </w:t>
+      </w:r>
+      <w:proofErr w:type="spellStart"/>
+      <w:r>
+        <w:rPr>
+          <w:rFonts w:ascii="Times New Roman" w:hAnsi="Times New Roman"/>
+          <w:sz w:val="20"/>
+          <w:szCs w:val="20"/>
+        </w:rPr>
+        <w:t>Nº</w:t>
+      </w:r>
+      <w:proofErr w:type="spellEnd"/>
+      <w:r>
+        <w:rPr>
+          <w:rFonts w:ascii="Times New Roman" w:hAnsi="Times New Roman"/>
+          <w:sz w:val="20"/>
+          <w:szCs w:val="20"/>
+        </w:rPr>
+        <w:t xml:space="preserve"> 59. Enero-Marzo).</w:t>
+      </w:r>
+    </w:p>
+    <w:p>
+      <w:pPr>
+        <w:ind w:left="720" w:hanging="720"/>
+        <w:rPr>
+          <w:rFonts w:ascii="Times New Roman" w:hAnsi="Times New Roman"/>
+          <w:sz w:val="20"/>
+          <w:szCs w:val="20"/>
+          <w:lang w:val="es-PE"/>
+        </w:rPr>
+      </w:pPr>
+      <w:r>
+        <w:rPr>
+          <w:rFonts w:ascii="Times New Roman" w:hAnsi="Times New Roman"/>
+          <w:sz w:val="20"/>
+          <w:szCs w:val="20"/>
+          <w:lang w:val="es-PE"/>
+        </w:rPr>
+        <w:t xml:space="preserve">Dewey, J. (1998) </w:t>
+      </w:r>
+      <w:r>
+        <w:rPr>
+          <w:rFonts w:ascii="Times New Roman" w:hAnsi="Times New Roman"/>
+          <w:i/>
+          <w:sz w:val="20"/>
+          <w:szCs w:val="20"/>
+          <w:lang w:val="es-PE"/>
+        </w:rPr>
+        <w:t xml:space="preserve">Democracia y educación. Una introducción a la filosofía de la educación. </w:t>
+      </w:r>
+      <w:r>
+        <w:rPr>
+          <w:rFonts w:ascii="Times New Roman" w:hAnsi="Times New Roman"/>
+          <w:sz w:val="20"/>
+          <w:szCs w:val="20"/>
+          <w:lang w:val="es-PE"/>
+        </w:rPr>
+        <w:t>Morata Ed.</w:t>
+      </w:r>
+    </w:p>
+    <w:p>
+      <w:pPr>
+        <w:ind w:left="720" w:hanging="720"/>
+        <w:rPr>
+          <w:rFonts w:ascii="Times New Roman" w:hAnsi="Times New Roman"/>
+          <w:sz w:val="20"/>
+          <w:szCs w:val="20"/>
+        </w:rPr>
+      </w:pPr>
+      <w:r>
+        <w:rPr>
+          <w:rFonts w:ascii="Times New Roman" w:hAnsi="Times New Roman"/>
+          <w:sz w:val="20"/>
+          <w:szCs w:val="20"/>
+        </w:rPr>
+        <w:t xml:space="preserve">Euchner, W. (1974) </w:t>
+      </w:r>
+      <w:r>
+        <w:rPr>
+          <w:rFonts w:ascii="Times New Roman" w:hAnsi="Times New Roman"/>
+          <w:i/>
+          <w:sz w:val="20"/>
+          <w:szCs w:val="20"/>
+        </w:rPr>
+        <w:t>Kant como filósofo del progreso político</w:t>
+      </w:r>
+      <w:r>
+        <w:rPr>
+          <w:rFonts w:ascii="Times New Roman" w:hAnsi="Times New Roman"/>
+          <w:sz w:val="20"/>
+          <w:szCs w:val="20"/>
+        </w:rPr>
+        <w:t xml:space="preserve">. Pp. 17-26. En: Renker, Euchner et Al, </w:t>
+      </w:r>
+      <w:r>
+        <w:rPr>
+          <w:rFonts w:ascii="Times New Roman" w:hAnsi="Times New Roman"/>
+          <w:i/>
+          <w:sz w:val="20"/>
+          <w:szCs w:val="20"/>
+        </w:rPr>
+        <w:t>Immanuel Kant. Kant como pensador político</w:t>
+      </w:r>
+      <w:r>
+        <w:rPr>
+          <w:rFonts w:ascii="Times New Roman" w:hAnsi="Times New Roman"/>
+          <w:sz w:val="20"/>
+          <w:szCs w:val="20"/>
+        </w:rPr>
+        <w:t xml:space="preserve">. </w:t>
+      </w:r>
+      <w:proofErr w:type="spellStart"/>
+      <w:r>
+        <w:rPr>
+          <w:rFonts w:ascii="Times New Roman" w:hAnsi="Times New Roman"/>
+          <w:sz w:val="20"/>
+          <w:szCs w:val="20"/>
+        </w:rPr>
+        <w:t>Internationes</w:t>
+      </w:r>
+      <w:proofErr w:type="spellEnd"/>
+      <w:r>
+        <w:rPr>
+          <w:rFonts w:ascii="Times New Roman" w:hAnsi="Times New Roman"/>
+          <w:sz w:val="20"/>
+          <w:szCs w:val="20"/>
+        </w:rPr>
+        <w:t xml:space="preserve">, Bon-Bad </w:t>
+      </w:r>
+      <w:proofErr w:type="spellStart"/>
+      <w:r>
+        <w:rPr>
+          <w:rFonts w:ascii="Times New Roman" w:hAnsi="Times New Roman"/>
+          <w:sz w:val="20"/>
+          <w:szCs w:val="20"/>
+        </w:rPr>
+        <w:t>Godesberg</w:t>
+      </w:r>
+      <w:proofErr w:type="spellEnd"/>
+      <w:r>
+        <w:rPr>
+          <w:rFonts w:ascii="Times New Roman" w:hAnsi="Times New Roman"/>
+          <w:sz w:val="20"/>
+          <w:szCs w:val="20"/>
+        </w:rPr>
         <w:t>.</w:t>
       </w:r>
+    </w:p>
+    <w:p>
+      <w:pPr>
+        <w:ind w:left="720" w:hanging="720"/>
+        <w:rPr>
+          <w:rFonts w:ascii="Times New Roman" w:hAnsi="Times New Roman"/>
+          <w:sz w:val="20"/>
+          <w:szCs w:val="20"/>
+        </w:rPr>
+      </w:pPr>
+      <w:r>
+        <w:rPr>
+          <w:rFonts w:ascii="Times New Roman" w:hAnsi="Times New Roman"/>
+          <w:sz w:val="20"/>
+          <w:szCs w:val="20"/>
+        </w:rPr>
+        <w:t xml:space="preserve">Figueroa, M. (2006) </w:t>
+      </w:r>
       <w:r>
         <w:rPr>
           <w:rFonts w:ascii="Times New Roman" w:hAnsi="Times New Roman"/>
           <w:i/>
-          <w:sz w:val="24"/>
-          <w:szCs w:val="24"/>
+          <w:sz w:val="20"/>
+          <w:szCs w:val="20"/>
+        </w:rPr>
+        <w:t>Kant y el sentido ético de la educación. Una lectura en la época de la globalización.</w:t>
+      </w:r>
+      <w:r>
+        <w:rPr>
+          <w:rFonts w:ascii="Times New Roman" w:hAnsi="Times New Roman"/>
+          <w:sz w:val="20"/>
+          <w:szCs w:val="20"/>
+        </w:rPr>
+        <w:t xml:space="preserve"> En: Persona y Sociedad, Universidad Alberto Hurtado, Vol. XX, Nº3, 2006, pp. 73-87. </w:t>
+      </w:r>
+    </w:p>
+    <w:p>
+      <w:pPr>
+        <w:ind w:left="720" w:hanging="720"/>
+        <w:rPr>
+          <w:rFonts w:ascii="Times New Roman" w:hAnsi="Times New Roman"/>
+          <w:sz w:val="20"/>
+          <w:szCs w:val="20"/>
+        </w:rPr>
+      </w:pPr>
+      <w:r>
+        <w:rPr>
+          <w:rFonts w:ascii="Times New Roman" w:hAnsi="Times New Roman"/>
+          <w:sz w:val="20"/>
+          <w:szCs w:val="20"/>
+        </w:rPr>
+        <w:t xml:space="preserve">Goldmann, L. (1945) </w:t>
+      </w:r>
+      <w:r>
+        <w:rPr>
+          <w:rFonts w:ascii="Times New Roman" w:hAnsi="Times New Roman"/>
+          <w:i/>
+          <w:sz w:val="20"/>
+          <w:szCs w:val="20"/>
+        </w:rPr>
+        <w:t>Introducción a la filosofía de Kant</w:t>
+      </w:r>
+      <w:r>
+        <w:rPr>
+          <w:rFonts w:ascii="Times New Roman" w:hAnsi="Times New Roman"/>
+          <w:sz w:val="20"/>
+          <w:szCs w:val="20"/>
+        </w:rPr>
+        <w:t>. Amorrortu Editores.</w:t>
+      </w:r>
+    </w:p>
+    <w:p>
+      <w:pPr>
+        <w:ind w:left="720" w:hanging="720"/>
+        <w:rPr>
+          <w:rFonts w:ascii="Times New Roman" w:hAnsi="Times New Roman"/>
+          <w:sz w:val="20"/>
+          <w:szCs w:val="20"/>
           <w:lang w:val="en-US"/>
         </w:rPr>
+      </w:pPr>
+      <w:r>
+        <w:rPr>
+          <w:rFonts w:ascii="Times New Roman" w:hAnsi="Times New Roman"/>
+          <w:sz w:val="20"/>
+          <w:szCs w:val="20"/>
+        </w:rPr>
+        <w:t xml:space="preserve">Gómez Caffarena, J. (1983) </w:t>
+      </w:r>
+      <w:r>
+        <w:rPr>
+          <w:rFonts w:ascii="Times New Roman" w:hAnsi="Times New Roman"/>
+          <w:i/>
+          <w:sz w:val="20"/>
+          <w:szCs w:val="20"/>
+        </w:rPr>
+        <w:t>El teísmo moral de Kant</w:t>
+      </w:r>
+      <w:r>
+        <w:rPr>
+          <w:rFonts w:ascii="Times New Roman" w:hAnsi="Times New Roman"/>
+          <w:sz w:val="20"/>
+          <w:szCs w:val="20"/>
+        </w:rPr>
+        <w:t xml:space="preserve">. </w:t>
+      </w:r>
+      <w:proofErr w:type="spellStart"/>
+      <w:r>
+        <w:rPr>
+          <w:rFonts w:ascii="Times New Roman" w:hAnsi="Times New Roman"/>
+          <w:sz w:val="20"/>
+          <w:szCs w:val="20"/>
+          <w:lang w:val="en-US"/>
+        </w:rPr>
+        <w:t>Ediciones</w:t>
+      </w:r>
+      <w:proofErr w:type="spellEnd"/>
+      <w:r>
+        <w:rPr>
+          <w:rFonts w:ascii="Times New Roman" w:hAnsi="Times New Roman"/>
+          <w:sz w:val="20"/>
+          <w:szCs w:val="20"/>
+          <w:lang w:val="en-US"/>
+        </w:rPr>
         <w:t xml:space="preserve"> </w:t>
       </w:r>
-      <w:r>
-        <w:rPr>
-          <w:rFonts w:ascii="Times New Roman" w:hAnsi="Times New Roman"/>
-          <w:sz w:val="24"/>
-          <w:szCs w:val="24"/>
+      <w:proofErr w:type="spellStart"/>
+      <w:r>
+        <w:rPr>
+          <w:rFonts w:ascii="Times New Roman" w:hAnsi="Times New Roman"/>
+          <w:sz w:val="20"/>
+          <w:szCs w:val="20"/>
           <w:lang w:val="en-US"/>
         </w:rPr>
-        <w:t>En: Political Theory, Vol 14, Nº4, Nov. pp. 523-551.</w:t>
+        <w:t>Cristiandad</w:t>
+      </w:r>
+      <w:proofErr w:type="spellEnd"/>
+      <w:r>
+        <w:rPr>
+          <w:rFonts w:ascii="Times New Roman" w:hAnsi="Times New Roman"/>
+          <w:sz w:val="20"/>
+          <w:szCs w:val="20"/>
+          <w:lang w:val="en-US"/>
+        </w:rPr>
+        <w:t xml:space="preserve">. </w:t>
       </w:r>
     </w:p>
     <w:p>
@@ -24407,2150 +25683,1245 @@
         <w:ind w:left="720" w:hanging="720"/>
         <w:rPr>
           <w:rFonts w:ascii="Times New Roman" w:hAnsi="Times New Roman"/>
-          <w:sz w:val="24"/>
-          <w:szCs w:val="24"/>
+          <w:color w:val="000000" w:themeColor="text1"/>
+          <w:sz w:val="20"/>
+          <w:szCs w:val="20"/>
           <w:lang w:val="en-US"/>
         </w:rPr>
       </w:pPr>
       <w:r>
         <w:rPr>
           <w:rFonts w:ascii="Times New Roman" w:hAnsi="Times New Roman"/>
-          <w:sz w:val="24"/>
-          <w:szCs w:val="24"/>
+          <w:color w:val="000000" w:themeColor="text1"/>
+          <w:sz w:val="20"/>
+          <w:szCs w:val="20"/>
           <w:lang w:val="en-US"/>
         </w:rPr>
-        <w:t xml:space="preserve">Byrd, B. S. y Hruschka, J (2010) </w:t>
+        <w:t xml:space="preserve">Kant, I (1998) </w:t>
+      </w:r>
+      <w:r>
+        <w:rPr>
+          <w:rFonts w:ascii="Times New Roman" w:hAnsi="Times New Roman"/>
+          <w:i/>
+          <w:color w:val="000000" w:themeColor="text1"/>
+          <w:sz w:val="20"/>
+          <w:szCs w:val="20"/>
+          <w:lang w:val="en-US"/>
+        </w:rPr>
+        <w:t>On the miscarriage of all philosophical trials in theodicy.</w:t>
+      </w:r>
+      <w:r>
+        <w:rPr>
+          <w:rFonts w:ascii="Times New Roman" w:hAnsi="Times New Roman"/>
+          <w:color w:val="000000" w:themeColor="text1"/>
+          <w:sz w:val="20"/>
+          <w:szCs w:val="20"/>
+          <w:lang w:val="en-US"/>
+        </w:rPr>
+        <w:t xml:space="preserve"> En: Kant, I. Religion within the Boundaries of mere Reason</w:t>
+      </w:r>
+      <w:r>
+        <w:rPr>
+          <w:rFonts w:ascii="Times New Roman" w:hAnsi="Times New Roman"/>
+          <w:i/>
+          <w:color w:val="000000" w:themeColor="text1"/>
+          <w:sz w:val="20"/>
+          <w:szCs w:val="20"/>
+          <w:lang w:val="en-US"/>
+        </w:rPr>
+        <w:t xml:space="preserve">. </w:t>
+      </w:r>
+      <w:r>
+        <w:rPr>
+          <w:rFonts w:ascii="Times New Roman" w:hAnsi="Times New Roman"/>
+          <w:color w:val="000000" w:themeColor="text1"/>
+          <w:sz w:val="20"/>
+          <w:szCs w:val="20"/>
+          <w:lang w:val="en-US"/>
+        </w:rPr>
+        <w:t>Cambridge University Press.</w:t>
+      </w:r>
+    </w:p>
+    <w:p>
+      <w:pPr>
+        <w:ind w:left="720" w:hanging="720"/>
+        <w:rPr>
+          <w:rFonts w:ascii="Times New Roman" w:hAnsi="Times New Roman"/>
+          <w:sz w:val="20"/>
+          <w:szCs w:val="20"/>
+          <w:lang w:val="en-US"/>
+        </w:rPr>
+      </w:pPr>
+      <w:r>
+        <w:rPr>
+          <w:rFonts w:ascii="Times New Roman" w:hAnsi="Times New Roman"/>
+          <w:sz w:val="20"/>
+          <w:szCs w:val="20"/>
+          <w:lang w:val="en-US"/>
+        </w:rPr>
+        <w:t xml:space="preserve">Kant, I (1998) </w:t>
+      </w:r>
+      <w:r>
+        <w:rPr>
+          <w:rFonts w:ascii="Times New Roman" w:hAnsi="Times New Roman"/>
+          <w:i/>
+          <w:sz w:val="20"/>
+          <w:szCs w:val="20"/>
+          <w:lang w:val="en-US"/>
+        </w:rPr>
+        <w:t xml:space="preserve">Religion within the Boundaries of mere Reason. </w:t>
+      </w:r>
+      <w:r>
+        <w:rPr>
+          <w:rFonts w:ascii="Times New Roman" w:hAnsi="Times New Roman"/>
+          <w:sz w:val="20"/>
+          <w:szCs w:val="20"/>
+          <w:lang w:val="en-US"/>
+        </w:rPr>
+        <w:t>Cambridge University Press.</w:t>
+      </w:r>
+    </w:p>
+    <w:p>
+      <w:pPr>
+        <w:ind w:left="720" w:hanging="720"/>
+        <w:rPr>
+          <w:rFonts w:ascii="Times New Roman" w:hAnsi="Times New Roman"/>
+          <w:color w:val="000000" w:themeColor="text1"/>
+          <w:sz w:val="20"/>
+          <w:szCs w:val="20"/>
+          <w:lang w:val="en-US"/>
+        </w:rPr>
+      </w:pPr>
+      <w:r>
+        <w:rPr>
+          <w:rFonts w:ascii="Times New Roman" w:hAnsi="Times New Roman"/>
+          <w:color w:val="000000" w:themeColor="text1"/>
+          <w:sz w:val="20"/>
+          <w:szCs w:val="20"/>
+          <w:lang w:val="en-US"/>
+        </w:rPr>
+        <w:t xml:space="preserve">Kant, I (2007) </w:t>
+      </w:r>
+      <w:r>
+        <w:rPr>
+          <w:rFonts w:ascii="Times New Roman" w:hAnsi="Times New Roman"/>
+          <w:i/>
+          <w:color w:val="000000" w:themeColor="text1"/>
+          <w:sz w:val="20"/>
+          <w:szCs w:val="20"/>
+          <w:lang w:val="en-US"/>
+        </w:rPr>
+        <w:t>Anthropology from a pragmatic point of view (1798)</w:t>
+      </w:r>
+      <w:r>
+        <w:rPr>
+          <w:rFonts w:ascii="Times New Roman" w:hAnsi="Times New Roman"/>
+          <w:color w:val="000000" w:themeColor="text1"/>
+          <w:sz w:val="20"/>
+          <w:szCs w:val="20"/>
+          <w:lang w:val="en-US"/>
+        </w:rPr>
+        <w:t xml:space="preserve"> En: Kant, I. Anthropology, History and Education. Cambridge University Press.</w:t>
+      </w:r>
+    </w:p>
+    <w:p>
+      <w:pPr>
+        <w:ind w:left="720" w:hanging="720"/>
+        <w:rPr>
+          <w:rFonts w:ascii="Times New Roman" w:hAnsi="Times New Roman"/>
+          <w:color w:val="000000" w:themeColor="text1"/>
+          <w:sz w:val="20"/>
+          <w:szCs w:val="20"/>
+          <w:lang w:val="en-US"/>
+        </w:rPr>
+      </w:pPr>
+      <w:r>
+        <w:rPr>
+          <w:rFonts w:ascii="Times New Roman" w:hAnsi="Times New Roman"/>
+          <w:color w:val="000000" w:themeColor="text1"/>
+          <w:sz w:val="20"/>
+          <w:szCs w:val="20"/>
+          <w:lang w:val="en-US"/>
+        </w:rPr>
+        <w:t xml:space="preserve">Kant, I (2007) </w:t>
+      </w:r>
+      <w:r>
+        <w:rPr>
+          <w:rFonts w:ascii="Times New Roman" w:hAnsi="Times New Roman"/>
+          <w:i/>
+          <w:color w:val="000000" w:themeColor="text1"/>
+          <w:sz w:val="20"/>
+          <w:szCs w:val="20"/>
+          <w:lang w:val="en-US"/>
+        </w:rPr>
+        <w:t>Essay on the maladies of the head (1764)</w:t>
+      </w:r>
+      <w:r>
+        <w:rPr>
+          <w:rFonts w:ascii="Times New Roman" w:hAnsi="Times New Roman"/>
+          <w:color w:val="000000" w:themeColor="text1"/>
+          <w:sz w:val="20"/>
+          <w:szCs w:val="20"/>
+          <w:lang w:val="en-US"/>
+        </w:rPr>
+        <w:t xml:space="preserve"> En: Kant, I. Anthropology, History and Education. Cambridge University Press.</w:t>
+      </w:r>
+    </w:p>
+    <w:p>
+      <w:pPr>
+        <w:ind w:left="720" w:hanging="720"/>
+        <w:rPr>
+          <w:rFonts w:ascii="Times New Roman" w:hAnsi="Times New Roman"/>
+          <w:sz w:val="20"/>
+          <w:szCs w:val="20"/>
+          <w:lang w:val="es-PE"/>
+        </w:rPr>
+      </w:pPr>
+      <w:r>
+        <w:rPr>
+          <w:rFonts w:ascii="Times New Roman" w:hAnsi="Times New Roman"/>
+          <w:sz w:val="20"/>
+          <w:szCs w:val="20"/>
+          <w:lang w:val="en-US"/>
+        </w:rPr>
+        <w:t xml:space="preserve">Kant, I (2007) </w:t>
+      </w:r>
+      <w:r>
+        <w:rPr>
+          <w:rFonts w:ascii="Times New Roman" w:hAnsi="Times New Roman"/>
+          <w:i/>
+          <w:sz w:val="20"/>
+          <w:szCs w:val="20"/>
+          <w:lang w:val="en-US"/>
+        </w:rPr>
+        <w:t>Lectures on pedagogy (1803)</w:t>
+      </w:r>
+      <w:r>
+        <w:rPr>
+          <w:rFonts w:ascii="Times New Roman" w:hAnsi="Times New Roman"/>
+          <w:sz w:val="20"/>
+          <w:szCs w:val="20"/>
+          <w:lang w:val="en-US"/>
+        </w:rPr>
+        <w:t xml:space="preserve"> En: Kant, I. Anthropology, History and Education. </w:t>
+      </w:r>
+      <w:r>
+        <w:rPr>
+          <w:rFonts w:ascii="Times New Roman" w:hAnsi="Times New Roman"/>
+          <w:sz w:val="20"/>
+          <w:szCs w:val="20"/>
+          <w:lang w:val="es-PE"/>
+        </w:rPr>
+        <w:t xml:space="preserve">Cambridge </w:t>
+      </w:r>
+      <w:proofErr w:type="spellStart"/>
+      <w:r>
+        <w:rPr>
+          <w:rFonts w:ascii="Times New Roman" w:hAnsi="Times New Roman"/>
+          <w:sz w:val="20"/>
+          <w:szCs w:val="20"/>
+          <w:lang w:val="es-PE"/>
+        </w:rPr>
+        <w:t>University</w:t>
+      </w:r>
+      <w:proofErr w:type="spellEnd"/>
+      <w:r>
+        <w:rPr>
+          <w:rFonts w:ascii="Times New Roman" w:hAnsi="Times New Roman"/>
+          <w:sz w:val="20"/>
+          <w:szCs w:val="20"/>
+          <w:lang w:val="es-PE"/>
+        </w:rPr>
+        <w:t xml:space="preserve"> Press.</w:t>
+      </w:r>
+    </w:p>
+    <w:p>
+      <w:pPr>
+        <w:ind w:left="720" w:hanging="720"/>
+        <w:rPr>
+          <w:rFonts w:ascii="Times New Roman" w:hAnsi="Times New Roman"/>
+          <w:color w:val="000000" w:themeColor="text1"/>
+          <w:sz w:val="20"/>
+          <w:szCs w:val="20"/>
+        </w:rPr>
+      </w:pPr>
+      <w:r>
+        <w:rPr>
+          <w:rFonts w:ascii="Times New Roman" w:hAnsi="Times New Roman"/>
+          <w:color w:val="000000" w:themeColor="text1"/>
+          <w:sz w:val="20"/>
+          <w:szCs w:val="20"/>
+        </w:rPr>
+        <w:t xml:space="preserve">Kant, I. (1964) </w:t>
+      </w:r>
+      <w:r>
+        <w:rPr>
+          <w:rFonts w:ascii="Times New Roman" w:hAnsi="Times New Roman"/>
+          <w:i/>
+          <w:color w:val="000000" w:themeColor="text1"/>
+          <w:sz w:val="20"/>
+          <w:szCs w:val="20"/>
+        </w:rPr>
+        <w:t>Definición de la raza humana</w:t>
+      </w:r>
+      <w:r>
+        <w:rPr>
+          <w:rFonts w:ascii="Times New Roman" w:hAnsi="Times New Roman"/>
+          <w:color w:val="000000" w:themeColor="text1"/>
+          <w:sz w:val="20"/>
+          <w:szCs w:val="20"/>
+        </w:rPr>
+        <w:t xml:space="preserve"> (En: Kant, I. Filosofía de la historia. Ed. Nova).</w:t>
+      </w:r>
+    </w:p>
+    <w:p>
+      <w:pPr>
+        <w:ind w:left="720" w:hanging="720"/>
+        <w:rPr>
+          <w:rFonts w:ascii="Times New Roman" w:hAnsi="Times New Roman"/>
+          <w:sz w:val="20"/>
+          <w:szCs w:val="20"/>
+        </w:rPr>
+      </w:pPr>
+      <w:r>
+        <w:rPr>
+          <w:rFonts w:ascii="Times New Roman" w:hAnsi="Times New Roman"/>
+          <w:sz w:val="20"/>
+          <w:szCs w:val="20"/>
+        </w:rPr>
+        <w:t xml:space="preserve">Kant, I. (1964) </w:t>
+      </w:r>
+      <w:r>
+        <w:rPr>
+          <w:rFonts w:ascii="Times New Roman" w:hAnsi="Times New Roman"/>
+          <w:i/>
+          <w:sz w:val="20"/>
+          <w:szCs w:val="20"/>
+        </w:rPr>
+        <w:t xml:space="preserve">Ideas para una historia universal en sentido cosmopolita </w:t>
+      </w:r>
+      <w:r>
+        <w:rPr>
+          <w:rFonts w:ascii="Times New Roman" w:hAnsi="Times New Roman"/>
+          <w:sz w:val="20"/>
+          <w:szCs w:val="20"/>
+        </w:rPr>
+        <w:t>(En: Filosofía de la historia. Ed. Nova).</w:t>
+      </w:r>
+    </w:p>
+    <w:p>
+      <w:pPr>
+        <w:ind w:left="720" w:hanging="720"/>
+        <w:rPr>
+          <w:rFonts w:ascii="Times New Roman" w:hAnsi="Times New Roman"/>
+          <w:sz w:val="20"/>
+          <w:szCs w:val="20"/>
+        </w:rPr>
+      </w:pPr>
+      <w:r>
+        <w:rPr>
+          <w:rFonts w:ascii="Times New Roman" w:hAnsi="Times New Roman"/>
+          <w:sz w:val="20"/>
+          <w:szCs w:val="20"/>
+        </w:rPr>
+        <w:t xml:space="preserve">Kant, I. (1964) </w:t>
+      </w:r>
+      <w:r>
+        <w:rPr>
+          <w:rFonts w:ascii="Times New Roman" w:hAnsi="Times New Roman"/>
+          <w:i/>
+          <w:sz w:val="20"/>
+          <w:szCs w:val="20"/>
+        </w:rPr>
+        <w:t>Replanteamiento de la cuestión sobre si el género humano se halla en continuo progreso hacia lo mejor</w:t>
+      </w:r>
+      <w:r>
+        <w:rPr>
+          <w:rFonts w:ascii="Times New Roman" w:hAnsi="Times New Roman"/>
+          <w:sz w:val="20"/>
+          <w:szCs w:val="20"/>
+        </w:rPr>
+        <w:t>. (En: Filosofía de la historia. Ed. Nova).</w:t>
+      </w:r>
+    </w:p>
+    <w:p>
+      <w:pPr>
+        <w:ind w:left="720" w:hanging="720"/>
+        <w:rPr>
+          <w:rFonts w:ascii="Times New Roman" w:hAnsi="Times New Roman"/>
+          <w:color w:val="000000" w:themeColor="text1"/>
+          <w:sz w:val="20"/>
+          <w:szCs w:val="20"/>
+        </w:rPr>
+      </w:pPr>
+      <w:r>
+        <w:rPr>
+          <w:rFonts w:ascii="Times New Roman" w:hAnsi="Times New Roman"/>
+          <w:color w:val="000000" w:themeColor="text1"/>
+          <w:sz w:val="20"/>
+          <w:szCs w:val="20"/>
+        </w:rPr>
+        <w:t xml:space="preserve">Kant, I. (1964) </w:t>
+      </w:r>
+      <w:r>
+        <w:rPr>
+          <w:rFonts w:ascii="Times New Roman" w:hAnsi="Times New Roman"/>
+          <w:i/>
+          <w:color w:val="000000" w:themeColor="text1"/>
+          <w:sz w:val="20"/>
+          <w:szCs w:val="20"/>
+        </w:rPr>
+        <w:t>Respuesta a la pregunta: ¿qué es la ilustración?</w:t>
+      </w:r>
+      <w:r>
+        <w:rPr>
+          <w:rFonts w:ascii="Times New Roman" w:hAnsi="Times New Roman"/>
+          <w:color w:val="000000" w:themeColor="text1"/>
+          <w:sz w:val="20"/>
+          <w:szCs w:val="20"/>
+        </w:rPr>
+        <w:t xml:space="preserve"> (En: Kant, I. Filosofía de la historia. Ed. Nova).</w:t>
+      </w:r>
+    </w:p>
+    <w:p>
+      <w:pPr>
+        <w:ind w:left="720" w:hanging="720"/>
+        <w:rPr>
+          <w:rFonts w:ascii="Times New Roman" w:hAnsi="Times New Roman"/>
+          <w:color w:val="000000" w:themeColor="text1"/>
+          <w:sz w:val="20"/>
+          <w:szCs w:val="20"/>
+        </w:rPr>
+      </w:pPr>
+      <w:r>
+        <w:rPr>
+          <w:rFonts w:ascii="Times New Roman" w:hAnsi="Times New Roman"/>
+          <w:color w:val="000000" w:themeColor="text1"/>
+          <w:sz w:val="20"/>
+          <w:szCs w:val="20"/>
+        </w:rPr>
+        <w:t xml:space="preserve">Kant, I. (1988) </w:t>
+      </w:r>
+      <w:r>
+        <w:rPr>
+          <w:rFonts w:ascii="Times New Roman" w:hAnsi="Times New Roman"/>
+          <w:i/>
+          <w:color w:val="000000" w:themeColor="text1"/>
+          <w:sz w:val="20"/>
+          <w:szCs w:val="20"/>
+        </w:rPr>
+        <w:t>Lecciones de ética</w:t>
+      </w:r>
+      <w:r>
+        <w:rPr>
+          <w:rFonts w:ascii="Times New Roman" w:hAnsi="Times New Roman"/>
+          <w:color w:val="000000" w:themeColor="text1"/>
+          <w:sz w:val="20"/>
+          <w:szCs w:val="20"/>
+        </w:rPr>
+        <w:t>. Editorial Crítica.</w:t>
+      </w:r>
+    </w:p>
+    <w:p>
+      <w:pPr>
+        <w:ind w:left="720" w:hanging="720"/>
+        <w:rPr>
+          <w:rFonts w:ascii="Times New Roman" w:hAnsi="Times New Roman"/>
+          <w:color w:val="000000" w:themeColor="text1"/>
+          <w:sz w:val="20"/>
+          <w:szCs w:val="20"/>
+        </w:rPr>
+      </w:pPr>
+      <w:r>
+        <w:rPr>
+          <w:rFonts w:ascii="Times New Roman" w:hAnsi="Times New Roman"/>
+          <w:color w:val="000000" w:themeColor="text1"/>
+          <w:sz w:val="20"/>
+          <w:szCs w:val="20"/>
+        </w:rPr>
+        <w:t xml:space="preserve">Kant, I. (2000) </w:t>
+      </w:r>
+      <w:r>
+        <w:rPr>
+          <w:rFonts w:ascii="Times New Roman" w:hAnsi="Times New Roman"/>
+          <w:i/>
+          <w:color w:val="000000" w:themeColor="text1"/>
+          <w:sz w:val="20"/>
+          <w:szCs w:val="20"/>
+        </w:rPr>
+        <w:t>Crítica de la razón práctica</w:t>
+      </w:r>
+      <w:r>
+        <w:rPr>
+          <w:rFonts w:ascii="Times New Roman" w:hAnsi="Times New Roman"/>
+          <w:color w:val="000000" w:themeColor="text1"/>
+          <w:sz w:val="20"/>
+          <w:szCs w:val="20"/>
+        </w:rPr>
+        <w:t>. Alianza Editorial.</w:t>
+      </w:r>
+    </w:p>
+    <w:p>
+      <w:pPr>
+        <w:ind w:left="720" w:hanging="720"/>
+        <w:rPr>
+          <w:rFonts w:ascii="Times New Roman" w:hAnsi="Times New Roman"/>
+          <w:sz w:val="20"/>
+          <w:szCs w:val="20"/>
+        </w:rPr>
+      </w:pPr>
+      <w:r>
+        <w:rPr>
+          <w:rFonts w:ascii="Times New Roman" w:hAnsi="Times New Roman"/>
+          <w:sz w:val="20"/>
+          <w:szCs w:val="20"/>
+        </w:rPr>
+        <w:t xml:space="preserve">Kant, I. (2005) </w:t>
+      </w:r>
+      <w:r>
+        <w:rPr>
+          <w:rFonts w:ascii="Times New Roman" w:hAnsi="Times New Roman"/>
+          <w:i/>
+          <w:sz w:val="20"/>
+          <w:szCs w:val="20"/>
+        </w:rPr>
+        <w:t>Cómo orientarse en el pensamiento</w:t>
+      </w:r>
+      <w:r>
+        <w:rPr>
+          <w:rFonts w:ascii="Times New Roman" w:hAnsi="Times New Roman"/>
+          <w:sz w:val="20"/>
+          <w:szCs w:val="20"/>
+        </w:rPr>
+        <w:t xml:space="preserve">. Ed. </w:t>
+      </w:r>
+      <w:proofErr w:type="spellStart"/>
+      <w:r>
+        <w:rPr>
+          <w:rFonts w:ascii="Times New Roman" w:hAnsi="Times New Roman"/>
+          <w:sz w:val="20"/>
+          <w:szCs w:val="20"/>
+        </w:rPr>
+        <w:t>Quadrata</w:t>
+      </w:r>
+      <w:proofErr w:type="spellEnd"/>
+      <w:r>
+        <w:rPr>
+          <w:rFonts w:ascii="Times New Roman" w:hAnsi="Times New Roman"/>
+          <w:sz w:val="20"/>
+          <w:szCs w:val="20"/>
+        </w:rPr>
+        <w:t>.</w:t>
+      </w:r>
+    </w:p>
+    <w:p>
+      <w:pPr>
+        <w:ind w:left="720" w:hanging="720"/>
+        <w:rPr>
+          <w:rFonts w:ascii="Times New Roman" w:hAnsi="Times New Roman"/>
+          <w:sz w:val="20"/>
+          <w:szCs w:val="20"/>
+        </w:rPr>
+      </w:pPr>
+      <w:r>
+        <w:rPr>
+          <w:rFonts w:ascii="Times New Roman" w:hAnsi="Times New Roman"/>
+          <w:sz w:val="20"/>
+          <w:szCs w:val="20"/>
+        </w:rPr>
+        <w:t xml:space="preserve">Kant, I. (2008) </w:t>
+      </w:r>
+      <w:r>
+        <w:rPr>
+          <w:rFonts w:ascii="Times New Roman" w:hAnsi="Times New Roman"/>
+          <w:i/>
+          <w:sz w:val="20"/>
+          <w:szCs w:val="20"/>
+        </w:rPr>
+        <w:t>Fundamentación de la metafísica de las costumbres</w:t>
+      </w:r>
+      <w:r>
+        <w:rPr>
+          <w:rFonts w:ascii="Times New Roman" w:hAnsi="Times New Roman"/>
+          <w:sz w:val="20"/>
+          <w:szCs w:val="20"/>
+        </w:rPr>
+        <w:t>. Ed. Austral.</w:t>
+      </w:r>
+    </w:p>
+    <w:p>
+      <w:pPr>
+        <w:ind w:left="720" w:hanging="720"/>
+        <w:rPr>
+          <w:rFonts w:ascii="Times New Roman" w:hAnsi="Times New Roman"/>
+          <w:sz w:val="20"/>
+          <w:szCs w:val="20"/>
+          <w:shd w:val="clear" w:color="auto" w:fill="FFFFFF"/>
+          <w:lang w:val="en-US"/>
+        </w:rPr>
+      </w:pPr>
+      <w:r>
+        <w:rPr>
+          <w:rFonts w:ascii="Times New Roman" w:hAnsi="Times New Roman"/>
+          <w:sz w:val="20"/>
+          <w:szCs w:val="20"/>
+          <w:shd w:val="clear" w:color="auto" w:fill="FFFFFF"/>
+        </w:rPr>
+        <w:t xml:space="preserve">Kant, I. </w:t>
+      </w:r>
+      <w:r>
+        <w:rPr>
+          <w:rFonts w:ascii="Times New Roman" w:hAnsi="Times New Roman"/>
+          <w:sz w:val="20"/>
+          <w:szCs w:val="20"/>
+        </w:rPr>
+        <w:t>(</w:t>
+      </w:r>
+      <w:r>
+        <w:rPr>
+          <w:rFonts w:ascii="Times New Roman" w:hAnsi="Times New Roman"/>
+          <w:sz w:val="20"/>
+          <w:szCs w:val="20"/>
+          <w:shd w:val="clear" w:color="auto" w:fill="FFFFFF"/>
+        </w:rPr>
+        <w:t>2009</w:t>
+      </w:r>
+      <w:r>
+        <w:rPr>
+          <w:rFonts w:ascii="Times New Roman" w:hAnsi="Times New Roman"/>
+          <w:sz w:val="20"/>
+          <w:szCs w:val="20"/>
+        </w:rPr>
+        <w:t>)</w:t>
+      </w:r>
+      <w:r>
+        <w:rPr>
+          <w:rFonts w:ascii="Times New Roman" w:hAnsi="Times New Roman"/>
+          <w:sz w:val="20"/>
+          <w:szCs w:val="20"/>
+          <w:shd w:val="clear" w:color="auto" w:fill="FFFFFF"/>
+        </w:rPr>
+        <w:t xml:space="preserve"> </w:t>
+      </w:r>
+      <w:r>
+        <w:rPr>
+          <w:rFonts w:ascii="Times New Roman" w:hAnsi="Times New Roman"/>
+          <w:i/>
+          <w:sz w:val="20"/>
+          <w:szCs w:val="20"/>
+          <w:shd w:val="clear" w:color="auto" w:fill="FFFFFF"/>
+        </w:rPr>
+        <w:t>Sobre Pedagogía</w:t>
+      </w:r>
+      <w:r>
+        <w:rPr>
+          <w:rFonts w:ascii="Times New Roman" w:hAnsi="Times New Roman"/>
+          <w:sz w:val="20"/>
+          <w:szCs w:val="20"/>
+          <w:shd w:val="clear" w:color="auto" w:fill="FFFFFF"/>
+        </w:rPr>
+        <w:t xml:space="preserve">. Universidad Nacional de Córdoba. </w:t>
+      </w:r>
+      <w:r>
+        <w:rPr>
+          <w:rFonts w:ascii="Times New Roman" w:hAnsi="Times New Roman"/>
+          <w:sz w:val="20"/>
+          <w:szCs w:val="20"/>
+          <w:shd w:val="clear" w:color="auto" w:fill="FFFFFF"/>
+          <w:lang w:val="en-US"/>
+        </w:rPr>
+        <w:t xml:space="preserve">Encuentro Grupo Editor. </w:t>
+      </w:r>
+    </w:p>
+    <w:p>
+      <w:pPr>
+        <w:ind w:left="720" w:hanging="720"/>
+        <w:rPr>
+          <w:rFonts w:ascii="Times New Roman" w:hAnsi="Times New Roman"/>
+          <w:sz w:val="20"/>
+          <w:szCs w:val="20"/>
+          <w:lang w:val="en-US"/>
+        </w:rPr>
+      </w:pPr>
+      <w:r>
+        <w:rPr>
+          <w:rFonts w:ascii="Times New Roman" w:hAnsi="Times New Roman"/>
+          <w:sz w:val="20"/>
+          <w:szCs w:val="20"/>
+          <w:lang w:val="en-US"/>
+        </w:rPr>
+        <w:t xml:space="preserve">Körner, S. (1955) </w:t>
+      </w:r>
+      <w:r>
+        <w:rPr>
+          <w:rFonts w:ascii="Times New Roman" w:hAnsi="Times New Roman"/>
+          <w:i/>
+          <w:sz w:val="20"/>
+          <w:szCs w:val="20"/>
+          <w:lang w:val="en-US"/>
+        </w:rPr>
+        <w:t>Kant</w:t>
+      </w:r>
+      <w:r>
+        <w:rPr>
+          <w:rFonts w:ascii="Times New Roman" w:hAnsi="Times New Roman"/>
+          <w:sz w:val="20"/>
+          <w:szCs w:val="20"/>
+          <w:lang w:val="en-US"/>
+        </w:rPr>
+        <w:t>. Penguin Books.</w:t>
+      </w:r>
+    </w:p>
+    <w:p>
+      <w:pPr>
+        <w:ind w:left="720" w:hanging="720"/>
+        <w:rPr>
+          <w:rFonts w:ascii="Times New Roman" w:hAnsi="Times New Roman"/>
+          <w:sz w:val="20"/>
+          <w:szCs w:val="20"/>
+          <w:lang w:val="en-US"/>
+        </w:rPr>
+      </w:pPr>
+      <w:r>
+        <w:rPr>
+          <w:rFonts w:ascii="Times New Roman" w:hAnsi="Times New Roman"/>
+          <w:sz w:val="20"/>
+          <w:szCs w:val="20"/>
+          <w:lang w:val="en-US"/>
+        </w:rPr>
+        <w:t xml:space="preserve">Kraus, K. (2020) </w:t>
+      </w:r>
+      <w:r>
+        <w:rPr>
+          <w:rFonts w:ascii="Times New Roman" w:hAnsi="Times New Roman"/>
+          <w:i/>
+          <w:sz w:val="20"/>
+          <w:szCs w:val="20"/>
+          <w:lang w:val="en-US"/>
+        </w:rPr>
+        <w:t>Kant on self-knowledge and self-formation. The nature of inner experience</w:t>
+      </w:r>
+      <w:r>
+        <w:rPr>
+          <w:rFonts w:ascii="Times New Roman" w:hAnsi="Times New Roman"/>
+          <w:sz w:val="20"/>
+          <w:szCs w:val="20"/>
+          <w:lang w:val="en-US"/>
+        </w:rPr>
+        <w:t>. Cambridge University Press.</w:t>
+      </w:r>
+    </w:p>
+    <w:p>
+      <w:pPr>
+        <w:ind w:left="720" w:hanging="720"/>
+        <w:rPr>
+          <w:rFonts w:ascii="Times New Roman" w:hAnsi="Times New Roman"/>
+          <w:sz w:val="20"/>
+          <w:szCs w:val="20"/>
+          <w:lang w:val="en-US"/>
+        </w:rPr>
+      </w:pPr>
+      <w:r>
+        <w:rPr>
+          <w:rFonts w:ascii="Times New Roman" w:hAnsi="Times New Roman"/>
+          <w:sz w:val="20"/>
+          <w:szCs w:val="20"/>
+          <w:lang w:val="en-US"/>
+        </w:rPr>
+        <w:t xml:space="preserve">Lacroix, J. (1969) </w:t>
+      </w:r>
+      <w:r>
+        <w:rPr>
+          <w:rFonts w:ascii="Times New Roman" w:hAnsi="Times New Roman"/>
+          <w:i/>
+          <w:sz w:val="20"/>
+          <w:szCs w:val="20"/>
+          <w:lang w:val="en-US"/>
+        </w:rPr>
+        <w:t>Kant</w:t>
+      </w:r>
+      <w:r>
+        <w:rPr>
+          <w:rFonts w:ascii="Times New Roman" w:hAnsi="Times New Roman"/>
+          <w:sz w:val="20"/>
+          <w:szCs w:val="20"/>
+          <w:lang w:val="en-US"/>
+        </w:rPr>
+        <w:t>. Ed. Sudamericana.</w:t>
+      </w:r>
+    </w:p>
+    <w:p>
+      <w:pPr>
+        <w:ind w:left="720" w:hanging="720"/>
+        <w:rPr>
+          <w:rFonts w:ascii="Times New Roman" w:hAnsi="Times New Roman"/>
+          <w:color w:val="000000" w:themeColor="text1"/>
+          <w:sz w:val="20"/>
+          <w:szCs w:val="20"/>
+          <w:lang w:val="en-US"/>
+        </w:rPr>
+      </w:pPr>
+      <w:r>
+        <w:rPr>
+          <w:rFonts w:ascii="Times New Roman" w:hAnsi="Times New Roman"/>
+          <w:color w:val="000000" w:themeColor="text1"/>
+          <w:sz w:val="20"/>
+          <w:szCs w:val="20"/>
+          <w:lang w:val="en-US"/>
+        </w:rPr>
+        <w:t xml:space="preserve">Leibniz, G.W. (2007) </w:t>
+      </w:r>
+      <w:r>
+        <w:rPr>
+          <w:rFonts w:ascii="Times New Roman" w:hAnsi="Times New Roman"/>
+          <w:i/>
+          <w:color w:val="000000" w:themeColor="text1"/>
+          <w:sz w:val="20"/>
+          <w:szCs w:val="20"/>
+          <w:lang w:val="en-US"/>
+        </w:rPr>
+        <w:t>Discourse of Metaphysics</w:t>
+      </w:r>
+      <w:r>
+        <w:rPr>
+          <w:rFonts w:ascii="Times New Roman" w:hAnsi="Times New Roman"/>
+          <w:color w:val="000000" w:themeColor="text1"/>
+          <w:sz w:val="20"/>
+          <w:szCs w:val="20"/>
+          <w:lang w:val="en-US"/>
+        </w:rPr>
+        <w:t>. Ed. Jonathan Bennett. Early modern texts.</w:t>
+      </w:r>
+    </w:p>
+    <w:p>
+      <w:pPr>
+        <w:ind w:left="720" w:hanging="720"/>
+        <w:rPr>
+          <w:rFonts w:ascii="Times New Roman" w:hAnsi="Times New Roman"/>
+          <w:color w:val="000000" w:themeColor="text1"/>
+          <w:sz w:val="20"/>
+          <w:szCs w:val="20"/>
+        </w:rPr>
+      </w:pPr>
+      <w:r>
+        <w:rPr>
+          <w:rFonts w:ascii="Times New Roman" w:hAnsi="Times New Roman"/>
+          <w:color w:val="000000" w:themeColor="text1"/>
+          <w:sz w:val="20"/>
+          <w:szCs w:val="20"/>
+        </w:rPr>
+        <w:lastRenderedPageBreak/>
+        <w:t xml:space="preserve">Leibniz, G.W. (2014) </w:t>
+      </w:r>
+      <w:r>
+        <w:rPr>
+          <w:rFonts w:ascii="Times New Roman" w:hAnsi="Times New Roman"/>
+          <w:i/>
+          <w:color w:val="000000" w:themeColor="text1"/>
+          <w:sz w:val="20"/>
+          <w:szCs w:val="20"/>
+        </w:rPr>
+        <w:t>Teodicea</w:t>
+      </w:r>
+      <w:r>
+        <w:rPr>
+          <w:rFonts w:ascii="Times New Roman" w:hAnsi="Times New Roman"/>
+          <w:color w:val="000000" w:themeColor="text1"/>
+          <w:sz w:val="20"/>
+          <w:szCs w:val="20"/>
+        </w:rPr>
+        <w:t>. Ed. Biblioteca Nueva.</w:t>
+      </w:r>
+    </w:p>
+    <w:p>
+      <w:pPr>
+        <w:ind w:left="720" w:hanging="720"/>
+        <w:rPr>
+          <w:rFonts w:ascii="Times New Roman" w:hAnsi="Times New Roman"/>
+          <w:sz w:val="20"/>
+          <w:szCs w:val="20"/>
+          <w:lang w:val="es-PE"/>
+        </w:rPr>
+      </w:pPr>
+      <w:r>
+        <w:rPr>
+          <w:rFonts w:ascii="Times New Roman" w:hAnsi="Times New Roman"/>
+          <w:sz w:val="20"/>
+          <w:szCs w:val="20"/>
+          <w:lang w:val="es-PE"/>
+        </w:rPr>
+        <w:t xml:space="preserve">Maritain, J. (1962) </w:t>
+      </w:r>
+      <w:r>
+        <w:rPr>
+          <w:rFonts w:ascii="Times New Roman" w:hAnsi="Times New Roman"/>
+          <w:i/>
+          <w:sz w:val="20"/>
+          <w:szCs w:val="20"/>
+          <w:lang w:val="es-PE"/>
+        </w:rPr>
+        <w:t xml:space="preserve">Filosofía moral. </w:t>
+      </w:r>
+      <w:proofErr w:type="spellStart"/>
+      <w:r>
+        <w:rPr>
+          <w:rFonts w:ascii="Times New Roman" w:hAnsi="Times New Roman"/>
+          <w:i/>
+          <w:sz w:val="20"/>
+          <w:szCs w:val="20"/>
+        </w:rPr>
+        <w:t>Exámen</w:t>
+      </w:r>
+      <w:proofErr w:type="spellEnd"/>
+      <w:r>
+        <w:rPr>
+          <w:rFonts w:ascii="Times New Roman" w:hAnsi="Times New Roman"/>
+          <w:i/>
+          <w:sz w:val="20"/>
+          <w:szCs w:val="20"/>
+        </w:rPr>
+        <w:t xml:space="preserve"> histórico-crítico de los grandes sistemas.</w:t>
+      </w:r>
+      <w:r>
+        <w:rPr>
+          <w:rFonts w:ascii="Times New Roman" w:hAnsi="Times New Roman"/>
+          <w:sz w:val="20"/>
+          <w:szCs w:val="20"/>
+        </w:rPr>
+        <w:t xml:space="preserve"> </w:t>
+      </w:r>
+      <w:r>
+        <w:rPr>
+          <w:rFonts w:ascii="Times New Roman" w:hAnsi="Times New Roman"/>
+          <w:sz w:val="20"/>
+          <w:szCs w:val="20"/>
+          <w:lang w:val="es-PE"/>
+        </w:rPr>
+        <w:t>Ed. Morata.</w:t>
+      </w:r>
+    </w:p>
+    <w:p>
+      <w:pPr>
+        <w:ind w:left="720" w:hanging="720"/>
+        <w:rPr>
+          <w:rFonts w:ascii="Times New Roman" w:hAnsi="Times New Roman"/>
+          <w:sz w:val="20"/>
+          <w:szCs w:val="20"/>
+          <w:lang w:val="en-US"/>
+        </w:rPr>
+      </w:pPr>
+      <w:r>
+        <w:rPr>
+          <w:rFonts w:ascii="Times New Roman" w:hAnsi="Times New Roman"/>
+          <w:sz w:val="20"/>
+          <w:szCs w:val="20"/>
+        </w:rPr>
+        <w:t xml:space="preserve">Pereira, G. (2004) </w:t>
+      </w:r>
+      <w:r>
+        <w:rPr>
+          <w:rFonts w:ascii="Times New Roman" w:hAnsi="Times New Roman"/>
+          <w:i/>
+          <w:sz w:val="20"/>
+          <w:szCs w:val="20"/>
+        </w:rPr>
+        <w:t>Condiciones de posibilidad para una justicia global</w:t>
+      </w:r>
+      <w:r>
+        <w:rPr>
+          <w:rFonts w:ascii="Times New Roman" w:hAnsi="Times New Roman"/>
+          <w:sz w:val="20"/>
+          <w:szCs w:val="20"/>
+        </w:rPr>
+        <w:t xml:space="preserve">. </w:t>
+      </w:r>
+      <w:r>
+        <w:rPr>
+          <w:rFonts w:ascii="Times New Roman" w:hAnsi="Times New Roman"/>
+          <w:sz w:val="20"/>
+          <w:szCs w:val="20"/>
+          <w:lang w:val="en-US"/>
+        </w:rPr>
+        <w:t xml:space="preserve">En: </w:t>
+      </w:r>
+      <w:proofErr w:type="spellStart"/>
+      <w:r>
+        <w:rPr>
+          <w:rFonts w:ascii="Times New Roman" w:hAnsi="Times New Roman"/>
+          <w:sz w:val="20"/>
+          <w:szCs w:val="20"/>
+          <w:lang w:val="en-US"/>
+        </w:rPr>
+        <w:t>Isegoría</w:t>
+      </w:r>
+      <w:proofErr w:type="spellEnd"/>
+      <w:r>
+        <w:rPr>
+          <w:rFonts w:ascii="Times New Roman" w:hAnsi="Times New Roman"/>
+          <w:sz w:val="20"/>
+          <w:szCs w:val="20"/>
+          <w:lang w:val="en-US"/>
+        </w:rPr>
+        <w:t>, Nº 30, Junio, 2004.</w:t>
+      </w:r>
+    </w:p>
+    <w:p>
+      <w:pPr>
+        <w:ind w:left="720" w:hanging="720"/>
+        <w:rPr>
+          <w:rFonts w:ascii="Times New Roman" w:hAnsi="Times New Roman"/>
+          <w:sz w:val="20"/>
+          <w:szCs w:val="20"/>
+          <w:lang w:val="es-PE"/>
+        </w:rPr>
+      </w:pPr>
+      <w:r>
+        <w:rPr>
+          <w:rFonts w:ascii="Times New Roman" w:hAnsi="Times New Roman"/>
+          <w:sz w:val="20"/>
+          <w:szCs w:val="20"/>
+          <w:lang w:val="en-US"/>
+        </w:rPr>
+        <w:t xml:space="preserve">Ripstein, A. (2021) </w:t>
       </w:r>
       <w:r>
         <w:rPr>
           <w:rFonts w:ascii="Times New Roman" w:hAnsi="Times New Roman"/>
           <w:i/>
           <w:iCs/>
-          <w:sz w:val="24"/>
-          <w:szCs w:val="24"/>
+          <w:sz w:val="20"/>
+          <w:szCs w:val="20"/>
           <w:lang w:val="en-US"/>
         </w:rPr>
-        <w:t>Kant’s doctrine of</w:t>
+        <w:t>Kant and the law of war</w:t>
+      </w:r>
+      <w:r>
+        <w:rPr>
+          <w:rFonts w:ascii="Times New Roman" w:hAnsi="Times New Roman"/>
+          <w:sz w:val="20"/>
+          <w:szCs w:val="20"/>
+          <w:lang w:val="en-US"/>
+        </w:rPr>
+        <w:t xml:space="preserve">. </w:t>
+      </w:r>
+      <w:r>
+        <w:rPr>
+          <w:rFonts w:ascii="Times New Roman" w:hAnsi="Times New Roman"/>
+          <w:sz w:val="20"/>
+          <w:szCs w:val="20"/>
+          <w:lang w:val="es-PE"/>
+        </w:rPr>
+        <w:t>Oxford.</w:t>
+      </w:r>
+    </w:p>
+    <w:p>
+      <w:pPr>
+        <w:ind w:left="720" w:hanging="720"/>
+        <w:rPr>
+          <w:rFonts w:ascii="Times New Roman" w:hAnsi="Times New Roman"/>
+          <w:sz w:val="20"/>
+          <w:szCs w:val="20"/>
+          <w:lang w:val="en-US"/>
+        </w:rPr>
+      </w:pPr>
+      <w:r>
+        <w:rPr>
+          <w:rFonts w:ascii="Times New Roman" w:hAnsi="Times New Roman"/>
+          <w:sz w:val="20"/>
+          <w:szCs w:val="20"/>
+        </w:rPr>
+        <w:t xml:space="preserve">Vandewalle, B. (2005) </w:t>
+      </w:r>
+      <w:r>
+        <w:rPr>
+          <w:rFonts w:ascii="Times New Roman" w:hAnsi="Times New Roman"/>
+          <w:i/>
+          <w:sz w:val="20"/>
+          <w:szCs w:val="20"/>
+        </w:rPr>
+        <w:t>Kant. Educación y crítica.</w:t>
+      </w:r>
+      <w:r>
+        <w:rPr>
+          <w:rFonts w:ascii="Times New Roman" w:hAnsi="Times New Roman"/>
+          <w:sz w:val="20"/>
+          <w:szCs w:val="20"/>
+        </w:rPr>
+        <w:t xml:space="preserve"> </w:t>
+      </w:r>
+      <w:r>
+        <w:rPr>
+          <w:rFonts w:ascii="Times New Roman" w:hAnsi="Times New Roman"/>
+          <w:sz w:val="20"/>
+          <w:szCs w:val="20"/>
+          <w:lang w:val="en-US"/>
+        </w:rPr>
+        <w:t>Ed. Nueva Visión.</w:t>
+      </w:r>
+    </w:p>
+    <w:p>
+      <w:pPr>
+        <w:ind w:left="0" w:firstLine="0"/>
+        <w:rPr>
+          <w:rFonts w:ascii="Times New Roman" w:hAnsi="Times New Roman"/>
+          <w:sz w:val="20"/>
+          <w:szCs w:val="20"/>
+          <w:lang w:val="en-US"/>
+        </w:rPr>
+      </w:pPr>
+    </w:p>
+    <w:p>
+      <w:pPr>
+        <w:ind w:left="0" w:firstLine="0"/>
+        <w:rPr>
+          <w:rFonts w:ascii="Times New Roman" w:hAnsi="Times New Roman"/>
+          <w:color w:val="EE0000"/>
+          <w:sz w:val="20"/>
+          <w:szCs w:val="20"/>
+          <w:lang w:val="en-US"/>
+        </w:rPr>
+      </w:pPr>
+      <w:r>
+        <w:rPr>
+          <w:rFonts w:ascii="Times New Roman" w:hAnsi="Times New Roman"/>
+          <w:color w:val="EE0000"/>
+          <w:sz w:val="20"/>
+          <w:szCs w:val="20"/>
+          <w:lang w:val="en-US"/>
+        </w:rPr>
+        <w:t xml:space="preserve">Flikschuh, K. (2010). </w:t>
       </w:r>
       <w:r>
         <w:rPr>
           <w:rFonts w:ascii="Times New Roman" w:hAnsi="Times New Roman"/>
           <w:i/>
           <w:iCs/>
-          <w:sz w:val="24"/>
-          <w:szCs w:val="24"/>
+          <w:color w:val="EE0000"/>
+          <w:sz w:val="20"/>
+          <w:szCs w:val="20"/>
           <w:lang w:val="en-US"/>
         </w:rPr>
-        <w:t xml:space="preserve"> right: A commentary.</w:t>
-      </w:r>
-      <w:r>
-        <w:rPr>
-          <w:rFonts w:ascii="Times New Roman" w:hAnsi="Times New Roman"/>
-          <w:sz w:val="24"/>
-          <w:szCs w:val="24"/>
+        <w:t>Innate Right and Acquired Right in Arthur Ripstein's Force and Freedom</w:t>
+      </w:r>
+      <w:r>
+        <w:rPr>
+          <w:rFonts w:ascii="Times New Roman" w:hAnsi="Times New Roman"/>
+          <w:color w:val="EE0000"/>
+          <w:sz w:val="20"/>
+          <w:szCs w:val="20"/>
           <w:lang w:val="en-US"/>
         </w:rPr>
-        <w:t xml:space="preserve"> Cambridge U.P.</w:t>
-      </w:r>
-    </w:p>
-    <w:p>
-      <w:pPr>
-        <w:ind w:left="720" w:hanging="720"/>
-        <w:rPr>
-          <w:rFonts w:ascii="Times New Roman" w:hAnsi="Times New Roman"/>
-          <w:sz w:val="24"/>
-          <w:szCs w:val="24"/>
-        </w:rPr>
-      </w:pPr>
-    </w:p>
-    <w:p>
-      <w:pPr>
-        <w:ind w:left="720" w:hanging="720"/>
-        <w:rPr>
-          <w:rFonts w:ascii="Times New Roman" w:hAnsi="Times New Roman"/>
-          <w:sz w:val="24"/>
-          <w:szCs w:val="24"/>
-        </w:rPr>
-      </w:pPr>
-    </w:p>
-    <w:p>
-      <w:pPr>
-        <w:ind w:left="720" w:hanging="720"/>
-        <w:rPr>
-          <w:rFonts w:ascii="Times New Roman" w:hAnsi="Times New Roman"/>
-          <w:sz w:val="24"/>
-          <w:szCs w:val="24"/>
-        </w:rPr>
-      </w:pPr>
-      <w:r>
-        <w:rPr>
-          <w:rFonts w:ascii="Times New Roman" w:hAnsi="Times New Roman"/>
-          <w:sz w:val="24"/>
-          <w:szCs w:val="24"/>
-        </w:rPr>
-        <w:t>Bibliografía consultada pero no citada</w:t>
-      </w:r>
-    </w:p>
-    <w:p>
-      <w:pPr>
-        <w:ind w:left="720" w:hanging="720"/>
-        <w:rPr>
-          <w:rFonts w:ascii="Times New Roman" w:hAnsi="Times New Roman"/>
-          <w:sz w:val="24"/>
-          <w:szCs w:val="24"/>
-        </w:rPr>
-      </w:pPr>
-    </w:p>
-    <w:p>
-      <w:pPr>
-        <w:ind w:left="720" w:hanging="720"/>
-        <w:rPr>
-          <w:rFonts w:ascii="Times New Roman" w:hAnsi="Times New Roman"/>
-          <w:sz w:val="24"/>
-          <w:szCs w:val="24"/>
-        </w:rPr>
-      </w:pPr>
-      <w:r>
-        <w:rPr>
-          <w:rFonts w:ascii="Times New Roman" w:hAnsi="Times New Roman"/>
-          <w:sz w:val="24"/>
-          <w:szCs w:val="24"/>
-        </w:rPr>
-        <w:lastRenderedPageBreak/>
-        <w:t xml:space="preserve">Kant, I. (1964) </w:t>
-      </w:r>
-      <w:r>
-        <w:rPr>
-          <w:rFonts w:ascii="Times New Roman" w:hAnsi="Times New Roman"/>
-          <w:i/>
-          <w:sz w:val="24"/>
-          <w:szCs w:val="24"/>
-        </w:rPr>
-        <w:t xml:space="preserve">Ideas para una historia universal en sentido cosmopolita </w:t>
-      </w:r>
-      <w:r>
-        <w:rPr>
-          <w:rFonts w:ascii="Times New Roman" w:hAnsi="Times New Roman"/>
-          <w:sz w:val="24"/>
-          <w:szCs w:val="24"/>
-        </w:rPr>
-        <w:t>(En: Filosofía de la historia. Ed. Nova).</w:t>
-      </w:r>
-    </w:p>
-    <w:p>
-      <w:pPr>
-        <w:ind w:left="720" w:hanging="720"/>
-        <w:rPr>
-          <w:rFonts w:ascii="Times New Roman" w:hAnsi="Times New Roman"/>
-          <w:color w:val="000000" w:themeColor="text1"/>
-          <w:sz w:val="24"/>
-          <w:szCs w:val="24"/>
-        </w:rPr>
-      </w:pPr>
-      <w:r>
-        <w:rPr>
-          <w:rFonts w:ascii="Times New Roman" w:hAnsi="Times New Roman"/>
-          <w:color w:val="000000" w:themeColor="text1"/>
-          <w:sz w:val="24"/>
-          <w:szCs w:val="24"/>
-        </w:rPr>
-        <w:t xml:space="preserve">Kant, I. (1964) </w:t>
-      </w:r>
-      <w:r>
-        <w:rPr>
-          <w:rFonts w:ascii="Times New Roman" w:hAnsi="Times New Roman"/>
-          <w:i/>
-          <w:color w:val="000000" w:themeColor="text1"/>
-          <w:sz w:val="24"/>
-          <w:szCs w:val="24"/>
-        </w:rPr>
-        <w:t>Respuesta a la pregunta: ¿qué es la ilustración?</w:t>
-      </w:r>
-      <w:r>
-        <w:rPr>
-          <w:rFonts w:ascii="Times New Roman" w:hAnsi="Times New Roman"/>
-          <w:color w:val="000000" w:themeColor="text1"/>
-          <w:sz w:val="24"/>
-          <w:szCs w:val="24"/>
-        </w:rPr>
-        <w:t xml:space="preserve"> (En: Kant, I. Filosofía de la historia. Ed. Nova)</w:t>
-      </w:r>
-      <w:r>
-        <w:rPr>
-          <w:rFonts w:ascii="Times New Roman" w:hAnsi="Times New Roman"/>
-          <w:color w:val="000000" w:themeColor="text1"/>
-          <w:sz w:val="24"/>
-          <w:szCs w:val="24"/>
-        </w:rPr>
-        <w:t>.</w:t>
-      </w:r>
-    </w:p>
-    <w:p>
-      <w:pPr>
-        <w:ind w:left="720" w:hanging="720"/>
-        <w:rPr>
-          <w:rFonts w:ascii="Times New Roman" w:hAnsi="Times New Roman"/>
-          <w:color w:val="000000" w:themeColor="text1"/>
-          <w:sz w:val="24"/>
-          <w:szCs w:val="24"/>
-        </w:rPr>
-      </w:pPr>
-      <w:r>
-        <w:rPr>
-          <w:rFonts w:ascii="Times New Roman" w:hAnsi="Times New Roman"/>
-          <w:color w:val="000000" w:themeColor="text1"/>
-          <w:sz w:val="24"/>
-          <w:szCs w:val="24"/>
-        </w:rPr>
-        <w:t>Kant, I. (19</w:t>
-      </w:r>
-      <w:r>
-        <w:rPr>
-          <w:rFonts w:ascii="Times New Roman" w:hAnsi="Times New Roman"/>
-          <w:color w:val="000000" w:themeColor="text1"/>
-          <w:sz w:val="24"/>
-          <w:szCs w:val="24"/>
-        </w:rPr>
-        <w:t>99</w:t>
-      </w:r>
-      <w:r>
-        <w:rPr>
-          <w:rFonts w:ascii="Times New Roman" w:hAnsi="Times New Roman"/>
-          <w:color w:val="000000" w:themeColor="text1"/>
-          <w:sz w:val="24"/>
-          <w:szCs w:val="24"/>
-        </w:rPr>
-        <w:t xml:space="preserve">) </w:t>
-      </w:r>
-      <w:r>
-        <w:rPr>
-          <w:rFonts w:ascii="Times New Roman" w:hAnsi="Times New Roman"/>
-          <w:i/>
-          <w:color w:val="000000" w:themeColor="text1"/>
-          <w:sz w:val="24"/>
-          <w:szCs w:val="24"/>
-        </w:rPr>
-        <w:t xml:space="preserve">En defensa de </w:t>
-      </w:r>
-      <w:r>
-        <w:rPr>
-          <w:rFonts w:ascii="Times New Roman" w:hAnsi="Times New Roman"/>
-          <w:i/>
-          <w:color w:val="000000" w:themeColor="text1"/>
-          <w:sz w:val="24"/>
-          <w:szCs w:val="24"/>
-        </w:rPr>
-        <w:t>la ilustración</w:t>
-      </w:r>
-      <w:r>
-        <w:rPr>
-          <w:rFonts w:ascii="Times New Roman" w:hAnsi="Times New Roman"/>
-          <w:color w:val="000000" w:themeColor="text1"/>
-          <w:sz w:val="24"/>
-          <w:szCs w:val="24"/>
-        </w:rPr>
-        <w:t>. Alba Editorial</w:t>
-      </w:r>
-    </w:p>
-    <w:p>
-      <w:pPr>
-        <w:ind w:left="720" w:hanging="720"/>
-        <w:rPr>
-          <w:rFonts w:ascii="Times New Roman" w:hAnsi="Times New Roman"/>
-          <w:sz w:val="24"/>
-          <w:szCs w:val="24"/>
-        </w:rPr>
-      </w:pPr>
-      <w:r>
-        <w:rPr>
-          <w:rFonts w:ascii="Times New Roman" w:hAnsi="Times New Roman"/>
-          <w:sz w:val="24"/>
-          <w:szCs w:val="24"/>
-        </w:rPr>
-        <w:t xml:space="preserve">Kant, I. (2005) </w:t>
-      </w:r>
-      <w:r>
-        <w:rPr>
-          <w:rFonts w:ascii="Times New Roman" w:hAnsi="Times New Roman"/>
-          <w:i/>
-          <w:sz w:val="24"/>
-          <w:szCs w:val="24"/>
-        </w:rPr>
-        <w:t>Cómo orientarse en el pensamiento</w:t>
-      </w:r>
-      <w:r>
-        <w:rPr>
-          <w:rFonts w:ascii="Times New Roman" w:hAnsi="Times New Roman"/>
-          <w:sz w:val="24"/>
-          <w:szCs w:val="24"/>
-        </w:rPr>
-        <w:t xml:space="preserve">. Ed. </w:t>
-      </w:r>
-      <w:proofErr w:type="spellStart"/>
-      <w:r>
-        <w:rPr>
-          <w:rFonts w:ascii="Times New Roman" w:hAnsi="Times New Roman"/>
-          <w:sz w:val="24"/>
-          <w:szCs w:val="24"/>
-        </w:rPr>
-        <w:t>Quadrata</w:t>
-      </w:r>
-      <w:proofErr w:type="spellEnd"/>
-      <w:r>
-        <w:rPr>
-          <w:rFonts w:ascii="Times New Roman" w:hAnsi="Times New Roman"/>
-          <w:sz w:val="24"/>
-          <w:szCs w:val="24"/>
-        </w:rPr>
-        <w:t>.</w:t>
-      </w:r>
-    </w:p>
-    <w:p>
-      <w:pPr>
-        <w:ind w:left="720" w:hanging="720"/>
-        <w:rPr>
-          <w:rFonts w:ascii="Times New Roman" w:hAnsi="Times New Roman"/>
-          <w:sz w:val="24"/>
-          <w:szCs w:val="24"/>
-        </w:rPr>
-      </w:pPr>
-      <w:r>
-        <w:rPr>
-          <w:rFonts w:ascii="Times New Roman" w:hAnsi="Times New Roman"/>
-          <w:sz w:val="24"/>
-          <w:szCs w:val="24"/>
-        </w:rPr>
-        <w:t xml:space="preserve">Kant, I. (2008) </w:t>
-      </w:r>
-      <w:r>
-        <w:rPr>
-          <w:rFonts w:ascii="Times New Roman" w:hAnsi="Times New Roman"/>
-          <w:i/>
-          <w:sz w:val="24"/>
-          <w:szCs w:val="24"/>
-        </w:rPr>
-        <w:t>Fundamentación de la metafísica de las costumbres</w:t>
-      </w:r>
-      <w:r>
-        <w:rPr>
-          <w:rFonts w:ascii="Times New Roman" w:hAnsi="Times New Roman"/>
-          <w:sz w:val="24"/>
-          <w:szCs w:val="24"/>
-        </w:rPr>
-        <w:t>. Ed. Austral.</w:t>
-      </w:r>
-    </w:p>
-    <w:p>
-      <w:pPr>
-        <w:ind w:left="720" w:hanging="720"/>
-        <w:rPr>
-          <w:rFonts w:ascii="Times New Roman" w:hAnsi="Times New Roman"/>
-          <w:sz w:val="24"/>
-          <w:szCs w:val="24"/>
+        <w:t>. Jurisprudence, 1(2), 295–304.</w:t>
+      </w:r>
+    </w:p>
+    <w:p>
+      <w:pPr>
+        <w:ind w:left="0" w:firstLine="0"/>
+        <w:rPr>
+          <w:rFonts w:ascii="Times New Roman" w:hAnsi="Times New Roman"/>
+          <w:color w:val="EE0000"/>
+          <w:sz w:val="20"/>
+          <w:szCs w:val="20"/>
           <w:lang w:val="en-US"/>
         </w:rPr>
       </w:pPr>
       <w:r>
         <w:rPr>
           <w:rFonts w:ascii="Times New Roman" w:hAnsi="Times New Roman"/>
-          <w:sz w:val="24"/>
-          <w:szCs w:val="24"/>
-        </w:rPr>
-        <w:t xml:space="preserve">Agazzi, A. (1966) </w:t>
-      </w:r>
-      <w:r>
-        <w:rPr>
-          <w:rFonts w:ascii="Times New Roman" w:hAnsi="Times New Roman"/>
-          <w:i/>
-          <w:sz w:val="24"/>
-          <w:szCs w:val="24"/>
-        </w:rPr>
-        <w:t xml:space="preserve">Historia de la filosofía y de la pedagogía. </w:t>
-      </w:r>
-      <w:proofErr w:type="spellStart"/>
-      <w:r>
-        <w:rPr>
-          <w:rFonts w:ascii="Times New Roman" w:hAnsi="Times New Roman"/>
-          <w:i/>
-          <w:sz w:val="24"/>
-          <w:szCs w:val="24"/>
+          <w:color w:val="EE0000"/>
+          <w:sz w:val="20"/>
+          <w:szCs w:val="20"/>
           <w:lang w:val="en-US"/>
         </w:rPr>
-        <w:t>Tomo</w:t>
-      </w:r>
-      <w:proofErr w:type="spellEnd"/>
-      <w:r>
-        <w:rPr>
-          <w:rFonts w:ascii="Times New Roman" w:hAnsi="Times New Roman"/>
-          <w:i/>
-          <w:sz w:val="24"/>
-          <w:szCs w:val="24"/>
-          <w:lang w:val="en-US"/>
-        </w:rPr>
-        <w:t xml:space="preserve"> II.</w:t>
-      </w:r>
-      <w:r>
-        <w:rPr>
-          <w:rFonts w:ascii="Times New Roman" w:hAnsi="Times New Roman"/>
-          <w:sz w:val="24"/>
-          <w:szCs w:val="24"/>
-          <w:lang w:val="en-US"/>
-        </w:rPr>
-        <w:t xml:space="preserve"> Ed. Marfil.</w:t>
-      </w:r>
-    </w:p>
-    <w:p>
-      <w:pPr>
-        <w:ind w:left="720" w:hanging="720"/>
-        <w:rPr>
-          <w:rFonts w:ascii="Times New Roman" w:hAnsi="Times New Roman"/>
-          <w:sz w:val="24"/>
-          <w:szCs w:val="24"/>
-          <w:lang w:val="en-US"/>
-        </w:rPr>
-      </w:pPr>
-      <w:r>
-        <w:rPr>
-          <w:rFonts w:ascii="Times New Roman" w:hAnsi="Times New Roman"/>
-          <w:sz w:val="24"/>
-          <w:szCs w:val="24"/>
-          <w:lang w:val="en-US"/>
-        </w:rPr>
-        <w:t xml:space="preserve">Arendt, H. (1992) </w:t>
-      </w:r>
-      <w:r>
-        <w:rPr>
-          <w:rFonts w:ascii="Times New Roman" w:hAnsi="Times New Roman"/>
-          <w:i/>
-          <w:sz w:val="24"/>
-          <w:szCs w:val="24"/>
-          <w:lang w:val="en-US"/>
-        </w:rPr>
-        <w:t>Lectures on Kant´s political philosophy</w:t>
-      </w:r>
-      <w:r>
-        <w:rPr>
-          <w:rFonts w:ascii="Times New Roman" w:hAnsi="Times New Roman"/>
-          <w:sz w:val="24"/>
-          <w:szCs w:val="24"/>
-          <w:lang w:val="en-US"/>
-        </w:rPr>
-        <w:t>. Ed. Ronald Beiner. University of Chicago Press.</w:t>
-      </w:r>
-    </w:p>
-    <w:p>
-      <w:pPr>
-        <w:ind w:left="720" w:hanging="720"/>
-        <w:rPr>
-          <w:rFonts w:ascii="Times New Roman" w:hAnsi="Times New Roman"/>
-          <w:sz w:val="24"/>
-          <w:szCs w:val="24"/>
-          <w:lang w:val="en-US"/>
-        </w:rPr>
-      </w:pPr>
-      <w:r>
-        <w:rPr>
-          <w:rFonts w:ascii="Times New Roman" w:hAnsi="Times New Roman"/>
-          <w:sz w:val="24"/>
-          <w:szCs w:val="24"/>
-          <w:lang w:val="en-US"/>
-        </w:rPr>
-        <w:t>Cassirer, E. (</w:t>
-      </w:r>
-      <w:r>
-        <w:rPr>
-          <w:rFonts w:ascii="Times New Roman" w:hAnsi="Times New Roman"/>
-          <w:sz w:val="24"/>
-          <w:szCs w:val="24"/>
-          <w:lang w:val="en-US"/>
-        </w:rPr>
-        <w:t>1946</w:t>
-      </w:r>
-      <w:r>
-        <w:rPr>
-          <w:rFonts w:ascii="Times New Roman" w:hAnsi="Times New Roman"/>
-          <w:sz w:val="24"/>
-          <w:szCs w:val="24"/>
-          <w:lang w:val="en-US"/>
-        </w:rPr>
-        <w:t xml:space="preserve">) </w:t>
-      </w:r>
-      <w:r>
-        <w:rPr>
-          <w:rFonts w:ascii="Times New Roman" w:hAnsi="Times New Roman"/>
-          <w:i/>
-          <w:sz w:val="24"/>
-          <w:szCs w:val="24"/>
-          <w:lang w:val="en-US"/>
-        </w:rPr>
-        <w:t>The myth of the state</w:t>
-      </w:r>
-      <w:r>
-        <w:rPr>
-          <w:rFonts w:ascii="Times New Roman" w:hAnsi="Times New Roman"/>
-          <w:sz w:val="24"/>
-          <w:szCs w:val="24"/>
-          <w:lang w:val="en-US"/>
-        </w:rPr>
-        <w:t xml:space="preserve">. </w:t>
-      </w:r>
-      <w:r>
-        <w:rPr>
-          <w:rFonts w:ascii="Times New Roman" w:hAnsi="Times New Roman"/>
-          <w:sz w:val="24"/>
-          <w:szCs w:val="24"/>
-          <w:lang w:val="en-US"/>
-        </w:rPr>
-        <w:t>Yale University Press</w:t>
-      </w:r>
-    </w:p>
-    <w:p>
-      <w:pPr>
-        <w:ind w:left="720" w:hanging="720"/>
-        <w:rPr>
-          <w:rFonts w:ascii="Times New Roman" w:hAnsi="Times New Roman"/>
-          <w:sz w:val="24"/>
-          <w:szCs w:val="24"/>
-        </w:rPr>
-      </w:pPr>
-      <w:r>
-        <w:rPr>
-          <w:rFonts w:ascii="Times New Roman" w:hAnsi="Times New Roman"/>
-          <w:sz w:val="24"/>
-          <w:szCs w:val="24"/>
-          <w:lang w:val="en-US"/>
-        </w:rPr>
-        <w:t xml:space="preserve">Cassirer, E. (1985) </w:t>
-      </w:r>
-      <w:r>
-        <w:rPr>
-          <w:rFonts w:ascii="Times New Roman" w:hAnsi="Times New Roman"/>
-          <w:i/>
-          <w:sz w:val="24"/>
-          <w:szCs w:val="24"/>
-          <w:lang w:val="en-US"/>
-        </w:rPr>
-        <w:t xml:space="preserve">Kant, Vida y </w:t>
-      </w:r>
-      <w:proofErr w:type="spellStart"/>
-      <w:r>
-        <w:rPr>
-          <w:rFonts w:ascii="Times New Roman" w:hAnsi="Times New Roman"/>
-          <w:i/>
-          <w:sz w:val="24"/>
-          <w:szCs w:val="24"/>
-          <w:lang w:val="en-US"/>
-        </w:rPr>
-        <w:t>Doctrina</w:t>
-      </w:r>
-      <w:proofErr w:type="spellEnd"/>
-      <w:r>
-        <w:rPr>
-          <w:rFonts w:ascii="Times New Roman" w:hAnsi="Times New Roman"/>
-          <w:sz w:val="24"/>
-          <w:szCs w:val="24"/>
-          <w:lang w:val="en-US"/>
-        </w:rPr>
-        <w:t xml:space="preserve">. </w:t>
-      </w:r>
-      <w:r>
-        <w:rPr>
-          <w:rFonts w:ascii="Times New Roman" w:hAnsi="Times New Roman"/>
-          <w:sz w:val="24"/>
-          <w:szCs w:val="24"/>
-        </w:rPr>
-        <w:t xml:space="preserve">Fondo de Cultura Económica. </w:t>
-      </w:r>
-    </w:p>
-    <w:p>
-      <w:pPr>
-        <w:ind w:left="720" w:hanging="720"/>
-        <w:rPr>
-          <w:rFonts w:ascii="Times New Roman" w:hAnsi="Times New Roman"/>
-          <w:sz w:val="24"/>
-          <w:szCs w:val="24"/>
-        </w:rPr>
-      </w:pPr>
-      <w:r>
-        <w:rPr>
-          <w:rFonts w:ascii="Times New Roman" w:hAnsi="Times New Roman"/>
-          <w:sz w:val="24"/>
-          <w:szCs w:val="24"/>
-        </w:rPr>
-        <w:t xml:space="preserve">Caviglia, A. (2005) </w:t>
-      </w:r>
-      <w:r>
-        <w:rPr>
-          <w:rFonts w:ascii="Times New Roman" w:hAnsi="Times New Roman"/>
-          <w:i/>
-          <w:sz w:val="24"/>
-          <w:szCs w:val="24"/>
-        </w:rPr>
-        <w:t>Soberanía de la voluntad unificada del pueblo sobre el gobierno en la filosofía política de Kant</w:t>
-      </w:r>
-      <w:r>
-        <w:rPr>
-          <w:rFonts w:ascii="Times New Roman" w:hAnsi="Times New Roman"/>
-          <w:sz w:val="24"/>
-          <w:szCs w:val="24"/>
-        </w:rPr>
-        <w:t xml:space="preserve">. PUCP. </w:t>
-      </w:r>
-    </w:p>
-    <w:p>
-      <w:pPr>
-        <w:ind w:left="720" w:hanging="720"/>
-        <w:rPr>
-          <w:rFonts w:ascii="Times New Roman" w:hAnsi="Times New Roman"/>
-          <w:sz w:val="24"/>
-          <w:szCs w:val="24"/>
-          <w:lang w:val="es-PE"/>
-        </w:rPr>
-      </w:pPr>
-      <w:r>
-        <w:rPr>
-          <w:rFonts w:ascii="Times New Roman" w:hAnsi="Times New Roman"/>
-          <w:sz w:val="24"/>
-          <w:szCs w:val="24"/>
-          <w:lang w:val="es-PE"/>
-        </w:rPr>
-        <w:t xml:space="preserve">Caviglia, A. (2017) </w:t>
-      </w:r>
-      <w:r>
-        <w:rPr>
-          <w:rFonts w:ascii="Times New Roman" w:hAnsi="Times New Roman"/>
-          <w:i/>
-          <w:sz w:val="24"/>
-          <w:szCs w:val="24"/>
-          <w:lang w:val="es-PE"/>
-        </w:rPr>
-        <w:t>Crítica Social, Crítica Inmanente y Crítica Trascendente: La cuestión de la Crítica Inmanente en la Teoría Crítica.</w:t>
-      </w:r>
-      <w:r>
-        <w:rPr>
-          <w:rFonts w:ascii="Times New Roman" w:hAnsi="Times New Roman"/>
-          <w:sz w:val="24"/>
-          <w:szCs w:val="24"/>
-          <w:lang w:val="es-PE"/>
-        </w:rPr>
-        <w:t xml:space="preserve"> (En: Derecho &amp; Sociedad, </w:t>
-      </w:r>
-      <w:proofErr w:type="spellStart"/>
-      <w:r>
-        <w:rPr>
-          <w:rFonts w:ascii="Times New Roman" w:hAnsi="Times New Roman"/>
-          <w:sz w:val="24"/>
-          <w:szCs w:val="24"/>
-          <w:lang w:val="es-PE"/>
-        </w:rPr>
-        <w:t>Nº</w:t>
-      </w:r>
-      <w:proofErr w:type="spellEnd"/>
-      <w:r>
-        <w:rPr>
-          <w:rFonts w:ascii="Times New Roman" w:hAnsi="Times New Roman"/>
-          <w:sz w:val="24"/>
-          <w:szCs w:val="24"/>
-          <w:lang w:val="es-PE"/>
-        </w:rPr>
-        <w:t xml:space="preserve"> 48, Marzo, pp. 323 - 332)</w:t>
-      </w:r>
-    </w:p>
-    <w:p>
-      <w:pPr>
-        <w:ind w:left="720" w:hanging="720"/>
-        <w:rPr>
-          <w:rFonts w:ascii="Times New Roman" w:hAnsi="Times New Roman"/>
-          <w:sz w:val="24"/>
-          <w:szCs w:val="24"/>
-        </w:rPr>
-      </w:pPr>
-      <w:r>
-        <w:rPr>
-          <w:rFonts w:ascii="Times New Roman" w:hAnsi="Times New Roman"/>
-          <w:sz w:val="24"/>
-          <w:szCs w:val="24"/>
-        </w:rPr>
-        <w:t>Caviglia, A. (2023). </w:t>
-      </w:r>
-      <w:r>
-        <w:rPr>
-          <w:rFonts w:ascii="Times New Roman" w:hAnsi="Times New Roman"/>
-          <w:bCs/>
-          <w:i/>
-          <w:sz w:val="24"/>
-          <w:szCs w:val="24"/>
-        </w:rPr>
-        <w:t>Responsabilidad y debate público. Sobre el vigésimo aniversario de la entrega del IF-CVR</w:t>
-      </w:r>
-      <w:r>
-        <w:rPr>
-          <w:rFonts w:ascii="Times New Roman" w:hAnsi="Times New Roman"/>
-          <w:sz w:val="24"/>
-          <w:szCs w:val="24"/>
-        </w:rPr>
-        <w:t>. En: SÍLEX. Vol.13. (pp. 36 - 69).</w:t>
-      </w:r>
-    </w:p>
-    <w:p>
-      <w:pPr>
-        <w:ind w:left="720" w:hanging="720"/>
-        <w:rPr>
-          <w:rFonts w:ascii="Times New Roman" w:hAnsi="Times New Roman"/>
-          <w:sz w:val="24"/>
-          <w:szCs w:val="24"/>
-        </w:rPr>
-      </w:pPr>
-      <w:r>
-        <w:rPr>
-          <w:rFonts w:ascii="Times New Roman" w:hAnsi="Times New Roman"/>
-          <w:sz w:val="24"/>
-          <w:szCs w:val="24"/>
-        </w:rPr>
-        <w:t xml:space="preserve">Cortina, A. (1988) </w:t>
-      </w:r>
-      <w:r>
-        <w:rPr>
-          <w:rFonts w:ascii="Times New Roman" w:hAnsi="Times New Roman"/>
-          <w:i/>
-          <w:sz w:val="24"/>
-          <w:szCs w:val="24"/>
-        </w:rPr>
-        <w:t>El contrato social como ideal del estado de derecho. El dudoso contractualismo de I. Kant</w:t>
-      </w:r>
-      <w:r>
-        <w:rPr>
-          <w:rFonts w:ascii="Times New Roman" w:hAnsi="Times New Roman"/>
-          <w:sz w:val="24"/>
-          <w:szCs w:val="24"/>
-        </w:rPr>
-        <w:t xml:space="preserve">. (En: Revista de Estudios Políticos, Nueva Época, </w:t>
-      </w:r>
-      <w:proofErr w:type="spellStart"/>
-      <w:r>
-        <w:rPr>
-          <w:rFonts w:ascii="Times New Roman" w:hAnsi="Times New Roman"/>
-          <w:sz w:val="24"/>
-          <w:szCs w:val="24"/>
-        </w:rPr>
-        <w:t>Nº</w:t>
-      </w:r>
-      <w:proofErr w:type="spellEnd"/>
-      <w:r>
-        <w:rPr>
-          <w:rFonts w:ascii="Times New Roman" w:hAnsi="Times New Roman"/>
-          <w:sz w:val="24"/>
-          <w:szCs w:val="24"/>
-        </w:rPr>
-        <w:t xml:space="preserve"> 59. Enero-Marzo).</w:t>
-      </w:r>
-    </w:p>
-    <w:p>
-      <w:pPr>
-        <w:ind w:left="720" w:hanging="720"/>
-        <w:rPr>
-          <w:rFonts w:ascii="Times New Roman" w:hAnsi="Times New Roman"/>
-          <w:sz w:val="24"/>
-          <w:szCs w:val="24"/>
-          <w:lang w:val="es-PE"/>
-        </w:rPr>
-      </w:pPr>
-      <w:r>
-        <w:rPr>
-          <w:rFonts w:ascii="Times New Roman" w:hAnsi="Times New Roman"/>
-          <w:sz w:val="24"/>
-          <w:szCs w:val="24"/>
-          <w:lang w:val="es-PE"/>
-        </w:rPr>
-        <w:t xml:space="preserve">Dewey, J. (1998) </w:t>
-      </w:r>
-      <w:r>
-        <w:rPr>
-          <w:rFonts w:ascii="Times New Roman" w:hAnsi="Times New Roman"/>
-          <w:i/>
-          <w:sz w:val="24"/>
-          <w:szCs w:val="24"/>
-          <w:lang w:val="es-PE"/>
-        </w:rPr>
-        <w:t xml:space="preserve">Democracia y educación. Una introducción a la filosofía de la educación. </w:t>
-      </w:r>
-      <w:r>
-        <w:rPr>
-          <w:rFonts w:ascii="Times New Roman" w:hAnsi="Times New Roman"/>
-          <w:sz w:val="24"/>
-          <w:szCs w:val="24"/>
-          <w:lang w:val="es-PE"/>
-        </w:rPr>
-        <w:t>Morata Ed.</w:t>
-      </w:r>
-    </w:p>
-    <w:p>
-      <w:pPr>
-        <w:ind w:left="720" w:hanging="720"/>
-        <w:rPr>
-          <w:rFonts w:ascii="Times New Roman" w:hAnsi="Times New Roman"/>
-          <w:sz w:val="24"/>
-          <w:szCs w:val="24"/>
-        </w:rPr>
-      </w:pPr>
-      <w:r>
-        <w:rPr>
-          <w:rFonts w:ascii="Times New Roman" w:hAnsi="Times New Roman"/>
-          <w:sz w:val="24"/>
-          <w:szCs w:val="24"/>
-        </w:rPr>
-        <w:t xml:space="preserve">Euchner, W. (1974) </w:t>
-      </w:r>
-      <w:r>
-        <w:rPr>
-          <w:rFonts w:ascii="Times New Roman" w:hAnsi="Times New Roman"/>
-          <w:i/>
-          <w:sz w:val="24"/>
-          <w:szCs w:val="24"/>
-        </w:rPr>
-        <w:t>Kant como filósofo del progreso político</w:t>
-      </w:r>
-      <w:r>
-        <w:rPr>
-          <w:rFonts w:ascii="Times New Roman" w:hAnsi="Times New Roman"/>
-          <w:sz w:val="24"/>
-          <w:szCs w:val="24"/>
-        </w:rPr>
-        <w:t xml:space="preserve">. Pp. 17-26. En: Renker, Euchner et Al, </w:t>
-      </w:r>
-      <w:r>
-        <w:rPr>
-          <w:rFonts w:ascii="Times New Roman" w:hAnsi="Times New Roman"/>
-          <w:i/>
-          <w:sz w:val="24"/>
-          <w:szCs w:val="24"/>
-        </w:rPr>
-        <w:t>Immanuel Kant. Kant como pensador político</w:t>
-      </w:r>
-      <w:r>
-        <w:rPr>
-          <w:rFonts w:ascii="Times New Roman" w:hAnsi="Times New Roman"/>
-          <w:sz w:val="24"/>
-          <w:szCs w:val="24"/>
-        </w:rPr>
-        <w:t xml:space="preserve">. </w:t>
-      </w:r>
-      <w:proofErr w:type="spellStart"/>
-      <w:r>
-        <w:rPr>
-          <w:rFonts w:ascii="Times New Roman" w:hAnsi="Times New Roman"/>
-          <w:sz w:val="24"/>
-          <w:szCs w:val="24"/>
-        </w:rPr>
-        <w:t>Internationes</w:t>
-      </w:r>
-      <w:proofErr w:type="spellEnd"/>
-      <w:r>
-        <w:rPr>
-          <w:rFonts w:ascii="Times New Roman" w:hAnsi="Times New Roman"/>
-          <w:sz w:val="24"/>
-          <w:szCs w:val="24"/>
-        </w:rPr>
-        <w:t xml:space="preserve">, Bon-Bad </w:t>
-      </w:r>
-      <w:proofErr w:type="spellStart"/>
-      <w:r>
-        <w:rPr>
-          <w:rFonts w:ascii="Times New Roman" w:hAnsi="Times New Roman"/>
-          <w:sz w:val="24"/>
-          <w:szCs w:val="24"/>
-        </w:rPr>
-        <w:t>Godesberg</w:t>
-      </w:r>
-      <w:proofErr w:type="spellEnd"/>
-      <w:r>
-        <w:rPr>
-          <w:rFonts w:ascii="Times New Roman" w:hAnsi="Times New Roman"/>
-          <w:sz w:val="24"/>
-          <w:szCs w:val="24"/>
-        </w:rPr>
-        <w:t>.</w:t>
-      </w:r>
-    </w:p>
-    <w:p>
-      <w:pPr>
-        <w:ind w:left="720" w:hanging="720"/>
-        <w:rPr>
-          <w:rFonts w:ascii="Times New Roman" w:hAnsi="Times New Roman"/>
-          <w:sz w:val="24"/>
-          <w:szCs w:val="24"/>
-        </w:rPr>
-      </w:pPr>
-      <w:r>
-        <w:rPr>
-          <w:rFonts w:ascii="Times New Roman" w:hAnsi="Times New Roman"/>
-          <w:sz w:val="24"/>
-          <w:szCs w:val="24"/>
-        </w:rPr>
-        <w:t xml:space="preserve">Figueroa, M. (2006) </w:t>
-      </w:r>
-      <w:r>
-        <w:rPr>
-          <w:rFonts w:ascii="Times New Roman" w:hAnsi="Times New Roman"/>
-          <w:i/>
-          <w:sz w:val="24"/>
-          <w:szCs w:val="24"/>
-        </w:rPr>
-        <w:t>Kant y el sentido ético de la educación. Una lectura en la época de la globalización.</w:t>
-      </w:r>
-      <w:r>
-        <w:rPr>
-          <w:rFonts w:ascii="Times New Roman" w:hAnsi="Times New Roman"/>
-          <w:sz w:val="24"/>
-          <w:szCs w:val="24"/>
-        </w:rPr>
-        <w:t xml:space="preserve"> En: Persona y Sociedad, Universidad Alberto Hurtado, Vol. XX, Nº3, 2006, pp. 73-87. </w:t>
-      </w:r>
-    </w:p>
-    <w:p>
-      <w:pPr>
-        <w:ind w:left="720" w:hanging="720"/>
-        <w:rPr>
-          <w:rFonts w:ascii="Times New Roman" w:hAnsi="Times New Roman"/>
-          <w:sz w:val="24"/>
-          <w:szCs w:val="24"/>
-        </w:rPr>
-      </w:pPr>
-      <w:r>
-        <w:rPr>
-          <w:rFonts w:ascii="Times New Roman" w:hAnsi="Times New Roman"/>
-          <w:sz w:val="24"/>
-          <w:szCs w:val="24"/>
-        </w:rPr>
-        <w:t xml:space="preserve">Goldmann, L. (1945) </w:t>
-      </w:r>
-      <w:r>
-        <w:rPr>
-          <w:rFonts w:ascii="Times New Roman" w:hAnsi="Times New Roman"/>
-          <w:i/>
-          <w:sz w:val="24"/>
-          <w:szCs w:val="24"/>
-        </w:rPr>
-        <w:t>Introducción a la filosofía de Kant</w:t>
-      </w:r>
-      <w:r>
-        <w:rPr>
-          <w:rFonts w:ascii="Times New Roman" w:hAnsi="Times New Roman"/>
-          <w:sz w:val="24"/>
-          <w:szCs w:val="24"/>
-        </w:rPr>
-        <w:t>. Amorrortu Editores.</w:t>
-      </w:r>
-    </w:p>
-    <w:p>
-      <w:pPr>
-        <w:ind w:left="720" w:hanging="720"/>
-        <w:rPr>
-          <w:rFonts w:ascii="Times New Roman" w:hAnsi="Times New Roman"/>
-          <w:sz w:val="24"/>
-          <w:szCs w:val="24"/>
-          <w:lang w:val="en-US"/>
-        </w:rPr>
-      </w:pPr>
-      <w:r>
-        <w:rPr>
-          <w:rFonts w:ascii="Times New Roman" w:hAnsi="Times New Roman"/>
-          <w:sz w:val="24"/>
-          <w:szCs w:val="24"/>
-        </w:rPr>
-        <w:t xml:space="preserve">Gómez Caffarena, J. (1983) </w:t>
-      </w:r>
-      <w:r>
-        <w:rPr>
-          <w:rFonts w:ascii="Times New Roman" w:hAnsi="Times New Roman"/>
-          <w:i/>
-          <w:sz w:val="24"/>
-          <w:szCs w:val="24"/>
-        </w:rPr>
-        <w:t>El teísmo moral de Kant</w:t>
-      </w:r>
-      <w:r>
-        <w:rPr>
-          <w:rFonts w:ascii="Times New Roman" w:hAnsi="Times New Roman"/>
-          <w:sz w:val="24"/>
-          <w:szCs w:val="24"/>
-        </w:rPr>
-        <w:t xml:space="preserve">. </w:t>
-      </w:r>
-      <w:proofErr w:type="spellStart"/>
-      <w:r>
-        <w:rPr>
-          <w:rFonts w:ascii="Times New Roman" w:hAnsi="Times New Roman"/>
-          <w:sz w:val="24"/>
-          <w:szCs w:val="24"/>
-          <w:lang w:val="en-US"/>
-        </w:rPr>
-        <w:t>Ediciones</w:t>
-      </w:r>
-      <w:proofErr w:type="spellEnd"/>
-      <w:r>
-        <w:rPr>
-          <w:rFonts w:ascii="Times New Roman" w:hAnsi="Times New Roman"/>
-          <w:sz w:val="24"/>
-          <w:szCs w:val="24"/>
-          <w:lang w:val="en-US"/>
-        </w:rPr>
-        <w:t xml:space="preserve"> </w:t>
-      </w:r>
-      <w:proofErr w:type="spellStart"/>
-      <w:r>
-        <w:rPr>
-          <w:rFonts w:ascii="Times New Roman" w:hAnsi="Times New Roman"/>
-          <w:sz w:val="24"/>
-          <w:szCs w:val="24"/>
-          <w:lang w:val="en-US"/>
-        </w:rPr>
-        <w:t>Cristiandad</w:t>
-      </w:r>
-      <w:proofErr w:type="spellEnd"/>
-      <w:r>
-        <w:rPr>
-          <w:rFonts w:ascii="Times New Roman" w:hAnsi="Times New Roman"/>
-          <w:sz w:val="24"/>
-          <w:szCs w:val="24"/>
-          <w:lang w:val="en-US"/>
-        </w:rPr>
-        <w:t xml:space="preserve">. </w:t>
-      </w:r>
-    </w:p>
-    <w:p>
-      <w:pPr>
-        <w:ind w:left="720" w:hanging="720"/>
-        <w:rPr>
-          <w:rFonts w:ascii="Times New Roman" w:hAnsi="Times New Roman"/>
-          <w:color w:val="000000" w:themeColor="text1"/>
-          <w:sz w:val="24"/>
-          <w:szCs w:val="24"/>
-          <w:lang w:val="en-US"/>
-        </w:rPr>
-      </w:pPr>
-      <w:r>
-        <w:rPr>
-          <w:rFonts w:ascii="Times New Roman" w:hAnsi="Times New Roman"/>
-          <w:color w:val="000000" w:themeColor="text1"/>
-          <w:sz w:val="24"/>
-          <w:szCs w:val="24"/>
-          <w:lang w:val="en-US"/>
-        </w:rPr>
-        <w:t xml:space="preserve">Kant, I (1998) </w:t>
-      </w:r>
-      <w:r>
-        <w:rPr>
-          <w:rFonts w:ascii="Times New Roman" w:hAnsi="Times New Roman"/>
-          <w:i/>
-          <w:color w:val="000000" w:themeColor="text1"/>
-          <w:sz w:val="24"/>
-          <w:szCs w:val="24"/>
-          <w:lang w:val="en-US"/>
-        </w:rPr>
-        <w:t>On the miscarriage of a</w:t>
-      </w:r>
-      <w:r>
-        <w:rPr>
-          <w:rFonts w:ascii="Times New Roman" w:hAnsi="Times New Roman"/>
-          <w:i/>
-          <w:color w:val="000000" w:themeColor="text1"/>
-          <w:sz w:val="24"/>
-          <w:szCs w:val="24"/>
-          <w:lang w:val="en-US"/>
-        </w:rPr>
-        <w:t>l</w:t>
-      </w:r>
-      <w:r>
-        <w:rPr>
-          <w:rFonts w:ascii="Times New Roman" w:hAnsi="Times New Roman"/>
-          <w:i/>
-          <w:color w:val="000000" w:themeColor="text1"/>
-          <w:sz w:val="24"/>
-          <w:szCs w:val="24"/>
-          <w:lang w:val="en-US"/>
-        </w:rPr>
-        <w:t>l philosophical trials in theodicy.</w:t>
-      </w:r>
-      <w:r>
-        <w:rPr>
-          <w:rFonts w:ascii="Times New Roman" w:hAnsi="Times New Roman"/>
-          <w:color w:val="000000" w:themeColor="text1"/>
-          <w:sz w:val="24"/>
-          <w:szCs w:val="24"/>
-          <w:lang w:val="en-US"/>
-        </w:rPr>
-        <w:t xml:space="preserve"> En: Kant, I. Religion within the Boundaries of mere Reason</w:t>
-      </w:r>
-      <w:r>
-        <w:rPr>
-          <w:rFonts w:ascii="Times New Roman" w:hAnsi="Times New Roman"/>
-          <w:i/>
-          <w:color w:val="000000" w:themeColor="text1"/>
-          <w:sz w:val="24"/>
-          <w:szCs w:val="24"/>
-          <w:lang w:val="en-US"/>
-        </w:rPr>
-        <w:t xml:space="preserve">. </w:t>
-      </w:r>
-      <w:r>
-        <w:rPr>
-          <w:rFonts w:ascii="Times New Roman" w:hAnsi="Times New Roman"/>
-          <w:color w:val="000000" w:themeColor="text1"/>
-          <w:sz w:val="24"/>
-          <w:szCs w:val="24"/>
-          <w:lang w:val="en-US"/>
-        </w:rPr>
-        <w:t>Cambridge University Press.</w:t>
-      </w:r>
-    </w:p>
-    <w:p>
-      <w:pPr>
-        <w:ind w:left="720" w:hanging="720"/>
-        <w:rPr>
-          <w:rFonts w:ascii="Times New Roman" w:hAnsi="Times New Roman"/>
-          <w:sz w:val="24"/>
-          <w:szCs w:val="24"/>
-          <w:lang w:val="es-PE"/>
-        </w:rPr>
-      </w:pPr>
-      <w:r>
-        <w:rPr>
-          <w:rFonts w:ascii="Times New Roman" w:hAnsi="Times New Roman"/>
-          <w:sz w:val="24"/>
-          <w:szCs w:val="24"/>
-          <w:lang w:val="en-US"/>
-        </w:rPr>
-        <w:t xml:space="preserve">Kant, I (1998) </w:t>
-      </w:r>
-      <w:r>
-        <w:rPr>
-          <w:rFonts w:ascii="Times New Roman" w:hAnsi="Times New Roman"/>
-          <w:i/>
-          <w:sz w:val="24"/>
-          <w:szCs w:val="24"/>
-          <w:lang w:val="en-US"/>
-        </w:rPr>
-        <w:t xml:space="preserve">Religion within the Boundaries of mere Reason. </w:t>
-      </w:r>
-      <w:r>
-        <w:rPr>
-          <w:rFonts w:ascii="Times New Roman" w:hAnsi="Times New Roman"/>
-          <w:sz w:val="24"/>
-          <w:szCs w:val="24"/>
-          <w:lang w:val="es-PE"/>
-        </w:rPr>
-        <w:t xml:space="preserve">Cambridge </w:t>
-      </w:r>
-      <w:proofErr w:type="spellStart"/>
-      <w:r>
-        <w:rPr>
-          <w:rFonts w:ascii="Times New Roman" w:hAnsi="Times New Roman"/>
-          <w:sz w:val="24"/>
-          <w:szCs w:val="24"/>
-          <w:lang w:val="es-PE"/>
-        </w:rPr>
-        <w:t>University</w:t>
-      </w:r>
-      <w:proofErr w:type="spellEnd"/>
-      <w:r>
-        <w:rPr>
-          <w:rFonts w:ascii="Times New Roman" w:hAnsi="Times New Roman"/>
-          <w:sz w:val="24"/>
-          <w:szCs w:val="24"/>
-          <w:lang w:val="es-PE"/>
-        </w:rPr>
-        <w:t xml:space="preserve"> Press.</w:t>
-      </w:r>
-    </w:p>
-    <w:p>
-      <w:pPr>
-        <w:ind w:left="720" w:hanging="720"/>
-        <w:rPr>
-          <w:rFonts w:ascii="Times New Roman" w:hAnsi="Times New Roman"/>
-          <w:color w:val="000000" w:themeColor="text1"/>
-          <w:sz w:val="24"/>
-          <w:szCs w:val="24"/>
-          <w:lang w:val="en-US"/>
-        </w:rPr>
-      </w:pPr>
-      <w:r>
-        <w:rPr>
-          <w:rFonts w:ascii="Times New Roman" w:hAnsi="Times New Roman"/>
-          <w:color w:val="000000" w:themeColor="text1"/>
-          <w:sz w:val="24"/>
-          <w:szCs w:val="24"/>
-          <w:lang w:val="en-US"/>
-        </w:rPr>
-        <w:t xml:space="preserve">Kant, I (2007) </w:t>
-      </w:r>
-      <w:r>
-        <w:rPr>
-          <w:rFonts w:ascii="Times New Roman" w:hAnsi="Times New Roman"/>
-          <w:i/>
-          <w:color w:val="000000" w:themeColor="text1"/>
-          <w:sz w:val="24"/>
-          <w:szCs w:val="24"/>
-          <w:lang w:val="en-US"/>
-        </w:rPr>
-        <w:t>Anthropology from a pragmatic point of view (1798)</w:t>
-      </w:r>
-      <w:r>
-        <w:rPr>
-          <w:rFonts w:ascii="Times New Roman" w:hAnsi="Times New Roman"/>
-          <w:color w:val="000000" w:themeColor="text1"/>
-          <w:sz w:val="24"/>
-          <w:szCs w:val="24"/>
-          <w:lang w:val="en-US"/>
-        </w:rPr>
-        <w:t xml:space="preserve"> En: Kant, I. Anthropology, History and Education. Cambridge University Press.</w:t>
-      </w:r>
-    </w:p>
-    <w:p>
-      <w:pPr>
-        <w:ind w:left="720" w:hanging="720"/>
-        <w:rPr>
-          <w:rFonts w:ascii="Times New Roman" w:hAnsi="Times New Roman"/>
-          <w:color w:val="000000" w:themeColor="text1"/>
-          <w:sz w:val="24"/>
-          <w:szCs w:val="24"/>
-          <w:lang w:val="en-US"/>
-        </w:rPr>
-      </w:pPr>
-      <w:r>
-        <w:rPr>
-          <w:rFonts w:ascii="Times New Roman" w:hAnsi="Times New Roman"/>
-          <w:color w:val="000000" w:themeColor="text1"/>
-          <w:sz w:val="24"/>
-          <w:szCs w:val="24"/>
-          <w:lang w:val="en-US"/>
-        </w:rPr>
-        <w:t xml:space="preserve">Kant, I (2007) </w:t>
-      </w:r>
-      <w:r>
-        <w:rPr>
-          <w:rFonts w:ascii="Times New Roman" w:hAnsi="Times New Roman"/>
-          <w:i/>
-          <w:color w:val="000000" w:themeColor="text1"/>
-          <w:sz w:val="24"/>
-          <w:szCs w:val="24"/>
-          <w:lang w:val="en-US"/>
-        </w:rPr>
-        <w:t>Essay on the maladies of the head (1764)</w:t>
-      </w:r>
-      <w:r>
-        <w:rPr>
-          <w:rFonts w:ascii="Times New Roman" w:hAnsi="Times New Roman"/>
-          <w:color w:val="000000" w:themeColor="text1"/>
-          <w:sz w:val="24"/>
-          <w:szCs w:val="24"/>
-          <w:lang w:val="en-US"/>
-        </w:rPr>
-        <w:t xml:space="preserve"> En: Kant, I. Anthropology, History and Education. Cambridge University Press.</w:t>
-      </w:r>
-    </w:p>
-    <w:p>
-      <w:pPr>
-        <w:ind w:left="720" w:hanging="720"/>
-        <w:rPr>
-          <w:rFonts w:ascii="Times New Roman" w:hAnsi="Times New Roman"/>
-          <w:sz w:val="24"/>
-          <w:szCs w:val="24"/>
-          <w:lang w:val="es-PE"/>
-        </w:rPr>
-      </w:pPr>
-      <w:r>
-        <w:rPr>
-          <w:rFonts w:ascii="Times New Roman" w:hAnsi="Times New Roman"/>
-          <w:sz w:val="24"/>
-          <w:szCs w:val="24"/>
-          <w:lang w:val="en-US"/>
-        </w:rPr>
-        <w:lastRenderedPageBreak/>
-        <w:t xml:space="preserve">Kant, I (2007) </w:t>
-      </w:r>
-      <w:r>
-        <w:rPr>
-          <w:rFonts w:ascii="Times New Roman" w:hAnsi="Times New Roman"/>
-          <w:i/>
-          <w:sz w:val="24"/>
-          <w:szCs w:val="24"/>
-          <w:lang w:val="en-US"/>
-        </w:rPr>
-        <w:t>Lectures on pedagogy (1803)</w:t>
-      </w:r>
-      <w:r>
-        <w:rPr>
-          <w:rFonts w:ascii="Times New Roman" w:hAnsi="Times New Roman"/>
-          <w:sz w:val="24"/>
-          <w:szCs w:val="24"/>
-          <w:lang w:val="en-US"/>
-        </w:rPr>
-        <w:t xml:space="preserve"> En: Kant, I. Anthropology, History and Education. </w:t>
-      </w:r>
-      <w:r>
-        <w:rPr>
-          <w:rFonts w:ascii="Times New Roman" w:hAnsi="Times New Roman"/>
-          <w:sz w:val="24"/>
-          <w:szCs w:val="24"/>
-          <w:lang w:val="es-PE"/>
-        </w:rPr>
-        <w:t xml:space="preserve">Cambridge </w:t>
-      </w:r>
-      <w:proofErr w:type="spellStart"/>
-      <w:r>
-        <w:rPr>
-          <w:rFonts w:ascii="Times New Roman" w:hAnsi="Times New Roman"/>
-          <w:sz w:val="24"/>
-          <w:szCs w:val="24"/>
-          <w:lang w:val="es-PE"/>
-        </w:rPr>
-        <w:t>University</w:t>
-      </w:r>
-      <w:proofErr w:type="spellEnd"/>
-      <w:r>
-        <w:rPr>
-          <w:rFonts w:ascii="Times New Roman" w:hAnsi="Times New Roman"/>
-          <w:sz w:val="24"/>
-          <w:szCs w:val="24"/>
-          <w:lang w:val="es-PE"/>
-        </w:rPr>
-        <w:t xml:space="preserve"> Press.</w:t>
-      </w:r>
-    </w:p>
-    <w:p>
-      <w:pPr>
-        <w:ind w:left="720" w:hanging="720"/>
-        <w:rPr>
-          <w:rFonts w:ascii="Times New Roman" w:hAnsi="Times New Roman"/>
-          <w:color w:val="000000" w:themeColor="text1"/>
-          <w:sz w:val="24"/>
-          <w:szCs w:val="24"/>
-        </w:rPr>
-      </w:pPr>
-      <w:r>
-        <w:rPr>
-          <w:rFonts w:ascii="Times New Roman" w:hAnsi="Times New Roman"/>
-          <w:color w:val="000000" w:themeColor="text1"/>
-          <w:sz w:val="24"/>
-          <w:szCs w:val="24"/>
-        </w:rPr>
-        <w:t xml:space="preserve">Kant, I. (1964) </w:t>
-      </w:r>
-      <w:r>
-        <w:rPr>
-          <w:rFonts w:ascii="Times New Roman" w:hAnsi="Times New Roman"/>
-          <w:i/>
-          <w:color w:val="000000" w:themeColor="text1"/>
-          <w:sz w:val="24"/>
-          <w:szCs w:val="24"/>
-        </w:rPr>
-        <w:t>Definición de la raza humana</w:t>
-      </w:r>
-      <w:r>
-        <w:rPr>
-          <w:rFonts w:ascii="Times New Roman" w:hAnsi="Times New Roman"/>
-          <w:color w:val="000000" w:themeColor="text1"/>
-          <w:sz w:val="24"/>
-          <w:szCs w:val="24"/>
-        </w:rPr>
-        <w:t xml:space="preserve"> (En: Kant, I. Filosofía de la historia. Ed. Nova)</w:t>
-      </w:r>
-      <w:r>
-        <w:rPr>
-          <w:rFonts w:ascii="Times New Roman" w:hAnsi="Times New Roman"/>
-          <w:color w:val="000000" w:themeColor="text1"/>
-          <w:sz w:val="24"/>
-          <w:szCs w:val="24"/>
-        </w:rPr>
-        <w:t>.</w:t>
-      </w:r>
-    </w:p>
-    <w:p>
-      <w:pPr>
-        <w:ind w:left="720" w:hanging="720"/>
-        <w:rPr>
-          <w:rFonts w:ascii="Times New Roman" w:hAnsi="Times New Roman"/>
-          <w:sz w:val="24"/>
-          <w:szCs w:val="24"/>
-        </w:rPr>
-      </w:pPr>
-      <w:r>
-        <w:rPr>
-          <w:rFonts w:ascii="Times New Roman" w:hAnsi="Times New Roman"/>
-          <w:sz w:val="24"/>
-          <w:szCs w:val="24"/>
-        </w:rPr>
-        <w:t xml:space="preserve">Kant, I. (1964) </w:t>
-      </w:r>
-      <w:r>
-        <w:rPr>
-          <w:rFonts w:ascii="Times New Roman" w:hAnsi="Times New Roman"/>
-          <w:i/>
-          <w:sz w:val="24"/>
-          <w:szCs w:val="24"/>
-        </w:rPr>
-        <w:t>Replanteamiento de la cuestión sobre si el género humano se halla en continuo progreso hacia lo mejor</w:t>
-      </w:r>
-      <w:r>
-        <w:rPr>
-          <w:rFonts w:ascii="Times New Roman" w:hAnsi="Times New Roman"/>
-          <w:sz w:val="24"/>
-          <w:szCs w:val="24"/>
-        </w:rPr>
-        <w:t>. (En: Filosofía de la historia. Ed. Nova).</w:t>
-      </w:r>
-    </w:p>
-    <w:p>
-      <w:pPr>
-        <w:ind w:left="720" w:hanging="720"/>
-        <w:rPr>
-          <w:rFonts w:ascii="Times New Roman" w:hAnsi="Times New Roman"/>
-          <w:color w:val="000000" w:themeColor="text1"/>
-          <w:sz w:val="24"/>
-          <w:szCs w:val="24"/>
-        </w:rPr>
-      </w:pPr>
-      <w:r>
-        <w:rPr>
-          <w:rFonts w:ascii="Times New Roman" w:hAnsi="Times New Roman"/>
-          <w:color w:val="000000" w:themeColor="text1"/>
-          <w:sz w:val="24"/>
-          <w:szCs w:val="24"/>
-        </w:rPr>
-        <w:t xml:space="preserve">Kant, I. (1988) </w:t>
-      </w:r>
-      <w:r>
-        <w:rPr>
-          <w:rFonts w:ascii="Times New Roman" w:hAnsi="Times New Roman"/>
-          <w:i/>
-          <w:color w:val="000000" w:themeColor="text1"/>
-          <w:sz w:val="24"/>
-          <w:szCs w:val="24"/>
-        </w:rPr>
-        <w:t>Lecciones de ética</w:t>
-      </w:r>
-      <w:r>
-        <w:rPr>
-          <w:rFonts w:ascii="Times New Roman" w:hAnsi="Times New Roman"/>
-          <w:color w:val="000000" w:themeColor="text1"/>
-          <w:sz w:val="24"/>
-          <w:szCs w:val="24"/>
-        </w:rPr>
-        <w:t>. Editorial Crítica.</w:t>
-      </w:r>
-    </w:p>
-    <w:p>
-      <w:pPr>
-        <w:ind w:left="720" w:hanging="720"/>
-        <w:rPr>
-          <w:rFonts w:ascii="Times New Roman" w:hAnsi="Times New Roman"/>
-          <w:color w:val="000000" w:themeColor="text1"/>
-          <w:sz w:val="24"/>
-          <w:szCs w:val="24"/>
-        </w:rPr>
-      </w:pPr>
-      <w:r>
-        <w:rPr>
-          <w:rFonts w:ascii="Times New Roman" w:hAnsi="Times New Roman"/>
-          <w:color w:val="000000" w:themeColor="text1"/>
-          <w:sz w:val="24"/>
-          <w:szCs w:val="24"/>
-        </w:rPr>
-        <w:t xml:space="preserve">Kant, I. (2000) </w:t>
-      </w:r>
-      <w:r>
-        <w:rPr>
-          <w:rFonts w:ascii="Times New Roman" w:hAnsi="Times New Roman"/>
-          <w:i/>
-          <w:color w:val="000000" w:themeColor="text1"/>
-          <w:sz w:val="24"/>
-          <w:szCs w:val="24"/>
-        </w:rPr>
-        <w:t>Crítica de la razón práctica</w:t>
-      </w:r>
-      <w:r>
-        <w:rPr>
-          <w:rFonts w:ascii="Times New Roman" w:hAnsi="Times New Roman"/>
-          <w:color w:val="000000" w:themeColor="text1"/>
-          <w:sz w:val="24"/>
-          <w:szCs w:val="24"/>
-        </w:rPr>
-        <w:t>. Alianza Editorial.</w:t>
-      </w:r>
-    </w:p>
-    <w:p>
-      <w:pPr>
-        <w:ind w:left="720" w:hanging="720"/>
-        <w:rPr>
-          <w:rFonts w:ascii="Times New Roman" w:hAnsi="Times New Roman"/>
-          <w:sz w:val="24"/>
-          <w:szCs w:val="24"/>
-          <w:shd w:val="clear" w:color="auto" w:fill="FFFFFF"/>
-          <w:lang w:val="en-US"/>
-        </w:rPr>
-      </w:pPr>
-      <w:r>
-        <w:rPr>
-          <w:rFonts w:ascii="Times New Roman" w:hAnsi="Times New Roman"/>
-          <w:sz w:val="24"/>
-          <w:szCs w:val="24"/>
-          <w:shd w:val="clear" w:color="auto" w:fill="FFFFFF"/>
-        </w:rPr>
-        <w:t xml:space="preserve">Kant, I. </w:t>
-      </w:r>
-      <w:r>
-        <w:rPr>
-          <w:rFonts w:ascii="Times New Roman" w:hAnsi="Times New Roman"/>
-          <w:sz w:val="24"/>
-          <w:szCs w:val="24"/>
-        </w:rPr>
-        <w:t>(</w:t>
-      </w:r>
-      <w:r>
-        <w:rPr>
-          <w:rFonts w:ascii="Times New Roman" w:hAnsi="Times New Roman"/>
-          <w:sz w:val="24"/>
-          <w:szCs w:val="24"/>
-          <w:shd w:val="clear" w:color="auto" w:fill="FFFFFF"/>
-        </w:rPr>
-        <w:t>2009</w:t>
-      </w:r>
-      <w:r>
-        <w:rPr>
-          <w:rFonts w:ascii="Times New Roman" w:hAnsi="Times New Roman"/>
-          <w:sz w:val="24"/>
-          <w:szCs w:val="24"/>
-        </w:rPr>
-        <w:t>)</w:t>
-      </w:r>
-      <w:r>
-        <w:rPr>
-          <w:rFonts w:ascii="Times New Roman" w:hAnsi="Times New Roman"/>
-          <w:sz w:val="24"/>
-          <w:szCs w:val="24"/>
-          <w:shd w:val="clear" w:color="auto" w:fill="FFFFFF"/>
-        </w:rPr>
-        <w:t xml:space="preserve"> </w:t>
-      </w:r>
-      <w:r>
-        <w:rPr>
-          <w:rFonts w:ascii="Times New Roman" w:hAnsi="Times New Roman"/>
-          <w:i/>
-          <w:sz w:val="24"/>
-          <w:szCs w:val="24"/>
-          <w:shd w:val="clear" w:color="auto" w:fill="FFFFFF"/>
-        </w:rPr>
-        <w:t>Sobre Pedagogía</w:t>
-      </w:r>
-      <w:r>
-        <w:rPr>
-          <w:rFonts w:ascii="Times New Roman" w:hAnsi="Times New Roman"/>
-          <w:sz w:val="24"/>
-          <w:szCs w:val="24"/>
-          <w:shd w:val="clear" w:color="auto" w:fill="FFFFFF"/>
-        </w:rPr>
-        <w:t xml:space="preserve">. Universidad Nacional de Córdoba. </w:t>
-      </w:r>
-      <w:r>
-        <w:rPr>
-          <w:rFonts w:ascii="Times New Roman" w:hAnsi="Times New Roman"/>
-          <w:sz w:val="24"/>
-          <w:szCs w:val="24"/>
-          <w:shd w:val="clear" w:color="auto" w:fill="FFFFFF"/>
-          <w:lang w:val="en-US"/>
-        </w:rPr>
-        <w:t xml:space="preserve">Encuentro Grupo Editor. </w:t>
-      </w:r>
-    </w:p>
-    <w:p>
-      <w:pPr>
-        <w:ind w:left="720" w:hanging="720"/>
-        <w:rPr>
-          <w:rFonts w:ascii="Times New Roman" w:hAnsi="Times New Roman"/>
-          <w:sz w:val="24"/>
-          <w:szCs w:val="24"/>
-          <w:lang w:val="en-US"/>
-        </w:rPr>
-      </w:pPr>
-      <w:r>
-        <w:rPr>
-          <w:rFonts w:ascii="Times New Roman" w:hAnsi="Times New Roman"/>
-          <w:sz w:val="24"/>
-          <w:szCs w:val="24"/>
-          <w:lang w:val="en-US"/>
-        </w:rPr>
-        <w:t>K</w:t>
-      </w:r>
-      <w:r>
-        <w:rPr>
-          <w:rFonts w:ascii="Times New Roman" w:hAnsi="Times New Roman"/>
-          <w:sz w:val="24"/>
-          <w:szCs w:val="24"/>
-          <w:lang w:val="en-US"/>
-        </w:rPr>
-        <w:t>ö</w:t>
-      </w:r>
-      <w:r>
-        <w:rPr>
-          <w:rFonts w:ascii="Times New Roman" w:hAnsi="Times New Roman"/>
-          <w:sz w:val="24"/>
-          <w:szCs w:val="24"/>
-          <w:lang w:val="en-US"/>
-        </w:rPr>
-        <w:t xml:space="preserve">rner, S. (1955) </w:t>
-      </w:r>
-      <w:r>
-        <w:rPr>
-          <w:rFonts w:ascii="Times New Roman" w:hAnsi="Times New Roman"/>
-          <w:i/>
-          <w:sz w:val="24"/>
-          <w:szCs w:val="24"/>
-          <w:lang w:val="en-US"/>
-        </w:rPr>
-        <w:t>Kant</w:t>
-      </w:r>
-      <w:r>
-        <w:rPr>
-          <w:rFonts w:ascii="Times New Roman" w:hAnsi="Times New Roman"/>
-          <w:sz w:val="24"/>
-          <w:szCs w:val="24"/>
-          <w:lang w:val="en-US"/>
-        </w:rPr>
-        <w:t xml:space="preserve">. </w:t>
-      </w:r>
-      <w:r>
-        <w:rPr>
-          <w:rFonts w:ascii="Times New Roman" w:hAnsi="Times New Roman"/>
-          <w:sz w:val="24"/>
-          <w:szCs w:val="24"/>
-          <w:lang w:val="en-US"/>
-        </w:rPr>
-        <w:t>Penguin Books.</w:t>
-      </w:r>
-    </w:p>
-    <w:p>
-      <w:pPr>
-        <w:ind w:left="720" w:hanging="720"/>
-        <w:rPr>
-          <w:rFonts w:ascii="Times New Roman" w:hAnsi="Times New Roman"/>
-          <w:sz w:val="24"/>
-          <w:szCs w:val="24"/>
-          <w:lang w:val="en-US"/>
-        </w:rPr>
-      </w:pPr>
-      <w:r>
-        <w:rPr>
-          <w:rFonts w:ascii="Times New Roman" w:hAnsi="Times New Roman"/>
-          <w:sz w:val="24"/>
-          <w:szCs w:val="24"/>
-          <w:lang w:val="en-US"/>
-        </w:rPr>
-        <w:t xml:space="preserve">Kraus, K. (2020) </w:t>
-      </w:r>
-      <w:r>
-        <w:rPr>
-          <w:rFonts w:ascii="Times New Roman" w:hAnsi="Times New Roman"/>
-          <w:i/>
-          <w:sz w:val="24"/>
-          <w:szCs w:val="24"/>
-          <w:lang w:val="en-US"/>
-        </w:rPr>
-        <w:t>Kant on self-knowledge and self-formation. The nature of inner experience</w:t>
-      </w:r>
-      <w:r>
-        <w:rPr>
-          <w:rFonts w:ascii="Times New Roman" w:hAnsi="Times New Roman"/>
-          <w:sz w:val="24"/>
-          <w:szCs w:val="24"/>
-          <w:lang w:val="en-US"/>
-        </w:rPr>
-        <w:t>. Cambridge University Press.</w:t>
-      </w:r>
-    </w:p>
-    <w:p>
-      <w:pPr>
-        <w:ind w:left="720" w:hanging="720"/>
-        <w:rPr>
-          <w:rFonts w:ascii="Times New Roman" w:hAnsi="Times New Roman"/>
-          <w:sz w:val="24"/>
-          <w:szCs w:val="24"/>
-          <w:lang w:val="en-US"/>
-        </w:rPr>
-      </w:pPr>
-      <w:r>
-        <w:rPr>
-          <w:rFonts w:ascii="Times New Roman" w:hAnsi="Times New Roman"/>
-          <w:sz w:val="24"/>
-          <w:szCs w:val="24"/>
-          <w:lang w:val="en-US"/>
-        </w:rPr>
-        <w:t xml:space="preserve">Lacroix, J. (1969) </w:t>
-      </w:r>
-      <w:r>
-        <w:rPr>
-          <w:rFonts w:ascii="Times New Roman" w:hAnsi="Times New Roman"/>
-          <w:i/>
-          <w:sz w:val="24"/>
-          <w:szCs w:val="24"/>
-          <w:lang w:val="en-US"/>
-        </w:rPr>
-        <w:t>Kant</w:t>
-      </w:r>
-      <w:r>
-        <w:rPr>
-          <w:rFonts w:ascii="Times New Roman" w:hAnsi="Times New Roman"/>
-          <w:sz w:val="24"/>
-          <w:szCs w:val="24"/>
-          <w:lang w:val="en-US"/>
-        </w:rPr>
-        <w:t>. Ed. Sudamericana.</w:t>
-      </w:r>
-    </w:p>
-    <w:p>
-      <w:pPr>
-        <w:ind w:left="720" w:hanging="720"/>
-        <w:rPr>
-          <w:rFonts w:ascii="Times New Roman" w:hAnsi="Times New Roman"/>
-          <w:color w:val="000000" w:themeColor="text1"/>
-          <w:sz w:val="24"/>
-          <w:szCs w:val="24"/>
-          <w:lang w:val="en-US"/>
-        </w:rPr>
-      </w:pPr>
-      <w:r>
-        <w:rPr>
-          <w:rFonts w:ascii="Times New Roman" w:hAnsi="Times New Roman"/>
-          <w:color w:val="000000" w:themeColor="text1"/>
-          <w:sz w:val="24"/>
-          <w:szCs w:val="24"/>
-          <w:lang w:val="en-US"/>
-        </w:rPr>
-        <w:t xml:space="preserve">Leibniz, G.W. (2007) </w:t>
-      </w:r>
-      <w:r>
-        <w:rPr>
-          <w:rFonts w:ascii="Times New Roman" w:hAnsi="Times New Roman"/>
-          <w:i/>
-          <w:color w:val="000000" w:themeColor="text1"/>
-          <w:sz w:val="24"/>
-          <w:szCs w:val="24"/>
-          <w:lang w:val="en-US"/>
-        </w:rPr>
-        <w:t>Discourse of Metaphysics</w:t>
-      </w:r>
-      <w:r>
-        <w:rPr>
-          <w:rFonts w:ascii="Times New Roman" w:hAnsi="Times New Roman"/>
-          <w:color w:val="000000" w:themeColor="text1"/>
-          <w:sz w:val="24"/>
-          <w:szCs w:val="24"/>
-          <w:lang w:val="en-US"/>
-        </w:rPr>
-        <w:t>. Ed. Jonathan Bennett. Early modern texts.</w:t>
-      </w:r>
-    </w:p>
-    <w:p>
-      <w:pPr>
-        <w:ind w:left="720" w:hanging="720"/>
-        <w:rPr>
-          <w:rFonts w:ascii="Times New Roman" w:hAnsi="Times New Roman"/>
-          <w:color w:val="000000" w:themeColor="text1"/>
-          <w:sz w:val="24"/>
-          <w:szCs w:val="24"/>
-        </w:rPr>
-      </w:pPr>
-      <w:r>
-        <w:rPr>
-          <w:rFonts w:ascii="Times New Roman" w:hAnsi="Times New Roman"/>
-          <w:color w:val="000000" w:themeColor="text1"/>
-          <w:sz w:val="24"/>
-          <w:szCs w:val="24"/>
-        </w:rPr>
-        <w:t xml:space="preserve">Leibniz, G.W. (2014) </w:t>
-      </w:r>
-      <w:r>
-        <w:rPr>
-          <w:rFonts w:ascii="Times New Roman" w:hAnsi="Times New Roman"/>
-          <w:i/>
-          <w:color w:val="000000" w:themeColor="text1"/>
-          <w:sz w:val="24"/>
-          <w:szCs w:val="24"/>
-        </w:rPr>
-        <w:t>Teodicea</w:t>
-      </w:r>
-      <w:r>
-        <w:rPr>
-          <w:rFonts w:ascii="Times New Roman" w:hAnsi="Times New Roman"/>
-          <w:color w:val="000000" w:themeColor="text1"/>
-          <w:sz w:val="24"/>
-          <w:szCs w:val="24"/>
-        </w:rPr>
-        <w:t>. Ed. Biblioteca Nueva.</w:t>
-      </w:r>
-    </w:p>
-    <w:p>
-      <w:pPr>
-        <w:ind w:left="720" w:hanging="720"/>
-        <w:rPr>
-          <w:rFonts w:ascii="Times New Roman" w:hAnsi="Times New Roman"/>
-          <w:sz w:val="24"/>
-          <w:szCs w:val="24"/>
-          <w:lang w:val="en-US"/>
-        </w:rPr>
-      </w:pPr>
-      <w:r>
-        <w:rPr>
-          <w:rFonts w:ascii="Times New Roman" w:hAnsi="Times New Roman"/>
-          <w:sz w:val="24"/>
-          <w:szCs w:val="24"/>
-          <w:lang w:val="es-PE"/>
-        </w:rPr>
-        <w:t xml:space="preserve">Maritain, J. (1962) </w:t>
-      </w:r>
-      <w:r>
-        <w:rPr>
-          <w:rFonts w:ascii="Times New Roman" w:hAnsi="Times New Roman"/>
-          <w:i/>
-          <w:sz w:val="24"/>
-          <w:szCs w:val="24"/>
-          <w:lang w:val="es-PE"/>
-        </w:rPr>
-        <w:t xml:space="preserve">Filosofía moral. </w:t>
-      </w:r>
-      <w:proofErr w:type="spellStart"/>
-      <w:r>
-        <w:rPr>
-          <w:rFonts w:ascii="Times New Roman" w:hAnsi="Times New Roman"/>
-          <w:i/>
-          <w:sz w:val="24"/>
-          <w:szCs w:val="24"/>
-        </w:rPr>
-        <w:t>Exámen</w:t>
-      </w:r>
-      <w:proofErr w:type="spellEnd"/>
-      <w:r>
-        <w:rPr>
-          <w:rFonts w:ascii="Times New Roman" w:hAnsi="Times New Roman"/>
-          <w:i/>
-          <w:sz w:val="24"/>
-          <w:szCs w:val="24"/>
-        </w:rPr>
-        <w:t xml:space="preserve"> histórico</w:t>
-      </w:r>
-      <w:r>
-        <w:rPr>
-          <w:rFonts w:ascii="Times New Roman" w:hAnsi="Times New Roman"/>
-          <w:i/>
-          <w:sz w:val="24"/>
-          <w:szCs w:val="24"/>
-        </w:rPr>
-        <w:t>-</w:t>
-      </w:r>
-      <w:r>
-        <w:rPr>
-          <w:rFonts w:ascii="Times New Roman" w:hAnsi="Times New Roman"/>
-          <w:i/>
-          <w:sz w:val="24"/>
-          <w:szCs w:val="24"/>
-        </w:rPr>
-        <w:t>crítico de los grandes sistemas.</w:t>
-      </w:r>
-      <w:r>
-        <w:rPr>
-          <w:rFonts w:ascii="Times New Roman" w:hAnsi="Times New Roman"/>
-          <w:sz w:val="24"/>
-          <w:szCs w:val="24"/>
-        </w:rPr>
-        <w:t xml:space="preserve"> </w:t>
-      </w:r>
-      <w:r>
-        <w:rPr>
-          <w:rFonts w:ascii="Times New Roman" w:hAnsi="Times New Roman"/>
-          <w:sz w:val="24"/>
-          <w:szCs w:val="24"/>
-          <w:lang w:val="en-US"/>
-        </w:rPr>
-        <w:t>Ed. Morata.</w:t>
-      </w:r>
-    </w:p>
-    <w:p>
-      <w:pPr>
-        <w:ind w:left="720" w:hanging="720"/>
-        <w:rPr>
-          <w:rFonts w:ascii="Times New Roman" w:hAnsi="Times New Roman"/>
-          <w:sz w:val="24"/>
-          <w:szCs w:val="24"/>
-          <w:lang w:val="en-US"/>
-        </w:rPr>
-      </w:pPr>
-      <w:r>
-        <w:rPr>
-          <w:rFonts w:ascii="Times New Roman" w:hAnsi="Times New Roman"/>
-          <w:sz w:val="24"/>
-          <w:szCs w:val="24"/>
-        </w:rPr>
-        <w:t xml:space="preserve">Pereira, G. (2004) </w:t>
-      </w:r>
-      <w:r>
-        <w:rPr>
-          <w:rFonts w:ascii="Times New Roman" w:hAnsi="Times New Roman"/>
-          <w:i/>
-          <w:sz w:val="24"/>
-          <w:szCs w:val="24"/>
-        </w:rPr>
-        <w:t>Condiciones de posibilidad para una justicia global</w:t>
-      </w:r>
-      <w:r>
-        <w:rPr>
-          <w:rFonts w:ascii="Times New Roman" w:hAnsi="Times New Roman"/>
-          <w:sz w:val="24"/>
-          <w:szCs w:val="24"/>
-        </w:rPr>
-        <w:t xml:space="preserve">. </w:t>
-      </w:r>
-      <w:r>
-        <w:rPr>
-          <w:rFonts w:ascii="Times New Roman" w:hAnsi="Times New Roman"/>
-          <w:sz w:val="24"/>
-          <w:szCs w:val="24"/>
-          <w:lang w:val="en-US"/>
-        </w:rPr>
-        <w:t xml:space="preserve">En: </w:t>
-      </w:r>
-      <w:proofErr w:type="spellStart"/>
-      <w:r>
-        <w:rPr>
-          <w:rFonts w:ascii="Times New Roman" w:hAnsi="Times New Roman"/>
-          <w:sz w:val="24"/>
-          <w:szCs w:val="24"/>
-          <w:lang w:val="en-US"/>
-        </w:rPr>
-        <w:t>Isegoría</w:t>
-      </w:r>
-      <w:proofErr w:type="spellEnd"/>
-      <w:r>
-        <w:rPr>
-          <w:rFonts w:ascii="Times New Roman" w:hAnsi="Times New Roman"/>
-          <w:sz w:val="24"/>
-          <w:szCs w:val="24"/>
-          <w:lang w:val="en-US"/>
-        </w:rPr>
-        <w:t>, Nº 30, Junio, 2004.</w:t>
-      </w:r>
-    </w:p>
-    <w:p>
-      <w:pPr>
-        <w:ind w:left="720" w:hanging="720"/>
-        <w:rPr>
-          <w:rFonts w:ascii="Times New Roman" w:hAnsi="Times New Roman"/>
-          <w:sz w:val="24"/>
-          <w:szCs w:val="24"/>
-          <w:lang w:val="es-PE"/>
-        </w:rPr>
-      </w:pPr>
-      <w:r>
-        <w:rPr>
-          <w:rFonts w:ascii="Times New Roman" w:hAnsi="Times New Roman"/>
-          <w:sz w:val="24"/>
-          <w:szCs w:val="24"/>
-          <w:lang w:val="en-US"/>
-        </w:rPr>
-        <w:t>Ripstein, A. (20</w:t>
-      </w:r>
-      <w:r>
-        <w:rPr>
-          <w:rFonts w:ascii="Times New Roman" w:hAnsi="Times New Roman"/>
-          <w:sz w:val="24"/>
-          <w:szCs w:val="24"/>
-          <w:lang w:val="en-US"/>
-        </w:rPr>
-        <w:t>21</w:t>
-      </w:r>
-      <w:r>
-        <w:rPr>
-          <w:rFonts w:ascii="Times New Roman" w:hAnsi="Times New Roman"/>
-          <w:sz w:val="24"/>
-          <w:szCs w:val="24"/>
-          <w:lang w:val="en-US"/>
-        </w:rPr>
-        <w:t xml:space="preserve">) </w:t>
+        <w:t xml:space="preserve">Flikschuh, K. (2017). </w:t>
       </w:r>
       <w:r>
         <w:rPr>
           <w:rFonts w:ascii="Times New Roman" w:hAnsi="Times New Roman"/>
           <w:i/>
           <w:iCs/>
-          <w:sz w:val="24"/>
-          <w:szCs w:val="24"/>
+          <w:color w:val="EE0000"/>
+          <w:sz w:val="20"/>
+          <w:szCs w:val="20"/>
           <w:lang w:val="en-US"/>
         </w:rPr>
-        <w:t>Kant and the law of war</w:t>
-      </w:r>
-      <w:r>
-        <w:rPr>
-          <w:rFonts w:ascii="Times New Roman" w:hAnsi="Times New Roman"/>
-          <w:sz w:val="24"/>
-          <w:szCs w:val="24"/>
+        <w:t>A Regime of Equal Private Freedom? Individual Rights and Public Law in Ripstein's Force and Freedom</w:t>
+      </w:r>
+      <w:r>
+        <w:rPr>
+          <w:rFonts w:ascii="Times New Roman" w:hAnsi="Times New Roman"/>
+          <w:color w:val="EE0000"/>
+          <w:sz w:val="20"/>
+          <w:szCs w:val="20"/>
           <w:lang w:val="en-US"/>
         </w:rPr>
-        <w:t xml:space="preserve">. </w:t>
-      </w:r>
-      <w:r>
-        <w:rPr>
-          <w:rFonts w:ascii="Times New Roman" w:hAnsi="Times New Roman"/>
-          <w:sz w:val="24"/>
-          <w:szCs w:val="24"/>
-          <w:lang w:val="es-PE"/>
-        </w:rPr>
-        <w:t>Oxford.</w:t>
-      </w:r>
-    </w:p>
-    <w:p>
-      <w:pPr>
-        <w:ind w:left="720" w:hanging="720"/>
-        <w:rPr>
-          <w:rFonts w:ascii="Times New Roman" w:hAnsi="Times New Roman"/>
-          <w:sz w:val="24"/>
-          <w:szCs w:val="24"/>
+        <w:t xml:space="preserve">. En S. </w:t>
+      </w:r>
+      <w:proofErr w:type="spellStart"/>
+      <w:r>
+        <w:rPr>
+          <w:rFonts w:ascii="Times New Roman" w:hAnsi="Times New Roman"/>
+          <w:color w:val="EE0000"/>
+          <w:sz w:val="20"/>
+          <w:szCs w:val="20"/>
           <w:lang w:val="en-US"/>
         </w:rPr>
-      </w:pPr>
-      <w:r>
-        <w:rPr>
-          <w:rFonts w:ascii="Times New Roman" w:hAnsi="Times New Roman"/>
-          <w:sz w:val="24"/>
-          <w:szCs w:val="24"/>
-        </w:rPr>
-        <w:t xml:space="preserve">Vandewalle, B. (2005) </w:t>
-      </w:r>
-      <w:r>
-        <w:rPr>
-          <w:rFonts w:ascii="Times New Roman" w:hAnsi="Times New Roman"/>
-          <w:i/>
-          <w:sz w:val="24"/>
-          <w:szCs w:val="24"/>
-        </w:rPr>
-        <w:t>Kant. Educación y crítica.</w:t>
-      </w:r>
-      <w:r>
-        <w:rPr>
-          <w:rFonts w:ascii="Times New Roman" w:hAnsi="Times New Roman"/>
-          <w:sz w:val="24"/>
-          <w:szCs w:val="24"/>
-        </w:rPr>
-        <w:t xml:space="preserve"> </w:t>
-      </w:r>
-      <w:r>
-        <w:rPr>
-          <w:rFonts w:ascii="Times New Roman" w:hAnsi="Times New Roman"/>
-          <w:sz w:val="24"/>
-          <w:szCs w:val="24"/>
+        <w:t>Kisilevsky</w:t>
+      </w:r>
+      <w:proofErr w:type="spellEnd"/>
+      <w:r>
+        <w:rPr>
+          <w:rFonts w:ascii="Times New Roman" w:hAnsi="Times New Roman"/>
+          <w:color w:val="EE0000"/>
+          <w:sz w:val="20"/>
+          <w:szCs w:val="20"/>
           <w:lang w:val="en-US"/>
         </w:rPr>
-        <w:t>Ed. Nueva Visión.</w:t>
-      </w:r>
-    </w:p>
-    <w:p>
-      <w:pPr>
-        <w:ind w:left="720" w:hanging="720"/>
-        <w:rPr>
-          <w:rFonts w:ascii="Times New Roman" w:hAnsi="Times New Roman"/>
-          <w:sz w:val="24"/>
-          <w:szCs w:val="24"/>
+        <w:t xml:space="preserve"> y M. Stone (eds.), Freedom and Force: Essays on Kant's Legal Philosophy. Oxford: Hart.</w:t>
+      </w:r>
+    </w:p>
+    <w:p>
+      <w:pPr>
+        <w:ind w:left="0" w:firstLine="0"/>
+        <w:rPr>
+          <w:rFonts w:ascii="Times New Roman" w:hAnsi="Times New Roman"/>
+          <w:color w:val="EE0000"/>
+          <w:sz w:val="20"/>
+          <w:szCs w:val="20"/>
           <w:lang w:val="en-US"/>
         </w:rPr>
       </w:pPr>
-    </w:p>
-    <w:p>
-      <w:pPr>
-        <w:ind w:left="720" w:hanging="720"/>
-        <w:rPr>
-          <w:rFonts w:ascii="Times New Roman" w:hAnsi="Times New Roman"/>
-          <w:sz w:val="24"/>
-          <w:szCs w:val="24"/>
+      <w:r>
+        <w:rPr>
+          <w:rFonts w:ascii="Times New Roman" w:hAnsi="Times New Roman"/>
+          <w:color w:val="EE0000"/>
+          <w:sz w:val="20"/>
+          <w:szCs w:val="20"/>
           <w:lang w:val="en-US"/>
         </w:rPr>
-      </w:pPr>
-    </w:p>
-    <w:p>
-      <w:pPr>
-        <w:ind w:left="720" w:hanging="720"/>
-        <w:rPr>
-          <w:rFonts w:ascii="Times New Roman" w:hAnsi="Times New Roman"/>
-          <w:sz w:val="24"/>
-          <w:szCs w:val="24"/>
-          <w:lang w:val="en-US"/>
-        </w:rPr>
-      </w:pPr>
-    </w:p>
-    <w:p>
-      <w:pPr>
-        <w:ind w:left="720" w:hanging="720"/>
-        <w:rPr>
-          <w:rFonts w:ascii="Times New Roman" w:hAnsi="Times New Roman"/>
-          <w:sz w:val="24"/>
-          <w:szCs w:val="24"/>
-          <w:lang w:val="es-PE"/>
-        </w:rPr>
-      </w:pPr>
-      <w:r>
-        <w:rPr>
-          <w:rFonts w:ascii="Times New Roman" w:hAnsi="Times New Roman"/>
-          <w:sz w:val="24"/>
-          <w:szCs w:val="24"/>
-          <w:lang w:val="es-PE"/>
-        </w:rPr>
-        <w:t>Ludwig, B</w:t>
-      </w:r>
-    </w:p>
-    <w:p>
-      <w:pPr>
-        <w:ind w:left="720" w:hanging="720"/>
-        <w:rPr>
-          <w:rFonts w:ascii="Times New Roman" w:hAnsi="Times New Roman"/>
-          <w:sz w:val="24"/>
-          <w:szCs w:val="24"/>
-          <w:lang w:val="en-US"/>
-        </w:rPr>
-      </w:pPr>
-      <w:r>
-        <w:rPr>
-          <w:rFonts w:ascii="Times New Roman" w:hAnsi="Times New Roman"/>
-          <w:sz w:val="24"/>
-          <w:szCs w:val="24"/>
-          <w:lang w:val="en-US"/>
-        </w:rPr>
-        <w:t xml:space="preserve">Flikschuh, K </w:t>
-      </w:r>
-      <w:r>
-        <w:rPr>
-          <w:rFonts w:ascii="Times New Roman" w:hAnsi="Times New Roman"/>
-          <w:sz w:val="24"/>
-          <w:szCs w:val="24"/>
-          <w:lang w:val="en-US"/>
-        </w:rPr>
-        <w:t xml:space="preserve">(2010) </w:t>
+        <w:t>Flikschuh, K. (2022).</w:t>
       </w:r>
       <w:r>
         <w:rPr>
           <w:rFonts w:ascii="Times New Roman" w:hAnsi="Times New Roman"/>
           <w:i/>
           <w:iCs/>
-          <w:sz w:val="24"/>
-          <w:szCs w:val="24"/>
+          <w:color w:val="EE0000"/>
+          <w:sz w:val="20"/>
+          <w:szCs w:val="20"/>
           <w:lang w:val="en-US"/>
         </w:rPr>
-        <w:t>Innate Right and Acquired Right in Arthur Ripstein’s Force and Freedom</w:t>
-      </w:r>
-      <w:r>
-        <w:rPr>
-          <w:rFonts w:ascii="Times New Roman" w:hAnsi="Times New Roman"/>
-          <w:sz w:val="24"/>
-          <w:szCs w:val="24"/>
+        <w:t xml:space="preserve"> Innate right in Kant — A critical reading</w:t>
+      </w:r>
+      <w:r>
+        <w:rPr>
+          <w:rFonts w:ascii="Times New Roman" w:hAnsi="Times New Roman"/>
+          <w:color w:val="EE0000"/>
+          <w:sz w:val="20"/>
+          <w:szCs w:val="20"/>
           <w:lang w:val="en-US"/>
         </w:rPr>
-        <w:t>. Jurisprudence, 1(2), 295-304.</w:t>
+        <w:t>. European Journal of Philosophy, 30(2), 823–839.</w:t>
       </w:r>
     </w:p>
     <w:p>
@@ -26558,404 +26929,66 @@
         <w:ind w:left="720" w:hanging="720"/>
         <w:rPr>
           <w:rFonts w:ascii="Times New Roman" w:hAnsi="Times New Roman"/>
-          <w:sz w:val="24"/>
-          <w:szCs w:val="24"/>
+          <w:color w:val="EE0000"/>
+          <w:sz w:val="20"/>
+          <w:szCs w:val="20"/>
           <w:lang w:val="en-US"/>
         </w:rPr>
       </w:pPr>
       <w:r>
         <w:rPr>
           <w:rFonts w:ascii="Times New Roman" w:hAnsi="Times New Roman"/>
-          <w:sz w:val="24"/>
-          <w:szCs w:val="24"/>
+          <w:color w:val="EE0000"/>
+          <w:sz w:val="20"/>
+          <w:szCs w:val="20"/>
           <w:lang w:val="en-US"/>
         </w:rPr>
-        <w:t xml:space="preserve">Flikschuh, K </w:t>
-      </w:r>
-      <w:r>
-        <w:rPr>
-          <w:rFonts w:ascii="Times New Roman" w:hAnsi="Times New Roman"/>
-          <w:sz w:val="24"/>
-          <w:szCs w:val="24"/>
-          <w:lang w:val="en-US"/>
-        </w:rPr>
-        <w:t>(201</w:t>
-      </w:r>
-      <w:r>
-        <w:rPr>
-          <w:rFonts w:ascii="Times New Roman" w:hAnsi="Times New Roman"/>
-          <w:sz w:val="24"/>
-          <w:szCs w:val="24"/>
-          <w:lang w:val="en-US"/>
-        </w:rPr>
-        <w:t>7</w:t>
-      </w:r>
-      <w:r>
-        <w:rPr>
-          <w:rFonts w:ascii="Times New Roman" w:hAnsi="Times New Roman"/>
-          <w:sz w:val="24"/>
-          <w:szCs w:val="24"/>
-          <w:lang w:val="en-US"/>
-        </w:rPr>
-        <w:t>)</w:t>
-      </w:r>
-      <w:r>
-        <w:rPr>
-          <w:rFonts w:ascii="Times New Roman" w:hAnsi="Times New Roman"/>
-          <w:sz w:val="24"/>
-          <w:szCs w:val="24"/>
-          <w:lang w:val="en-US"/>
-        </w:rPr>
-        <w:t xml:space="preserve"> </w:t>
+        <w:t xml:space="preserve">Ripstein, A. (2015) </w:t>
       </w:r>
       <w:r>
         <w:rPr>
           <w:rFonts w:ascii="Times New Roman" w:hAnsi="Times New Roman"/>
           <w:i/>
           <w:iCs/>
-          <w:sz w:val="24"/>
-          <w:szCs w:val="24"/>
+          <w:color w:val="EE0000"/>
+          <w:sz w:val="20"/>
+          <w:szCs w:val="20"/>
           <w:lang w:val="en-US"/>
         </w:rPr>
-        <w:t>A regime of equal private freedom? Individual rights and public law in Ripstein’s Force and Freedom</w:t>
-      </w:r>
-      <w:r>
-        <w:rPr>
-          <w:rFonts w:ascii="Times New Roman" w:hAnsi="Times New Roman"/>
-          <w:sz w:val="24"/>
-          <w:szCs w:val="24"/>
+        <w:t>Reply to Flikschuh and Pavlakos.</w:t>
+      </w:r>
+      <w:r>
+        <w:rPr>
+          <w:rFonts w:ascii="Times New Roman" w:hAnsi="Times New Roman"/>
+          <w:color w:val="EE0000"/>
+          <w:sz w:val="20"/>
+          <w:szCs w:val="20"/>
           <w:lang w:val="en-US"/>
         </w:rPr>
-        <w:t xml:space="preserve">. En: S. </w:t>
-      </w:r>
-      <w:proofErr w:type="spellStart"/>
-      <w:r>
-        <w:rPr>
-          <w:rFonts w:ascii="Times New Roman" w:hAnsi="Times New Roman"/>
-          <w:sz w:val="24"/>
-          <w:szCs w:val="24"/>
+        <w:t xml:space="preserve"> Jurisprudence, 1(2), 317-324.</w:t>
+      </w:r>
+    </w:p>
+    <w:p>
+      <w:pPr>
+        <w:ind w:left="720" w:hanging="720"/>
+        <w:rPr>
+          <w:rFonts w:ascii="Times New Roman" w:hAnsi="Times New Roman"/>
+          <w:sz w:val="20"/>
+          <w:szCs w:val="20"/>
           <w:lang w:val="en-US"/>
         </w:rPr>
-        <w:t>Kisilevsky</w:t>
-      </w:r>
-      <w:proofErr w:type="spellEnd"/>
-      <w:r>
-        <w:rPr>
-          <w:rFonts w:ascii="Times New Roman" w:hAnsi="Times New Roman"/>
-          <w:sz w:val="24"/>
-          <w:szCs w:val="24"/>
+      </w:pPr>
+    </w:p>
+    <w:p>
+      <w:pPr>
+        <w:ind w:left="720" w:hanging="720"/>
+        <w:rPr>
+          <w:rFonts w:ascii="Times New Roman" w:hAnsi="Times New Roman"/>
+          <w:sz w:val="20"/>
+          <w:szCs w:val="20"/>
           <w:lang w:val="en-US"/>
         </w:rPr>
-        <w:t xml:space="preserve"> y M. Stone (eds.), Freedom and force: essays on Kant’s legal philosophy. Oxford: Hart. </w:t>
-      </w:r>
-    </w:p>
-    <w:p>
-      <w:pPr>
-        <w:ind w:left="720" w:hanging="720"/>
-        <w:rPr>
-          <w:rFonts w:ascii="Times New Roman" w:hAnsi="Times New Roman"/>
-          <w:sz w:val="24"/>
-          <w:szCs w:val="24"/>
-          <w:lang w:val="en-US"/>
-        </w:rPr>
-      </w:pPr>
-      <w:r>
-        <w:rPr>
-          <w:rFonts w:ascii="Times New Roman" w:hAnsi="Times New Roman"/>
-          <w:sz w:val="24"/>
-          <w:szCs w:val="24"/>
-          <w:lang w:val="en-US"/>
-        </w:rPr>
-        <w:t xml:space="preserve">Flikschuh, K </w:t>
-      </w:r>
-      <w:r>
-        <w:rPr>
-          <w:rFonts w:ascii="Times New Roman" w:hAnsi="Times New Roman"/>
-          <w:sz w:val="24"/>
-          <w:szCs w:val="24"/>
-          <w:lang w:val="en-US"/>
-        </w:rPr>
-        <w:t>(20</w:t>
-      </w:r>
-      <w:r>
-        <w:rPr>
-          <w:rFonts w:ascii="Times New Roman" w:hAnsi="Times New Roman"/>
-          <w:sz w:val="24"/>
-          <w:szCs w:val="24"/>
-          <w:lang w:val="en-US"/>
-        </w:rPr>
-        <w:t>22</w:t>
-      </w:r>
-      <w:r>
-        <w:rPr>
-          <w:rFonts w:ascii="Times New Roman" w:hAnsi="Times New Roman"/>
-          <w:sz w:val="24"/>
-          <w:szCs w:val="24"/>
-          <w:lang w:val="en-US"/>
-        </w:rPr>
-        <w:t>)</w:t>
-      </w:r>
-      <w:r>
-        <w:rPr>
-          <w:rFonts w:ascii="Times New Roman" w:hAnsi="Times New Roman"/>
-          <w:sz w:val="24"/>
-          <w:szCs w:val="24"/>
-          <w:lang w:val="en-US"/>
-        </w:rPr>
-        <w:t xml:space="preserve"> </w:t>
-      </w:r>
-      <w:r>
-        <w:rPr>
-          <w:rFonts w:ascii="Times New Roman" w:hAnsi="Times New Roman"/>
-          <w:i/>
-          <w:iCs/>
-          <w:sz w:val="24"/>
-          <w:szCs w:val="24"/>
-          <w:lang w:val="en-US"/>
-        </w:rPr>
-        <w:t>Innate right in Kant – A critical reading</w:t>
-      </w:r>
-      <w:r>
-        <w:rPr>
-          <w:rFonts w:ascii="Times New Roman" w:hAnsi="Times New Roman"/>
-          <w:sz w:val="24"/>
-          <w:szCs w:val="24"/>
-          <w:lang w:val="en-US"/>
-        </w:rPr>
-        <w:t>. European Journal of Philosophy, 30(2), 823-839.</w:t>
-      </w:r>
-    </w:p>
-    <w:p>
-      <w:pPr>
-        <w:ind w:left="720" w:hanging="720"/>
-        <w:rPr>
-          <w:rFonts w:ascii="Times New Roman" w:hAnsi="Times New Roman"/>
-          <w:sz w:val="24"/>
-          <w:szCs w:val="24"/>
-          <w:lang w:val="en-US"/>
-        </w:rPr>
-      </w:pPr>
-      <w:r>
-        <w:rPr>
-          <w:rFonts w:ascii="Times New Roman" w:hAnsi="Times New Roman"/>
-          <w:sz w:val="24"/>
-          <w:szCs w:val="24"/>
-          <w:lang w:val="en-US"/>
-        </w:rPr>
-        <w:t xml:space="preserve">Hodgson, L. (2010) </w:t>
-      </w:r>
-      <w:r>
-        <w:rPr>
-          <w:rFonts w:ascii="Times New Roman" w:hAnsi="Times New Roman"/>
-          <w:i/>
-          <w:iCs/>
-          <w:sz w:val="24"/>
-          <w:szCs w:val="24"/>
-          <w:lang w:val="en-US"/>
-        </w:rPr>
-        <w:t>Kant on the right to freedom: a defense</w:t>
-      </w:r>
-      <w:r>
-        <w:rPr>
-          <w:rFonts w:ascii="Times New Roman" w:hAnsi="Times New Roman"/>
-          <w:sz w:val="24"/>
-          <w:szCs w:val="24"/>
-          <w:lang w:val="en-US"/>
-        </w:rPr>
-        <w:t>. En: Ethics 120, 781-819.</w:t>
-      </w:r>
-    </w:p>
-    <w:p>
-      <w:pPr>
-        <w:ind w:left="720" w:hanging="720"/>
-        <w:rPr>
-          <w:rFonts w:ascii="Times New Roman" w:hAnsi="Times New Roman"/>
-          <w:sz w:val="24"/>
-          <w:szCs w:val="24"/>
-          <w:lang w:val="en-US"/>
-        </w:rPr>
-      </w:pPr>
-      <w:r>
-        <w:rPr>
-          <w:rFonts w:ascii="Times New Roman" w:hAnsi="Times New Roman"/>
-          <w:sz w:val="24"/>
-          <w:szCs w:val="24"/>
-          <w:lang w:val="en-US"/>
-        </w:rPr>
-        <w:t xml:space="preserve">Sangiovanni, A. (2012) </w:t>
-      </w:r>
-      <w:r>
-        <w:rPr>
-          <w:rFonts w:ascii="Times New Roman" w:hAnsi="Times New Roman"/>
-          <w:i/>
-          <w:iCs/>
-          <w:sz w:val="24"/>
-          <w:szCs w:val="24"/>
-          <w:lang w:val="en-US"/>
-        </w:rPr>
-        <w:t>Can the innate right to freedom alone ground a system of public and private rights?.</w:t>
-      </w:r>
-      <w:r>
-        <w:rPr>
-          <w:rFonts w:ascii="Times New Roman" w:hAnsi="Times New Roman"/>
-          <w:sz w:val="24"/>
-          <w:szCs w:val="24"/>
-          <w:lang w:val="en-US"/>
-        </w:rPr>
-        <w:t xml:space="preserve"> European journal of philosophy 20(3), 460-469.</w:t>
-      </w:r>
-    </w:p>
-    <w:p>
-      <w:pPr>
-        <w:ind w:left="720" w:hanging="720"/>
-        <w:rPr>
-          <w:rFonts w:ascii="Times New Roman" w:hAnsi="Times New Roman"/>
-          <w:sz w:val="24"/>
-          <w:szCs w:val="24"/>
-          <w:lang w:val="en-US"/>
-        </w:rPr>
-      </w:pPr>
-      <w:r>
-        <w:rPr>
-          <w:rFonts w:ascii="Times New Roman" w:hAnsi="Times New Roman"/>
-          <w:sz w:val="24"/>
-          <w:szCs w:val="24"/>
-          <w:lang w:val="en-US"/>
-        </w:rPr>
-        <w:t xml:space="preserve">Maliks, R. (2014) </w:t>
-      </w:r>
-      <w:r>
-        <w:rPr>
-          <w:rFonts w:ascii="Times New Roman" w:hAnsi="Times New Roman"/>
-          <w:i/>
-          <w:iCs/>
-          <w:sz w:val="24"/>
-          <w:szCs w:val="24"/>
-          <w:lang w:val="en-US"/>
-        </w:rPr>
-        <w:t>Kant’s politics in context.</w:t>
-      </w:r>
-      <w:r>
-        <w:rPr>
-          <w:rFonts w:ascii="Times New Roman" w:hAnsi="Times New Roman"/>
-          <w:sz w:val="24"/>
-          <w:szCs w:val="24"/>
-          <w:lang w:val="en-US"/>
-        </w:rPr>
-        <w:t xml:space="preserve"> Oxford U.P.</w:t>
-      </w:r>
-    </w:p>
-    <w:p>
-      <w:pPr>
-        <w:ind w:left="720" w:hanging="720"/>
-        <w:rPr>
-          <w:rFonts w:ascii="Times New Roman" w:hAnsi="Times New Roman"/>
-          <w:sz w:val="24"/>
-          <w:szCs w:val="24"/>
-          <w:lang w:val="en-US"/>
-        </w:rPr>
-      </w:pPr>
-      <w:r>
-        <w:rPr>
-          <w:rFonts w:ascii="Times New Roman" w:hAnsi="Times New Roman"/>
-          <w:sz w:val="24"/>
-          <w:szCs w:val="24"/>
-          <w:lang w:val="en-US"/>
-        </w:rPr>
-        <w:lastRenderedPageBreak/>
-        <w:t>Kersting, W</w:t>
-      </w:r>
-    </w:p>
-    <w:p>
-      <w:pPr>
-        <w:ind w:left="720" w:hanging="720"/>
-        <w:rPr>
-          <w:rFonts w:ascii="Times New Roman" w:hAnsi="Times New Roman"/>
-          <w:sz w:val="24"/>
-          <w:szCs w:val="24"/>
-          <w:lang w:val="en-US"/>
-        </w:rPr>
-      </w:pPr>
-      <w:proofErr w:type="spellStart"/>
-      <w:r>
-        <w:rPr>
-          <w:rFonts w:ascii="Times New Roman" w:hAnsi="Times New Roman"/>
-          <w:sz w:val="24"/>
-          <w:szCs w:val="24"/>
-          <w:lang w:val="en-US"/>
-        </w:rPr>
-        <w:t>Höffe</w:t>
-      </w:r>
-      <w:proofErr w:type="spellEnd"/>
-      <w:r>
-        <w:rPr>
-          <w:rFonts w:ascii="Times New Roman" w:hAnsi="Times New Roman"/>
-          <w:sz w:val="24"/>
-          <w:szCs w:val="24"/>
-          <w:lang w:val="en-US"/>
-        </w:rPr>
-        <w:t>, O</w:t>
-      </w:r>
-    </w:p>
-    <w:p>
-      <w:pPr>
-        <w:ind w:left="720" w:hanging="720"/>
-        <w:rPr>
-          <w:rFonts w:ascii="Times New Roman" w:hAnsi="Times New Roman"/>
-          <w:sz w:val="24"/>
-          <w:szCs w:val="24"/>
-          <w:lang w:val="en-US"/>
-        </w:rPr>
-      </w:pPr>
-      <w:r>
-        <w:rPr>
-          <w:rFonts w:ascii="Times New Roman" w:hAnsi="Times New Roman"/>
-          <w:sz w:val="24"/>
-          <w:szCs w:val="24"/>
-          <w:lang w:val="en-US"/>
-        </w:rPr>
-        <w:t>Denis, L</w:t>
-      </w:r>
-    </w:p>
-    <w:p>
-      <w:pPr>
-        <w:ind w:left="720" w:hanging="720"/>
-        <w:rPr>
-          <w:rFonts w:ascii="Times New Roman" w:hAnsi="Times New Roman"/>
-          <w:sz w:val="24"/>
-          <w:szCs w:val="24"/>
-          <w:lang w:val="en-US"/>
-        </w:rPr>
-      </w:pPr>
-      <w:r>
-        <w:rPr>
-          <w:rFonts w:ascii="Times New Roman" w:hAnsi="Times New Roman"/>
-          <w:sz w:val="24"/>
-          <w:szCs w:val="24"/>
-          <w:lang w:val="en-US"/>
-        </w:rPr>
-        <w:t xml:space="preserve">Valentini, L (2012) </w:t>
-      </w:r>
-      <w:r>
-        <w:rPr>
-          <w:rFonts w:ascii="Times New Roman" w:hAnsi="Times New Roman"/>
-          <w:i/>
-          <w:iCs/>
-          <w:sz w:val="24"/>
-          <w:szCs w:val="24"/>
-          <w:lang w:val="en-US"/>
-        </w:rPr>
-        <w:t>Kant, Ripstein and the circle of freedom: a critical note.</w:t>
-      </w:r>
-      <w:r>
-        <w:rPr>
-          <w:rFonts w:ascii="Times New Roman" w:hAnsi="Times New Roman"/>
-          <w:sz w:val="24"/>
-          <w:szCs w:val="24"/>
-          <w:lang w:val="en-US"/>
-        </w:rPr>
-        <w:t xml:space="preserve"> European journal of philosophy. Oxford: Hart Publishing</w:t>
-      </w:r>
+      </w:pPr>
     </w:p>
     <w:sectPr>
       <w:footerReference w:type="default" r:id="rId9"/>
@@ -27233,6 +27266,85 @@
     </w:lvl>
   </w:abstractNum>
   <w:abstractNum w:abstractNumId="2" w15:restartNumberingAfterBreak="0">
+    <w:nsid w:val="22820CB4"/>
+    <w:multiLevelType w:val="hybridMultilevel"/>
+    <w:tmpl w:val="F31AF326"/>
+    <w:lvl w:ilvl="0" w:tplc="B262C606">
+      <w:start w:val="1"/>
+      <w:numFmt w:val="bullet"/>
+      <w:lvlText w:val="•"/>
+      <w:lvlJc w:val="left"/>
+      <w:pPr>
+        <w:ind w:left="460" w:hanging="260"/>
+      </w:pPr>
+    </w:lvl>
+    <w:lvl w:ilvl="1" w:tplc="863EA012">
+      <w:start w:val="1"/>
+      <w:numFmt w:val="bullet"/>
+      <w:lvlText w:val="◦"/>
+      <w:lvlJc w:val="left"/>
+      <w:pPr>
+        <w:ind w:left="900" w:hanging="260"/>
+      </w:pPr>
+    </w:lvl>
+    <w:lvl w:ilvl="2" w:tplc="4766ABD0">
+      <w:numFmt w:val="decimal"/>
+      <w:lvlText w:val=""/>
+      <w:lvlJc w:val="left"/>
+      <w:pPr>
+        <w:ind w:left="0" w:firstLine="0"/>
+      </w:pPr>
+    </w:lvl>
+    <w:lvl w:ilvl="3" w:tplc="E9CE1E24">
+      <w:numFmt w:val="decimal"/>
+      <w:lvlText w:val=""/>
+      <w:lvlJc w:val="left"/>
+      <w:pPr>
+        <w:ind w:left="0" w:firstLine="0"/>
+      </w:pPr>
+    </w:lvl>
+    <w:lvl w:ilvl="4" w:tplc="AA82B20A">
+      <w:numFmt w:val="decimal"/>
+      <w:lvlText w:val=""/>
+      <w:lvlJc w:val="left"/>
+      <w:pPr>
+        <w:ind w:left="0" w:firstLine="0"/>
+      </w:pPr>
+    </w:lvl>
+    <w:lvl w:ilvl="5" w:tplc="A79A594A">
+      <w:numFmt w:val="decimal"/>
+      <w:lvlText w:val=""/>
+      <w:lvlJc w:val="left"/>
+      <w:pPr>
+        <w:ind w:left="0" w:firstLine="0"/>
+      </w:pPr>
+    </w:lvl>
+    <w:lvl w:ilvl="6" w:tplc="E91691EA">
+      <w:numFmt w:val="decimal"/>
+      <w:lvlText w:val=""/>
+      <w:lvlJc w:val="left"/>
+      <w:pPr>
+        <w:ind w:left="0" w:firstLine="0"/>
+      </w:pPr>
+    </w:lvl>
+    <w:lvl w:ilvl="7" w:tplc="280220CC">
+      <w:numFmt w:val="decimal"/>
+      <w:lvlText w:val=""/>
+      <w:lvlJc w:val="left"/>
+      <w:pPr>
+        <w:ind w:left="0" w:firstLine="0"/>
+      </w:pPr>
+    </w:lvl>
+    <w:lvl w:ilvl="8" w:tplc="A8041536">
+      <w:numFmt w:val="decimal"/>
+      <w:lvlText w:val=""/>
+      <w:lvlJc w:val="left"/>
+      <w:pPr>
+        <w:ind w:left="0" w:firstLine="0"/>
+      </w:pPr>
+    </w:lvl>
+  </w:abstractNum>
+  <w:abstractNum w:abstractNumId="3" w15:restartNumberingAfterBreak="0">
     <w:nsid w:val="24841D46"/>
     <w:multiLevelType w:val="hybridMultilevel"/>
     <w:tmpl w:val="9366145C"/>
@@ -27344,7 +27456,7 @@
       </w:rPr>
     </w:lvl>
   </w:abstractNum>
-  <w:abstractNum w:abstractNumId="3" w15:restartNumberingAfterBreak="0">
+  <w:abstractNum w:abstractNumId="4" w15:restartNumberingAfterBreak="0">
     <w:nsid w:val="432B0055"/>
     <w:multiLevelType w:val="hybridMultilevel"/>
     <w:tmpl w:val="7640E0A2"/>
@@ -27433,7 +27545,7 @@
       </w:pPr>
     </w:lvl>
   </w:abstractNum>
-  <w:abstractNum w:abstractNumId="4" w15:restartNumberingAfterBreak="0">
+  <w:abstractNum w:abstractNumId="5" w15:restartNumberingAfterBreak="0">
     <w:nsid w:val="4D6854FA"/>
     <w:multiLevelType w:val="hybridMultilevel"/>
     <w:tmpl w:val="9D682FFE"/>
@@ -27545,7 +27657,7 @@
       </w:rPr>
     </w:lvl>
   </w:abstractNum>
-  <w:abstractNum w:abstractNumId="5" w15:restartNumberingAfterBreak="0">
+  <w:abstractNum w:abstractNumId="6" w15:restartNumberingAfterBreak="0">
     <w:nsid w:val="5005126E"/>
     <w:multiLevelType w:val="hybridMultilevel"/>
     <w:tmpl w:val="582A9FB6"/>
@@ -27634,7 +27746,7 @@
       </w:pPr>
     </w:lvl>
   </w:abstractNum>
-  <w:abstractNum w:abstractNumId="6" w15:restartNumberingAfterBreak="0">
+  <w:abstractNum w:abstractNumId="7" w15:restartNumberingAfterBreak="0">
     <w:nsid w:val="544F13BC"/>
     <w:multiLevelType w:val="multilevel"/>
     <w:tmpl w:val="9A2AA28A"/>
@@ -27747,7 +27859,7 @@
       </w:rPr>
     </w:lvl>
   </w:abstractNum>
-  <w:abstractNum w:abstractNumId="7" w15:restartNumberingAfterBreak="0">
+  <w:abstractNum w:abstractNumId="8" w15:restartNumberingAfterBreak="0">
     <w:nsid w:val="5ABE0058"/>
     <w:multiLevelType w:val="multilevel"/>
     <w:tmpl w:val="280A001F"/>
@@ -27837,7 +27949,7 @@
       </w:pPr>
     </w:lvl>
   </w:abstractNum>
-  <w:abstractNum w:abstractNumId="8" w15:restartNumberingAfterBreak="0">
+  <w:abstractNum w:abstractNumId="9" w15:restartNumberingAfterBreak="0">
     <w:nsid w:val="5D17181F"/>
     <w:multiLevelType w:val="hybridMultilevel"/>
     <w:tmpl w:val="CF78A45E"/>
@@ -27950,7 +28062,7 @@
       </w:rPr>
     </w:lvl>
   </w:abstractNum>
-  <w:abstractNum w:abstractNumId="9" w15:restartNumberingAfterBreak="0">
+  <w:abstractNum w:abstractNumId="10" w15:restartNumberingAfterBreak="0">
     <w:nsid w:val="604B6F36"/>
     <w:multiLevelType w:val="hybridMultilevel"/>
     <w:tmpl w:val="63DA3822"/>
@@ -28063,7 +28175,7 @@
       </w:rPr>
     </w:lvl>
   </w:abstractNum>
-  <w:abstractNum w:abstractNumId="10" w15:restartNumberingAfterBreak="0">
+  <w:abstractNum w:abstractNumId="11" w15:restartNumberingAfterBreak="0">
     <w:nsid w:val="65181D0B"/>
     <w:multiLevelType w:val="multilevel"/>
     <w:tmpl w:val="280A001F"/>
@@ -28152,7 +28264,117 @@
       </w:pPr>
     </w:lvl>
   </w:abstractNum>
-  <w:abstractNum w:abstractNumId="11" w15:restartNumberingAfterBreak="0">
+  <w:abstractNum w:abstractNumId="12" w15:restartNumberingAfterBreak="0">
+    <w:nsid w:val="65A52F02"/>
+    <w:multiLevelType w:val="hybridMultilevel"/>
+    <w:tmpl w:val="311C4468"/>
+    <w:lvl w:ilvl="0" w:tplc="B262C606">
+      <w:start w:val="1"/>
+      <w:numFmt w:val="bullet"/>
+      <w:lvlText w:val="•"/>
+      <w:lvlJc w:val="left"/>
+      <w:pPr>
+        <w:ind w:left="460" w:hanging="260"/>
+      </w:pPr>
+    </w:lvl>
+    <w:lvl w:ilvl="1" w:tplc="280A0003" w:tentative="1">
+      <w:start w:val="1"/>
+      <w:numFmt w:val="bullet"/>
+      <w:lvlText w:val="o"/>
+      <w:lvlJc w:val="left"/>
+      <w:pPr>
+        <w:ind w:left="1440" w:hanging="360"/>
+      </w:pPr>
+      <w:rPr>
+        <w:rFonts w:ascii="Courier New" w:hAnsi="Courier New" w:cs="Courier New" w:hint="default"/>
+      </w:rPr>
+    </w:lvl>
+    <w:lvl w:ilvl="2" w:tplc="280A0005" w:tentative="1">
+      <w:start w:val="1"/>
+      <w:numFmt w:val="bullet"/>
+      <w:lvlText w:val=""/>
+      <w:lvlJc w:val="left"/>
+      <w:pPr>
+        <w:ind w:left="2160" w:hanging="360"/>
+      </w:pPr>
+      <w:rPr>
+        <w:rFonts w:ascii="Wingdings" w:hAnsi="Wingdings" w:hint="default"/>
+      </w:rPr>
+    </w:lvl>
+    <w:lvl w:ilvl="3" w:tplc="280A0001" w:tentative="1">
+      <w:start w:val="1"/>
+      <w:numFmt w:val="bullet"/>
+      <w:lvlText w:val=""/>
+      <w:lvlJc w:val="left"/>
+      <w:pPr>
+        <w:ind w:left="2880" w:hanging="360"/>
+      </w:pPr>
+      <w:rPr>
+        <w:rFonts w:ascii="Symbol" w:hAnsi="Symbol" w:hint="default"/>
+      </w:rPr>
+    </w:lvl>
+    <w:lvl w:ilvl="4" w:tplc="280A0003" w:tentative="1">
+      <w:start w:val="1"/>
+      <w:numFmt w:val="bullet"/>
+      <w:lvlText w:val="o"/>
+      <w:lvlJc w:val="left"/>
+      <w:pPr>
+        <w:ind w:left="3600" w:hanging="360"/>
+      </w:pPr>
+      <w:rPr>
+        <w:rFonts w:ascii="Courier New" w:hAnsi="Courier New" w:cs="Courier New" w:hint="default"/>
+      </w:rPr>
+    </w:lvl>
+    <w:lvl w:ilvl="5" w:tplc="280A0005" w:tentative="1">
+      <w:start w:val="1"/>
+      <w:numFmt w:val="bullet"/>
+      <w:lvlText w:val=""/>
+      <w:lvlJc w:val="left"/>
+      <w:pPr>
+        <w:ind w:left="4320" w:hanging="360"/>
+      </w:pPr>
+      <w:rPr>
+        <w:rFonts w:ascii="Wingdings" w:hAnsi="Wingdings" w:hint="default"/>
+      </w:rPr>
+    </w:lvl>
+    <w:lvl w:ilvl="6" w:tplc="280A0001" w:tentative="1">
+      <w:start w:val="1"/>
+      <w:numFmt w:val="bullet"/>
+      <w:lvlText w:val=""/>
+      <w:lvlJc w:val="left"/>
+      <w:pPr>
+        <w:ind w:left="5040" w:hanging="360"/>
+      </w:pPr>
+      <w:rPr>
+        <w:rFonts w:ascii="Symbol" w:hAnsi="Symbol" w:hint="default"/>
+      </w:rPr>
+    </w:lvl>
+    <w:lvl w:ilvl="7" w:tplc="280A0003" w:tentative="1">
+      <w:start w:val="1"/>
+      <w:numFmt w:val="bullet"/>
+      <w:lvlText w:val="o"/>
+      <w:lvlJc w:val="left"/>
+      <w:pPr>
+        <w:ind w:left="5760" w:hanging="360"/>
+      </w:pPr>
+      <w:rPr>
+        <w:rFonts w:ascii="Courier New" w:hAnsi="Courier New" w:cs="Courier New" w:hint="default"/>
+      </w:rPr>
+    </w:lvl>
+    <w:lvl w:ilvl="8" w:tplc="280A0005" w:tentative="1">
+      <w:start w:val="1"/>
+      <w:numFmt w:val="bullet"/>
+      <w:lvlText w:val=""/>
+      <w:lvlJc w:val="left"/>
+      <w:pPr>
+        <w:ind w:left="6480" w:hanging="360"/>
+      </w:pPr>
+      <w:rPr>
+        <w:rFonts w:ascii="Wingdings" w:hAnsi="Wingdings" w:hint="default"/>
+      </w:rPr>
+    </w:lvl>
+  </w:abstractNum>
+  <w:abstractNum w:abstractNumId="13" w15:restartNumberingAfterBreak="0">
     <w:nsid w:val="65C45631"/>
     <w:multiLevelType w:val="hybridMultilevel"/>
     <w:tmpl w:val="E7D2E484"/>
@@ -28241,7 +28463,7 @@
       </w:pPr>
     </w:lvl>
   </w:abstractNum>
-  <w:abstractNum w:abstractNumId="12" w15:restartNumberingAfterBreak="0">
+  <w:abstractNum w:abstractNumId="14" w15:restartNumberingAfterBreak="0">
     <w:nsid w:val="6FA25F6C"/>
     <w:multiLevelType w:val="multilevel"/>
     <w:tmpl w:val="1396AF1A"/>
@@ -28354,7 +28576,7 @@
       </w:rPr>
     </w:lvl>
   </w:abstractNum>
-  <w:abstractNum w:abstractNumId="13" w15:restartNumberingAfterBreak="0">
+  <w:abstractNum w:abstractNumId="15" w15:restartNumberingAfterBreak="0">
     <w:nsid w:val="79807E1A"/>
     <w:multiLevelType w:val="hybridMultilevel"/>
     <w:tmpl w:val="1270D6EE"/>
@@ -28468,46 +28690,64 @@
     </w:lvl>
   </w:abstractNum>
   <w:num w:numId="1" w16cid:durableId="1602643551">
-    <w:abstractNumId w:val="9"/>
+    <w:abstractNumId w:val="10"/>
   </w:num>
   <w:num w:numId="2" w16cid:durableId="1082609318">
     <w:abstractNumId w:val="1"/>
   </w:num>
   <w:num w:numId="3" w16cid:durableId="1622953391">
-    <w:abstractNumId w:val="4"/>
+    <w:abstractNumId w:val="5"/>
   </w:num>
   <w:num w:numId="4" w16cid:durableId="1839031692">
-    <w:abstractNumId w:val="2"/>
+    <w:abstractNumId w:val="3"/>
   </w:num>
   <w:num w:numId="5" w16cid:durableId="993414838">
+    <w:abstractNumId w:val="13"/>
+  </w:num>
+  <w:num w:numId="6" w16cid:durableId="1752391562">
+    <w:abstractNumId w:val="7"/>
+  </w:num>
+  <w:num w:numId="7" w16cid:durableId="386340578">
+    <w:abstractNumId w:val="6"/>
+  </w:num>
+  <w:num w:numId="8" w16cid:durableId="1641573121">
     <w:abstractNumId w:val="11"/>
   </w:num>
-  <w:num w:numId="6" w16cid:durableId="1752391562">
-    <w:abstractNumId w:val="6"/>
-  </w:num>
-  <w:num w:numId="7" w16cid:durableId="386340578">
-    <w:abstractNumId w:val="5"/>
-  </w:num>
-  <w:num w:numId="8" w16cid:durableId="1641573121">
-    <w:abstractNumId w:val="10"/>
-  </w:num>
   <w:num w:numId="9" w16cid:durableId="75127630">
-    <w:abstractNumId w:val="7"/>
+    <w:abstractNumId w:val="8"/>
   </w:num>
   <w:num w:numId="10" w16cid:durableId="228343604">
-    <w:abstractNumId w:val="12"/>
+    <w:abstractNumId w:val="14"/>
   </w:num>
   <w:num w:numId="11" w16cid:durableId="1492791566">
-    <w:abstractNumId w:val="13"/>
+    <w:abstractNumId w:val="15"/>
   </w:num>
   <w:num w:numId="12" w16cid:durableId="474954717">
-    <w:abstractNumId w:val="3"/>
+    <w:abstractNumId w:val="4"/>
   </w:num>
   <w:num w:numId="13" w16cid:durableId="1997495385">
     <w:abstractNumId w:val="0"/>
   </w:num>
   <w:num w:numId="14" w16cid:durableId="1433235770">
-    <w:abstractNumId w:val="8"/>
+    <w:abstractNumId w:val="9"/>
+  </w:num>
+  <w:num w:numId="15" w16cid:durableId="1886218227">
+    <w:abstractNumId w:val="2"/>
+    <w:lvlOverride w:ilvl="0"/>
+    <w:lvlOverride w:ilvl="1"/>
+    <w:lvlOverride w:ilvl="2"/>
+    <w:lvlOverride w:ilvl="3"/>
+    <w:lvlOverride w:ilvl="4"/>
+    <w:lvlOverride w:ilvl="5"/>
+    <w:lvlOverride w:ilvl="6"/>
+    <w:lvlOverride w:ilvl="7"/>
+    <w:lvlOverride w:ilvl="8"/>
+  </w:num>
+  <w:num w:numId="16" w16cid:durableId="1646854939">
+    <w:abstractNumId w:val="2"/>
+  </w:num>
+  <w:num w:numId="17" w16cid:durableId="208420850">
+    <w:abstractNumId w:val="12"/>
   </w:num>
 </w:numbering>
 </file>
